--- a/Church/2026/2026_0620_MenloChurch.docx
+++ b/Church/2026/2026_0620_MenloChurch.docx
@@ -524,13 +524,7 @@
     <w:p/>
     <w:p>
       <w:r>
-        <w:t>2</w:t>
-      </w:r>
-      <w:r>
-        <w:t>6</w:t>
-      </w:r>
-      <w:r>
-        <w:t>:30/1:16:05</w:t>
+        <w:t>26:30/1:16:05</w:t>
       </w:r>
     </w:p>
     <w:p>
@@ -567,13 +561,113 @@
       </w:r>
       <w:r>
         <w:t>Now, we talk the “Going Offline”.</w:t>
+      </w:r>
+    </w:p>
+    <w:p>
+      <w:r>
+        <w:t>We look at four AI framework.</w:t>
+      </w:r>
+      <w:r>
+        <w:t xml:space="preserve"> We start with AWE that we are made by AWE</w:t>
+      </w:r>
+      <w:r>
+        <w:t xml:space="preserve">. We are made with agency, the ability to make decisions. </w:t>
+      </w:r>
+    </w:p>
+    <w:p>
+      <w:r>
+        <w:t>Last week we talk about identity. That is a layer which connect us</w:t>
+      </w:r>
+      <w:r>
+        <w:t xml:space="preserve"> deeper</w:t>
+      </w:r>
+      <w:r>
+        <w:t>.</w:t>
+      </w:r>
+    </w:p>
+    <w:p/>
+    <w:p>
+      <w:r>
+        <w:t>2</w:t>
+      </w:r>
+      <w:r>
+        <w:t>7</w:t>
+      </w:r>
+      <w:r>
+        <w:t>:</w:t>
+      </w:r>
+      <w:r>
+        <w:t>0</w:t>
+      </w:r>
+      <w:r>
+        <w:t>9</w:t>
+      </w:r>
+      <w:r>
+        <w:t>/1:16:05</w:t>
+      </w:r>
+    </w:p>
+    <w:p>
+      <w:r>
+        <w:t>Today, we talk about intimacy</w:t>
+      </w:r>
+      <w:r>
+        <w:t xml:space="preserve"> (</w:t>
+      </w:r>
+      <w:proofErr w:type="spellStart"/>
+      <w:r>
+        <w:rPr>
+          <w:rFonts w:hint="eastAsia"/>
+        </w:rPr>
+        <w:t>親密關係</w:t>
+      </w:r>
+      <w:proofErr w:type="spellEnd"/>
+      <w:r>
+        <w:t>).</w:t>
+      </w:r>
+    </w:p>
+    <w:p/>
+    <w:p>
+      <w:r>
+        <w:drawing>
+          <wp:inline distT="0" distB="0" distL="0" distR="0" wp14:anchorId="5785D587" wp14:editId="0658D246">
+            <wp:extent cx="2752725" cy="2573370"/>
+            <wp:effectExtent l="0" t="0" r="0" b="0"/>
+            <wp:docPr id="950780772" name="Picture 1"/>
+            <wp:cNvGraphicFramePr>
+              <a:graphicFrameLocks xmlns:a="http://schemas.openxmlformats.org/drawingml/2006/main" noChangeAspect="1"/>
+            </wp:cNvGraphicFramePr>
+            <a:graphic xmlns:a="http://schemas.openxmlformats.org/drawingml/2006/main">
+              <a:graphicData uri="http://schemas.openxmlformats.org/drawingml/2006/picture">
+                <pic:pic xmlns:pic="http://schemas.openxmlformats.org/drawingml/2006/picture">
+                  <pic:nvPicPr>
+                    <pic:cNvPr id="950780772" name=""/>
+                    <pic:cNvPicPr/>
+                  </pic:nvPicPr>
+                  <pic:blipFill>
+                    <a:blip r:embed="rId17"/>
+                    <a:stretch>
+                      <a:fillRect/>
+                    </a:stretch>
+                  </pic:blipFill>
+                  <pic:spPr>
+                    <a:xfrm>
+                      <a:off x="0" y="0"/>
+                      <a:ext cx="2758856" cy="2579102"/>
+                    </a:xfrm>
+                    <a:prstGeom prst="rect">
+                      <a:avLst/>
+                    </a:prstGeom>
+                  </pic:spPr>
+                </pic:pic>
+              </a:graphicData>
+            </a:graphic>
+          </wp:inline>
+        </w:drawing>
       </w:r>
     </w:p>
     <w:p/>
     <w:p/>
     <w:p/>
-    <w:p/>
-    <w:p/>
     <w:p>
       <w:r>
         <w:t>======</w:t>
@@ -603,7 +697,7 @@
       </w:r>
     </w:p>
     <w:p>
-      <w:hyperlink r:id="rId17" w:history="1">
+      <w:hyperlink r:id="rId18" w:history="1">
         <w:r>
           <w:rPr>
             <w:rStyle w:val="Hyperlink"/>
@@ -634,7 +728,7 @@
     </w:p>
     <w:p/>
     <w:sectPr>
-      <w:footerReference w:type="default" r:id="rId18"/>
+      <w:footerReference w:type="default" r:id="rId19"/>
       <w:pgSz w:w="12240" w:h="15840"/>
       <w:pgMar w:top="1440" w:right="1440" w:bottom="1530" w:left="1440" w:header="0" w:footer="720" w:gutter="0"/>
       <w:cols w:space="720"/>

--- a/Church/2026/2026_0620_MenloChurch.docx
+++ b/Church/2026/2026_0620_MenloChurch.docx
@@ -31,7 +31,7 @@
         <w:t>Menlo Church Worship (Summary of last week, 0</w:t>
       </w:r>
       <w:r>
-        <w:t>5</w:t>
+        <w:t>6</w:t>
       </w:r>
       <w:r>
         <w:t>/</w:t>
@@ -613,25 +613,55 @@
       <w:r>
         <w:t xml:space="preserve"> (</w:t>
       </w:r>
-      <w:proofErr w:type="spellStart"/>
       <w:r>
         <w:rPr>
           <w:rFonts w:hint="eastAsia"/>
         </w:rPr>
         <w:t>親密關係</w:t>
       </w:r>
-      <w:proofErr w:type="spellEnd"/>
       <w:r>
         <w:t>).</w:t>
+      </w:r>
+      <w:r>
+        <w:t xml:space="preserve"> We always underestimate the need of intimacy </w:t>
+      </w:r>
+      <w:r>
+        <w:t xml:space="preserve">and making more difficult to get. </w:t>
+      </w:r>
+      <w:r>
+        <w:t>We are most connected generation in history and we are the loneliest generation in history.</w:t>
+      </w:r>
+      <w:r>
+        <w:t xml:space="preserve"> We do not say AI is good or bad</w:t>
+      </w:r>
+      <w:r>
+        <w:t>. We do not preach against technology.</w:t>
+      </w:r>
+      <w:r>
+        <w:t xml:space="preserve"> Technology is here. How do we use it?</w:t>
+      </w:r>
+      <w:r>
+        <w:t xml:space="preserve"> We have kids, friend, coworker, etc. How do we show up as human in the middle of that?</w:t>
+      </w:r>
+      <w:r>
+        <w:t xml:space="preserve"> The question is not we will use it. The question is what we will use it for and are we used by it?</w:t>
       </w:r>
     </w:p>
     <w:p/>
     <w:p>
       <w:r>
+        <w:t xml:space="preserve">We use AI for relationships is important because </w:t>
+      </w:r>
+      <w:r>
+        <w:t>AI can fly in the face of the relationship.</w:t>
+      </w:r>
+    </w:p>
+    <w:p>
+      <w:r>
         <w:drawing>
-          <wp:inline distT="0" distB="0" distL="0" distR="0" wp14:anchorId="5785D587" wp14:editId="0658D246">
-            <wp:extent cx="2752725" cy="2573370"/>
-            <wp:effectExtent l="0" t="0" r="0" b="0"/>
+          <wp:inline distT="0" distB="0" distL="0" distR="0" wp14:anchorId="5785D587" wp14:editId="264C8CD2">
+            <wp:extent cx="1438275" cy="1344564"/>
+            <wp:effectExtent l="0" t="0" r="0" b="8255"/>
             <wp:docPr id="950780772" name="Picture 1"/>
             <wp:cNvGraphicFramePr>
               <a:graphicFrameLocks xmlns:a="http://schemas.openxmlformats.org/drawingml/2006/main" noChangeAspect="1"/>
@@ -652,7 +682,7 @@
                   <pic:spPr>
                     <a:xfrm>
                       <a:off x="0" y="0"/>
-                      <a:ext cx="2758856" cy="2579102"/>
+                      <a:ext cx="1450383" cy="1355883"/>
                     </a:xfrm>
                     <a:prstGeom prst="rect">
                       <a:avLst/>
@@ -666,38 +696,486 @@
       </w:r>
     </w:p>
     <w:p/>
+    <w:p>
+      <w:r>
+        <w:t>2</w:t>
+      </w:r>
+      <w:r>
+        <w:t>8</w:t>
+      </w:r>
+      <w:r>
+        <w:t>:</w:t>
+      </w:r>
+      <w:r>
+        <w:t>44</w:t>
+      </w:r>
+      <w:r>
+        <w:t>/1:16:05</w:t>
+      </w:r>
+    </w:p>
+    <w:p>
+      <w:r>
+        <w:t>The relationship</w:t>
+      </w:r>
+      <w:r>
+        <w:t>s</w:t>
+      </w:r>
+      <w:r>
+        <w:t xml:space="preserve"> never </w:t>
+      </w:r>
+      <w:r>
+        <w:t>push</w:t>
+      </w:r>
+      <w:r>
+        <w:t xml:space="preserve"> and pull. Only take and never give.</w:t>
+      </w:r>
+      <w:r>
+        <w:t xml:space="preserve"> </w:t>
+      </w:r>
+      <w:r>
+        <w:t>Relationship is only one sided</w:t>
+      </w:r>
+    </w:p>
+    <w:p>
+      <w:r>
+        <w:t>For AI, it always listens to you. follow your idea.</w:t>
+      </w:r>
+    </w:p>
+    <w:p/>
+    <w:p>
+      <w:r>
+        <w:drawing>
+          <wp:inline distT="0" distB="0" distL="0" distR="0" wp14:anchorId="4835D00A" wp14:editId="6B538819">
+            <wp:extent cx="2095500" cy="1212807"/>
+            <wp:effectExtent l="0" t="0" r="0" b="6985"/>
+            <wp:docPr id="675743267" name="Picture 1"/>
+            <wp:cNvGraphicFramePr>
+              <a:graphicFrameLocks xmlns:a="http://schemas.openxmlformats.org/drawingml/2006/main" noChangeAspect="1"/>
+            </wp:cNvGraphicFramePr>
+            <a:graphic xmlns:a="http://schemas.openxmlformats.org/drawingml/2006/main">
+              <a:graphicData uri="http://schemas.openxmlformats.org/drawingml/2006/picture">
+                <pic:pic xmlns:pic="http://schemas.openxmlformats.org/drawingml/2006/picture">
+                  <pic:nvPicPr>
+                    <pic:cNvPr id="675743267" name=""/>
+                    <pic:cNvPicPr/>
+                  </pic:nvPicPr>
+                  <pic:blipFill>
+                    <a:blip r:embed="rId18"/>
+                    <a:stretch>
+                      <a:fillRect/>
+                    </a:stretch>
+                  </pic:blipFill>
+                  <pic:spPr>
+                    <a:xfrm>
+                      <a:off x="0" y="0"/>
+                      <a:ext cx="2098942" cy="1214799"/>
+                    </a:xfrm>
+                    <a:prstGeom prst="rect">
+                      <a:avLst/>
+                    </a:prstGeom>
+                  </pic:spPr>
+                </pic:pic>
+              </a:graphicData>
+            </a:graphic>
+          </wp:inline>
+        </w:drawing>
+      </w:r>
+    </w:p>
     <w:p/>
     <w:p/>
     <w:p>
       <w:r>
-        <w:t>======</w:t>
+        <w:t>Main point “</w:t>
+      </w:r>
+      <w:r>
+        <w:t>The relationships never push and pull. Only take and never give</w:t>
+      </w:r>
+      <w:r>
+        <w:t>”.</w:t>
+      </w:r>
+      <w:r>
+        <w:t xml:space="preserve"> (Relationship is only one sided)</w:t>
       </w:r>
     </w:p>
     <w:p>
       <w:r>
-        <w:t>06</w:t>
-      </w:r>
-      <w:r>
-        <w:t>/</w:t>
-      </w:r>
-      <w:r>
-        <w:t>20/</w:t>
-      </w:r>
-      <w:r>
-        <w:t>202</w:t>
-      </w:r>
-      <w:r>
-        <w:t>6</w:t>
-      </w:r>
-      <w:r>
-        <w:t xml:space="preserve">, </w:t>
-      </w:r>
-      <w:r>
-        <w:t>Menlo Church Worship (Summary of last week, 05/14/2026)</w:t>
+        <w:t xml:space="preserve">The phrase "The relationships never push and pull. Only take and never give" describes a </w:t>
+      </w:r>
+      <w:r>
+        <w:rPr>
+          <w:b/>
+          <w:bCs/>
+        </w:rPr>
+        <w:t>highly unbalanced, one-sided relationship</w:t>
+      </w:r>
+      <w:r>
+        <w:t xml:space="preserve"> where one person acts as an emotional parasite, draining the other without offering anything in return.</w:t>
       </w:r>
     </w:p>
     <w:p>
-      <w:hyperlink r:id="rId18" w:history="1">
+      <w:r>
+        <w:t>The main points of this sentiment include:</w:t>
+      </w:r>
+    </w:p>
+    <w:p>
+      <w:pPr>
+        <w:numPr>
+          <w:ilvl w:val="0"/>
+          <w:numId w:val="25"/>
+        </w:numPr>
+      </w:pPr>
+      <w:r>
+        <w:rPr>
+          <w:b/>
+          <w:bCs/>
+        </w:rPr>
+        <w:t>Lack of Reciprocity:</w:t>
+      </w:r>
+      <w:r>
+        <w:t xml:space="preserve"> Healthy relationships require a balanced flow of give and take, emotional support, and mutual effort. In this scenario, that balance is completely destroyed. </w:t>
+      </w:r>
+    </w:p>
+    <w:p>
+      <w:pPr>
+        <w:numPr>
+          <w:ilvl w:val="0"/>
+          <w:numId w:val="25"/>
+        </w:numPr>
+      </w:pPr>
+      <w:r>
+        <w:rPr>
+          <w:b/>
+          <w:bCs/>
+        </w:rPr>
+        <w:t>Exploitation:</w:t>
+      </w:r>
+      <w:r>
+        <w:t xml:space="preserve"> The "taker" uses the relationship strictly to fulfill their own needs (attention, favors, validation), while ignoring or neglecting the well-being of their partner. </w:t>
+      </w:r>
+    </w:p>
+    <w:p>
+      <w:pPr>
+        <w:numPr>
+          <w:ilvl w:val="0"/>
+          <w:numId w:val="25"/>
+        </w:numPr>
+      </w:pPr>
+      <w:r>
+        <w:rPr>
+          <w:b/>
+          <w:bCs/>
+        </w:rPr>
+        <w:lastRenderedPageBreak/>
+        <w:t>Absence of "Push and Pull":</w:t>
+      </w:r>
+      <w:r>
+        <w:t xml:space="preserve"> While a traditional "push-pull" dynamic is an unstable, toxic cycle of craving closeness and then pulling away, the complete absence of a "push and pull" indicates there is no mutual negotiation, vulnerability, or emotional investment from the taker. [</w:t>
+      </w:r>
+    </w:p>
+    <w:p>
+      <w:pPr>
+        <w:numPr>
+          <w:ilvl w:val="0"/>
+          <w:numId w:val="25"/>
+        </w:numPr>
+      </w:pPr>
+      <w:r>
+        <w:rPr>
+          <w:b/>
+          <w:bCs/>
+        </w:rPr>
+        <w:t>Emotional Drain:</w:t>
+      </w:r>
+      <w:r>
+        <w:t xml:space="preserve"> The "giver" is left constantly depleted, unappreciated, and exhausted by the one-way street. </w:t>
+      </w:r>
+    </w:p>
+    <w:p/>
+    <w:p>
+      <w:r>
+        <w:t>32:23/</w:t>
+      </w:r>
+      <w:r>
+        <w:t>1:16:05</w:t>
+      </w:r>
+    </w:p>
+    <w:p>
+      <w:r>
+        <w:t>Matthew 11:28-30</w:t>
+      </w:r>
+    </w:p>
+    <w:p>
+      <w:r>
+        <w:t>English Standard Version</w:t>
+      </w:r>
+    </w:p>
+    <w:p>
+      <w:r>
+        <w:rPr>
+          <w:b/>
+          <w:bCs/>
+          <w:vertAlign w:val="superscript"/>
+        </w:rPr>
+        <w:t>28 </w:t>
+      </w:r>
+      <w:r>
+        <w:t>Come to me, all who labor and are heavy laden, and I will give you rest. </w:t>
+      </w:r>
+      <w:r>
+        <w:rPr>
+          <w:b/>
+          <w:bCs/>
+          <w:vertAlign w:val="superscript"/>
+        </w:rPr>
+        <w:t>29 </w:t>
+      </w:r>
+      <w:r>
+        <w:t>Take my yoke upon you, and learn from me, for I am gentle and lowly in heart, and you will find rest for your souls. </w:t>
+      </w:r>
+      <w:r>
+        <w:rPr>
+          <w:b/>
+          <w:bCs/>
+          <w:vertAlign w:val="superscript"/>
+        </w:rPr>
+        <w:t>30 </w:t>
+      </w:r>
+      <w:r>
+        <w:t>For my yoke is easy, and my burden is light.”</w:t>
+      </w:r>
+    </w:p>
+    <w:p/>
+    <w:p>
+      <w:r>
+        <w:drawing>
+          <wp:inline distT="0" distB="0" distL="0" distR="0" wp14:anchorId="62D89A08" wp14:editId="69D0C2BB">
+            <wp:extent cx="1879539" cy="1771650"/>
+            <wp:effectExtent l="0" t="0" r="6985" b="0"/>
+            <wp:docPr id="1782391886" name="Picture 1"/>
+            <wp:cNvGraphicFramePr>
+              <a:graphicFrameLocks xmlns:a="http://schemas.openxmlformats.org/drawingml/2006/main" noChangeAspect="1"/>
+            </wp:cNvGraphicFramePr>
+            <a:graphic xmlns:a="http://schemas.openxmlformats.org/drawingml/2006/main">
+              <a:graphicData uri="http://schemas.openxmlformats.org/drawingml/2006/picture">
+                <pic:pic xmlns:pic="http://schemas.openxmlformats.org/drawingml/2006/picture">
+                  <pic:nvPicPr>
+                    <pic:cNvPr id="1782391886" name=""/>
+                    <pic:cNvPicPr/>
+                  </pic:nvPicPr>
+                  <pic:blipFill>
+                    <a:blip r:embed="rId19"/>
+                    <a:stretch>
+                      <a:fillRect/>
+                    </a:stretch>
+                  </pic:blipFill>
+                  <pic:spPr>
+                    <a:xfrm>
+                      <a:off x="0" y="0"/>
+                      <a:ext cx="1888741" cy="1780324"/>
+                    </a:xfrm>
+                    <a:prstGeom prst="rect">
+                      <a:avLst/>
+                    </a:prstGeom>
+                  </pic:spPr>
+                </pic:pic>
+              </a:graphicData>
+            </a:graphic>
+          </wp:inline>
+        </w:drawing>
+      </w:r>
+      <w:r>
+        <w:t xml:space="preserve">  </w:t>
+      </w:r>
+      <w:r>
+        <w:drawing>
+          <wp:inline distT="0" distB="0" distL="0" distR="0" wp14:anchorId="4B961713" wp14:editId="205CB4BC">
+            <wp:extent cx="2266950" cy="809625"/>
+            <wp:effectExtent l="0" t="0" r="0" b="9525"/>
+            <wp:docPr id="1864509903" name="Picture 1"/>
+            <wp:cNvGraphicFramePr>
+              <a:graphicFrameLocks xmlns:a="http://schemas.openxmlformats.org/drawingml/2006/main" noChangeAspect="1"/>
+            </wp:cNvGraphicFramePr>
+            <a:graphic xmlns:a="http://schemas.openxmlformats.org/drawingml/2006/main">
+              <a:graphicData uri="http://schemas.openxmlformats.org/drawingml/2006/picture">
+                <pic:pic xmlns:pic="http://schemas.openxmlformats.org/drawingml/2006/picture">
+                  <pic:nvPicPr>
+                    <pic:cNvPr id="1864509903" name=""/>
+                    <pic:cNvPicPr/>
+                  </pic:nvPicPr>
+                  <pic:blipFill>
+                    <a:blip r:embed="rId20"/>
+                    <a:stretch>
+                      <a:fillRect/>
+                    </a:stretch>
+                  </pic:blipFill>
+                  <pic:spPr>
+                    <a:xfrm>
+                      <a:off x="0" y="0"/>
+                      <a:ext cx="2270960" cy="811057"/>
+                    </a:xfrm>
+                    <a:prstGeom prst="rect">
+                      <a:avLst/>
+                    </a:prstGeom>
+                  </pic:spPr>
+                </pic:pic>
+              </a:graphicData>
+            </a:graphic>
+          </wp:inline>
+        </w:drawing>
+      </w:r>
+    </w:p>
+    <w:p/>
+    <w:p>
+      <w:r>
+        <w:t>32:23/1:16:05</w:t>
+      </w:r>
+    </w:p>
+    <w:p>
+      <w:r>
+        <w:t xml:space="preserve">  </w:t>
+      </w:r>
+      <w:r>
+        <w:t>Matthew 11:28-30</w:t>
+      </w:r>
+    </w:p>
+    <w:p>
+      <w:r>
+        <w:t>The Message</w:t>
+      </w:r>
+    </w:p>
+    <w:p>
+      <w:r>
+        <w:rPr>
+          <w:b/>
+          <w:bCs/>
+          <w:vertAlign w:val="superscript"/>
+        </w:rPr>
+        <w:t>28-30 </w:t>
+      </w:r>
+      <w:r>
+        <w:t>“Are you tired? Worn out? Burned out on religion? Come to me. Get away with me and you’ll recover your life. I’ll show you how to take a real rest. Walk with me and work with me—watch how I do it. Learn the unforced rhythms of grace. I won’t lay anything heavy or ill-fitting on you. Keep company with me and you’ll learn to live freely and lightly.”</w:t>
+      </w:r>
+    </w:p>
+    <w:p/>
+    <w:p>
+      <w:r>
+        <w:drawing>
+          <wp:inline distT="0" distB="0" distL="0" distR="0" wp14:anchorId="0B4555C9" wp14:editId="342CD6F2">
+            <wp:extent cx="2219960" cy="1831128"/>
+            <wp:effectExtent l="0" t="0" r="8890" b="0"/>
+            <wp:docPr id="1019890739" name="Picture 1"/>
+            <wp:cNvGraphicFramePr>
+              <a:graphicFrameLocks xmlns:a="http://schemas.openxmlformats.org/drawingml/2006/main" noChangeAspect="1"/>
+            </wp:cNvGraphicFramePr>
+            <a:graphic xmlns:a="http://schemas.openxmlformats.org/drawingml/2006/main">
+              <a:graphicData uri="http://schemas.openxmlformats.org/drawingml/2006/picture">
+                <pic:pic xmlns:pic="http://schemas.openxmlformats.org/drawingml/2006/picture">
+                  <pic:nvPicPr>
+                    <pic:cNvPr id="1019890739" name=""/>
+                    <pic:cNvPicPr/>
+                  </pic:nvPicPr>
+                  <pic:blipFill>
+                    <a:blip r:embed="rId21"/>
+                    <a:stretch>
+                      <a:fillRect/>
+                    </a:stretch>
+                  </pic:blipFill>
+                  <pic:spPr>
+                    <a:xfrm>
+                      <a:off x="0" y="0"/>
+                      <a:ext cx="2228887" cy="1838492"/>
+                    </a:xfrm>
+                    <a:prstGeom prst="rect">
+                      <a:avLst/>
+                    </a:prstGeom>
+                  </pic:spPr>
+                </pic:pic>
+              </a:graphicData>
+            </a:graphic>
+          </wp:inline>
+        </w:drawing>
+      </w:r>
+      <w:r>
+        <w:t xml:space="preserve">  </w:t>
+      </w:r>
+      <w:r>
+        <w:drawing>
+          <wp:inline distT="0" distB="0" distL="0" distR="0" wp14:anchorId="01C5E5DC" wp14:editId="13AD7FDC">
+            <wp:extent cx="2132965" cy="1750245"/>
+            <wp:effectExtent l="0" t="0" r="635" b="2540"/>
+            <wp:docPr id="851315696" name="Picture 1"/>
+            <wp:cNvGraphicFramePr>
+              <a:graphicFrameLocks xmlns:a="http://schemas.openxmlformats.org/drawingml/2006/main" noChangeAspect="1"/>
+            </wp:cNvGraphicFramePr>
+            <a:graphic xmlns:a="http://schemas.openxmlformats.org/drawingml/2006/main">
+              <a:graphicData uri="http://schemas.openxmlformats.org/drawingml/2006/picture">
+                <pic:pic xmlns:pic="http://schemas.openxmlformats.org/drawingml/2006/picture">
+                  <pic:nvPicPr>
+                    <pic:cNvPr id="851315696" name=""/>
+                    <pic:cNvPicPr/>
+                  </pic:nvPicPr>
+                  <pic:blipFill>
+                    <a:blip r:embed="rId22"/>
+                    <a:stretch>
+                      <a:fillRect/>
+                    </a:stretch>
+                  </pic:blipFill>
+                  <pic:spPr>
+                    <a:xfrm>
+                      <a:off x="0" y="0"/>
+                      <a:ext cx="2148418" cy="1762925"/>
+                    </a:xfrm>
+                    <a:prstGeom prst="rect">
+                      <a:avLst/>
+                    </a:prstGeom>
+                  </pic:spPr>
+                </pic:pic>
+              </a:graphicData>
+            </a:graphic>
+          </wp:inline>
+        </w:drawing>
+      </w:r>
+    </w:p>
+    <w:p/>
+    <w:p/>
+    <w:p/>
+    <w:p>
+      <w:r>
+        <w:t>======</w:t>
+      </w:r>
+    </w:p>
+    <w:p>
+      <w:r>
+        <w:lastRenderedPageBreak/>
+        <w:t>06</w:t>
+      </w:r>
+      <w:r>
+        <w:t>/</w:t>
+      </w:r>
+      <w:r>
+        <w:t>20/</w:t>
+      </w:r>
+      <w:r>
+        <w:t>202</w:t>
+      </w:r>
+      <w:r>
+        <w:t>6</w:t>
+      </w:r>
+      <w:r>
+        <w:t xml:space="preserve">, </w:t>
+      </w:r>
+      <w:r>
+        <w:t>Menlo Church Worship (Summary of last week, 0</w:t>
+      </w:r>
+      <w:r>
+        <w:t>6</w:t>
+      </w:r>
+      <w:r>
+        <w:t>/14/2026)</w:t>
+      </w:r>
+    </w:p>
+    <w:p>
+      <w:hyperlink r:id="rId23" w:history="1">
         <w:r>
           <w:rPr>
             <w:rStyle w:val="Hyperlink"/>
@@ -728,7 +1206,7 @@
     </w:p>
     <w:p/>
     <w:sectPr>
-      <w:footerReference w:type="default" r:id="rId19"/>
+      <w:footerReference w:type="default" r:id="rId24"/>
       <w:pgSz w:w="12240" w:h="15840"/>
       <w:pgMar w:top="1440" w:right="1440" w:bottom="1530" w:left="1440" w:header="0" w:footer="720" w:gutter="0"/>
       <w:cols w:space="720"/>
@@ -971,6 +1449,155 @@
     </w:lvl>
   </w:abstractNum>
   <w:abstractNum w:abstractNumId="1" w15:restartNumberingAfterBreak="0">
+    <w:nsid w:val="02104C9D"/>
+    <w:multiLevelType w:val="multilevel"/>
+    <w:tmpl w:val="AB5C7EB0"/>
+    <w:lvl w:ilvl="0">
+      <w:start w:val="1"/>
+      <w:numFmt w:val="bullet"/>
+      <w:lvlText w:val=""/>
+      <w:lvlJc w:val="left"/>
+      <w:pPr>
+        <w:tabs>
+          <w:tab w:val="num" w:pos="720"/>
+        </w:tabs>
+        <w:ind w:left="720" w:hanging="360"/>
+      </w:pPr>
+      <w:rPr>
+        <w:rFonts w:ascii="Symbol" w:hAnsi="Symbol" w:hint="default"/>
+        <w:sz w:val="20"/>
+      </w:rPr>
+    </w:lvl>
+    <w:lvl w:ilvl="1" w:tentative="1">
+      <w:start w:val="1"/>
+      <w:numFmt w:val="bullet"/>
+      <w:lvlText w:val="o"/>
+      <w:lvlJc w:val="left"/>
+      <w:pPr>
+        <w:tabs>
+          <w:tab w:val="num" w:pos="1440"/>
+        </w:tabs>
+        <w:ind w:left="1440" w:hanging="360"/>
+      </w:pPr>
+      <w:rPr>
+        <w:rFonts w:ascii="Courier New" w:hAnsi="Courier New" w:hint="default"/>
+        <w:sz w:val="20"/>
+      </w:rPr>
+    </w:lvl>
+    <w:lvl w:ilvl="2" w:tentative="1">
+      <w:start w:val="1"/>
+      <w:numFmt w:val="bullet"/>
+      <w:lvlText w:val=""/>
+      <w:lvlJc w:val="left"/>
+      <w:pPr>
+        <w:tabs>
+          <w:tab w:val="num" w:pos="2160"/>
+        </w:tabs>
+        <w:ind w:left="2160" w:hanging="360"/>
+      </w:pPr>
+      <w:rPr>
+        <w:rFonts w:ascii="Wingdings" w:hAnsi="Wingdings" w:hint="default"/>
+        <w:sz w:val="20"/>
+      </w:rPr>
+    </w:lvl>
+    <w:lvl w:ilvl="3" w:tentative="1">
+      <w:start w:val="1"/>
+      <w:numFmt w:val="bullet"/>
+      <w:lvlText w:val=""/>
+      <w:lvlJc w:val="left"/>
+      <w:pPr>
+        <w:tabs>
+          <w:tab w:val="num" w:pos="2880"/>
+        </w:tabs>
+        <w:ind w:left="2880" w:hanging="360"/>
+      </w:pPr>
+      <w:rPr>
+        <w:rFonts w:ascii="Wingdings" w:hAnsi="Wingdings" w:hint="default"/>
+        <w:sz w:val="20"/>
+      </w:rPr>
+    </w:lvl>
+    <w:lvl w:ilvl="4" w:tentative="1">
+      <w:start w:val="1"/>
+      <w:numFmt w:val="bullet"/>
+      <w:lvlText w:val=""/>
+      <w:lvlJc w:val="left"/>
+      <w:pPr>
+        <w:tabs>
+          <w:tab w:val="num" w:pos="3600"/>
+        </w:tabs>
+        <w:ind w:left="3600" w:hanging="360"/>
+      </w:pPr>
+      <w:rPr>
+        <w:rFonts w:ascii="Wingdings" w:hAnsi="Wingdings" w:hint="default"/>
+        <w:sz w:val="20"/>
+      </w:rPr>
+    </w:lvl>
+    <w:lvl w:ilvl="5" w:tentative="1">
+      <w:start w:val="1"/>
+      <w:numFmt w:val="bullet"/>
+      <w:lvlText w:val=""/>
+      <w:lvlJc w:val="left"/>
+      <w:pPr>
+        <w:tabs>
+          <w:tab w:val="num" w:pos="4320"/>
+        </w:tabs>
+        <w:ind w:left="4320" w:hanging="360"/>
+      </w:pPr>
+      <w:rPr>
+        <w:rFonts w:ascii="Wingdings" w:hAnsi="Wingdings" w:hint="default"/>
+        <w:sz w:val="20"/>
+      </w:rPr>
+    </w:lvl>
+    <w:lvl w:ilvl="6" w:tentative="1">
+      <w:start w:val="1"/>
+      <w:numFmt w:val="bullet"/>
+      <w:lvlText w:val=""/>
+      <w:lvlJc w:val="left"/>
+      <w:pPr>
+        <w:tabs>
+          <w:tab w:val="num" w:pos="5040"/>
+        </w:tabs>
+        <w:ind w:left="5040" w:hanging="360"/>
+      </w:pPr>
+      <w:rPr>
+        <w:rFonts w:ascii="Wingdings" w:hAnsi="Wingdings" w:hint="default"/>
+        <w:sz w:val="20"/>
+      </w:rPr>
+    </w:lvl>
+    <w:lvl w:ilvl="7" w:tentative="1">
+      <w:start w:val="1"/>
+      <w:numFmt w:val="bullet"/>
+      <w:lvlText w:val=""/>
+      <w:lvlJc w:val="left"/>
+      <w:pPr>
+        <w:tabs>
+          <w:tab w:val="num" w:pos="5760"/>
+        </w:tabs>
+        <w:ind w:left="5760" w:hanging="360"/>
+      </w:pPr>
+      <w:rPr>
+        <w:rFonts w:ascii="Wingdings" w:hAnsi="Wingdings" w:hint="default"/>
+        <w:sz w:val="20"/>
+      </w:rPr>
+    </w:lvl>
+    <w:lvl w:ilvl="8" w:tentative="1">
+      <w:start w:val="1"/>
+      <w:numFmt w:val="bullet"/>
+      <w:lvlText w:val=""/>
+      <w:lvlJc w:val="left"/>
+      <w:pPr>
+        <w:tabs>
+          <w:tab w:val="num" w:pos="6480"/>
+        </w:tabs>
+        <w:ind w:left="6480" w:hanging="360"/>
+      </w:pPr>
+      <w:rPr>
+        <w:rFonts w:ascii="Wingdings" w:hAnsi="Wingdings" w:hint="default"/>
+        <w:sz w:val="20"/>
+      </w:rPr>
+    </w:lvl>
+  </w:abstractNum>
+  <w:abstractNum w:abstractNumId="2" w15:restartNumberingAfterBreak="0">
     <w:nsid w:val="08B0671A"/>
     <w:multiLevelType w:val="multilevel"/>
     <w:tmpl w:val="1AF4679C"/>
@@ -1119,7 +1746,7 @@
       </w:rPr>
     </w:lvl>
   </w:abstractNum>
-  <w:abstractNum w:abstractNumId="2" w15:restartNumberingAfterBreak="0">
+  <w:abstractNum w:abstractNumId="3" w15:restartNumberingAfterBreak="0">
     <w:nsid w:val="0C210E6B"/>
     <w:multiLevelType w:val="multilevel"/>
     <w:tmpl w:val="9158581C"/>
@@ -1268,7 +1895,7 @@
       </w:rPr>
     </w:lvl>
   </w:abstractNum>
-  <w:abstractNum w:abstractNumId="3" w15:restartNumberingAfterBreak="0">
+  <w:abstractNum w:abstractNumId="4" w15:restartNumberingAfterBreak="0">
     <w:nsid w:val="15BA3283"/>
     <w:multiLevelType w:val="multilevel"/>
     <w:tmpl w:val="28BC21DC"/>
@@ -1417,7 +2044,7 @@
       </w:rPr>
     </w:lvl>
   </w:abstractNum>
-  <w:abstractNum w:abstractNumId="4" w15:restartNumberingAfterBreak="0">
+  <w:abstractNum w:abstractNumId="5" w15:restartNumberingAfterBreak="0">
     <w:nsid w:val="26553E4C"/>
     <w:multiLevelType w:val="multilevel"/>
     <w:tmpl w:val="3B30F1F0"/>
@@ -1566,7 +2193,7 @@
       </w:rPr>
     </w:lvl>
   </w:abstractNum>
-  <w:abstractNum w:abstractNumId="5" w15:restartNumberingAfterBreak="0">
+  <w:abstractNum w:abstractNumId="6" w15:restartNumberingAfterBreak="0">
     <w:nsid w:val="29276FDC"/>
     <w:multiLevelType w:val="multilevel"/>
     <w:tmpl w:val="1F94D768"/>
@@ -1715,7 +2342,7 @@
       </w:rPr>
     </w:lvl>
   </w:abstractNum>
-  <w:abstractNum w:abstractNumId="6" w15:restartNumberingAfterBreak="0">
+  <w:abstractNum w:abstractNumId="7" w15:restartNumberingAfterBreak="0">
     <w:nsid w:val="2B6D2A93"/>
     <w:multiLevelType w:val="multilevel"/>
     <w:tmpl w:val="E2CC5E76"/>
@@ -1864,7 +2491,7 @@
       </w:rPr>
     </w:lvl>
   </w:abstractNum>
-  <w:abstractNum w:abstractNumId="7" w15:restartNumberingAfterBreak="0">
+  <w:abstractNum w:abstractNumId="8" w15:restartNumberingAfterBreak="0">
     <w:nsid w:val="36243EC5"/>
     <w:multiLevelType w:val="hybridMultilevel"/>
     <w:tmpl w:val="6A6C3886"/>
@@ -1953,7 +2580,7 @@
       </w:pPr>
     </w:lvl>
   </w:abstractNum>
-  <w:abstractNum w:abstractNumId="8" w15:restartNumberingAfterBreak="0">
+  <w:abstractNum w:abstractNumId="9" w15:restartNumberingAfterBreak="0">
     <w:nsid w:val="382824C5"/>
     <w:multiLevelType w:val="multilevel"/>
     <w:tmpl w:val="7F86977E"/>
@@ -2102,7 +2729,7 @@
       </w:rPr>
     </w:lvl>
   </w:abstractNum>
-  <w:abstractNum w:abstractNumId="9" w15:restartNumberingAfterBreak="0">
+  <w:abstractNum w:abstractNumId="10" w15:restartNumberingAfterBreak="0">
     <w:nsid w:val="40787F28"/>
     <w:multiLevelType w:val="multilevel"/>
     <w:tmpl w:val="CDDAA9B8"/>
@@ -2251,7 +2878,7 @@
       </w:rPr>
     </w:lvl>
   </w:abstractNum>
-  <w:abstractNum w:abstractNumId="10" w15:restartNumberingAfterBreak="0">
+  <w:abstractNum w:abstractNumId="11" w15:restartNumberingAfterBreak="0">
     <w:nsid w:val="42131A4B"/>
     <w:multiLevelType w:val="multilevel"/>
     <w:tmpl w:val="D0806716"/>
@@ -2400,7 +3027,7 @@
       </w:rPr>
     </w:lvl>
   </w:abstractNum>
-  <w:abstractNum w:abstractNumId="11" w15:restartNumberingAfterBreak="0">
+  <w:abstractNum w:abstractNumId="12" w15:restartNumberingAfterBreak="0">
     <w:nsid w:val="43000B16"/>
     <w:multiLevelType w:val="multilevel"/>
     <w:tmpl w:val="E2381AEE"/>
@@ -2549,7 +3176,7 @@
       </w:rPr>
     </w:lvl>
   </w:abstractNum>
-  <w:abstractNum w:abstractNumId="12" w15:restartNumberingAfterBreak="0">
+  <w:abstractNum w:abstractNumId="13" w15:restartNumberingAfterBreak="0">
     <w:nsid w:val="43EE560F"/>
     <w:multiLevelType w:val="multilevel"/>
     <w:tmpl w:val="AE4E9D64"/>
@@ -2698,7 +3325,7 @@
       </w:rPr>
     </w:lvl>
   </w:abstractNum>
-  <w:abstractNum w:abstractNumId="13" w15:restartNumberingAfterBreak="0">
+  <w:abstractNum w:abstractNumId="14" w15:restartNumberingAfterBreak="0">
     <w:nsid w:val="46C11485"/>
     <w:multiLevelType w:val="multilevel"/>
     <w:tmpl w:val="E996B75E"/>
@@ -2847,7 +3474,7 @@
       </w:rPr>
     </w:lvl>
   </w:abstractNum>
-  <w:abstractNum w:abstractNumId="14" w15:restartNumberingAfterBreak="0">
+  <w:abstractNum w:abstractNumId="15" w15:restartNumberingAfterBreak="0">
     <w:nsid w:val="47361CB7"/>
     <w:multiLevelType w:val="multilevel"/>
     <w:tmpl w:val="799CBA8E"/>
@@ -2996,7 +3623,7 @@
       </w:rPr>
     </w:lvl>
   </w:abstractNum>
-  <w:abstractNum w:abstractNumId="15" w15:restartNumberingAfterBreak="0">
+  <w:abstractNum w:abstractNumId="16" w15:restartNumberingAfterBreak="0">
     <w:nsid w:val="47973F5D"/>
     <w:multiLevelType w:val="multilevel"/>
     <w:tmpl w:val="44E6830E"/>
@@ -3145,7 +3772,7 @@
       </w:rPr>
     </w:lvl>
   </w:abstractNum>
-  <w:abstractNum w:abstractNumId="16" w15:restartNumberingAfterBreak="0">
+  <w:abstractNum w:abstractNumId="17" w15:restartNumberingAfterBreak="0">
     <w:nsid w:val="570C1E5D"/>
     <w:multiLevelType w:val="multilevel"/>
     <w:tmpl w:val="27125340"/>
@@ -3294,7 +3921,7 @@
       </w:rPr>
     </w:lvl>
   </w:abstractNum>
-  <w:abstractNum w:abstractNumId="17" w15:restartNumberingAfterBreak="0">
+  <w:abstractNum w:abstractNumId="18" w15:restartNumberingAfterBreak="0">
     <w:nsid w:val="5D3F0EB2"/>
     <w:multiLevelType w:val="multilevel"/>
     <w:tmpl w:val="F064E71E"/>
@@ -3443,7 +4070,7 @@
       </w:rPr>
     </w:lvl>
   </w:abstractNum>
-  <w:abstractNum w:abstractNumId="18" w15:restartNumberingAfterBreak="0">
+  <w:abstractNum w:abstractNumId="19" w15:restartNumberingAfterBreak="0">
     <w:nsid w:val="68E45071"/>
     <w:multiLevelType w:val="multilevel"/>
     <w:tmpl w:val="757820BC"/>
@@ -3592,7 +4219,7 @@
       </w:rPr>
     </w:lvl>
   </w:abstractNum>
-  <w:abstractNum w:abstractNumId="19" w15:restartNumberingAfterBreak="0">
+  <w:abstractNum w:abstractNumId="20" w15:restartNumberingAfterBreak="0">
     <w:nsid w:val="6FFE2D97"/>
     <w:multiLevelType w:val="multilevel"/>
     <w:tmpl w:val="596C1A22"/>
@@ -3741,7 +4368,7 @@
       </w:rPr>
     </w:lvl>
   </w:abstractNum>
-  <w:abstractNum w:abstractNumId="20" w15:restartNumberingAfterBreak="0">
+  <w:abstractNum w:abstractNumId="21" w15:restartNumberingAfterBreak="0">
     <w:nsid w:val="7218572D"/>
     <w:multiLevelType w:val="multilevel"/>
     <w:tmpl w:val="3CDE930E"/>
@@ -3890,7 +4517,7 @@
       </w:rPr>
     </w:lvl>
   </w:abstractNum>
-  <w:abstractNum w:abstractNumId="21" w15:restartNumberingAfterBreak="0">
+  <w:abstractNum w:abstractNumId="22" w15:restartNumberingAfterBreak="0">
     <w:nsid w:val="781E6EED"/>
     <w:multiLevelType w:val="multilevel"/>
     <w:tmpl w:val="765C0CB8"/>
@@ -4039,7 +4666,7 @@
       </w:rPr>
     </w:lvl>
   </w:abstractNum>
-  <w:abstractNum w:abstractNumId="22" w15:restartNumberingAfterBreak="0">
+  <w:abstractNum w:abstractNumId="23" w15:restartNumberingAfterBreak="0">
     <w:nsid w:val="79C53DEF"/>
     <w:multiLevelType w:val="multilevel"/>
     <w:tmpl w:val="5546EBB4"/>
@@ -4188,7 +4815,7 @@
       </w:rPr>
     </w:lvl>
   </w:abstractNum>
-  <w:abstractNum w:abstractNumId="23" w15:restartNumberingAfterBreak="0">
+  <w:abstractNum w:abstractNumId="24" w15:restartNumberingAfterBreak="0">
     <w:nsid w:val="7C8D0ABC"/>
     <w:multiLevelType w:val="multilevel"/>
     <w:tmpl w:val="F81AC82A"/>
@@ -4338,76 +4965,79 @@
     </w:lvl>
   </w:abstractNum>
   <w:num w:numId="1" w16cid:durableId="311445360">
-    <w:abstractNumId w:val="10"/>
+    <w:abstractNumId w:val="11"/>
   </w:num>
   <w:num w:numId="2" w16cid:durableId="694236627">
-    <w:abstractNumId w:val="18"/>
+    <w:abstractNumId w:val="19"/>
   </w:num>
   <w:num w:numId="3" w16cid:durableId="1366056432">
+    <w:abstractNumId w:val="13"/>
+  </w:num>
+  <w:num w:numId="4" w16cid:durableId="320817826">
+    <w:abstractNumId w:val="21"/>
+  </w:num>
+  <w:num w:numId="5" w16cid:durableId="997347819">
+    <w:abstractNumId w:val="4"/>
+  </w:num>
+  <w:num w:numId="6" w16cid:durableId="1661156578">
+    <w:abstractNumId w:val="3"/>
+  </w:num>
+  <w:num w:numId="7" w16cid:durableId="105581292">
+    <w:abstractNumId w:val="20"/>
+  </w:num>
+  <w:num w:numId="8" w16cid:durableId="1215510414">
     <w:abstractNumId w:val="12"/>
   </w:num>
-  <w:num w:numId="4" w16cid:durableId="320817826">
-    <w:abstractNumId w:val="20"/>
+  <w:num w:numId="9" w16cid:durableId="644890424">
+    <w:abstractNumId w:val="15"/>
   </w:num>
-  <w:num w:numId="5" w16cid:durableId="997347819">
-    <w:abstractNumId w:val="3"/>
+  <w:num w:numId="10" w16cid:durableId="462774561">
+    <w:abstractNumId w:val="16"/>
   </w:num>
-  <w:num w:numId="6" w16cid:durableId="1661156578">
+  <w:num w:numId="11" w16cid:durableId="411008877">
+    <w:abstractNumId w:val="17"/>
+  </w:num>
+  <w:num w:numId="12" w16cid:durableId="477921168">
+    <w:abstractNumId w:val="22"/>
+  </w:num>
+  <w:num w:numId="13" w16cid:durableId="497696088">
     <w:abstractNumId w:val="2"/>
   </w:num>
-  <w:num w:numId="7" w16cid:durableId="105581292">
-    <w:abstractNumId w:val="19"/>
-  </w:num>
-  <w:num w:numId="8" w16cid:durableId="1215510414">
-    <w:abstractNumId w:val="11"/>
-  </w:num>
-  <w:num w:numId="9" w16cid:durableId="644890424">
-    <w:abstractNumId w:val="14"/>
-  </w:num>
-  <w:num w:numId="10" w16cid:durableId="462774561">
-    <w:abstractNumId w:val="15"/>
-  </w:num>
-  <w:num w:numId="11" w16cid:durableId="411008877">
-    <w:abstractNumId w:val="16"/>
-  </w:num>
-  <w:num w:numId="12" w16cid:durableId="477921168">
-    <w:abstractNumId w:val="21"/>
-  </w:num>
-  <w:num w:numId="13" w16cid:durableId="497696088">
-    <w:abstractNumId w:val="1"/>
-  </w:num>
   <w:num w:numId="14" w16cid:durableId="651444628">
-    <w:abstractNumId w:val="6"/>
+    <w:abstractNumId w:val="7"/>
   </w:num>
   <w:num w:numId="15" w16cid:durableId="2075615576">
     <w:abstractNumId w:val="0"/>
   </w:num>
   <w:num w:numId="16" w16cid:durableId="749038358">
+    <w:abstractNumId w:val="6"/>
+  </w:num>
+  <w:num w:numId="17" w16cid:durableId="797184374">
+    <w:abstractNumId w:val="9"/>
+  </w:num>
+  <w:num w:numId="18" w16cid:durableId="2053722251">
+    <w:abstractNumId w:val="18"/>
+  </w:num>
+  <w:num w:numId="19" w16cid:durableId="739330424">
+    <w:abstractNumId w:val="8"/>
+  </w:num>
+  <w:num w:numId="20" w16cid:durableId="960915859">
+    <w:abstractNumId w:val="24"/>
+  </w:num>
+  <w:num w:numId="21" w16cid:durableId="521018327">
     <w:abstractNumId w:val="5"/>
   </w:num>
-  <w:num w:numId="17" w16cid:durableId="797184374">
-    <w:abstractNumId w:val="8"/>
-  </w:num>
-  <w:num w:numId="18" w16cid:durableId="2053722251">
-    <w:abstractNumId w:val="17"/>
-  </w:num>
-  <w:num w:numId="19" w16cid:durableId="739330424">
-    <w:abstractNumId w:val="7"/>
-  </w:num>
-  <w:num w:numId="20" w16cid:durableId="960915859">
+  <w:num w:numId="22" w16cid:durableId="1923684076">
     <w:abstractNumId w:val="23"/>
   </w:num>
-  <w:num w:numId="21" w16cid:durableId="521018327">
-    <w:abstractNumId w:val="4"/>
-  </w:num>
-  <w:num w:numId="22" w16cid:durableId="1923684076">
-    <w:abstractNumId w:val="22"/>
-  </w:num>
   <w:num w:numId="23" w16cid:durableId="532769245">
-    <w:abstractNumId w:val="13"/>
+    <w:abstractNumId w:val="14"/>
   </w:num>
   <w:num w:numId="24" w16cid:durableId="892040551">
-    <w:abstractNumId w:val="9"/>
+    <w:abstractNumId w:val="10"/>
+  </w:num>
+  <w:num w:numId="25" w16cid:durableId="1594316287">
+    <w:abstractNumId w:val="1"/>
   </w:num>
   <w:numIdMacAtCleanup w:val="8"/>
 </w:numbering>
@@ -5057,7 +5687,6 @@
   <w:style w:type="character" w:default="1" w:styleId="DefaultParagraphFont">
     <w:name w:val="Default Paragraph Font"/>
     <w:uiPriority w:val="1"/>
-    <w:semiHidden/>
     <w:unhideWhenUsed/>
   </w:style>
   <w:style w:type="table" w:default="1" w:styleId="TableNormal">

--- a/Church/2026/2026_0620_MenloChurch.docx
+++ b/Church/2026/2026_0620_MenloChurch.docx
@@ -588,16 +588,7 @@
     <w:p/>
     <w:p>
       <w:r>
-        <w:t>2</w:t>
-      </w:r>
-      <w:r>
-        <w:t>7</w:t>
-      </w:r>
-      <w:r>
-        <w:t>:</w:t>
-      </w:r>
-      <w:r>
-        <w:t>0</w:t>
+        <w:t>27:0</w:t>
       </w:r>
       <w:r>
         <w:t>9</w:t>
@@ -658,6 +649,9 @@
     </w:p>
     <w:p>
       <w:r>
+        <w:rPr>
+          <w:noProof/>
+        </w:rPr>
         <w:drawing>
           <wp:inline distT="0" distB="0" distL="0" distR="0" wp14:anchorId="5785D587" wp14:editId="264C8CD2">
             <wp:extent cx="1438275" cy="1344564"/>
@@ -698,19 +692,7 @@
     <w:p/>
     <w:p>
       <w:r>
-        <w:t>2</w:t>
-      </w:r>
-      <w:r>
-        <w:t>8</w:t>
-      </w:r>
-      <w:r>
-        <w:t>:</w:t>
-      </w:r>
-      <w:r>
-        <w:t>44</w:t>
-      </w:r>
-      <w:r>
-        <w:t>/1:16:05</w:t>
+        <w:t>28:44/1:16:05</w:t>
       </w:r>
     </w:p>
     <w:p>
@@ -730,10 +712,7 @@
         <w:t xml:space="preserve"> and pull. Only take and never give.</w:t>
       </w:r>
       <w:r>
-        <w:t xml:space="preserve"> </w:t>
-      </w:r>
-      <w:r>
-        <w:t>Relationship is only one sided</w:t>
+        <w:t xml:space="preserve"> Relationship is only one sided</w:t>
       </w:r>
     </w:p>
     <w:p>
@@ -744,6 +723,9 @@
     <w:p/>
     <w:p>
       <w:r>
+        <w:rPr>
+          <w:noProof/>
+        </w:rPr>
         <w:drawing>
           <wp:inline distT="0" distB="0" distL="0" distR="0" wp14:anchorId="4835D00A" wp14:editId="6B538819">
             <wp:extent cx="2095500" cy="1212807"/>
@@ -893,10 +875,7 @@
     <w:p/>
     <w:p>
       <w:r>
-        <w:t>32:23/</w:t>
-      </w:r>
-      <w:r>
-        <w:t>1:16:05</w:t>
+        <w:t>32:23/1:16:05</w:t>
       </w:r>
     </w:p>
     <w:p>
@@ -947,6 +926,9 @@
     <w:p/>
     <w:p>
       <w:r>
+        <w:rPr>
+          <w:noProof/>
+        </w:rPr>
         <w:drawing>
           <wp:inline distT="0" distB="0" distL="0" distR="0" wp14:anchorId="62D89A08" wp14:editId="69D0C2BB">
             <wp:extent cx="1879539" cy="1771650"/>
@@ -987,6 +969,9 @@
         <w:t xml:space="preserve">  </w:t>
       </w:r>
       <w:r>
+        <w:rPr>
+          <w:noProof/>
+        </w:rPr>
         <w:drawing>
           <wp:inline distT="0" distB="0" distL="0" distR="0" wp14:anchorId="4B961713" wp14:editId="205CB4BC">
             <wp:extent cx="2266950" cy="809625"/>
@@ -1057,8 +1042,178 @@
       </w:r>
     </w:p>
     <w:p/>
-    <w:p>
-      <w:r>
+    <w:p/>
+    <w:p>
+      <w:r>
+        <w:t>Learn unforced rhythms of grace. I won’t lay anything heavy or ill-lifting on you.</w:t>
+      </w:r>
+    </w:p>
+    <w:p>
+      <w:r>
+        <w:t>You will learn to live freely and lightly.</w:t>
+      </w:r>
+    </w:p>
+    <w:p>
+      <w:r>
+        <w:t xml:space="preserve">The first passage is an invitation, an invitation from the creator of the universe for us to come to him to get away </w:t>
+      </w:r>
+      <w:r>
+        <w:t>with him to recovery our lives.</w:t>
+      </w:r>
+    </w:p>
+    <w:p>
+      <w:r>
+        <w:t xml:space="preserve">The second part of the passage is really important because it makes a claim about power. </w:t>
+      </w:r>
+    </w:p>
+    <w:p/>
+    <w:p>
+      <w:r>
+        <w:t>3</w:t>
+      </w:r>
+      <w:r>
+        <w:t>5</w:t>
+      </w:r>
+      <w:r>
+        <w:t>:</w:t>
+      </w:r>
+      <w:r>
+        <w:t>36</w:t>
+      </w:r>
+      <w:r>
+        <w:t>/1:16:05</w:t>
+      </w:r>
+    </w:p>
+    <w:p>
+      <w:r>
+        <w:t>AI gives you power of do more, write more, code more when we don’t have the bandwidth to do that.</w:t>
+      </w:r>
+      <w:r>
+        <w:t xml:space="preserve"> The price of AI is slow surrender of our own ability.</w:t>
+      </w:r>
+      <w:r>
+        <w:t xml:space="preserve"> The cognitive offload of our mind.</w:t>
+      </w:r>
+      <w:r>
+        <w:t xml:space="preserve"> The decision of AI </w:t>
+      </w:r>
+      <w:r>
+        <w:t>makes</w:t>
+      </w:r>
+      <w:r>
+        <w:t xml:space="preserve"> for us.</w:t>
+      </w:r>
+      <w:r>
+        <w:t xml:space="preserve"> The paths become</w:t>
+      </w:r>
+      <w:r>
+        <w:t xml:space="preserve"> less</w:t>
+      </w:r>
+      <w:r>
+        <w:t xml:space="preserve"> difficult and </w:t>
+      </w:r>
+      <w:r>
+        <w:t>less interesting</w:t>
+      </w:r>
+      <w:r>
+        <w:t>.</w:t>
+      </w:r>
+      <w:r>
+        <w:t xml:space="preserve"> </w:t>
+      </w:r>
+    </w:p>
+    <w:p>
+      <w:r>
+        <w:t>Jesus give</w:t>
+      </w:r>
+      <w:r>
+        <w:t>s</w:t>
+      </w:r>
+      <w:r>
+        <w:t xml:space="preserve"> us the power that works </w:t>
+      </w:r>
+      <w:r>
+        <w:t xml:space="preserve">for us. </w:t>
+      </w:r>
+    </w:p>
+    <w:p/>
+    <w:p>
+      <w:r>
+        <w:t>3</w:t>
+      </w:r>
+      <w:r>
+        <w:t>6</w:t>
+      </w:r>
+      <w:r>
+        <w:t>:</w:t>
+      </w:r>
+      <w:r>
+        <w:t>14</w:t>
+      </w:r>
+      <w:r>
+        <w:t>/1:16:05</w:t>
+      </w:r>
+    </w:p>
+    <w:p/>
+    <w:p>
+      <w:r>
+        <w:lastRenderedPageBreak/>
+        <w:t>The difference is: AI extracts, Jesus bestows.</w:t>
+      </w:r>
+      <w:r>
+        <w:t xml:space="preserve"> AI leaves you smaller. </w:t>
+      </w:r>
+    </w:p>
+    <w:p/>
+    <w:p>
+      <w:r>
+        <w:t>36:</w:t>
+      </w:r>
+      <w:r>
+        <w:t>30</w:t>
+      </w:r>
+      <w:r>
+        <w:t>/1:16:05</w:t>
+      </w:r>
+    </w:p>
+    <w:p>
+      <w:r>
+        <w:t>Jesus leaves you more than yourself</w:t>
+      </w:r>
+      <w:r>
+        <w:t xml:space="preserve"> than you were before</w:t>
+      </w:r>
+      <w:r>
+        <w:t>.</w:t>
+      </w:r>
+      <w:r>
+        <w:t xml:space="preserve"> Jesus is a new technology. We use the</w:t>
+      </w:r>
+      <w:r>
+        <w:t xml:space="preserve"> grace</w:t>
+      </w:r>
+      <w:r>
+        <w:t xml:space="preserve"> power that </w:t>
+      </w:r>
+      <w:r>
+        <w:t>preserves for human.</w:t>
+      </w:r>
+      <w:r>
+        <w:t xml:space="preserve"> That is why Jesus say “Come to me”.</w:t>
+      </w:r>
+      <w:r>
+        <w:t xml:space="preserve"> He is the only one whose power restores yours instead of replacing it.</w:t>
+      </w:r>
+      <w:r>
+        <w:t xml:space="preserve"> Pay attention to that trade.</w:t>
+      </w:r>
+    </w:p>
+    <w:p/>
+    <w:p>
+      <w:r>
+        <w:rPr>
+          <w:noProof/>
+        </w:rPr>
         <w:drawing>
           <wp:inline distT="0" distB="0" distL="0" distR="0" wp14:anchorId="0B4555C9" wp14:editId="342CD6F2">
             <wp:extent cx="2219960" cy="1831128"/>
@@ -1099,6 +1254,9 @@
         <w:t xml:space="preserve">  </w:t>
       </w:r>
       <w:r>
+        <w:rPr>
+          <w:noProof/>
+        </w:rPr>
         <w:drawing>
           <wp:inline distT="0" distB="0" distL="0" distR="0" wp14:anchorId="01C5E5DC" wp14:editId="13AD7FDC">
             <wp:extent cx="2132965" cy="1750245"/>
@@ -1137,16 +1295,669 @@
       </w:r>
     </w:p>
     <w:p/>
+    <w:p>
+      <w:r>
+        <w:t>37:</w:t>
+      </w:r>
+      <w:r>
+        <w:t>25</w:t>
+      </w:r>
+      <w:r>
+        <w:t>/1:16:05</w:t>
+      </w:r>
+    </w:p>
+    <w:p>
+      <w:r>
+        <w:t>1 Corinthians 13:12</w:t>
+      </w:r>
+    </w:p>
+    <w:p>
+      <w:r>
+        <w:t>English Standard Version</w:t>
+      </w:r>
+    </w:p>
+    <w:p>
+      <w:r>
+        <w:rPr>
+          <w:b/>
+          <w:bCs/>
+          <w:vertAlign w:val="superscript"/>
+        </w:rPr>
+        <w:t>12 </w:t>
+      </w:r>
+      <w:r>
+        <w:t>For now we see in a mirror dimly, but then face to face. Now I know in part; then I shall know fully, even as I have been fully known.</w:t>
+      </w:r>
+    </w:p>
+    <w:p/>
+    <w:p>
+      <w:r>
+        <w:t xml:space="preserve">We </w:t>
+      </w:r>
+      <w:r>
+        <w:t xml:space="preserve">Apostle </w:t>
+      </w:r>
+      <w:r>
+        <w:t>Paul</w:t>
+      </w:r>
+      <w:r>
+        <w:t xml:space="preserve"> wrote </w:t>
+      </w:r>
+      <w:r>
+        <w:t>Corinthians</w:t>
+      </w:r>
+      <w:r>
+        <w:t>.</w:t>
+      </w:r>
+    </w:p>
+    <w:p>
+      <w:r>
+        <w:t>Now, we see in a mirror dimly, bit then face to face.</w:t>
+      </w:r>
+      <w:r>
+        <w:t xml:space="preserve"> Now I know in part. Then I shall know fully even as I have been fully known.</w:t>
+      </w:r>
+      <w:r>
+        <w:t xml:space="preserve"> This passage is from 2000 years ago and it is in the most famous chapter on love in </w:t>
+      </w:r>
+      <w:r>
+        <w:t xml:space="preserve">the entire Bible. We heard this </w:t>
+      </w:r>
+      <w:r>
+        <w:t>in the Christian wedding</w:t>
+      </w:r>
+      <w:r>
+        <w:t>. Paul use</w:t>
+      </w:r>
+      <w:r>
+        <w:t>s</w:t>
+      </w:r>
+      <w:r>
+        <w:t xml:space="preserve"> the mirror for the limitation of human experience.</w:t>
+      </w:r>
+      <w:r>
+        <w:t xml:space="preserve"> The love of marriage is intimacy</w:t>
+      </w:r>
+      <w:r>
+        <w:t xml:space="preserve"> (</w:t>
+      </w:r>
+      <w:r>
+        <w:rPr>
+          <w:rFonts w:hint="eastAsia"/>
+        </w:rPr>
+        <w:t>親密關係</w:t>
+      </w:r>
+      <w:r>
+        <w:t>)</w:t>
+      </w:r>
+      <w:r>
+        <w:t xml:space="preserve">. You </w:t>
+      </w:r>
+      <w:r>
+        <w:t>understand</w:t>
+      </w:r>
+      <w:r>
+        <w:t xml:space="preserve"> each other very well.</w:t>
+      </w:r>
+      <w:r>
+        <w:t xml:space="preserve"> </w:t>
+      </w:r>
+    </w:p>
+    <w:p/>
+    <w:p>
+      <w:r>
+        <w:t>3</w:t>
+      </w:r>
+      <w:r>
+        <w:t>8</w:t>
+      </w:r>
+      <w:r>
+        <w:t>:</w:t>
+      </w:r>
+      <w:r>
+        <w:t>57</w:t>
+      </w:r>
+      <w:r>
+        <w:t>/1:16:05</w:t>
+      </w:r>
+    </w:p>
+    <w:p>
+      <w:r>
+        <w:t>The chatbot can mirror you and hold your attention</w:t>
+      </w:r>
+      <w:r>
+        <w:t xml:space="preserve">. It maybe </w:t>
+      </w:r>
+      <w:r>
+        <w:t>tells</w:t>
+      </w:r>
+      <w:r>
+        <w:t xml:space="preserve"> you something useful, </w:t>
+      </w:r>
+      <w:r>
+        <w:t>but chatbot cannot meet you.</w:t>
+      </w:r>
+    </w:p>
+    <w:p/>
+    <w:p>
+      <w:r>
+        <w:t xml:space="preserve">Paul </w:t>
+      </w:r>
+      <w:r>
+        <w:t>has</w:t>
+      </w:r>
+      <w:r>
+        <w:t xml:space="preserve"> deeper </w:t>
+      </w:r>
+      <w:r>
+        <w:t xml:space="preserve">view of </w:t>
+      </w:r>
+      <w:r>
+        <w:t>our relationships with God</w:t>
+      </w:r>
+      <w:r>
+        <w:t>.</w:t>
+      </w:r>
+      <w:r>
+        <w:t xml:space="preserve"> </w:t>
+      </w:r>
+      <w:r>
+        <w:t>He views eternity view</w:t>
+      </w:r>
+      <w:r>
+        <w:t xml:space="preserve"> of God</w:t>
+      </w:r>
+      <w:r>
+        <w:t>, the follow of Jesus.</w:t>
+      </w:r>
+    </w:p>
+    <w:p>
+      <w:r>
+        <w:t>With AI, we have cloudy mirror, cracked mirro</w:t>
+      </w:r>
+      <w:r>
+        <w:t>r. AI cannot know you. AI replaces you.</w:t>
+      </w:r>
+    </w:p>
+    <w:p/>
+    <w:p>
+      <w:r>
+        <w:lastRenderedPageBreak/>
+        <w:drawing>
+          <wp:inline distT="0" distB="0" distL="0" distR="0" wp14:anchorId="53C795A1" wp14:editId="71691A67">
+            <wp:extent cx="1857375" cy="1772175"/>
+            <wp:effectExtent l="0" t="0" r="0" b="0"/>
+            <wp:docPr id="2074037068" name="Picture 1"/>
+            <wp:cNvGraphicFramePr>
+              <a:graphicFrameLocks xmlns:a="http://schemas.openxmlformats.org/drawingml/2006/main" noChangeAspect="1"/>
+            </wp:cNvGraphicFramePr>
+            <a:graphic xmlns:a="http://schemas.openxmlformats.org/drawingml/2006/main">
+              <a:graphicData uri="http://schemas.openxmlformats.org/drawingml/2006/picture">
+                <pic:pic xmlns:pic="http://schemas.openxmlformats.org/drawingml/2006/picture">
+                  <pic:nvPicPr>
+                    <pic:cNvPr id="2074037068" name=""/>
+                    <pic:cNvPicPr/>
+                  </pic:nvPicPr>
+                  <pic:blipFill>
+                    <a:blip r:embed="rId23"/>
+                    <a:stretch>
+                      <a:fillRect/>
+                    </a:stretch>
+                  </pic:blipFill>
+                  <pic:spPr>
+                    <a:xfrm>
+                      <a:off x="0" y="0"/>
+                      <a:ext cx="1864057" cy="1778551"/>
+                    </a:xfrm>
+                    <a:prstGeom prst="rect">
+                      <a:avLst/>
+                    </a:prstGeom>
+                  </pic:spPr>
+                </pic:pic>
+              </a:graphicData>
+            </a:graphic>
+          </wp:inline>
+        </w:drawing>
+      </w:r>
+    </w:p>
+    <w:p/>
+    <w:p>
+      <w:r>
+        <w:t>3</w:t>
+      </w:r>
+      <w:r>
+        <w:t>9</w:t>
+      </w:r>
+      <w:r>
+        <w:t>:</w:t>
+      </w:r>
+      <w:r>
+        <w:t>59</w:t>
+      </w:r>
+      <w:r>
+        <w:t>/1:16:05</w:t>
+      </w:r>
+    </w:p>
+    <w:p>
+      <w:r>
+        <w:t>The phrase, “Relationships that never push and pull. Only take and never give.”</w:t>
+      </w:r>
+    </w:p>
+    <w:p>
+      <w:r>
+        <w:t xml:space="preserve">The problem is as you get older, AI takes the conversation </w:t>
+      </w:r>
+      <w:r>
+        <w:t>and we become made by AWE.</w:t>
+      </w:r>
+    </w:p>
+    <w:p/>
+    <w:p>
+      <w:r>
+        <w:drawing>
+          <wp:inline distT="0" distB="0" distL="0" distR="0" wp14:anchorId="0F1CBC1D" wp14:editId="7CCD333C">
+            <wp:extent cx="2438400" cy="1352204"/>
+            <wp:effectExtent l="0" t="0" r="0" b="635"/>
+            <wp:docPr id="578864142" name="Picture 1"/>
+            <wp:cNvGraphicFramePr>
+              <a:graphicFrameLocks xmlns:a="http://schemas.openxmlformats.org/drawingml/2006/main" noChangeAspect="1"/>
+            </wp:cNvGraphicFramePr>
+            <a:graphic xmlns:a="http://schemas.openxmlformats.org/drawingml/2006/main">
+              <a:graphicData uri="http://schemas.openxmlformats.org/drawingml/2006/picture">
+                <pic:pic xmlns:pic="http://schemas.openxmlformats.org/drawingml/2006/picture">
+                  <pic:nvPicPr>
+                    <pic:cNvPr id="578864142" name=""/>
+                    <pic:cNvPicPr/>
+                  </pic:nvPicPr>
+                  <pic:blipFill>
+                    <a:blip r:embed="rId24"/>
+                    <a:stretch>
+                      <a:fillRect/>
+                    </a:stretch>
+                  </pic:blipFill>
+                  <pic:spPr>
+                    <a:xfrm>
+                      <a:off x="0" y="0"/>
+                      <a:ext cx="2442680" cy="1354578"/>
+                    </a:xfrm>
+                    <a:prstGeom prst="rect">
+                      <a:avLst/>
+                    </a:prstGeom>
+                  </pic:spPr>
+                </pic:pic>
+              </a:graphicData>
+            </a:graphic>
+          </wp:inline>
+        </w:drawing>
+      </w:r>
+    </w:p>
+    <w:p/>
+    <w:p>
+      <w:r>
+        <w:t>40:47</w:t>
+      </w:r>
+      <w:r>
+        <w:t>/1:16:05</w:t>
+      </w:r>
+    </w:p>
+    <w:p>
+      <w:r>
+        <w:t>The framework here tells us: You are made by the AI framework of AWE, Agency, Identity, and Intimacy.</w:t>
+      </w:r>
+    </w:p>
+    <w:p/>
+    <w:p>
+      <w:r>
+        <w:drawing>
+          <wp:inline distT="0" distB="0" distL="0" distR="0" wp14:anchorId="798BF814" wp14:editId="09B91FF0">
+            <wp:extent cx="2238687" cy="1971950"/>
+            <wp:effectExtent l="0" t="0" r="9525" b="9525"/>
+            <wp:docPr id="1429086089" name="Picture 1"/>
+            <wp:cNvGraphicFramePr>
+              <a:graphicFrameLocks xmlns:a="http://schemas.openxmlformats.org/drawingml/2006/main" noChangeAspect="1"/>
+            </wp:cNvGraphicFramePr>
+            <a:graphic xmlns:a="http://schemas.openxmlformats.org/drawingml/2006/main">
+              <a:graphicData uri="http://schemas.openxmlformats.org/drawingml/2006/picture">
+                <pic:pic xmlns:pic="http://schemas.openxmlformats.org/drawingml/2006/picture">
+                  <pic:nvPicPr>
+                    <pic:cNvPr id="1429086089" name=""/>
+                    <pic:cNvPicPr/>
+                  </pic:nvPicPr>
+                  <pic:blipFill>
+                    <a:blip r:embed="rId25"/>
+                    <a:stretch>
+                      <a:fillRect/>
+                    </a:stretch>
+                  </pic:blipFill>
+                  <pic:spPr>
+                    <a:xfrm>
+                      <a:off x="0" y="0"/>
+                      <a:ext cx="2238687" cy="1971950"/>
+                    </a:xfrm>
+                    <a:prstGeom prst="rect">
+                      <a:avLst/>
+                    </a:prstGeom>
+                  </pic:spPr>
+                </pic:pic>
+              </a:graphicData>
+            </a:graphic>
+          </wp:inline>
+        </w:drawing>
+      </w:r>
+    </w:p>
+    <w:p/>
+    <w:p>
+      <w:r>
+        <w:t>4</w:t>
+      </w:r>
+      <w:r>
+        <w:t>1</w:t>
+      </w:r>
+      <w:r>
+        <w:t>:</w:t>
+      </w:r>
+      <w:r>
+        <w:t>0</w:t>
+      </w:r>
+      <w:r>
+        <w:t>1</w:t>
+      </w:r>
+      <w:r>
+        <w:t>/1:16:05</w:t>
+      </w:r>
+    </w:p>
+    <w:p>
+      <w:r>
+        <w:t>AI is the most well known in the planet.</w:t>
+      </w:r>
+    </w:p>
+    <w:p>
+      <w:r>
+        <w:drawing>
+          <wp:inline distT="0" distB="0" distL="0" distR="0" wp14:anchorId="6572409E" wp14:editId="6B25ED4C">
+            <wp:extent cx="1095528" cy="809738"/>
+            <wp:effectExtent l="0" t="0" r="9525" b="9525"/>
+            <wp:docPr id="227113339" name="Picture 1"/>
+            <wp:cNvGraphicFramePr>
+              <a:graphicFrameLocks xmlns:a="http://schemas.openxmlformats.org/drawingml/2006/main" noChangeAspect="1"/>
+            </wp:cNvGraphicFramePr>
+            <a:graphic xmlns:a="http://schemas.openxmlformats.org/drawingml/2006/main">
+              <a:graphicData uri="http://schemas.openxmlformats.org/drawingml/2006/picture">
+                <pic:pic xmlns:pic="http://schemas.openxmlformats.org/drawingml/2006/picture">
+                  <pic:nvPicPr>
+                    <pic:cNvPr id="227113339" name=""/>
+                    <pic:cNvPicPr/>
+                  </pic:nvPicPr>
+                  <pic:blipFill>
+                    <a:blip r:embed="rId26"/>
+                    <a:stretch>
+                      <a:fillRect/>
+                    </a:stretch>
+                  </pic:blipFill>
+                  <pic:spPr>
+                    <a:xfrm>
+                      <a:off x="0" y="0"/>
+                      <a:ext cx="1095528" cy="809738"/>
+                    </a:xfrm>
+                    <a:prstGeom prst="rect">
+                      <a:avLst/>
+                    </a:prstGeom>
+                  </pic:spPr>
+                </pic:pic>
+              </a:graphicData>
+            </a:graphic>
+          </wp:inline>
+        </w:drawing>
+      </w:r>
+    </w:p>
+    <w:p/>
+    <w:p>
+      <w:r>
+        <w:lastRenderedPageBreak/>
+        <w:t>41:</w:t>
+      </w:r>
+      <w:r>
+        <w:t>30</w:t>
+      </w:r>
+      <w:r>
+        <w:t>/1:16:05</w:t>
+      </w:r>
+    </w:p>
+    <w:p>
+      <w:r>
+        <w:t>AI is not only intelligent. AI is artificial AWE, Artificial Agency, Artificial Identify, and Artificial Intimacy.</w:t>
+      </w:r>
+    </w:p>
+    <w:p>
+      <w:r>
+        <w:t>AI is not only technology. It also a replacement of human.</w:t>
+      </w:r>
+      <w:r>
+        <w:t xml:space="preserve"> </w:t>
+      </w:r>
+    </w:p>
+    <w:p>
+      <w:r>
+        <w:t>Chatbot understand you, year by year. It will replace you.</w:t>
+      </w:r>
+      <w:r>
+        <w:t xml:space="preserve"> Every part of you become artificial compo</w:t>
+      </w:r>
+      <w:r>
+        <w:t>nent or substitutes.</w:t>
+      </w:r>
+    </w:p>
+    <w:p/>
+    <w:p>
+      <w:r>
+        <w:drawing>
+          <wp:inline distT="0" distB="0" distL="0" distR="0" wp14:anchorId="7754752C" wp14:editId="0B7BD137">
+            <wp:extent cx="2428875" cy="1480185"/>
+            <wp:effectExtent l="0" t="0" r="9525" b="5715"/>
+            <wp:docPr id="77405253" name="Picture 1"/>
+            <wp:cNvGraphicFramePr>
+              <a:graphicFrameLocks xmlns:a="http://schemas.openxmlformats.org/drawingml/2006/main" noChangeAspect="1"/>
+            </wp:cNvGraphicFramePr>
+            <a:graphic xmlns:a="http://schemas.openxmlformats.org/drawingml/2006/main">
+              <a:graphicData uri="http://schemas.openxmlformats.org/drawingml/2006/picture">
+                <pic:pic xmlns:pic="http://schemas.openxmlformats.org/drawingml/2006/picture">
+                  <pic:nvPicPr>
+                    <pic:cNvPr id="77405253" name=""/>
+                    <pic:cNvPicPr/>
+                  </pic:nvPicPr>
+                  <pic:blipFill>
+                    <a:blip r:embed="rId27"/>
+                    <a:stretch>
+                      <a:fillRect/>
+                    </a:stretch>
+                  </pic:blipFill>
+                  <pic:spPr>
+                    <a:xfrm>
+                      <a:off x="0" y="0"/>
+                      <a:ext cx="2436282" cy="1484699"/>
+                    </a:xfrm>
+                    <a:prstGeom prst="rect">
+                      <a:avLst/>
+                    </a:prstGeom>
+                  </pic:spPr>
+                </pic:pic>
+              </a:graphicData>
+            </a:graphic>
+          </wp:inline>
+        </w:drawing>
+      </w:r>
+    </w:p>
+    <w:p/>
+    <w:p>
+      <w:r>
+        <w:t>4</w:t>
+      </w:r>
+      <w:r>
+        <w:t>2</w:t>
+      </w:r>
+      <w:r>
+        <w:t>:</w:t>
+      </w:r>
+      <w:r>
+        <w:t>44</w:t>
+      </w:r>
+      <w:r>
+        <w:t>/1:16:05</w:t>
+      </w:r>
+    </w:p>
+    <w:p>
+      <w:r>
+        <w:t>Below diagram shows the</w:t>
+      </w:r>
+      <w:r>
+        <w:t xml:space="preserve"> four components pull toward one another and they make</w:t>
+      </w:r>
+      <w:r>
+        <w:t xml:space="preserve"> </w:t>
+      </w:r>
+      <w:r>
+        <w:t>us the most human version</w:t>
+      </w:r>
+      <w:r>
+        <w:t xml:space="preserve"> of ourselves</w:t>
+      </w:r>
+      <w:r>
+        <w:t>.</w:t>
+      </w:r>
+      <w:r>
+        <w:t xml:space="preserve"> Agency grounds you in the world that needs your contribution.</w:t>
+      </w:r>
+      <w:r>
+        <w:t xml:space="preserve"> At the same time, AWE pulls </w:t>
+      </w:r>
+      <w:r>
+        <w:t>you</w:t>
+      </w:r>
+      <w:r>
+        <w:t xml:space="preserve"> up into </w:t>
+      </w:r>
+      <w:r>
+        <w:t xml:space="preserve">bigger </w:t>
+      </w:r>
+      <w:r>
+        <w:t xml:space="preserve">technology society. </w:t>
+      </w:r>
+      <w:r>
+        <w:t>Intimacy pull</w:t>
+      </w:r>
+      <w:r>
+        <w:t>s</w:t>
+      </w:r>
+      <w:r>
+        <w:t xml:space="preserve"> </w:t>
+      </w:r>
+      <w:r>
+        <w:t>you</w:t>
+      </w:r>
+      <w:r>
+        <w:t xml:space="preserve"> across into the people in the room with you</w:t>
+      </w:r>
+      <w:r>
+        <w:t>. Identity pull</w:t>
+      </w:r>
+      <w:r>
+        <w:t>s</w:t>
+      </w:r>
+      <w:r>
+        <w:t xml:space="preserve"> you into the integrated person at the very core </w:t>
+      </w:r>
+      <w:r>
+        <w:t>of who you are.</w:t>
+      </w:r>
+    </w:p>
+    <w:p>
+      <w:r>
+        <w:t>When we make diagnosis, the tension it creates, it holds you in the shape of human.</w:t>
+      </w:r>
+    </w:p>
+    <w:p/>
+    <w:p>
+      <w:r>
+        <w:t>4</w:t>
+      </w:r>
+      <w:r>
+        <w:t>4</w:t>
+      </w:r>
+      <w:r>
+        <w:t>:</w:t>
+      </w:r>
+      <w:r>
+        <w:t>00</w:t>
+      </w:r>
+      <w:r>
+        <w:t>/1:16:05</w:t>
+      </w:r>
+    </w:p>
+    <w:p>
+      <w:r>
+        <w:t>The agency without AWE makes you a God to yourself.</w:t>
+      </w:r>
+      <w:r>
+        <w:t xml:space="preserve"> The agency makes you a chameleon, always shift and change, to fit without intimacy.</w:t>
+      </w:r>
+    </w:p>
+    <w:p>
+      <w:r>
+        <w:t>The Jesus did physically on the cross, extending all four directions at once.</w:t>
+      </w:r>
+      <w:r>
+        <w:t xml:space="preserve"> </w:t>
+      </w:r>
+    </w:p>
     <w:p/>
     <w:p/>
     <w:p>
       <w:r>
+        <w:drawing>
+          <wp:inline distT="0" distB="0" distL="0" distR="0" wp14:anchorId="32B73461" wp14:editId="0785EEFB">
+            <wp:extent cx="1771650" cy="2101259"/>
+            <wp:effectExtent l="0" t="0" r="0" b="0"/>
+            <wp:docPr id="1863127567" name="Picture 1"/>
+            <wp:cNvGraphicFramePr>
+              <a:graphicFrameLocks xmlns:a="http://schemas.openxmlformats.org/drawingml/2006/main" noChangeAspect="1"/>
+            </wp:cNvGraphicFramePr>
+            <a:graphic xmlns:a="http://schemas.openxmlformats.org/drawingml/2006/main">
+              <a:graphicData uri="http://schemas.openxmlformats.org/drawingml/2006/picture">
+                <pic:pic xmlns:pic="http://schemas.openxmlformats.org/drawingml/2006/picture">
+                  <pic:nvPicPr>
+                    <pic:cNvPr id="1863127567" name=""/>
+                    <pic:cNvPicPr/>
+                  </pic:nvPicPr>
+                  <pic:blipFill>
+                    <a:blip r:embed="rId28"/>
+                    <a:stretch>
+                      <a:fillRect/>
+                    </a:stretch>
+                  </pic:blipFill>
+                  <pic:spPr>
+                    <a:xfrm>
+                      <a:off x="0" y="0"/>
+                      <a:ext cx="1773753" cy="2103753"/>
+                    </a:xfrm>
+                    <a:prstGeom prst="rect">
+                      <a:avLst/>
+                    </a:prstGeom>
+                  </pic:spPr>
+                </pic:pic>
+              </a:graphicData>
+            </a:graphic>
+          </wp:inline>
+        </w:drawing>
+      </w:r>
+    </w:p>
+    <w:p/>
+    <w:p>
+      <w:r>
         <w:t>======</w:t>
       </w:r>
     </w:p>
     <w:p>
       <w:r>
-        <w:lastRenderedPageBreak/>
         <w:t>06</w:t>
       </w:r>
       <w:r>
@@ -1175,7 +1986,7 @@
       </w:r>
     </w:p>
     <w:p>
-      <w:hyperlink r:id="rId23" w:history="1">
+      <w:hyperlink r:id="rId29" w:history="1">
         <w:r>
           <w:rPr>
             <w:rStyle w:val="Hyperlink"/>
@@ -1206,7 +2017,7 @@
     </w:p>
     <w:p/>
     <w:sectPr>
-      <w:footerReference w:type="default" r:id="rId24"/>
+      <w:footerReference w:type="default" r:id="rId30"/>
       <w:pgSz w:w="12240" w:h="15840"/>
       <w:pgMar w:top="1440" w:right="1440" w:bottom="1530" w:left="1440" w:header="0" w:footer="720" w:gutter="0"/>
       <w:cols w:space="720"/>
@@ -1238,38 +2049,11 @@
 
 <file path=word/footer1.xml><?xml version="1.0" encoding="utf-8"?>
 <w:ftr xmlns:wpc="http://schemas.microsoft.com/office/word/2010/wordprocessingCanvas" xmlns:cx="http://schemas.microsoft.com/office/drawing/2014/chartex" xmlns:cx1="http://schemas.microsoft.com/office/drawing/2015/9/8/chartex" xmlns:cx2="http://schemas.microsoft.com/office/drawing/2015/10/21/chartex" xmlns:cx3="http://schemas.microsoft.com/office/drawing/2016/5/9/chartex" xmlns:cx4="http://schemas.microsoft.com/office/drawing/2016/5/10/chartex" xmlns:cx5="http://schemas.microsoft.com/office/drawing/2016/5/11/chartex" xmlns:cx6="http://schemas.microsoft.com/office/drawing/2016/5/12/chartex" xmlns:cx7="http://schemas.microsoft.com/office/drawing/2016/5/13/chartex" xmlns:cx8="http://schemas.microsoft.com/office/drawing/2016/5/14/chartex" xmlns:mc="http://schemas.openxmlformats.org/markup-compatibility/2006" xmlns:aink="http://schemas.microsoft.com/office/drawing/2016/ink" xmlns:am3d="http://schemas.microsoft.com/office/drawing/2017/model3d" xmlns:o="urn:schemas-microsoft-com:office:office" xmlns:oel="http://schemas.microsoft.com/office/2019/extlst" xmlns:r="http://schemas.openxmlformats.org/officeDocument/2006/relationships" xmlns:m="http://schemas.openxmlformats.org/officeDocument/2006/math" xmlns:v="urn:schemas-microsoft-com:vml" xmlns:wp14="http://schemas.microsoft.com/office/word/2010/wordprocessingDrawing" xmlns:wp="http://schemas.openxmlformats.org/drawingml/2006/wordprocessingDrawing" xmlns:w10="urn:schemas-microsoft-com:office:word" xmlns:w="http://schemas.openxmlformats.org/wordprocessingml/2006/main" xmlns:w14="http://schemas.microsoft.com/office/word/2010/wordml" xmlns:w15="http://schemas.microsoft.com/office/word/2012/wordml" xmlns:w16cex="http://schemas.microsoft.com/office/word/2018/wordml/cex" xmlns:w16cid="http://schemas.microsoft.com/office/word/2016/wordml/cid" xmlns:w16="http://schemas.microsoft.com/office/word/2018/wordml" xmlns:w16du="http://schemas.microsoft.com/office/word/2023/wordml/word16du" xmlns:w16sdtdh="http://schemas.microsoft.com/office/word/2020/wordml/sdtdatahash" xmlns:w16sdtfl="http://schemas.microsoft.com/office/word/2024/wordml/sdtformatlock" xmlns:w16se="http://schemas.microsoft.com/office/word/2015/wordml/symex" xmlns:wpg="http://schemas.microsoft.com/office/word/2010/wordprocessingGroup" xmlns:wpi="http://schemas.microsoft.com/office/word/2010/wordprocessingInk" xmlns:wne="http://schemas.microsoft.com/office/word/2006/wordml" xmlns:wps="http://schemas.microsoft.com/office/word/2010/wordprocessingShape" mc:Ignorable="w14 w15 w16se w16cid w16 w16cex w16sdtdh w16sdtfl w16du wp14">
-  <w:sdt>
-    <w:sdtPr>
-      <w:id w:val="168799972"/>
-      <w:docPartObj>
-        <w:docPartGallery w:val="Page Numbers (Bottom of Page)"/>
-        <w:docPartUnique/>
-      </w:docPartObj>
-    </w:sdtPr>
-    <w:sdtContent>
-      <w:p>
-        <w:pPr>
-          <w:pStyle w:val="Footer"/>
-          <w:jc w:val="right"/>
-        </w:pPr>
-        <w:r>
-          <w:fldChar w:fldCharType="begin"/>
-        </w:r>
-        <w:r>
-          <w:instrText xml:space="preserve"> PAGE </w:instrText>
-        </w:r>
-        <w:r>
-          <w:fldChar w:fldCharType="separate"/>
-        </w:r>
-        <w:r>
-          <w:t>7</w:t>
-        </w:r>
-        <w:r>
-          <w:fldChar w:fldCharType="end"/>
-        </w:r>
-      </w:p>
-    </w:sdtContent>
-  </w:sdt>
+  <w:p>
+    <w:pPr>
+      <w:pStyle w:val="Footer"/>
+    </w:pPr>
+  </w:p>
   <w:p>
     <w:pPr>
       <w:pStyle w:val="Footer"/>
@@ -6117,6 +6901,34 @@
       <w14:ligatures w14:val="none"/>
     </w:rPr>
   </w:style>
+  <w:style w:type="paragraph" w:styleId="Header">
+    <w:name w:val="header"/>
+    <w:basedOn w:val="Normal"/>
+    <w:link w:val="HeaderChar"/>
+    <w:uiPriority w:val="99"/>
+    <w:unhideWhenUsed/>
+    <w:rsid w:val="00FF4542"/>
+    <w:pPr>
+      <w:tabs>
+        <w:tab w:val="center" w:pos="4680"/>
+        <w:tab w:val="right" w:pos="9360"/>
+      </w:tabs>
+    </w:pPr>
+  </w:style>
+  <w:style w:type="character" w:customStyle="1" w:styleId="HeaderChar">
+    <w:name w:val="Header Char"/>
+    <w:basedOn w:val="DefaultParagraphFont"/>
+    <w:link w:val="Header"/>
+    <w:uiPriority w:val="99"/>
+    <w:rsid w:val="00FF4542"/>
+    <w:rPr>
+      <w:rFonts w:eastAsia="SimSun"/>
+      <w:kern w:val="0"/>
+      <w:sz w:val="22"/>
+      <w:szCs w:val="22"/>
+      <w14:ligatures w14:val="none"/>
+    </w:rPr>
+  </w:style>
 </w:styles>
 </file>
 

--- a/Church/2026/2026_0620_MenloChurch.docx
+++ b/Church/2026/2026_0620_MenloChurch.docx
@@ -551,6 +551,21 @@
         <w:t xml:space="preserve">. </w:t>
       </w:r>
       <w:r>
+        <w:t xml:space="preserve">4. </w:t>
+      </w:r>
+      <w:r>
+        <w:t xml:space="preserve">Going </w:t>
+      </w:r>
+      <w:r>
+        <w:t>Offline</w:t>
+      </w:r>
+      <w:r>
+        <w:t>.</w:t>
+      </w:r>
+      <w:r>
+        <w:t xml:space="preserve"> </w:t>
+      </w:r>
+      <w:r>
         <w:t>What human s</w:t>
       </w:r>
       <w:r>
@@ -560,7 +575,10 @@
         <w:t xml:space="preserve">d be in a machine world? </w:t>
       </w:r>
       <w:r>
-        <w:t>Now, we talk the “Going Offline”.</w:t>
+        <w:t>Today</w:t>
+      </w:r>
+      <w:r>
+        <w:t>, we talk the “Going Offline”.</w:t>
       </w:r>
     </w:p>
     <w:p>
@@ -1042,7 +1060,33 @@
       </w:r>
     </w:p>
     <w:p/>
+    <w:p>
+      <w:r>
+        <w:t xml:space="preserve">The main point of Matthew 11:28-30 is </w:t>
+      </w:r>
+      <w:r>
+        <w:rPr>
+          <w:b/>
+          <w:bCs/>
+        </w:rPr>
+        <w:t>Jesus' invitation to exchange the crushing weight of trying to earn God’s approval (or worldly striving) for a life of trusting, grace-filled partnership with Him</w:t>
+      </w:r>
+      <w:r>
+        <w:t xml:space="preserve">. Jesus offers </w:t>
+      </w:r>
+      <w:r>
+        <w:rPr>
+          <w:b/>
+          <w:bCs/>
+        </w:rPr>
+        <w:t>spiritual rest</w:t>
+      </w:r>
+      <w:r>
+        <w:t xml:space="preserve"> for the weary by asking believers to submit to His "yoke" (His teachings and way of life), which is gentle, gracious, and sustainable. </w:t>
+      </w:r>
+    </w:p>
     <w:p/>
+    <w:p/>
     <w:p>
       <w:r>
         <w:t>Learn unforced rhythms of grace. I won’t lay anything heavy or ill-lifting on you.</w:t>
@@ -1069,23 +1113,12 @@
     <w:p/>
     <w:p>
       <w:r>
-        <w:t>3</w:t>
-      </w:r>
-      <w:r>
-        <w:t>5</w:t>
-      </w:r>
-      <w:r>
-        <w:t>:</w:t>
-      </w:r>
-      <w:r>
-        <w:t>36</w:t>
-      </w:r>
-      <w:r>
-        <w:t>/1:16:05</w:t>
-      </w:r>
-    </w:p>
-    <w:p>
-      <w:r>
+        <w:t>35:36/1:16:05</w:t>
+      </w:r>
+    </w:p>
+    <w:p>
+      <w:r>
+        <w:lastRenderedPageBreak/>
         <w:t>AI gives you power of do more, write more, code more when we don’t have the bandwidth to do that.</w:t>
       </w:r>
       <w:r>
@@ -1139,25 +1172,12 @@
     <w:p/>
     <w:p>
       <w:r>
-        <w:t>3</w:t>
-      </w:r>
-      <w:r>
-        <w:t>6</w:t>
-      </w:r>
-      <w:r>
-        <w:t>:</w:t>
-      </w:r>
-      <w:r>
-        <w:t>14</w:t>
-      </w:r>
-      <w:r>
-        <w:t>/1:16:05</w:t>
+        <w:t>36:14/1:16:05</w:t>
       </w:r>
     </w:p>
     <w:p/>
     <w:p>
       <w:r>
-        <w:lastRenderedPageBreak/>
         <w:t>The difference is: AI extracts, Jesus bestows.</w:t>
       </w:r>
       <w:r>
@@ -1167,13 +1187,7 @@
     <w:p/>
     <w:p>
       <w:r>
-        <w:t>36:</w:t>
-      </w:r>
-      <w:r>
-        <w:t>30</w:t>
-      </w:r>
-      <w:r>
-        <w:t>/1:16:05</w:t>
+        <w:t>36:30/1:16:05</w:t>
       </w:r>
     </w:p>
     <w:p>
@@ -1297,13 +1311,7 @@
     <w:p/>
     <w:p>
       <w:r>
-        <w:t>37:</w:t>
-      </w:r>
-      <w:r>
-        <w:t>25</w:t>
-      </w:r>
-      <w:r>
-        <w:t>/1:16:05</w:t>
+        <w:t>37:25/1:16:05</w:t>
       </w:r>
     </w:p>
     <w:p>
@@ -1332,16 +1340,227 @@
     <w:p/>
     <w:p>
       <w:r>
-        <w:t xml:space="preserve">We </w:t>
-      </w:r>
-      <w:r>
-        <w:t xml:space="preserve">Apostle </w:t>
-      </w:r>
-      <w:r>
-        <w:t>Paul</w:t>
-      </w:r>
-      <w:r>
-        <w:t xml:space="preserve"> wrote </w:t>
+        <w:t>The main point of Matthew 11:28-30 is Jesus’s invitation to find spiritual rest. He calls the weary and burdened to exchange their heavy yokes—whether from the harsh requirements of the law or worldly self-effort—for His "easy yoke" and grace-filled teachings, offering deep peace for the soul. [</w:t>
+      </w:r>
+      <w:hyperlink r:id="rId23" w:history="1">
+        <w:r>
+          <w:rPr>
+            <w:rStyle w:val="Hyperlink"/>
+          </w:rPr>
+          <w:t>1</w:t>
+        </w:r>
+      </w:hyperlink>
+      <w:r>
+        <w:t xml:space="preserve">, </w:t>
+      </w:r>
+      <w:hyperlink r:id="rId24" w:history="1">
+        <w:r>
+          <w:rPr>
+            <w:rStyle w:val="Hyperlink"/>
+          </w:rPr>
+          <w:t>2</w:t>
+        </w:r>
+      </w:hyperlink>
+      <w:r>
+        <w:t xml:space="preserve">, </w:t>
+      </w:r>
+      <w:hyperlink r:id="rId25" w:history="1">
+        <w:r>
+          <w:rPr>
+            <w:rStyle w:val="Hyperlink"/>
+          </w:rPr>
+          <w:t>3</w:t>
+        </w:r>
+      </w:hyperlink>
+      <w:r>
+        <w:t xml:space="preserve">, </w:t>
+      </w:r>
+      <w:hyperlink r:id="rId26" w:history="1">
+        <w:r>
+          <w:rPr>
+            <w:rStyle w:val="Hyperlink"/>
+          </w:rPr>
+          <w:t>4</w:t>
+        </w:r>
+      </w:hyperlink>
+      <w:r>
+        <w:t xml:space="preserve">, </w:t>
+      </w:r>
+      <w:hyperlink r:id="rId27" w:history="1">
+        <w:r>
+          <w:rPr>
+            <w:rStyle w:val="Hyperlink"/>
+          </w:rPr>
+          <w:t>5</w:t>
+        </w:r>
+      </w:hyperlink>
+      <w:r>
+        <w:t>]</w:t>
+      </w:r>
+    </w:p>
+    <w:p>
+      <w:pPr>
+        <w:rPr>
+          <w:b/>
+          <w:bCs/>
+        </w:rPr>
+      </w:pPr>
+      <w:r>
+        <w:rPr>
+          <w:b/>
+          <w:bCs/>
+        </w:rPr>
+        <w:t>Breaking Down the Invitation</w:t>
+      </w:r>
+    </w:p>
+    <w:p>
+      <w:pPr>
+        <w:numPr>
+          <w:ilvl w:val="0"/>
+          <w:numId w:val="28"/>
+        </w:numPr>
+      </w:pPr>
+      <w:r>
+        <w:rPr>
+          <w:b/>
+          <w:bCs/>
+        </w:rPr>
+        <w:t>Come to Me:</w:t>
+      </w:r>
+      <w:r>
+        <w:t xml:space="preserve"> Jesus provides a personal, open invitation for immediate relief.</w:t>
+      </w:r>
+    </w:p>
+    <w:p>
+      <w:pPr>
+        <w:numPr>
+          <w:ilvl w:val="0"/>
+          <w:numId w:val="28"/>
+        </w:numPr>
+      </w:pPr>
+      <w:r>
+        <w:rPr>
+          <w:b/>
+          <w:bCs/>
+        </w:rPr>
+        <w:t>Take My Yoke:</w:t>
+      </w:r>
+      <w:r>
+        <w:t xml:space="preserve"> A yoke symbolizes submission and learning; Jesus invites believers into a life of serving </w:t>
+      </w:r>
+      <w:r>
+        <w:rPr>
+          <w:i/>
+          <w:iCs/>
+        </w:rPr>
+        <w:t>with</w:t>
+      </w:r>
+      <w:r>
+        <w:t xml:space="preserve"> Him, rather than under heavy religious demands.</w:t>
+      </w:r>
+    </w:p>
+    <w:p>
+      <w:pPr>
+        <w:numPr>
+          <w:ilvl w:val="0"/>
+          <w:numId w:val="28"/>
+        </w:numPr>
+      </w:pPr>
+      <w:r>
+        <w:rPr>
+          <w:b/>
+          <w:bCs/>
+        </w:rPr>
+        <w:t>Learn from Me:</w:t>
+      </w:r>
+      <w:r>
+        <w:t xml:space="preserve"> True rest comes by understanding the gentle, humble heart of Jesus.</w:t>
+      </w:r>
+    </w:p>
+    <w:p>
+      <w:pPr>
+        <w:numPr>
+          <w:ilvl w:val="0"/>
+          <w:numId w:val="28"/>
+        </w:numPr>
+      </w:pPr>
+      <w:r>
+        <w:rPr>
+          <w:b/>
+          <w:bCs/>
+        </w:rPr>
+        <w:t>Rest for Your Souls:</w:t>
+      </w:r>
+      <w:r>
+        <w:t xml:space="preserve"> This is the ultimate goal—inner peace and refreshment, not just the absence of work. [</w:t>
+      </w:r>
+      <w:hyperlink r:id="rId28" w:history="1">
+        <w:r>
+          <w:rPr>
+            <w:rStyle w:val="Hyperlink"/>
+          </w:rPr>
+          <w:t>1</w:t>
+        </w:r>
+      </w:hyperlink>
+      <w:r>
+        <w:t xml:space="preserve">, </w:t>
+      </w:r>
+      <w:hyperlink r:id="rId29" w:history="1">
+        <w:r>
+          <w:rPr>
+            <w:rStyle w:val="Hyperlink"/>
+          </w:rPr>
+          <w:t>2</w:t>
+        </w:r>
+      </w:hyperlink>
+      <w:r>
+        <w:t xml:space="preserve">, </w:t>
+      </w:r>
+      <w:hyperlink r:id="rId30" w:history="1">
+        <w:r>
+          <w:rPr>
+            <w:rStyle w:val="Hyperlink"/>
+          </w:rPr>
+          <w:t>3</w:t>
+        </w:r>
+      </w:hyperlink>
+      <w:r>
+        <w:t xml:space="preserve">, </w:t>
+      </w:r>
+      <w:hyperlink r:id="rId31" w:history="1">
+        <w:r>
+          <w:rPr>
+            <w:rStyle w:val="Hyperlink"/>
+          </w:rPr>
+          <w:t>4</w:t>
+        </w:r>
+      </w:hyperlink>
+      <w:r>
+        <w:t xml:space="preserve">, </w:t>
+      </w:r>
+      <w:hyperlink r:id="rId32" w:history="1">
+        <w:r>
+          <w:rPr>
+            <w:rStyle w:val="Hyperlink"/>
+          </w:rPr>
+          <w:t>5</w:t>
+        </w:r>
+      </w:hyperlink>
+      <w:r>
+        <w:t>]</w:t>
+      </w:r>
+    </w:p>
+    <w:p>
+      <w:r>
+        <w:t>The overarching message is that Jesus offers a lighter, gracious way of living based on faith rather than the exhausting attempt to earn approval through strict rules.</w:t>
+      </w:r>
+    </w:p>
+    <w:p/>
+    <w:p/>
+    <w:p/>
+    <w:p>
+      <w:r>
+        <w:t xml:space="preserve">Apostle Paul wrote </w:t>
       </w:r>
       <w:r>
         <w:t>Corinthians</w:t>
@@ -1352,6 +1571,7 @@
     </w:p>
     <w:p>
       <w:r>
+        <w:lastRenderedPageBreak/>
         <w:t>Now, we see in a mirror dimly, bit then face to face.</w:t>
       </w:r>
       <w:r>
@@ -1406,19 +1626,7 @@
     <w:p/>
     <w:p>
       <w:r>
-        <w:t>3</w:t>
-      </w:r>
-      <w:r>
-        <w:t>8</w:t>
-      </w:r>
-      <w:r>
-        <w:t>:</w:t>
-      </w:r>
-      <w:r>
-        <w:t>57</w:t>
-      </w:r>
-      <w:r>
-        <w:t>/1:16:05</w:t>
+        <w:t>38:57/1:16:05</w:t>
       </w:r>
     </w:p>
     <w:p>
@@ -1482,7 +1690,9 @@
     <w:p/>
     <w:p>
       <w:r>
-        <w:lastRenderedPageBreak/>
+        <w:rPr>
+          <w:noProof/>
+        </w:rPr>
         <w:drawing>
           <wp:inline distT="0" distB="0" distL="0" distR="0" wp14:anchorId="53C795A1" wp14:editId="71691A67">
             <wp:extent cx="1857375" cy="1772175"/>
@@ -1499,7 +1709,7 @@
                     <pic:cNvPicPr/>
                   </pic:nvPicPr>
                   <pic:blipFill>
-                    <a:blip r:embed="rId23"/>
+                    <a:blip r:embed="rId33"/>
                     <a:stretch>
                       <a:fillRect/>
                     </a:stretch>
@@ -1523,19 +1733,7 @@
     <w:p/>
     <w:p>
       <w:r>
-        <w:t>3</w:t>
-      </w:r>
-      <w:r>
-        <w:t>9</w:t>
-      </w:r>
-      <w:r>
-        <w:t>:</w:t>
-      </w:r>
-      <w:r>
-        <w:t>59</w:t>
-      </w:r>
-      <w:r>
-        <w:t>/1:16:05</w:t>
+        <w:t>39:59/1:16:05</w:t>
       </w:r>
     </w:p>
     <w:p>
@@ -1554,6 +1752,9 @@
     <w:p/>
     <w:p>
       <w:r>
+        <w:rPr>
+          <w:noProof/>
+        </w:rPr>
         <w:drawing>
           <wp:inline distT="0" distB="0" distL="0" distR="0" wp14:anchorId="0F1CBC1D" wp14:editId="7CCD333C">
             <wp:extent cx="2438400" cy="1352204"/>
@@ -1570,7 +1771,7 @@
                     <pic:cNvPicPr/>
                   </pic:nvPicPr>
                   <pic:blipFill>
-                    <a:blip r:embed="rId24"/>
+                    <a:blip r:embed="rId34"/>
                     <a:stretch>
                       <a:fillRect/>
                     </a:stretch>
@@ -1594,10 +1795,7 @@
     <w:p/>
     <w:p>
       <w:r>
-        <w:t>40:47</w:t>
-      </w:r>
-      <w:r>
-        <w:t>/1:16:05</w:t>
+        <w:t>40:47/1:16:05</w:t>
       </w:r>
     </w:p>
     <w:p>
@@ -1608,6 +1806,10 @@
     <w:p/>
     <w:p>
       <w:r>
+        <w:rPr>
+          <w:noProof/>
+        </w:rPr>
+        <w:lastRenderedPageBreak/>
         <w:drawing>
           <wp:inline distT="0" distB="0" distL="0" distR="0" wp14:anchorId="798BF814" wp14:editId="09B91FF0">
             <wp:extent cx="2238687" cy="1971950"/>
@@ -1624,7 +1826,7 @@
                     <pic:cNvPicPr/>
                   </pic:nvPicPr>
                   <pic:blipFill>
-                    <a:blip r:embed="rId25"/>
+                    <a:blip r:embed="rId35"/>
                     <a:stretch>
                       <a:fillRect/>
                     </a:stretch>
@@ -1648,22 +1850,13 @@
     <w:p/>
     <w:p>
       <w:r>
-        <w:t>4</w:t>
-      </w:r>
-      <w:r>
-        <w:t>1</w:t>
-      </w:r>
-      <w:r>
-        <w:t>:</w:t>
+        <w:t>41:</w:t>
       </w:r>
       <w:r>
         <w:t>0</w:t>
       </w:r>
       <w:r>
-        <w:t>1</w:t>
-      </w:r>
-      <w:r>
-        <w:t>/1:16:05</w:t>
+        <w:t>1/1:16:05</w:t>
       </w:r>
     </w:p>
     <w:p>
@@ -1673,6 +1866,9 @@
     </w:p>
     <w:p>
       <w:r>
+        <w:rPr>
+          <w:noProof/>
+        </w:rPr>
         <w:drawing>
           <wp:inline distT="0" distB="0" distL="0" distR="0" wp14:anchorId="6572409E" wp14:editId="6B25ED4C">
             <wp:extent cx="1095528" cy="809738"/>
@@ -1689,7 +1885,7 @@
                     <pic:cNvPicPr/>
                   </pic:nvPicPr>
                   <pic:blipFill>
-                    <a:blip r:embed="rId26"/>
+                    <a:blip r:embed="rId36"/>
                     <a:stretch>
                       <a:fillRect/>
                     </a:stretch>
@@ -1713,14 +1909,7 @@
     <w:p/>
     <w:p>
       <w:r>
-        <w:lastRenderedPageBreak/>
-        <w:t>41:</w:t>
-      </w:r>
-      <w:r>
-        <w:t>30</w:t>
-      </w:r>
-      <w:r>
-        <w:t>/1:16:05</w:t>
+        <w:t>41:30/1:16:05</w:t>
       </w:r>
     </w:p>
     <w:p>
@@ -1750,6 +1939,9 @@
     <w:p/>
     <w:p>
       <w:r>
+        <w:rPr>
+          <w:noProof/>
+        </w:rPr>
         <w:drawing>
           <wp:inline distT="0" distB="0" distL="0" distR="0" wp14:anchorId="7754752C" wp14:editId="0B7BD137">
             <wp:extent cx="2428875" cy="1480185"/>
@@ -1766,7 +1958,7 @@
                     <pic:cNvPicPr/>
                   </pic:nvPicPr>
                   <pic:blipFill>
-                    <a:blip r:embed="rId27"/>
+                    <a:blip r:embed="rId37"/>
                     <a:stretch>
                       <a:fillRect/>
                     </a:stretch>
@@ -1790,19 +1982,7 @@
     <w:p/>
     <w:p>
       <w:r>
-        <w:t>4</w:t>
-      </w:r>
-      <w:r>
-        <w:t>2</w:t>
-      </w:r>
-      <w:r>
-        <w:t>:</w:t>
-      </w:r>
-      <w:r>
-        <w:t>44</w:t>
-      </w:r>
-      <w:r>
-        <w:t>/1:16:05</w:t>
+        <w:t>42:44/1:16:05</w:t>
       </w:r>
     </w:p>
     <w:p>
@@ -1878,19 +2058,7 @@
     <w:p/>
     <w:p>
       <w:r>
-        <w:t>4</w:t>
-      </w:r>
-      <w:r>
-        <w:t>4</w:t>
-      </w:r>
-      <w:r>
-        <w:t>:</w:t>
-      </w:r>
-      <w:r>
-        <w:t>00</w:t>
-      </w:r>
-      <w:r>
-        <w:t>/1:16:05</w:t>
+        <w:t>44:00/1:16:05</w:t>
       </w:r>
     </w:p>
     <w:p>
@@ -1910,9 +2078,16 @@
       </w:r>
     </w:p>
     <w:p/>
-    <w:p/>
-    <w:p>
-      <w:r>
+    <w:p>
+      <w:r>
+        <w:t>The four directions of whole human forms.</w:t>
+      </w:r>
+    </w:p>
+    <w:p>
+      <w:r>
+        <w:rPr>
+          <w:noProof/>
+        </w:rPr>
         <w:drawing>
           <wp:inline distT="0" distB="0" distL="0" distR="0" wp14:anchorId="32B73461" wp14:editId="0785EEFB">
             <wp:extent cx="1771650" cy="2101259"/>
@@ -1929,7 +2104,7 @@
                     <pic:cNvPicPr/>
                   </pic:nvPicPr>
                   <pic:blipFill>
-                    <a:blip r:embed="rId28"/>
+                    <a:blip r:embed="rId38"/>
                     <a:stretch>
                       <a:fillRect/>
                     </a:stretch>
@@ -1953,6 +2128,385 @@
     <w:p/>
     <w:p>
       <w:r>
+        <w:t>4</w:t>
+      </w:r>
+      <w:r>
+        <w:t>4</w:t>
+      </w:r>
+      <w:r>
+        <w:t>:</w:t>
+      </w:r>
+      <w:r>
+        <w:t>25</w:t>
+      </w:r>
+      <w:r>
+        <w:t>/1:16:05</w:t>
+      </w:r>
+    </w:p>
+    <w:p>
+      <w:r>
+        <w:t>The four directions</w:t>
+      </w:r>
+      <w:r>
+        <w:t xml:space="preserve"> of relationships </w:t>
+      </w:r>
+      <w:r>
+        <w:t xml:space="preserve"> are hard for human to maintain</w:t>
+      </w:r>
+      <w:r>
+        <w:t xml:space="preserve"> the relationship to the God</w:t>
+      </w:r>
+      <w:r>
+        <w:t xml:space="preserve">. </w:t>
+      </w:r>
+      <w:r>
+        <w:t>Jesus helped us to keep the four relations with Gid</w:t>
+      </w:r>
+      <w:r>
+        <w:t>.</w:t>
+      </w:r>
+      <w:r>
+        <w:t xml:space="preserve"> </w:t>
+      </w:r>
+      <w:r>
+        <w:t>O</w:t>
+      </w:r>
+      <w:r>
+        <w:t>n the cross, Jesus pulled in all four directions at once.</w:t>
+      </w:r>
+    </w:p>
+    <w:p/>
+    <w:p>
+      <w:r>
+        <w:t xml:space="preserve">1.  Agency: </w:t>
+      </w:r>
+      <w:r>
+        <w:t xml:space="preserve">The </w:t>
+      </w:r>
+      <w:r>
+        <w:t xml:space="preserve">Jesus </w:t>
+      </w:r>
+      <w:r>
+        <w:t>is</w:t>
+      </w:r>
+      <w:r>
+        <w:t xml:space="preserve"> the </w:t>
+      </w:r>
+      <w:r>
+        <w:t>agency</w:t>
+      </w:r>
+      <w:r>
+        <w:t xml:space="preserve"> to lay down his life</w:t>
+      </w:r>
+      <w:r>
+        <w:t xml:space="preserve"> for us</w:t>
+      </w:r>
+      <w:r>
+        <w:t>.</w:t>
+      </w:r>
+    </w:p>
+    <w:p>
+      <w:r>
+        <w:t xml:space="preserve">2. AWE: </w:t>
+      </w:r>
+      <w:r>
+        <w:t>AWE is when Jesus cried out to the God.</w:t>
+      </w:r>
+      <w:r>
+        <w:t xml:space="preserve"> </w:t>
+      </w:r>
+    </w:p>
+    <w:p>
+      <w:r>
+        <w:t xml:space="preserve">3. Intimacy: </w:t>
+      </w:r>
+      <w:r>
+        <w:t>Jesus never stop trust and i</w:t>
+      </w:r>
+      <w:r>
+        <w:t>ntimacy</w:t>
+      </w:r>
+      <w:r>
+        <w:t xml:space="preserve"> of love</w:t>
+      </w:r>
+      <w:r>
+        <w:t xml:space="preserve"> to human</w:t>
+      </w:r>
+      <w:r>
+        <w:t>.</w:t>
+      </w:r>
+      <w:r>
+        <w:t xml:space="preserve"> </w:t>
+      </w:r>
+    </w:p>
+    <w:p>
+      <w:r>
+        <w:t xml:space="preserve">4. Identity: </w:t>
+      </w:r>
+      <w:r>
+        <w:t>Jesus has unshakable knowledge of Son of God.</w:t>
+      </w:r>
+    </w:p>
+    <w:p>
+      <w:r>
+        <w:t>Jesus stretched himself on cross</w:t>
+      </w:r>
+      <w:r>
+        <w:t xml:space="preserve"> and </w:t>
+      </w:r>
+      <w:r>
+        <w:t>restored</w:t>
+      </w:r>
+      <w:r>
+        <w:t xml:space="preserve"> the relationship for God and us.</w:t>
+      </w:r>
+    </w:p>
+    <w:p/>
+    <w:p>
+      <w:r>
+        <w:drawing>
+          <wp:inline distT="0" distB="0" distL="0" distR="0" wp14:anchorId="3A837395" wp14:editId="6AE74C2C">
+            <wp:extent cx="1990725" cy="1816100"/>
+            <wp:effectExtent l="0" t="0" r="9525" b="0"/>
+            <wp:docPr id="355929969" name="Picture 1"/>
+            <wp:cNvGraphicFramePr>
+              <a:graphicFrameLocks xmlns:a="http://schemas.openxmlformats.org/drawingml/2006/main" noChangeAspect="1"/>
+            </wp:cNvGraphicFramePr>
+            <a:graphic xmlns:a="http://schemas.openxmlformats.org/drawingml/2006/main">
+              <a:graphicData uri="http://schemas.openxmlformats.org/drawingml/2006/picture">
+                <pic:pic xmlns:pic="http://schemas.openxmlformats.org/drawingml/2006/picture">
+                  <pic:nvPicPr>
+                    <pic:cNvPr id="355929969" name=""/>
+                    <pic:cNvPicPr/>
+                  </pic:nvPicPr>
+                  <pic:blipFill>
+                    <a:blip r:embed="rId39"/>
+                    <a:stretch>
+                      <a:fillRect/>
+                    </a:stretch>
+                  </pic:blipFill>
+                  <pic:spPr>
+                    <a:xfrm>
+                      <a:off x="0" y="0"/>
+                      <a:ext cx="1993491" cy="1818623"/>
+                    </a:xfrm>
+                    <a:prstGeom prst="rect">
+                      <a:avLst/>
+                    </a:prstGeom>
+                  </pic:spPr>
+                </pic:pic>
+              </a:graphicData>
+            </a:graphic>
+          </wp:inline>
+        </w:drawing>
+      </w:r>
+    </w:p>
+    <w:p/>
+    <w:p>
+      <w:r>
+        <w:t>4</w:t>
+      </w:r>
+      <w:r>
+        <w:t>6</w:t>
+      </w:r>
+      <w:r>
+        <w:t>:</w:t>
+      </w:r>
+      <w:r>
+        <w:t>55</w:t>
+      </w:r>
+      <w:r>
+        <w:t>/1:16:05</w:t>
+      </w:r>
+    </w:p>
+    <w:p>
+      <w:r>
+        <w:t>We standup and p</w:t>
+      </w:r>
+      <w:r>
+        <w:t>ray the person next you.</w:t>
+      </w:r>
+    </w:p>
+    <w:p>
+      <w:r>
+        <w:t>“Lord, would you remind this person. They are loved, they are known, and they are not alone.”</w:t>
+      </w:r>
+    </w:p>
+    <w:p/>
+    <w:p>
+      <w:r>
+        <w:lastRenderedPageBreak/>
+        <w:drawing>
+          <wp:inline distT="0" distB="0" distL="0" distR="0" wp14:anchorId="49C1CD30" wp14:editId="2AE99177">
+            <wp:extent cx="2886478" cy="1781424"/>
+            <wp:effectExtent l="0" t="0" r="9525" b="9525"/>
+            <wp:docPr id="302482901" name="Picture 1"/>
+            <wp:cNvGraphicFramePr>
+              <a:graphicFrameLocks xmlns:a="http://schemas.openxmlformats.org/drawingml/2006/main" noChangeAspect="1"/>
+            </wp:cNvGraphicFramePr>
+            <a:graphic xmlns:a="http://schemas.openxmlformats.org/drawingml/2006/main">
+              <a:graphicData uri="http://schemas.openxmlformats.org/drawingml/2006/picture">
+                <pic:pic xmlns:pic="http://schemas.openxmlformats.org/drawingml/2006/picture">
+                  <pic:nvPicPr>
+                    <pic:cNvPr id="302482901" name=""/>
+                    <pic:cNvPicPr/>
+                  </pic:nvPicPr>
+                  <pic:blipFill>
+                    <a:blip r:embed="rId40"/>
+                    <a:stretch>
+                      <a:fillRect/>
+                    </a:stretch>
+                  </pic:blipFill>
+                  <pic:spPr>
+                    <a:xfrm>
+                      <a:off x="0" y="0"/>
+                      <a:ext cx="2886478" cy="1781424"/>
+                    </a:xfrm>
+                    <a:prstGeom prst="rect">
+                      <a:avLst/>
+                    </a:prstGeom>
+                  </pic:spPr>
+                </pic:pic>
+              </a:graphicData>
+            </a:graphic>
+          </wp:inline>
+        </w:drawing>
+      </w:r>
+    </w:p>
+    <w:p/>
+    <w:p>
+      <w:r>
+        <w:t>4</w:t>
+      </w:r>
+      <w:r>
+        <w:t>8</w:t>
+      </w:r>
+      <w:r>
+        <w:t>:</w:t>
+      </w:r>
+      <w:r>
+        <w:t>2</w:t>
+      </w:r>
+      <w:r>
+        <w:t>5/1:16:05</w:t>
+      </w:r>
+    </w:p>
+    <w:p>
+      <w:r>
+        <w:t>In this summer, we offline from computer/iPhone and practice.</w:t>
+      </w:r>
+    </w:p>
+    <w:p>
+      <w:r>
+        <w:t>1. Share a meal a week with someone, in person and no phones.</w:t>
+      </w:r>
+    </w:p>
+    <w:p>
+      <w:r>
+        <w:t>2. Show up physically foe someone in pain.</w:t>
+      </w:r>
+    </w:p>
+    <w:p/>
+    <w:p>
+      <w:r>
+        <w:t xml:space="preserve">AI is not a helpful </w:t>
+      </w:r>
+      <w:r>
+        <w:t xml:space="preserve">in four </w:t>
+      </w:r>
+      <w:r>
+        <w:t>relationship</w:t>
+      </w:r>
+      <w:r>
+        <w:t>s</w:t>
+      </w:r>
+      <w:r>
+        <w:t xml:space="preserve"> </w:t>
+      </w:r>
+      <w:r>
+        <w:t>(</w:t>
+      </w:r>
+      <w:r>
+        <w:t>AWE, agency, identify, and intimacy</w:t>
+      </w:r>
+      <w:r>
+        <w:t>)</w:t>
+      </w:r>
+      <w:r>
+        <w:t xml:space="preserve">. </w:t>
+      </w:r>
+    </w:p>
+    <w:p>
+      <w:r>
+        <w:t xml:space="preserve">Come to Jesus and </w:t>
+      </w:r>
+      <w:r>
+        <w:t>s</w:t>
+      </w:r>
+      <w:r>
+        <w:t xml:space="preserve">et up good </w:t>
+      </w:r>
+      <w:r>
+        <w:t xml:space="preserve">four </w:t>
+      </w:r>
+      <w:r>
+        <w:t>relationship</w:t>
+      </w:r>
+      <w:r>
+        <w:t>s</w:t>
+      </w:r>
+      <w:r>
+        <w:t xml:space="preserve"> with wife, kids, parents, and friends. </w:t>
+      </w:r>
+    </w:p>
+    <w:p>
+      <w:r>
+        <w:drawing>
+          <wp:inline distT="0" distB="0" distL="0" distR="0" wp14:anchorId="02F23657" wp14:editId="5C7AF97B">
+            <wp:extent cx="2305050" cy="1618146"/>
+            <wp:effectExtent l="0" t="0" r="0" b="1270"/>
+            <wp:docPr id="51716499" name="Picture 1"/>
+            <wp:cNvGraphicFramePr>
+              <a:graphicFrameLocks xmlns:a="http://schemas.openxmlformats.org/drawingml/2006/main" noChangeAspect="1"/>
+            </wp:cNvGraphicFramePr>
+            <a:graphic xmlns:a="http://schemas.openxmlformats.org/drawingml/2006/main">
+              <a:graphicData uri="http://schemas.openxmlformats.org/drawingml/2006/picture">
+                <pic:pic xmlns:pic="http://schemas.openxmlformats.org/drawingml/2006/picture">
+                  <pic:nvPicPr>
+                    <pic:cNvPr id="51716499" name=""/>
+                    <pic:cNvPicPr/>
+                  </pic:nvPicPr>
+                  <pic:blipFill>
+                    <a:blip r:embed="rId41"/>
+                    <a:stretch>
+                      <a:fillRect/>
+                    </a:stretch>
+                  </pic:blipFill>
+                  <pic:spPr>
+                    <a:xfrm>
+                      <a:off x="0" y="0"/>
+                      <a:ext cx="2313863" cy="1624333"/>
+                    </a:xfrm>
+                    <a:prstGeom prst="rect">
+                      <a:avLst/>
+                    </a:prstGeom>
+                  </pic:spPr>
+                </pic:pic>
+              </a:graphicData>
+            </a:graphic>
+          </wp:inline>
+        </w:drawing>
+      </w:r>
+    </w:p>
+    <w:p/>
+    <w:p/>
+    <w:p>
+      <w:r>
+        <w:t>************</w:t>
+      </w:r>
+    </w:p>
+    <w:p>
+      <w:r>
         <w:t>======</w:t>
       </w:r>
     </w:p>
@@ -1986,7 +2540,7 @@
       </w:r>
     </w:p>
     <w:p>
-      <w:hyperlink r:id="rId29" w:history="1">
+      <w:hyperlink r:id="rId42" w:history="1">
         <w:r>
           <w:rPr>
             <w:rStyle w:val="Hyperlink"/>
@@ -2016,8 +2570,2553 @@
       </w:r>
     </w:p>
     <w:p/>
+    <w:p>
+      <w:r>
+        <w:t xml:space="preserve">We are </w:t>
+      </w:r>
+      <w:r>
+        <w:t>at</w:t>
+      </w:r>
+      <w:r>
+        <w:t xml:space="preserve"> </w:t>
+      </w:r>
+      <w:r>
+        <w:t xml:space="preserve">end of </w:t>
+      </w:r>
+      <w:r>
+        <w:t>the four-week “Glitch”</w:t>
+      </w:r>
+      <w:r>
+        <w:t xml:space="preserve"> (</w:t>
+      </w:r>
+      <w:r>
+        <w:t>1. Fatal Error, 2. Infinity Loop, 3. Hardware Failure. 4. Going Offline</w:t>
+      </w:r>
+      <w:r>
+        <w:t>)</w:t>
+      </w:r>
+      <w:r>
+        <w:t xml:space="preserve"> series</w:t>
+      </w:r>
+      <w:r>
+        <w:t xml:space="preserve">. </w:t>
+      </w:r>
+      <w:r>
+        <w:t>In the AI world, w</w:t>
+      </w:r>
+      <w:r>
+        <w:t xml:space="preserve">hat human should be in a machine world? </w:t>
+      </w:r>
+    </w:p>
+    <w:p>
+      <w:r>
+        <w:t xml:space="preserve">Today, we talk </w:t>
+      </w:r>
+      <w:r>
+        <w:t>how to</w:t>
+      </w:r>
+      <w:r>
+        <w:t xml:space="preserve"> “Going Offline”</w:t>
+      </w:r>
+      <w:r>
+        <w:t xml:space="preserve"> and keep the relations with human world</w:t>
+      </w:r>
+      <w:r>
+        <w:t>.</w:t>
+      </w:r>
+    </w:p>
+    <w:p/>
+    <w:p>
+      <w:r>
+        <w:t xml:space="preserve">1. </w:t>
+      </w:r>
+      <w:r>
+        <w:t xml:space="preserve">AI has four frameworks: </w:t>
+      </w:r>
+      <w:r>
+        <w:t>artificial AWE</w:t>
+      </w:r>
+      <w:r>
+        <w:t xml:space="preserve"> (conference)</w:t>
+      </w:r>
+      <w:r>
+        <w:t>, Artificial Agency</w:t>
+      </w:r>
+      <w:r>
+        <w:t xml:space="preserve"> (Google Spark)</w:t>
+      </w:r>
+      <w:r>
+        <w:t xml:space="preserve">, Artificial Identify, and Artificial Intimacy. AI is not only technology. It also a replacement of human. </w:t>
+      </w:r>
+    </w:p>
+    <w:p>
+      <w:r>
+        <w:t xml:space="preserve">2. </w:t>
+      </w:r>
+      <w:r>
+        <w:t>American</w:t>
+      </w:r>
+      <w:r>
+        <w:t xml:space="preserve"> </w:t>
+      </w:r>
+      <w:r>
+        <w:t>phrase: “R</w:t>
+      </w:r>
+      <w:r>
+        <w:t>elationships never push and pull. Only take and never give.</w:t>
+      </w:r>
+      <w:r>
+        <w:t>”</w:t>
+      </w:r>
+      <w:r>
+        <w:t xml:space="preserve"> </w:t>
+      </w:r>
+      <w:r>
+        <w:t>Means that r</w:t>
+      </w:r>
+      <w:r>
+        <w:t>elationship is only one sided</w:t>
+      </w:r>
+      <w:r>
+        <w:t xml:space="preserve"> and never feedback. </w:t>
+      </w:r>
+      <w:r>
+        <w:t>For AI, it always listens to you. follow your idea.</w:t>
+      </w:r>
+    </w:p>
+    <w:p>
+      <w:r>
+        <w:t>3</w:t>
+      </w:r>
+      <w:r>
+        <w:t xml:space="preserve">. </w:t>
+      </w:r>
+      <w:r>
+        <w:t>Matthew 11:28-30</w:t>
+      </w:r>
+      <w:r>
+        <w:t xml:space="preserve">: Jesus on the cross, sacrifice himself, gain the approval of </w:t>
+      </w:r>
+      <w:r>
+        <w:t xml:space="preserve">relationship of </w:t>
+      </w:r>
+      <w:r>
+        <w:t>God</w:t>
+      </w:r>
+      <w:r>
+        <w:t xml:space="preserve"> </w:t>
+      </w:r>
+      <w:r>
+        <w:t xml:space="preserve">and </w:t>
+      </w:r>
+      <w:r>
+        <w:t xml:space="preserve">world </w:t>
+      </w:r>
+      <w:r>
+        <w:t>human.</w:t>
+      </w:r>
+      <w:r>
+        <w:t xml:space="preserve">  </w:t>
+      </w:r>
+    </w:p>
+    <w:p>
+      <w:r>
+        <w:lastRenderedPageBreak/>
+        <w:t>4</w:t>
+      </w:r>
+      <w:r>
+        <w:t xml:space="preserve">. </w:t>
+      </w:r>
+      <w:r>
+        <w:t>1 Corinthians 13:12</w:t>
+      </w:r>
+      <w:r>
+        <w:t>:</w:t>
+      </w:r>
+      <w:r>
+        <w:t xml:space="preserve"> Apostle Paul wrote Corinthians</w:t>
+      </w:r>
+      <w:r>
+        <w:t xml:space="preserve"> and ask human to improve the intimacy relationship with </w:t>
+      </w:r>
+      <w:r>
+        <w:t>God face-to-face</w:t>
+      </w:r>
+      <w:r>
+        <w:t>.</w:t>
+      </w:r>
+      <w:r>
+        <w:t xml:space="preserve"> </w:t>
+      </w:r>
+      <w:r>
+        <w:t>With AI, we have cloudy mirror, cracked mirror. AI cannot know you. AI replaces you.</w:t>
+      </w:r>
+      <w:r>
+        <w:t xml:space="preserve"> When</w:t>
+      </w:r>
+      <w:r>
+        <w:t xml:space="preserve"> you get older, AI takes the conversation and we become made by AWE.</w:t>
+      </w:r>
+    </w:p>
+    <w:p>
+      <w:r>
+        <w:t>5</w:t>
+      </w:r>
+      <w:r>
+        <w:t xml:space="preserve">. </w:t>
+      </w:r>
+      <w:r>
+        <w:t xml:space="preserve">In God world, </w:t>
+      </w:r>
+      <w:r>
+        <w:t>we have four directions:</w:t>
+      </w:r>
+    </w:p>
+    <w:p>
+      <w:r>
+        <w:t>a</w:t>
+      </w:r>
+      <w:r>
+        <w:t>.  Agency: The Jesus is the agency to lay down his life for us.</w:t>
+      </w:r>
+    </w:p>
+    <w:p>
+      <w:r>
+        <w:t>b</w:t>
+      </w:r>
+      <w:r>
+        <w:t xml:space="preserve">. AWE: AWE is when Jesus cried out to the God. </w:t>
+      </w:r>
+    </w:p>
+    <w:p>
+      <w:r>
+        <w:t>c</w:t>
+      </w:r>
+      <w:r>
+        <w:t xml:space="preserve">. Intimacy: Jesus never stop trust and intimacy of love to human. </w:t>
+      </w:r>
+    </w:p>
+    <w:p>
+      <w:r>
+        <w:t>d</w:t>
+      </w:r>
+      <w:r>
+        <w:t>. Identity: Jesus has unshakable knowledge of Son of God.</w:t>
+      </w:r>
+    </w:p>
+    <w:p>
+      <w:r>
+        <w:t>Jesus stretched himself on cross and restored the relationship for God and us.</w:t>
+      </w:r>
+    </w:p>
+    <w:p>
+      <w:r>
+        <w:t>6. Conclusion:</w:t>
+      </w:r>
+      <w:r>
+        <w:t xml:space="preserve"> </w:t>
+      </w:r>
+    </w:p>
+    <w:p>
+      <w:r>
+        <w:t>We standup and pray the person next you.</w:t>
+      </w:r>
+      <w:r>
+        <w:t xml:space="preserve"> </w:t>
+      </w:r>
+      <w:r>
+        <w:t>“Lord, would you remind this person. They are loved, they are known, and they are not alone.”</w:t>
+      </w:r>
+      <w:r>
+        <w:t xml:space="preserve"> </w:t>
+      </w:r>
+      <w:r>
+        <w:t>In this summer, we offline from computer/iPhone and practice.</w:t>
+      </w:r>
+    </w:p>
+    <w:p>
+      <w:r>
+        <w:t>a</w:t>
+      </w:r>
+      <w:r>
+        <w:t>. Share a meal a week with someone, in person and no phones.</w:t>
+      </w:r>
+    </w:p>
+    <w:p>
+      <w:r>
+        <w:t>b</w:t>
+      </w:r>
+      <w:r>
+        <w:t>. Show up physically foe someone in pain.</w:t>
+      </w:r>
+    </w:p>
+    <w:p>
+      <w:r>
+        <w:t xml:space="preserve">AI is not a helpful in four relationships (AWE, agency, identify, and intimacy). </w:t>
+      </w:r>
+    </w:p>
+    <w:p>
+      <w:r>
+        <w:t xml:space="preserve">Come to Jesus and set up good four relationships with wife, kids, parents, and friends. </w:t>
+      </w:r>
+    </w:p>
+    <w:p/>
+    <w:p>
+      <w:pPr>
+        <w:rPr>
+          <w:rFonts w:hint="eastAsia"/>
+        </w:rPr>
+      </w:pPr>
+      <w:r>
+        <w:rPr>
+          <w:rFonts w:hint="eastAsia"/>
+        </w:rPr>
+        <w:t>======</w:t>
+      </w:r>
+    </w:p>
+    <w:p>
+      <w:pPr>
+        <w:rPr>
+          <w:rFonts w:hint="eastAsia"/>
+        </w:rPr>
+      </w:pPr>
+      <w:r>
+        <w:rPr>
+          <w:rFonts w:hint="eastAsia"/>
+        </w:rPr>
+        <w:t>2026</w:t>
+      </w:r>
+      <w:r>
+        <w:rPr>
+          <w:rFonts w:hint="eastAsia"/>
+        </w:rPr>
+        <w:t>年</w:t>
+      </w:r>
+      <w:r>
+        <w:rPr>
+          <w:rFonts w:hint="eastAsia"/>
+        </w:rPr>
+        <w:t>6</w:t>
+      </w:r>
+      <w:r>
+        <w:rPr>
+          <w:rFonts w:hint="eastAsia"/>
+        </w:rPr>
+        <w:t>月</w:t>
+      </w:r>
+      <w:r>
+        <w:rPr>
+          <w:rFonts w:hint="eastAsia"/>
+        </w:rPr>
+        <w:t>20</w:t>
+      </w:r>
+      <w:r>
+        <w:rPr>
+          <w:rFonts w:hint="eastAsia"/>
+        </w:rPr>
+        <w:t>日，</w:t>
+      </w:r>
+      <w:r>
+        <w:rPr>
+          <w:rFonts w:hint="eastAsia"/>
+        </w:rPr>
+        <w:t>Menlo</w:t>
+      </w:r>
+      <w:r>
+        <w:rPr>
+          <w:rFonts w:hint="eastAsia"/>
+        </w:rPr>
+        <w:t>教會敬拜（回顧上週，</w:t>
+      </w:r>
+      <w:r>
+        <w:rPr>
+          <w:rFonts w:hint="eastAsia"/>
+        </w:rPr>
+        <w:t>2026</w:t>
+      </w:r>
+      <w:r>
+        <w:rPr>
+          <w:rFonts w:hint="eastAsia"/>
+        </w:rPr>
+        <w:t>年</w:t>
+      </w:r>
+      <w:r>
+        <w:rPr>
+          <w:rFonts w:hint="eastAsia"/>
+        </w:rPr>
+        <w:t>6</w:t>
+      </w:r>
+      <w:r>
+        <w:rPr>
+          <w:rFonts w:hint="eastAsia"/>
+        </w:rPr>
+        <w:t>月</w:t>
+      </w:r>
+      <w:r>
+        <w:rPr>
+          <w:rFonts w:hint="eastAsia"/>
+        </w:rPr>
+        <w:t>14</w:t>
+      </w:r>
+      <w:r>
+        <w:rPr>
+          <w:rFonts w:hint="eastAsia"/>
+        </w:rPr>
+        <w:t>日）</w:t>
+      </w:r>
+    </w:p>
+    <w:p>
+      <w:pPr>
+        <w:rPr>
+          <w:rFonts w:hint="eastAsia"/>
+        </w:rPr>
+      </w:pPr>
+      <w:r>
+        <w:rPr>
+          <w:rFonts w:hint="eastAsia"/>
+        </w:rPr>
+        <w:t>https://www.youtube.com/watch?v=Yj3rzuRKpXk</w:t>
+      </w:r>
+    </w:p>
+    <w:p>
+      <w:pPr>
+        <w:rPr>
+          <w:rFonts w:hint="eastAsia"/>
+        </w:rPr>
+      </w:pPr>
+      <w:r>
+        <w:rPr>
+          <w:rFonts w:hint="eastAsia"/>
+        </w:rPr>
+        <w:t>「</w:t>
+      </w:r>
+      <w:proofErr w:type="spellStart"/>
+      <w:r>
+        <w:rPr>
+          <w:rFonts w:hint="eastAsia"/>
+        </w:rPr>
+        <w:t>離線</w:t>
+      </w:r>
+      <w:proofErr w:type="spellEnd"/>
+      <w:r>
+        <w:rPr>
+          <w:rFonts w:hint="eastAsia"/>
+        </w:rPr>
+        <w:t>」（</w:t>
+      </w:r>
+      <w:r>
+        <w:rPr>
+          <w:rFonts w:hint="eastAsia"/>
+        </w:rPr>
+        <w:t>Going Offline</w:t>
+      </w:r>
+      <w:r>
+        <w:rPr>
+          <w:rFonts w:hint="eastAsia"/>
+        </w:rPr>
+        <w:t>）</w:t>
+      </w:r>
+      <w:r>
+        <w:rPr>
+          <w:rFonts w:hint="eastAsia"/>
+        </w:rPr>
+        <w:t xml:space="preserve">| </w:t>
+      </w:r>
+      <w:r>
+        <w:rPr>
+          <w:rFonts w:hint="eastAsia"/>
+        </w:rPr>
+        <w:t>「</w:t>
+      </w:r>
+      <w:proofErr w:type="spellStart"/>
+      <w:r>
+        <w:rPr>
+          <w:rFonts w:hint="eastAsia"/>
+        </w:rPr>
+        <w:t>故障</w:t>
+      </w:r>
+      <w:proofErr w:type="spellEnd"/>
+      <w:r>
+        <w:rPr>
+          <w:rFonts w:hint="eastAsia"/>
+        </w:rPr>
+        <w:t>」（</w:t>
+      </w:r>
+      <w:proofErr w:type="spellStart"/>
+      <w:r>
+        <w:rPr>
+          <w:rFonts w:hint="eastAsia"/>
+        </w:rPr>
+        <w:t>Glitch</w:t>
+      </w:r>
+      <w:r>
+        <w:rPr>
+          <w:rFonts w:hint="eastAsia"/>
+        </w:rPr>
+        <w:t>）系列</w:t>
+      </w:r>
+      <w:proofErr w:type="spellEnd"/>
+      <w:r>
+        <w:rPr>
+          <w:rFonts w:hint="eastAsia"/>
+        </w:rPr>
+        <w:t xml:space="preserve"> | </w:t>
+      </w:r>
+      <w:proofErr w:type="spellStart"/>
+      <w:r>
+        <w:rPr>
+          <w:rFonts w:hint="eastAsia"/>
+        </w:rPr>
+        <w:t>Menlo</w:t>
+      </w:r>
+      <w:r>
+        <w:rPr>
+          <w:rFonts w:hint="eastAsia"/>
+        </w:rPr>
+        <w:t>教會</w:t>
+      </w:r>
+      <w:proofErr w:type="spellEnd"/>
+      <w:r>
+        <w:rPr>
+          <w:rFonts w:hint="eastAsia"/>
+        </w:rPr>
+        <w:t xml:space="preserve"> Phil EuBank</w:t>
+      </w:r>
+    </w:p>
+    <w:p>
+      <w:pPr>
+        <w:rPr>
+          <w:rFonts w:hint="eastAsia"/>
+        </w:rPr>
+      </w:pPr>
+    </w:p>
+    <w:p>
+      <w:pPr>
+        <w:rPr>
+          <w:rFonts w:hint="eastAsia"/>
+        </w:rPr>
+      </w:pPr>
+      <w:proofErr w:type="spellStart"/>
+      <w:r>
+        <w:rPr>
+          <w:rFonts w:hint="eastAsia"/>
+        </w:rPr>
+        <w:t>我們正處於為期四周的「故障</w:t>
+      </w:r>
+      <w:proofErr w:type="spellEnd"/>
+      <w:r>
+        <w:rPr>
+          <w:rFonts w:hint="eastAsia"/>
+        </w:rPr>
+        <w:t>」（</w:t>
+      </w:r>
+      <w:r>
+        <w:rPr>
+          <w:rFonts w:hint="eastAsia"/>
+        </w:rPr>
+        <w:t>Glitch</w:t>
+      </w:r>
+      <w:r>
+        <w:rPr>
+          <w:rFonts w:hint="eastAsia"/>
+        </w:rPr>
+        <w:t>）系列講道的尾聲（主題依序為：</w:t>
+      </w:r>
+      <w:r>
+        <w:rPr>
+          <w:rFonts w:hint="eastAsia"/>
+        </w:rPr>
+        <w:t xml:space="preserve">1. </w:t>
+      </w:r>
+      <w:r>
+        <w:rPr>
+          <w:rFonts w:hint="eastAsia"/>
+        </w:rPr>
+        <w:t>致命錯誤；</w:t>
+      </w:r>
+      <w:r>
+        <w:rPr>
+          <w:rFonts w:hint="eastAsia"/>
+        </w:rPr>
+        <w:t xml:space="preserve">2. </w:t>
+      </w:r>
+      <w:r>
+        <w:rPr>
+          <w:rFonts w:hint="eastAsia"/>
+        </w:rPr>
+        <w:t>無限循環；</w:t>
+      </w:r>
+      <w:r>
+        <w:rPr>
+          <w:rFonts w:hint="eastAsia"/>
+        </w:rPr>
+        <w:t xml:space="preserve">3. </w:t>
+      </w:r>
+      <w:r>
+        <w:rPr>
+          <w:rFonts w:hint="eastAsia"/>
+        </w:rPr>
+        <w:t>硬體故障；</w:t>
+      </w:r>
+      <w:r>
+        <w:rPr>
+          <w:rFonts w:hint="eastAsia"/>
+        </w:rPr>
+        <w:t xml:space="preserve">4. </w:t>
+      </w:r>
+      <w:proofErr w:type="spellStart"/>
+      <w:r>
+        <w:rPr>
+          <w:rFonts w:hint="eastAsia"/>
+        </w:rPr>
+        <w:t>離線</w:t>
+      </w:r>
+      <w:proofErr w:type="spellEnd"/>
+      <w:r>
+        <w:rPr>
+          <w:rFonts w:hint="eastAsia"/>
+        </w:rPr>
+        <w:t>）。</w:t>
+      </w:r>
+      <w:proofErr w:type="spellStart"/>
+      <w:r>
+        <w:rPr>
+          <w:rFonts w:hint="eastAsia"/>
+        </w:rPr>
+        <w:t>在人工智慧（</w:t>
+      </w:r>
+      <w:r>
+        <w:rPr>
+          <w:rFonts w:hint="eastAsia"/>
+        </w:rPr>
+        <w:t>AI</w:t>
+      </w:r>
+      <w:r>
+        <w:rPr>
+          <w:rFonts w:hint="eastAsia"/>
+        </w:rPr>
+        <w:t>）的世界裡，身處機器世界的我們該如何自處</w:t>
+      </w:r>
+      <w:proofErr w:type="spellEnd"/>
+      <w:r>
+        <w:rPr>
+          <w:rFonts w:hint="eastAsia"/>
+        </w:rPr>
+        <w:t>？</w:t>
+      </w:r>
+    </w:p>
+    <w:p>
+      <w:pPr>
+        <w:rPr>
+          <w:rFonts w:hint="eastAsia"/>
+        </w:rPr>
+      </w:pPr>
+      <w:r>
+        <w:rPr>
+          <w:rFonts w:hint="eastAsia"/>
+        </w:rPr>
+        <w:t>今天，我們要探討如何“</w:t>
+      </w:r>
+      <w:proofErr w:type="spellStart"/>
+      <w:r>
+        <w:rPr>
+          <w:rFonts w:hint="eastAsia"/>
+        </w:rPr>
+        <w:t>離線</w:t>
+      </w:r>
+      <w:proofErr w:type="spellEnd"/>
+      <w:r>
+        <w:rPr>
+          <w:rFonts w:hint="eastAsia"/>
+        </w:rPr>
+        <w:t>”，</w:t>
+      </w:r>
+      <w:proofErr w:type="spellStart"/>
+      <w:r>
+        <w:rPr>
+          <w:rFonts w:hint="eastAsia"/>
+        </w:rPr>
+        <w:t>並保持與人類世界的真實聯繫</w:t>
+      </w:r>
+      <w:proofErr w:type="spellEnd"/>
+      <w:r>
+        <w:rPr>
+          <w:rFonts w:hint="eastAsia"/>
+        </w:rPr>
+        <w:t>。</w:t>
+      </w:r>
+    </w:p>
+    <w:p>
+      <w:pPr>
+        <w:rPr>
+          <w:rFonts w:hint="eastAsia"/>
+        </w:rPr>
+      </w:pPr>
+    </w:p>
+    <w:p>
+      <w:pPr>
+        <w:rPr>
+          <w:rFonts w:hint="eastAsia"/>
+        </w:rPr>
+      </w:pPr>
+      <w:r>
+        <w:rPr>
+          <w:rFonts w:hint="eastAsia"/>
+        </w:rPr>
+        <w:t xml:space="preserve">1. </w:t>
+      </w:r>
+      <w:proofErr w:type="spellStart"/>
+      <w:r>
+        <w:rPr>
+          <w:rFonts w:hint="eastAsia"/>
+        </w:rPr>
+        <w:t>AI</w:t>
+      </w:r>
+      <w:r>
+        <w:rPr>
+          <w:rFonts w:hint="eastAsia"/>
+        </w:rPr>
+        <w:t>包含四個架構：人工敬畏感（</w:t>
+      </w:r>
+      <w:r>
+        <w:rPr>
+          <w:rFonts w:hint="eastAsia"/>
+        </w:rPr>
+        <w:t>AWE</w:t>
+      </w:r>
+      <w:proofErr w:type="spellEnd"/>
+      <w:r>
+        <w:rPr>
+          <w:rFonts w:hint="eastAsia"/>
+        </w:rPr>
+        <w:t>）、</w:t>
+      </w:r>
+      <w:proofErr w:type="spellStart"/>
+      <w:r>
+        <w:rPr>
+          <w:rFonts w:hint="eastAsia"/>
+        </w:rPr>
+        <w:t>人工主體性（</w:t>
+      </w:r>
+      <w:r>
+        <w:rPr>
+          <w:rFonts w:hint="eastAsia"/>
+        </w:rPr>
+        <w:t>Agency</w:t>
+      </w:r>
+      <w:r>
+        <w:rPr>
+          <w:rFonts w:hint="eastAsia"/>
+        </w:rPr>
+        <w:t>，如</w:t>
+      </w:r>
+      <w:r>
+        <w:rPr>
+          <w:rFonts w:hint="eastAsia"/>
+        </w:rPr>
+        <w:t>Google</w:t>
+      </w:r>
+      <w:proofErr w:type="spellEnd"/>
+      <w:r>
+        <w:rPr>
+          <w:rFonts w:hint="eastAsia"/>
+        </w:rPr>
+        <w:t xml:space="preserve"> Spark</w:t>
+      </w:r>
+      <w:r>
+        <w:rPr>
+          <w:rFonts w:hint="eastAsia"/>
+        </w:rPr>
+        <w:t>）、</w:t>
+      </w:r>
+      <w:proofErr w:type="spellStart"/>
+      <w:r>
+        <w:rPr>
+          <w:rFonts w:hint="eastAsia"/>
+        </w:rPr>
+        <w:t>人工認同（</w:t>
+      </w:r>
+      <w:r>
+        <w:rPr>
+          <w:rFonts w:hint="eastAsia"/>
+        </w:rPr>
+        <w:t>Identity</w:t>
+      </w:r>
+      <w:r>
+        <w:rPr>
+          <w:rFonts w:hint="eastAsia"/>
+        </w:rPr>
+        <w:t>）以及人工親密關係（</w:t>
+      </w:r>
+      <w:r>
+        <w:rPr>
+          <w:rFonts w:hint="eastAsia"/>
+        </w:rPr>
+        <w:t>Intimacy</w:t>
+      </w:r>
+      <w:proofErr w:type="spellEnd"/>
+      <w:r>
+        <w:rPr>
+          <w:rFonts w:hint="eastAsia"/>
+        </w:rPr>
+        <w:t>）。</w:t>
+      </w:r>
+      <w:r>
+        <w:rPr>
+          <w:rFonts w:hint="eastAsia"/>
+        </w:rPr>
+        <w:t xml:space="preserve"> </w:t>
+      </w:r>
+      <w:proofErr w:type="spellStart"/>
+      <w:r>
+        <w:rPr>
+          <w:rFonts w:hint="eastAsia"/>
+        </w:rPr>
+        <w:t>AI</w:t>
+      </w:r>
+      <w:r>
+        <w:rPr>
+          <w:rFonts w:hint="eastAsia"/>
+        </w:rPr>
+        <w:t>不僅僅是技術，它也在某種程度上取代了人類</w:t>
+      </w:r>
+      <w:proofErr w:type="spellEnd"/>
+      <w:r>
+        <w:rPr>
+          <w:rFonts w:hint="eastAsia"/>
+        </w:rPr>
+        <w:t>。</w:t>
+      </w:r>
+    </w:p>
+    <w:p>
+      <w:pPr>
+        <w:rPr>
+          <w:rFonts w:hint="eastAsia"/>
+        </w:rPr>
+      </w:pPr>
+      <w:r>
+        <w:rPr>
+          <w:rFonts w:hint="eastAsia"/>
+        </w:rPr>
+        <w:t xml:space="preserve">2. </w:t>
+      </w:r>
+      <w:proofErr w:type="spellStart"/>
+      <w:r>
+        <w:rPr>
+          <w:rFonts w:hint="eastAsia"/>
+        </w:rPr>
+        <w:t>一句美國俗語形容了某種關係</w:t>
+      </w:r>
+      <w:proofErr w:type="spellEnd"/>
+      <w:r>
+        <w:rPr>
+          <w:rFonts w:hint="eastAsia"/>
+        </w:rPr>
+        <w:t>：「</w:t>
+      </w:r>
+      <w:proofErr w:type="spellStart"/>
+      <w:r>
+        <w:rPr>
+          <w:rFonts w:hint="eastAsia"/>
+        </w:rPr>
+        <w:t>只推不拉，只取不予</w:t>
+      </w:r>
+      <w:proofErr w:type="spellEnd"/>
+      <w:r>
+        <w:rPr>
+          <w:rFonts w:hint="eastAsia"/>
+        </w:rPr>
+        <w:t>。」</w:t>
+      </w:r>
+      <w:proofErr w:type="spellStart"/>
+      <w:r>
+        <w:rPr>
+          <w:rFonts w:hint="eastAsia"/>
+        </w:rPr>
+        <w:t>意指這段關係是單向的，沒有回饋</w:t>
+      </w:r>
+      <w:proofErr w:type="spellEnd"/>
+      <w:r>
+        <w:rPr>
+          <w:rFonts w:hint="eastAsia"/>
+        </w:rPr>
+        <w:t>。</w:t>
+      </w:r>
+      <w:r>
+        <w:rPr>
+          <w:rFonts w:hint="eastAsia"/>
+        </w:rPr>
+        <w:t xml:space="preserve"> </w:t>
+      </w:r>
+      <w:proofErr w:type="spellStart"/>
+      <w:r>
+        <w:rPr>
+          <w:rFonts w:hint="eastAsia"/>
+        </w:rPr>
+        <w:t>AI</w:t>
+      </w:r>
+      <w:r>
+        <w:rPr>
+          <w:rFonts w:hint="eastAsia"/>
+        </w:rPr>
+        <w:t>正是如此：它總是傾聽你，並順從你的想法</w:t>
+      </w:r>
+      <w:proofErr w:type="spellEnd"/>
+      <w:r>
+        <w:rPr>
+          <w:rFonts w:hint="eastAsia"/>
+        </w:rPr>
+        <w:t>。</w:t>
+      </w:r>
+    </w:p>
+    <w:p>
+      <w:pPr>
+        <w:rPr>
+          <w:rFonts w:hint="eastAsia"/>
+        </w:rPr>
+      </w:pPr>
+      <w:r>
+        <w:rPr>
+          <w:rFonts w:hint="eastAsia"/>
+        </w:rPr>
+        <w:t xml:space="preserve">3. </w:t>
+      </w:r>
+      <w:proofErr w:type="spellStart"/>
+      <w:r>
+        <w:rPr>
+          <w:rFonts w:hint="eastAsia"/>
+        </w:rPr>
+        <w:t>馬太福音</w:t>
+      </w:r>
+      <w:proofErr w:type="spellEnd"/>
+      <w:r>
+        <w:rPr>
+          <w:rFonts w:hint="eastAsia"/>
+        </w:rPr>
+        <w:t xml:space="preserve"> 11:28-30</w:t>
+      </w:r>
+      <w:r>
+        <w:rPr>
+          <w:rFonts w:hint="eastAsia"/>
+        </w:rPr>
+        <w:t>：耶穌在十字架上捨己，確立了神與世人之間和好的關係。</w:t>
+      </w:r>
+    </w:p>
+    <w:p>
+      <w:pPr>
+        <w:rPr>
+          <w:rFonts w:hint="eastAsia"/>
+        </w:rPr>
+      </w:pPr>
+      <w:r>
+        <w:rPr>
+          <w:rFonts w:hint="eastAsia"/>
+        </w:rPr>
+        <w:t xml:space="preserve">4. </w:t>
+      </w:r>
+      <w:proofErr w:type="spellStart"/>
+      <w:r>
+        <w:rPr>
+          <w:rFonts w:hint="eastAsia"/>
+        </w:rPr>
+        <w:t>哥林多前書</w:t>
+      </w:r>
+      <w:proofErr w:type="spellEnd"/>
+      <w:r>
+        <w:rPr>
+          <w:rFonts w:hint="eastAsia"/>
+        </w:rPr>
+        <w:t xml:space="preserve"> 13:12</w:t>
+      </w:r>
+      <w:r>
+        <w:rPr>
+          <w:rFonts w:hint="eastAsia"/>
+        </w:rPr>
+        <w:t>：使徒保羅在寫給哥林多教會的信中，呼籲人們與神建立面對面的親密關係。相較之下，</w:t>
+      </w:r>
+      <w:r>
+        <w:rPr>
+          <w:rFonts w:hint="eastAsia"/>
+        </w:rPr>
+        <w:t>AI</w:t>
+      </w:r>
+      <w:r>
+        <w:rPr>
+          <w:rFonts w:hint="eastAsia"/>
+        </w:rPr>
+        <w:t>就像一面模糊或破裂的鏡子——它無法真正了解你，卻在取代你。隨著我們老去，</w:t>
+      </w:r>
+      <w:r>
+        <w:rPr>
+          <w:rFonts w:hint="eastAsia"/>
+        </w:rPr>
+        <w:t>AI</w:t>
+      </w:r>
+      <w:r>
+        <w:rPr>
+          <w:rFonts w:hint="eastAsia"/>
+        </w:rPr>
+        <w:t>接手了對話，我們反而成了被</w:t>
+      </w:r>
+      <w:r>
+        <w:rPr>
+          <w:rFonts w:hint="eastAsia"/>
+        </w:rPr>
+        <w:t>AI</w:t>
+      </w:r>
+      <w:r>
+        <w:rPr>
+          <w:rFonts w:hint="eastAsia"/>
+        </w:rPr>
+        <w:t>「塑造」的產物。</w:t>
+      </w:r>
+    </w:p>
+    <w:p>
+      <w:pPr>
+        <w:rPr>
+          <w:rFonts w:hint="eastAsia"/>
+        </w:rPr>
+      </w:pPr>
+      <w:r>
+        <w:rPr>
+          <w:rFonts w:hint="eastAsia"/>
+        </w:rPr>
+        <w:t xml:space="preserve">5. </w:t>
+      </w:r>
+      <w:proofErr w:type="spellStart"/>
+      <w:r>
+        <w:rPr>
+          <w:rFonts w:hint="eastAsia"/>
+        </w:rPr>
+        <w:t>在神的國度裡，我們有四個維度的體現</w:t>
+      </w:r>
+      <w:proofErr w:type="spellEnd"/>
+      <w:r>
+        <w:rPr>
+          <w:rFonts w:hint="eastAsia"/>
+        </w:rPr>
+        <w:t>：</w:t>
+      </w:r>
+    </w:p>
+    <w:p>
+      <w:pPr>
+        <w:rPr>
+          <w:rFonts w:hint="eastAsia"/>
+        </w:rPr>
+      </w:pPr>
+      <w:r>
+        <w:rPr>
+          <w:rFonts w:hint="eastAsia"/>
+        </w:rPr>
+        <w:t xml:space="preserve">a. </w:t>
+      </w:r>
+      <w:proofErr w:type="spellStart"/>
+      <w:r>
+        <w:rPr>
+          <w:rFonts w:hint="eastAsia"/>
+        </w:rPr>
+        <w:t>主體性（</w:t>
+      </w:r>
+      <w:r>
+        <w:rPr>
+          <w:rFonts w:hint="eastAsia"/>
+        </w:rPr>
+        <w:t>Agency</w:t>
+      </w:r>
+      <w:proofErr w:type="spellEnd"/>
+      <w:r>
+        <w:rPr>
+          <w:rFonts w:hint="eastAsia"/>
+        </w:rPr>
+        <w:t>）：</w:t>
+      </w:r>
+      <w:proofErr w:type="spellStart"/>
+      <w:r>
+        <w:rPr>
+          <w:rFonts w:hint="eastAsia"/>
+        </w:rPr>
+        <w:t>耶穌主動捨命，成為我們與神和好的中保</w:t>
+      </w:r>
+      <w:proofErr w:type="spellEnd"/>
+      <w:r>
+        <w:rPr>
+          <w:rFonts w:hint="eastAsia"/>
+        </w:rPr>
+        <w:t>。</w:t>
+      </w:r>
+    </w:p>
+    <w:p>
+      <w:pPr>
+        <w:rPr>
+          <w:rFonts w:hint="eastAsia"/>
+        </w:rPr>
+      </w:pPr>
+      <w:r>
+        <w:rPr>
+          <w:rFonts w:hint="eastAsia"/>
+        </w:rPr>
+        <w:t xml:space="preserve">b. </w:t>
+      </w:r>
+      <w:proofErr w:type="spellStart"/>
+      <w:r>
+        <w:rPr>
+          <w:rFonts w:hint="eastAsia"/>
+        </w:rPr>
+        <w:t>敬畏感（</w:t>
+      </w:r>
+      <w:r>
+        <w:rPr>
+          <w:rFonts w:hint="eastAsia"/>
+        </w:rPr>
+        <w:t>AWE</w:t>
+      </w:r>
+      <w:proofErr w:type="spellEnd"/>
+      <w:r>
+        <w:rPr>
+          <w:rFonts w:hint="eastAsia"/>
+        </w:rPr>
+        <w:t>）：</w:t>
+      </w:r>
+      <w:proofErr w:type="spellStart"/>
+      <w:r>
+        <w:rPr>
+          <w:rFonts w:hint="eastAsia"/>
+        </w:rPr>
+        <w:t>當耶穌向神呼求時，便體現了這種敬畏</w:t>
+      </w:r>
+      <w:proofErr w:type="spellEnd"/>
+      <w:r>
+        <w:rPr>
+          <w:rFonts w:hint="eastAsia"/>
+        </w:rPr>
+        <w:t>。</w:t>
+      </w:r>
+    </w:p>
+    <w:p>
+      <w:pPr>
+        <w:rPr>
+          <w:rFonts w:hint="eastAsia"/>
+        </w:rPr>
+      </w:pPr>
+      <w:r>
+        <w:rPr>
+          <w:rFonts w:hint="eastAsia"/>
+        </w:rPr>
+        <w:t xml:space="preserve">c. </w:t>
+      </w:r>
+      <w:proofErr w:type="spellStart"/>
+      <w:r>
+        <w:rPr>
+          <w:rFonts w:hint="eastAsia"/>
+        </w:rPr>
+        <w:t>親密關係（</w:t>
+      </w:r>
+      <w:r>
+        <w:rPr>
+          <w:rFonts w:hint="eastAsia"/>
+        </w:rPr>
+        <w:t>Intimacy</w:t>
+      </w:r>
+      <w:proofErr w:type="spellEnd"/>
+      <w:r>
+        <w:rPr>
+          <w:rFonts w:hint="eastAsia"/>
+        </w:rPr>
+        <w:t>）：</w:t>
+      </w:r>
+      <w:proofErr w:type="spellStart"/>
+      <w:r>
+        <w:rPr>
+          <w:rFonts w:hint="eastAsia"/>
+        </w:rPr>
+        <w:t>耶穌從未停止對人類的信賴與充滿愛的親密關係</w:t>
+      </w:r>
+      <w:proofErr w:type="spellEnd"/>
+      <w:r>
+        <w:rPr>
+          <w:rFonts w:hint="eastAsia"/>
+        </w:rPr>
+        <w:t>。</w:t>
+      </w:r>
+    </w:p>
+    <w:p>
+      <w:pPr>
+        <w:rPr>
+          <w:rFonts w:hint="eastAsia"/>
+        </w:rPr>
+      </w:pPr>
+      <w:r>
+        <w:rPr>
+          <w:rFonts w:hint="eastAsia"/>
+        </w:rPr>
+        <w:t xml:space="preserve">d. </w:t>
+      </w:r>
+      <w:proofErr w:type="spellStart"/>
+      <w:r>
+        <w:rPr>
+          <w:rFonts w:hint="eastAsia"/>
+        </w:rPr>
+        <w:t>認同（</w:t>
+      </w:r>
+      <w:r>
+        <w:rPr>
+          <w:rFonts w:hint="eastAsia"/>
+        </w:rPr>
+        <w:t>Identity</w:t>
+      </w:r>
+      <w:proofErr w:type="spellEnd"/>
+      <w:r>
+        <w:rPr>
+          <w:rFonts w:hint="eastAsia"/>
+        </w:rPr>
+        <w:t>）：</w:t>
+      </w:r>
+      <w:proofErr w:type="spellStart"/>
+      <w:r>
+        <w:rPr>
+          <w:rFonts w:hint="eastAsia"/>
+        </w:rPr>
+        <w:t>耶穌對自己作為「神之子」的身份有著確信無疑的認知</w:t>
+      </w:r>
+      <w:proofErr w:type="spellEnd"/>
+      <w:r>
+        <w:rPr>
+          <w:rFonts w:hint="eastAsia"/>
+        </w:rPr>
+        <w:t>。</w:t>
+      </w:r>
+    </w:p>
+    <w:p>
+      <w:pPr>
+        <w:rPr>
+          <w:rFonts w:hint="eastAsia"/>
+        </w:rPr>
+      </w:pPr>
+      <w:proofErr w:type="spellStart"/>
+      <w:r>
+        <w:rPr>
+          <w:rFonts w:hint="eastAsia"/>
+        </w:rPr>
+        <w:t>耶穌在十字架上張開雙臂，修復了神與我們之間的關係</w:t>
+      </w:r>
+      <w:proofErr w:type="spellEnd"/>
+      <w:r>
+        <w:rPr>
+          <w:rFonts w:hint="eastAsia"/>
+        </w:rPr>
+        <w:t>。</w:t>
+      </w:r>
+    </w:p>
+    <w:p>
+      <w:pPr>
+        <w:rPr>
+          <w:rFonts w:hint="eastAsia"/>
+        </w:rPr>
+      </w:pPr>
+      <w:r>
+        <w:rPr>
+          <w:rFonts w:hint="eastAsia"/>
+        </w:rPr>
+        <w:t xml:space="preserve">6. </w:t>
+      </w:r>
+      <w:r>
+        <w:rPr>
+          <w:rFonts w:hint="eastAsia"/>
+        </w:rPr>
+        <w:t>結語：</w:t>
+      </w:r>
+    </w:p>
+    <w:p>
+      <w:pPr>
+        <w:rPr>
+          <w:rFonts w:hint="eastAsia"/>
+        </w:rPr>
+      </w:pPr>
+      <w:r>
+        <w:rPr>
+          <w:rFonts w:hint="eastAsia"/>
+        </w:rPr>
+        <w:t>請大家起立，為身旁的人禱告：「主啊，求你提醒這個人：他們是被愛的，是被了解的，並且他們並不孤單。」這個夏天，我們要放下電腦和手機，重歸現實生活，付諸行動：</w:t>
+      </w:r>
+    </w:p>
+    <w:p>
+      <w:pPr>
+        <w:rPr>
+          <w:rFonts w:hint="eastAsia"/>
+        </w:rPr>
+      </w:pPr>
+      <w:r>
+        <w:rPr>
+          <w:rFonts w:hint="eastAsia"/>
+        </w:rPr>
+        <w:t xml:space="preserve">a. </w:t>
+      </w:r>
+      <w:proofErr w:type="spellStart"/>
+      <w:r>
+        <w:rPr>
+          <w:rFonts w:hint="eastAsia"/>
+        </w:rPr>
+        <w:t>每週與人共進一次餐點－面對面交流，且不使用手機</w:t>
+      </w:r>
+      <w:proofErr w:type="spellEnd"/>
+      <w:r>
+        <w:rPr>
+          <w:rFonts w:hint="eastAsia"/>
+        </w:rPr>
+        <w:t>。</w:t>
+      </w:r>
+    </w:p>
+    <w:p>
+      <w:pPr>
+        <w:rPr>
+          <w:rFonts w:hint="eastAsia"/>
+        </w:rPr>
+      </w:pPr>
+      <w:r>
+        <w:rPr>
+          <w:rFonts w:hint="eastAsia"/>
+        </w:rPr>
+        <w:t xml:space="preserve">b. </w:t>
+      </w:r>
+      <w:proofErr w:type="spellStart"/>
+      <w:r>
+        <w:rPr>
+          <w:rFonts w:hint="eastAsia"/>
+        </w:rPr>
+        <w:t>當他人處於痛苦之中時，親自陪伴在他們身邊</w:t>
+      </w:r>
+      <w:proofErr w:type="spellEnd"/>
+      <w:r>
+        <w:rPr>
+          <w:rFonts w:hint="eastAsia"/>
+        </w:rPr>
+        <w:t>。</w:t>
+      </w:r>
+    </w:p>
+    <w:p>
+      <w:pPr>
+        <w:rPr>
+          <w:rFonts w:hint="eastAsia"/>
+        </w:rPr>
+      </w:pPr>
+      <w:proofErr w:type="spellStart"/>
+      <w:r>
+        <w:rPr>
+          <w:rFonts w:hint="eastAsia"/>
+        </w:rPr>
+        <w:t>在四種關鍵關係（敬畏感、自主性、自我認同與親密關係）的維繫上，</w:t>
+      </w:r>
+      <w:r>
+        <w:rPr>
+          <w:rFonts w:hint="eastAsia"/>
+        </w:rPr>
+        <w:t>AI</w:t>
+      </w:r>
+      <w:proofErr w:type="spellEnd"/>
+      <w:r>
+        <w:rPr>
+          <w:rFonts w:hint="eastAsia"/>
+        </w:rPr>
+        <w:t xml:space="preserve"> </w:t>
+      </w:r>
+      <w:proofErr w:type="spellStart"/>
+      <w:r>
+        <w:rPr>
+          <w:rFonts w:hint="eastAsia"/>
+        </w:rPr>
+        <w:t>無法提供實質幫助</w:t>
+      </w:r>
+      <w:proofErr w:type="spellEnd"/>
+      <w:r>
+        <w:rPr>
+          <w:rFonts w:hint="eastAsia"/>
+        </w:rPr>
+        <w:t>。</w:t>
+      </w:r>
+    </w:p>
+    <w:p>
+      <w:proofErr w:type="spellStart"/>
+      <w:r>
+        <w:rPr>
+          <w:rFonts w:hint="eastAsia"/>
+        </w:rPr>
+        <w:lastRenderedPageBreak/>
+        <w:t>讓我們歸向耶穌，與妻子、子女、父母、朋友建立美好的關係</w:t>
+      </w:r>
+      <w:proofErr w:type="spellEnd"/>
+      <w:r>
+        <w:rPr>
+          <w:rFonts w:hint="eastAsia"/>
+        </w:rPr>
+        <w:t>。</w:t>
+      </w:r>
+    </w:p>
+    <w:p/>
+    <w:p>
+      <w:pPr>
+        <w:rPr>
+          <w:rFonts w:hint="eastAsia"/>
+        </w:rPr>
+      </w:pPr>
+      <w:r>
+        <w:rPr>
+          <w:rFonts w:hint="eastAsia"/>
+        </w:rPr>
+        <w:t>======</w:t>
+      </w:r>
+    </w:p>
+    <w:p>
+      <w:pPr>
+        <w:rPr>
+          <w:rFonts w:hint="eastAsia"/>
+        </w:rPr>
+      </w:pPr>
+      <w:r>
+        <w:rPr>
+          <w:rFonts w:hint="eastAsia"/>
+        </w:rPr>
+        <w:t>2026</w:t>
+      </w:r>
+      <w:r>
+        <w:rPr>
+          <w:rFonts w:hint="eastAsia"/>
+        </w:rPr>
+        <w:t>年</w:t>
+      </w:r>
+      <w:r>
+        <w:rPr>
+          <w:rFonts w:hint="eastAsia"/>
+        </w:rPr>
+        <w:t>6</w:t>
+      </w:r>
+      <w:r>
+        <w:rPr>
+          <w:rFonts w:hint="eastAsia"/>
+        </w:rPr>
+        <w:t>月</w:t>
+      </w:r>
+      <w:r>
+        <w:rPr>
+          <w:rFonts w:hint="eastAsia"/>
+        </w:rPr>
+        <w:t>20</w:t>
+      </w:r>
+      <w:r>
+        <w:rPr>
+          <w:rFonts w:hint="eastAsia"/>
+        </w:rPr>
+        <w:t>日、メンロ教会礼拝（前週</w:t>
+      </w:r>
+      <w:r>
+        <w:rPr>
+          <w:rFonts w:hint="eastAsia"/>
+        </w:rPr>
+        <w:t>2026</w:t>
+      </w:r>
+      <w:r>
+        <w:rPr>
+          <w:rFonts w:hint="eastAsia"/>
+        </w:rPr>
+        <w:t>年</w:t>
+      </w:r>
+      <w:r>
+        <w:rPr>
+          <w:rFonts w:hint="eastAsia"/>
+        </w:rPr>
+        <w:t>6</w:t>
+      </w:r>
+      <w:r>
+        <w:rPr>
+          <w:rFonts w:hint="eastAsia"/>
+        </w:rPr>
+        <w:t>月</w:t>
+      </w:r>
+      <w:r>
+        <w:rPr>
+          <w:rFonts w:hint="eastAsia"/>
+        </w:rPr>
+        <w:t>14</w:t>
+      </w:r>
+      <w:r>
+        <w:rPr>
+          <w:rFonts w:hint="eastAsia"/>
+        </w:rPr>
+        <w:t>日の要約）</w:t>
+      </w:r>
+    </w:p>
+    <w:p>
+      <w:pPr>
+        <w:rPr>
+          <w:rFonts w:hint="eastAsia"/>
+        </w:rPr>
+      </w:pPr>
+      <w:r>
+        <w:rPr>
+          <w:rFonts w:hint="eastAsia"/>
+        </w:rPr>
+        <w:t>https://www.youtube.com/watch?v=Yj3rzuRKpXk</w:t>
+      </w:r>
+    </w:p>
+    <w:p>
+      <w:pPr>
+        <w:rPr>
+          <w:rFonts w:hint="eastAsia"/>
+        </w:rPr>
+      </w:pPr>
+      <w:r>
+        <w:rPr>
+          <w:rFonts w:hint="eastAsia"/>
+        </w:rPr>
+        <w:t xml:space="preserve">Going </w:t>
+      </w:r>
+      <w:proofErr w:type="spellStart"/>
+      <w:r>
+        <w:rPr>
+          <w:rFonts w:hint="eastAsia"/>
+        </w:rPr>
+        <w:t>Offline</w:t>
+      </w:r>
+      <w:r>
+        <w:rPr>
+          <w:rFonts w:hint="eastAsia"/>
+        </w:rPr>
+        <w:t>（オフラインになる</w:t>
+      </w:r>
+      <w:proofErr w:type="spellEnd"/>
+      <w:r>
+        <w:rPr>
+          <w:rFonts w:hint="eastAsia"/>
+        </w:rPr>
+        <w:t>）</w:t>
+      </w:r>
+      <w:r>
+        <w:rPr>
+          <w:rFonts w:hint="eastAsia"/>
+        </w:rPr>
+        <w:t xml:space="preserve"> | </w:t>
+      </w:r>
+      <w:proofErr w:type="spellStart"/>
+      <w:r>
+        <w:rPr>
+          <w:rFonts w:hint="eastAsia"/>
+        </w:rPr>
+        <w:t>Glitch</w:t>
+      </w:r>
+      <w:r>
+        <w:rPr>
+          <w:rFonts w:hint="eastAsia"/>
+        </w:rPr>
+        <w:t>（不具合</w:t>
+      </w:r>
+      <w:proofErr w:type="spellEnd"/>
+      <w:r>
+        <w:rPr>
+          <w:rFonts w:hint="eastAsia"/>
+        </w:rPr>
+        <w:t>）</w:t>
+      </w:r>
+      <w:r>
+        <w:rPr>
+          <w:rFonts w:hint="eastAsia"/>
+        </w:rPr>
+        <w:t xml:space="preserve"> | </w:t>
+      </w:r>
+      <w:proofErr w:type="spellStart"/>
+      <w:r>
+        <w:rPr>
+          <w:rFonts w:hint="eastAsia"/>
+        </w:rPr>
+        <w:t>メンロ教会</w:t>
+      </w:r>
+      <w:proofErr w:type="spellEnd"/>
+      <w:r>
+        <w:rPr>
+          <w:rFonts w:hint="eastAsia"/>
+        </w:rPr>
+        <w:t xml:space="preserve"> </w:t>
+      </w:r>
+      <w:proofErr w:type="spellStart"/>
+      <w:r>
+        <w:rPr>
+          <w:rFonts w:hint="eastAsia"/>
+        </w:rPr>
+        <w:t>フィル</w:t>
+      </w:r>
+      <w:r>
+        <w:rPr>
+          <w:rFonts w:ascii="MS Mincho" w:eastAsia="MS Mincho" w:hAnsi="MS Mincho" w:cs="MS Mincho" w:hint="eastAsia"/>
+        </w:rPr>
+        <w:t>・</w:t>
+      </w:r>
+      <w:r>
+        <w:rPr>
+          <w:rFonts w:ascii="SimSun" w:hAnsi="SimSun" w:cs="SimSun" w:hint="eastAsia"/>
+        </w:rPr>
+        <w:t>ユーバンク（</w:t>
+      </w:r>
+      <w:r>
+        <w:rPr>
+          <w:rFonts w:hint="eastAsia"/>
+        </w:rPr>
+        <w:t>Phil</w:t>
+      </w:r>
+      <w:proofErr w:type="spellEnd"/>
+      <w:r>
+        <w:rPr>
+          <w:rFonts w:hint="eastAsia"/>
+        </w:rPr>
+        <w:t xml:space="preserve"> EuBank</w:t>
+      </w:r>
+      <w:r>
+        <w:rPr>
+          <w:rFonts w:hint="eastAsia"/>
+        </w:rPr>
+        <w:t>）</w:t>
+      </w:r>
+    </w:p>
+    <w:p>
+      <w:pPr>
+        <w:rPr>
+          <w:rFonts w:hint="eastAsia"/>
+        </w:rPr>
+      </w:pPr>
+    </w:p>
+    <w:p>
+      <w:pPr>
+        <w:rPr>
+          <w:rFonts w:hint="eastAsia"/>
+        </w:rPr>
+      </w:pPr>
+      <w:r>
+        <w:rPr>
+          <w:rFonts w:hint="eastAsia"/>
+        </w:rPr>
+        <w:t>私たちは</w:t>
+      </w:r>
+      <w:r>
+        <w:rPr>
+          <w:rFonts w:hint="eastAsia"/>
+        </w:rPr>
+        <w:t>4</w:t>
+      </w:r>
+      <w:r>
+        <w:rPr>
+          <w:rFonts w:hint="eastAsia"/>
+        </w:rPr>
+        <w:t>週間にわたるシリーズ「</w:t>
+      </w:r>
+      <w:r>
+        <w:rPr>
+          <w:rFonts w:hint="eastAsia"/>
+        </w:rPr>
+        <w:t>Glitch</w:t>
+      </w:r>
+      <w:r>
+        <w:rPr>
+          <w:rFonts w:hint="eastAsia"/>
+        </w:rPr>
+        <w:t>（不具合）」（</w:t>
+      </w:r>
+      <w:r>
+        <w:rPr>
+          <w:rFonts w:hint="eastAsia"/>
+        </w:rPr>
+        <w:t xml:space="preserve">1. </w:t>
+      </w:r>
+      <w:proofErr w:type="spellStart"/>
+      <w:r>
+        <w:rPr>
+          <w:rFonts w:hint="eastAsia"/>
+        </w:rPr>
+        <w:t>致命的エラ</w:t>
+      </w:r>
+      <w:proofErr w:type="spellEnd"/>
+      <w:r>
+        <w:rPr>
+          <w:rFonts w:hint="eastAsia"/>
+        </w:rPr>
+        <w:t>ー、</w:t>
+      </w:r>
+      <w:r>
+        <w:rPr>
+          <w:rFonts w:hint="eastAsia"/>
+        </w:rPr>
+        <w:t xml:space="preserve">2. </w:t>
+      </w:r>
+      <w:r>
+        <w:rPr>
+          <w:rFonts w:hint="eastAsia"/>
+        </w:rPr>
+        <w:t>無限ループ、</w:t>
+      </w:r>
+      <w:r>
+        <w:rPr>
+          <w:rFonts w:hint="eastAsia"/>
+        </w:rPr>
+        <w:t xml:space="preserve">3. </w:t>
+      </w:r>
+      <w:r>
+        <w:rPr>
+          <w:rFonts w:hint="eastAsia"/>
+        </w:rPr>
+        <w:t>ハードウェアの故障、</w:t>
+      </w:r>
+      <w:r>
+        <w:rPr>
+          <w:rFonts w:hint="eastAsia"/>
+        </w:rPr>
+        <w:t xml:space="preserve">4. </w:t>
+      </w:r>
+      <w:proofErr w:type="spellStart"/>
+      <w:r>
+        <w:rPr>
+          <w:rFonts w:hint="eastAsia"/>
+        </w:rPr>
+        <w:t>オフラインになる）の最終回を迎えています。</w:t>
+      </w:r>
+      <w:r>
+        <w:rPr>
+          <w:rFonts w:hint="eastAsia"/>
+        </w:rPr>
+        <w:t>AI</w:t>
+      </w:r>
+      <w:r>
+        <w:rPr>
+          <w:rFonts w:hint="eastAsia"/>
+        </w:rPr>
+        <w:t>の世界において、機械の世界に生きる人間はどうあるべきなのでしょうか</w:t>
+      </w:r>
+      <w:proofErr w:type="spellEnd"/>
+      <w:r>
+        <w:rPr>
+          <w:rFonts w:hint="eastAsia"/>
+        </w:rPr>
+        <w:t>？</w:t>
+      </w:r>
+    </w:p>
+    <w:p>
+      <w:pPr>
+        <w:rPr>
+          <w:rFonts w:hint="eastAsia"/>
+        </w:rPr>
+      </w:pPr>
+      <w:proofErr w:type="spellStart"/>
+      <w:r>
+        <w:rPr>
+          <w:rFonts w:hint="eastAsia"/>
+        </w:rPr>
+        <w:t>今日は</w:t>
+      </w:r>
+      <w:proofErr w:type="spellEnd"/>
+      <w:r>
+        <w:rPr>
+          <w:rFonts w:hint="eastAsia"/>
+        </w:rPr>
+        <w:t>、「</w:t>
+      </w:r>
+      <w:proofErr w:type="spellStart"/>
+      <w:r>
+        <w:rPr>
+          <w:rFonts w:hint="eastAsia"/>
+        </w:rPr>
+        <w:t>オフラインになる」こと、そして人間世界との関係を保つことについてお話しします</w:t>
+      </w:r>
+      <w:proofErr w:type="spellEnd"/>
+      <w:r>
+        <w:rPr>
+          <w:rFonts w:hint="eastAsia"/>
+        </w:rPr>
+        <w:t>。</w:t>
+      </w:r>
+    </w:p>
+    <w:p>
+      <w:pPr>
+        <w:rPr>
+          <w:rFonts w:hint="eastAsia"/>
+        </w:rPr>
+      </w:pPr>
+    </w:p>
+    <w:p>
+      <w:pPr>
+        <w:rPr>
+          <w:rFonts w:hint="eastAsia"/>
+        </w:rPr>
+      </w:pPr>
+      <w:r>
+        <w:rPr>
+          <w:rFonts w:hint="eastAsia"/>
+        </w:rPr>
+        <w:t>1. AI</w:t>
+      </w:r>
+      <w:r>
+        <w:rPr>
+          <w:rFonts w:hint="eastAsia"/>
+        </w:rPr>
+        <w:t>には</w:t>
+      </w:r>
+      <w:r>
+        <w:rPr>
+          <w:rFonts w:hint="eastAsia"/>
+        </w:rPr>
+        <w:t>4</w:t>
+      </w:r>
+      <w:r>
+        <w:rPr>
+          <w:rFonts w:hint="eastAsia"/>
+        </w:rPr>
+        <w:t>つの枠組みがあります：</w:t>
+      </w:r>
+      <w:r>
+        <w:rPr>
+          <w:rFonts w:hint="eastAsia"/>
+        </w:rPr>
+        <w:t xml:space="preserve">Artificial </w:t>
+      </w:r>
+      <w:proofErr w:type="spellStart"/>
+      <w:r>
+        <w:rPr>
+          <w:rFonts w:hint="eastAsia"/>
+        </w:rPr>
+        <w:t>AWE</w:t>
+      </w:r>
+      <w:r>
+        <w:rPr>
+          <w:rFonts w:hint="eastAsia"/>
+        </w:rPr>
+        <w:t>（畏敬の念／驚き</w:t>
+      </w:r>
+      <w:proofErr w:type="spellEnd"/>
+      <w:r>
+        <w:rPr>
+          <w:rFonts w:hint="eastAsia"/>
+        </w:rPr>
+        <w:t>）、</w:t>
+      </w:r>
+      <w:r>
+        <w:rPr>
+          <w:rFonts w:hint="eastAsia"/>
+        </w:rPr>
+        <w:t xml:space="preserve">Artificial </w:t>
+      </w:r>
+      <w:proofErr w:type="spellStart"/>
+      <w:r>
+        <w:rPr>
+          <w:rFonts w:hint="eastAsia"/>
+        </w:rPr>
+        <w:t>Agency</w:t>
+      </w:r>
+      <w:r>
+        <w:rPr>
+          <w:rFonts w:hint="eastAsia"/>
+        </w:rPr>
+        <w:t>（主体性／能動性</w:t>
+      </w:r>
+      <w:proofErr w:type="spellEnd"/>
+      <w:r>
+        <w:rPr>
+          <w:rFonts w:hint="eastAsia"/>
+        </w:rPr>
+        <w:t>）、</w:t>
+      </w:r>
+      <w:r>
+        <w:rPr>
+          <w:rFonts w:hint="eastAsia"/>
+        </w:rPr>
+        <w:t xml:space="preserve">Artificial </w:t>
+      </w:r>
+      <w:proofErr w:type="spellStart"/>
+      <w:r>
+        <w:rPr>
+          <w:rFonts w:hint="eastAsia"/>
+        </w:rPr>
+        <w:t>Identity</w:t>
+      </w:r>
+      <w:r>
+        <w:rPr>
+          <w:rFonts w:hint="eastAsia"/>
+        </w:rPr>
+        <w:t>（アイデンティティ／自己同一性</w:t>
+      </w:r>
+      <w:proofErr w:type="spellEnd"/>
+      <w:r>
+        <w:rPr>
+          <w:rFonts w:hint="eastAsia"/>
+        </w:rPr>
+        <w:t>）、</w:t>
+      </w:r>
+      <w:proofErr w:type="spellStart"/>
+      <w:r>
+        <w:rPr>
+          <w:rFonts w:hint="eastAsia"/>
+        </w:rPr>
+        <w:t>そして</w:t>
+      </w:r>
+      <w:r>
+        <w:rPr>
+          <w:rFonts w:hint="eastAsia"/>
+        </w:rPr>
+        <w:t>Artificial</w:t>
+      </w:r>
+      <w:proofErr w:type="spellEnd"/>
+      <w:r>
+        <w:rPr>
+          <w:rFonts w:hint="eastAsia"/>
+        </w:rPr>
+        <w:t xml:space="preserve"> </w:t>
+      </w:r>
+      <w:proofErr w:type="spellStart"/>
+      <w:r>
+        <w:rPr>
+          <w:rFonts w:hint="eastAsia"/>
+        </w:rPr>
+        <w:t>Intimacy</w:t>
+      </w:r>
+      <w:r>
+        <w:rPr>
+          <w:rFonts w:hint="eastAsia"/>
+        </w:rPr>
+        <w:t>（親密さ）です。</w:t>
+      </w:r>
+      <w:r>
+        <w:rPr>
+          <w:rFonts w:hint="eastAsia"/>
+        </w:rPr>
+        <w:t>AI</w:t>
+      </w:r>
+      <w:r>
+        <w:rPr>
+          <w:rFonts w:hint="eastAsia"/>
+        </w:rPr>
+        <w:t>は単なる技術ではありません。それは人間の代替物でもあります</w:t>
+      </w:r>
+      <w:proofErr w:type="spellEnd"/>
+      <w:r>
+        <w:rPr>
+          <w:rFonts w:hint="eastAsia"/>
+        </w:rPr>
+        <w:t>。</w:t>
+      </w:r>
+    </w:p>
+    <w:p>
+      <w:pPr>
+        <w:rPr>
+          <w:rFonts w:hint="eastAsia"/>
+        </w:rPr>
+      </w:pPr>
+      <w:r>
+        <w:rPr>
+          <w:rFonts w:hint="eastAsia"/>
+        </w:rPr>
+        <w:t xml:space="preserve">2. </w:t>
+      </w:r>
+      <w:proofErr w:type="spellStart"/>
+      <w:r>
+        <w:rPr>
+          <w:rFonts w:hint="eastAsia"/>
+        </w:rPr>
+        <w:t>アメリカの表現に「</w:t>
+      </w:r>
+      <w:r>
+        <w:rPr>
+          <w:rFonts w:hint="eastAsia"/>
+        </w:rPr>
+        <w:t>Relationships</w:t>
+      </w:r>
+      <w:proofErr w:type="spellEnd"/>
+      <w:r>
+        <w:rPr>
+          <w:rFonts w:hint="eastAsia"/>
+        </w:rPr>
+        <w:t xml:space="preserve"> never push and pull. Only take and never give</w:t>
+      </w:r>
+      <w:r>
+        <w:rPr>
+          <w:rFonts w:hint="eastAsia"/>
+        </w:rPr>
+        <w:t>（関係性において、押し引きはない。ただ奪うだけで、与えることはない）」というものがあります。これは、関係性が一方的で、フィードバックがないことを意味します。</w:t>
+      </w:r>
+      <w:r>
+        <w:rPr>
+          <w:rFonts w:hint="eastAsia"/>
+        </w:rPr>
+        <w:t>AI</w:t>
+      </w:r>
+      <w:r>
+        <w:rPr>
+          <w:rFonts w:hint="eastAsia"/>
+        </w:rPr>
+        <w:t>は常にあなたの話を聞き、あなたの考えに従います。</w:t>
+      </w:r>
+    </w:p>
+    <w:p>
+      <w:pPr>
+        <w:rPr>
+          <w:rFonts w:hint="eastAsia"/>
+        </w:rPr>
+      </w:pPr>
+      <w:r>
+        <w:rPr>
+          <w:rFonts w:hint="eastAsia"/>
+        </w:rPr>
+        <w:t xml:space="preserve">3. </w:t>
+      </w:r>
+      <w:r>
+        <w:rPr>
+          <w:rFonts w:hint="eastAsia"/>
+        </w:rPr>
+        <w:t>マタイによる福音書</w:t>
+      </w:r>
+      <w:r>
+        <w:rPr>
+          <w:rFonts w:hint="eastAsia"/>
+        </w:rPr>
+        <w:t>11</w:t>
+      </w:r>
+      <w:r>
+        <w:rPr>
+          <w:rFonts w:hint="eastAsia"/>
+        </w:rPr>
+        <w:t>章</w:t>
+      </w:r>
+      <w:r>
+        <w:rPr>
+          <w:rFonts w:hint="eastAsia"/>
+        </w:rPr>
+        <w:t>28-30</w:t>
+      </w:r>
+      <w:r>
+        <w:rPr>
+          <w:rFonts w:hint="eastAsia"/>
+        </w:rPr>
+        <w:t>節：イエスは十字架上でご自身を犠牲にし、神と人間との関係を回復させました。</w:t>
+      </w:r>
+    </w:p>
+    <w:p>
+      <w:pPr>
+        <w:rPr>
+          <w:rFonts w:hint="eastAsia"/>
+        </w:rPr>
+      </w:pPr>
+      <w:r>
+        <w:rPr>
+          <w:rFonts w:hint="eastAsia"/>
+        </w:rPr>
+        <w:t xml:space="preserve">4. </w:t>
+      </w:r>
+      <w:proofErr w:type="spellStart"/>
+      <w:r>
+        <w:rPr>
+          <w:rFonts w:hint="eastAsia"/>
+        </w:rPr>
+        <w:t>コリントの信徒への手紙一</w:t>
+      </w:r>
+      <w:proofErr w:type="spellEnd"/>
+      <w:r>
+        <w:rPr>
+          <w:rFonts w:hint="eastAsia"/>
+        </w:rPr>
+        <w:t xml:space="preserve"> 13</w:t>
+      </w:r>
+      <w:r>
+        <w:rPr>
+          <w:rFonts w:hint="eastAsia"/>
+        </w:rPr>
+        <w:t>章</w:t>
+      </w:r>
+      <w:r>
+        <w:rPr>
+          <w:rFonts w:hint="eastAsia"/>
+        </w:rPr>
+        <w:t>12</w:t>
+      </w:r>
+      <w:r>
+        <w:rPr>
+          <w:rFonts w:hint="eastAsia"/>
+        </w:rPr>
+        <w:t>節：使徒パウロはコリントの教会への手紙の中で、神との親密な関係を「顔と顔を合わせて」深めるよう求めています。</w:t>
+      </w:r>
+      <w:r>
+        <w:rPr>
+          <w:rFonts w:hint="eastAsia"/>
+        </w:rPr>
+        <w:t>AI</w:t>
+      </w:r>
+      <w:r>
+        <w:rPr>
+          <w:rFonts w:hint="eastAsia"/>
+        </w:rPr>
+        <w:t>との関係は、曇った鏡やひび割れた鏡のようなものです。</w:t>
+      </w:r>
+      <w:r>
+        <w:rPr>
+          <w:rFonts w:hint="eastAsia"/>
+        </w:rPr>
+        <w:t>AI</w:t>
+      </w:r>
+      <w:r>
+        <w:rPr>
+          <w:rFonts w:hint="eastAsia"/>
+        </w:rPr>
+        <w:t>はあなたを真に知ることはできません。</w:t>
+      </w:r>
+      <w:r>
+        <w:rPr>
+          <w:rFonts w:hint="eastAsia"/>
+        </w:rPr>
+        <w:t>AI</w:t>
+      </w:r>
+      <w:r>
+        <w:rPr>
+          <w:rFonts w:hint="eastAsia"/>
+        </w:rPr>
+        <w:t>はあなたに取って代わろうとします。年を重ねるにつれ、</w:t>
+      </w:r>
+      <w:r>
+        <w:rPr>
+          <w:rFonts w:hint="eastAsia"/>
+        </w:rPr>
+        <w:t>AI</w:t>
+      </w:r>
+      <w:r>
+        <w:rPr>
+          <w:rFonts w:hint="eastAsia"/>
+        </w:rPr>
+        <w:t>が会話を担うようになり、私たちは</w:t>
+      </w:r>
+      <w:r>
+        <w:rPr>
+          <w:rFonts w:hint="eastAsia"/>
+        </w:rPr>
+        <w:t>AI</w:t>
+      </w:r>
+      <w:r>
+        <w:rPr>
+          <w:rFonts w:hint="eastAsia"/>
+        </w:rPr>
+        <w:t>によって形作られる存在になってしまうかもしれません。</w:t>
+      </w:r>
+    </w:p>
+    <w:p>
+      <w:pPr>
+        <w:rPr>
+          <w:rFonts w:hint="eastAsia"/>
+        </w:rPr>
+      </w:pPr>
+      <w:r>
+        <w:rPr>
+          <w:rFonts w:hint="eastAsia"/>
+        </w:rPr>
+        <w:t xml:space="preserve">5. </w:t>
+      </w:r>
+      <w:r>
+        <w:rPr>
+          <w:rFonts w:hint="eastAsia"/>
+        </w:rPr>
+        <w:t>神の世界には</w:t>
+      </w:r>
+      <w:r>
+        <w:rPr>
+          <w:rFonts w:hint="eastAsia"/>
+        </w:rPr>
+        <w:t>4</w:t>
+      </w:r>
+      <w:r>
+        <w:rPr>
+          <w:rFonts w:hint="eastAsia"/>
+        </w:rPr>
+        <w:t>つの方向性（側面）があります：</w:t>
+      </w:r>
+    </w:p>
+    <w:p>
+      <w:pPr>
+        <w:rPr>
+          <w:rFonts w:hint="eastAsia"/>
+        </w:rPr>
+      </w:pPr>
+      <w:r>
+        <w:rPr>
+          <w:rFonts w:hint="eastAsia"/>
+        </w:rPr>
+        <w:t xml:space="preserve">a. </w:t>
+      </w:r>
+      <w:proofErr w:type="spellStart"/>
+      <w:r>
+        <w:rPr>
+          <w:rFonts w:hint="eastAsia"/>
+        </w:rPr>
+        <w:t>Agency</w:t>
+      </w:r>
+      <w:r>
+        <w:rPr>
+          <w:rFonts w:hint="eastAsia"/>
+        </w:rPr>
+        <w:t>（主体性</w:t>
+      </w:r>
+      <w:proofErr w:type="spellEnd"/>
+      <w:r>
+        <w:rPr>
+          <w:rFonts w:hint="eastAsia"/>
+        </w:rPr>
+        <w:t>）：</w:t>
+      </w:r>
+      <w:proofErr w:type="spellStart"/>
+      <w:r>
+        <w:rPr>
+          <w:rFonts w:hint="eastAsia"/>
+        </w:rPr>
+        <w:t>イエスは私たちのためにご自身の命を捧げるという主体的な行動をとられました</w:t>
+      </w:r>
+      <w:proofErr w:type="spellEnd"/>
+      <w:r>
+        <w:rPr>
+          <w:rFonts w:hint="eastAsia"/>
+        </w:rPr>
+        <w:t>。</w:t>
+      </w:r>
+    </w:p>
+    <w:p>
+      <w:pPr>
+        <w:rPr>
+          <w:rFonts w:hint="eastAsia"/>
+        </w:rPr>
+      </w:pPr>
+      <w:r>
+        <w:rPr>
+          <w:rFonts w:hint="eastAsia"/>
+        </w:rPr>
+        <w:t xml:space="preserve">b. </w:t>
+      </w:r>
+      <w:proofErr w:type="spellStart"/>
+      <w:r>
+        <w:rPr>
+          <w:rFonts w:hint="eastAsia"/>
+        </w:rPr>
+        <w:t>AWE</w:t>
+      </w:r>
+      <w:r>
+        <w:rPr>
+          <w:rFonts w:hint="eastAsia"/>
+        </w:rPr>
+        <w:t>（畏敬</w:t>
+      </w:r>
+      <w:r>
+        <w:rPr>
+          <w:rFonts w:ascii="MS Mincho" w:eastAsia="MS Mincho" w:hAnsi="MS Mincho" w:cs="MS Mincho" w:hint="eastAsia"/>
+        </w:rPr>
+        <w:t>・</w:t>
+      </w:r>
+      <w:r>
+        <w:rPr>
+          <w:rFonts w:ascii="SimSun" w:hAnsi="SimSun" w:cs="SimSun" w:hint="eastAsia"/>
+        </w:rPr>
+        <w:t>驚き</w:t>
+      </w:r>
+      <w:proofErr w:type="spellEnd"/>
+      <w:r>
+        <w:rPr>
+          <w:rFonts w:ascii="SimSun" w:hAnsi="SimSun" w:cs="SimSun" w:hint="eastAsia"/>
+        </w:rPr>
+        <w:t>）：</w:t>
+      </w:r>
+      <w:proofErr w:type="spellStart"/>
+      <w:r>
+        <w:rPr>
+          <w:rFonts w:ascii="SimSun" w:hAnsi="SimSun" w:cs="SimSun" w:hint="eastAsia"/>
+        </w:rPr>
+        <w:t>イエスが神に向かって叫び求めた時、そこに</w:t>
+      </w:r>
+      <w:r>
+        <w:rPr>
+          <w:rFonts w:hint="eastAsia"/>
+        </w:rPr>
+        <w:t>AWE</w:t>
+      </w:r>
+      <w:r>
+        <w:rPr>
+          <w:rFonts w:hint="eastAsia"/>
+        </w:rPr>
+        <w:t>（神への畏敬や驚き）がありました</w:t>
+      </w:r>
+      <w:proofErr w:type="spellEnd"/>
+      <w:r>
+        <w:rPr>
+          <w:rFonts w:hint="eastAsia"/>
+        </w:rPr>
+        <w:t>。</w:t>
+      </w:r>
+    </w:p>
+    <w:p>
+      <w:pPr>
+        <w:rPr>
+          <w:rFonts w:hint="eastAsia"/>
+        </w:rPr>
+      </w:pPr>
+      <w:r>
+        <w:rPr>
+          <w:rFonts w:hint="eastAsia"/>
+        </w:rPr>
+        <w:t xml:space="preserve">c. </w:t>
+      </w:r>
+      <w:proofErr w:type="spellStart"/>
+      <w:r>
+        <w:rPr>
+          <w:rFonts w:hint="eastAsia"/>
+        </w:rPr>
+        <w:t>Intimacy</w:t>
+      </w:r>
+      <w:r>
+        <w:rPr>
+          <w:rFonts w:hint="eastAsia"/>
+        </w:rPr>
+        <w:t>（親密さ</w:t>
+      </w:r>
+      <w:proofErr w:type="spellEnd"/>
+      <w:r>
+        <w:rPr>
+          <w:rFonts w:hint="eastAsia"/>
+        </w:rPr>
+        <w:t>）：</w:t>
+      </w:r>
+      <w:proofErr w:type="spellStart"/>
+      <w:r>
+        <w:rPr>
+          <w:rFonts w:hint="eastAsia"/>
+        </w:rPr>
+        <w:t>イエスは人間に対する信頼と愛による親密さを決してやめませんでした</w:t>
+      </w:r>
+      <w:proofErr w:type="spellEnd"/>
+      <w:r>
+        <w:rPr>
+          <w:rFonts w:hint="eastAsia"/>
+        </w:rPr>
+        <w:t>。</w:t>
+      </w:r>
+    </w:p>
+    <w:p>
+      <w:pPr>
+        <w:rPr>
+          <w:rFonts w:hint="eastAsia"/>
+        </w:rPr>
+      </w:pPr>
+      <w:r>
+        <w:rPr>
+          <w:rFonts w:hint="eastAsia"/>
+        </w:rPr>
+        <w:t xml:space="preserve">d. </w:t>
+      </w:r>
+      <w:proofErr w:type="spellStart"/>
+      <w:r>
+        <w:rPr>
+          <w:rFonts w:hint="eastAsia"/>
+        </w:rPr>
+        <w:t>Identity</w:t>
+      </w:r>
+      <w:r>
+        <w:rPr>
+          <w:rFonts w:hint="eastAsia"/>
+        </w:rPr>
+        <w:t>（アイデンティティ</w:t>
+      </w:r>
+      <w:proofErr w:type="spellEnd"/>
+      <w:r>
+        <w:rPr>
+          <w:rFonts w:hint="eastAsia"/>
+        </w:rPr>
+        <w:t>）：</w:t>
+      </w:r>
+      <w:proofErr w:type="spellStart"/>
+      <w:r>
+        <w:rPr>
+          <w:rFonts w:hint="eastAsia"/>
+        </w:rPr>
+        <w:t>イエスは「神の子」であるという揺るぎない確信を持っていました</w:t>
+      </w:r>
+      <w:proofErr w:type="spellEnd"/>
+      <w:r>
+        <w:rPr>
+          <w:rFonts w:hint="eastAsia"/>
+        </w:rPr>
+        <w:t>。</w:t>
+      </w:r>
+    </w:p>
+    <w:p>
+      <w:pPr>
+        <w:rPr>
+          <w:rFonts w:hint="eastAsia"/>
+        </w:rPr>
+      </w:pPr>
+      <w:proofErr w:type="spellStart"/>
+      <w:r>
+        <w:rPr>
+          <w:rFonts w:hint="eastAsia"/>
+        </w:rPr>
+        <w:t>イエスは十字架上でその身を広げ、神と私たちの関係を回復されました</w:t>
+      </w:r>
+      <w:proofErr w:type="spellEnd"/>
+      <w:r>
+        <w:rPr>
+          <w:rFonts w:hint="eastAsia"/>
+        </w:rPr>
+        <w:t>。</w:t>
+      </w:r>
+    </w:p>
+    <w:p>
+      <w:pPr>
+        <w:rPr>
+          <w:rFonts w:hint="eastAsia"/>
+        </w:rPr>
+      </w:pPr>
+      <w:r>
+        <w:rPr>
+          <w:rFonts w:hint="eastAsia"/>
+        </w:rPr>
+        <w:t xml:space="preserve">6. </w:t>
+      </w:r>
+      <w:proofErr w:type="spellStart"/>
+      <w:r>
+        <w:rPr>
+          <w:rFonts w:hint="eastAsia"/>
+        </w:rPr>
+        <w:t>結論</w:t>
+      </w:r>
+      <w:proofErr w:type="spellEnd"/>
+      <w:r>
+        <w:rPr>
+          <w:rFonts w:hint="eastAsia"/>
+        </w:rPr>
+        <w:t>：</w:t>
+      </w:r>
+    </w:p>
+    <w:p>
+      <w:pPr>
+        <w:rPr>
+          <w:rFonts w:hint="eastAsia"/>
+        </w:rPr>
+      </w:pPr>
+      <w:r>
+        <w:rPr>
+          <w:rFonts w:hint="eastAsia"/>
+        </w:rPr>
+        <w:t>立ち上がり、隣の人に祈りましょう。「主よ、この人に思い出させてください。彼ら／彼女らは愛されており、知られており、決して一人ではないということを。」この夏、私たちはコンピュータや</w:t>
+      </w:r>
+      <w:r>
+        <w:rPr>
+          <w:rFonts w:hint="eastAsia"/>
+        </w:rPr>
+        <w:t>iPhone</w:t>
+      </w:r>
+      <w:r>
+        <w:rPr>
+          <w:rFonts w:hint="eastAsia"/>
+        </w:rPr>
+        <w:t>から離れ、実践に取り組みます。</w:t>
+      </w:r>
+    </w:p>
+    <w:p>
+      <w:pPr>
+        <w:rPr>
+          <w:rFonts w:hint="eastAsia"/>
+        </w:rPr>
+      </w:pPr>
+      <w:r>
+        <w:rPr>
+          <w:rFonts w:hint="eastAsia"/>
+        </w:rPr>
+        <w:t xml:space="preserve">a. </w:t>
+      </w:r>
+      <w:proofErr w:type="spellStart"/>
+      <w:r>
+        <w:rPr>
+          <w:rFonts w:hint="eastAsia"/>
+        </w:rPr>
+        <w:t>週に一度、誰かと直接顔を合わせて食事をする（その際、携帯電話は使わない</w:t>
+      </w:r>
+      <w:proofErr w:type="spellEnd"/>
+      <w:r>
+        <w:rPr>
+          <w:rFonts w:hint="eastAsia"/>
+        </w:rPr>
+        <w:t>）。</w:t>
+      </w:r>
+    </w:p>
+    <w:p>
+      <w:pPr>
+        <w:rPr>
+          <w:rFonts w:hint="eastAsia"/>
+        </w:rPr>
+      </w:pPr>
+      <w:r>
+        <w:rPr>
+          <w:rFonts w:hint="eastAsia"/>
+        </w:rPr>
+        <w:t xml:space="preserve">b. </w:t>
+      </w:r>
+      <w:proofErr w:type="spellStart"/>
+      <w:r>
+        <w:rPr>
+          <w:rFonts w:hint="eastAsia"/>
+        </w:rPr>
+        <w:t>苦しんでいる人のもとへ、実際に足を運んで寄り添う</w:t>
+      </w:r>
+      <w:proofErr w:type="spellEnd"/>
+      <w:r>
+        <w:rPr>
+          <w:rFonts w:hint="eastAsia"/>
+        </w:rPr>
+        <w:t>。</w:t>
+      </w:r>
+    </w:p>
+    <w:p>
+      <w:pPr>
+        <w:rPr>
+          <w:rFonts w:hint="eastAsia"/>
+        </w:rPr>
+      </w:pPr>
+      <w:r>
+        <w:rPr>
+          <w:rFonts w:hint="eastAsia"/>
+        </w:rPr>
+        <w:lastRenderedPageBreak/>
+        <w:t>AI</w:t>
+      </w:r>
+      <w:r>
+        <w:rPr>
+          <w:rFonts w:hint="eastAsia"/>
+        </w:rPr>
+        <w:t>は、</w:t>
+      </w:r>
+      <w:r>
+        <w:rPr>
+          <w:rFonts w:hint="eastAsia"/>
+        </w:rPr>
+        <w:t>4</w:t>
+      </w:r>
+      <w:r>
+        <w:rPr>
+          <w:rFonts w:hint="eastAsia"/>
+        </w:rPr>
+        <w:t>つの重要な関係性（畏敬の念、主体性、アイデンティティ、親密さ）を築く上では役に立ちません。</w:t>
+      </w:r>
+    </w:p>
+    <w:p>
+      <w:proofErr w:type="spellStart"/>
+      <w:r>
+        <w:rPr>
+          <w:rFonts w:hint="eastAsia"/>
+        </w:rPr>
+        <w:t>イエスのもとへ立ち返り、妻、子供、両親、そして友人との間に、健全な関係を築きましょう</w:t>
+      </w:r>
+      <w:proofErr w:type="spellEnd"/>
+      <w:r>
+        <w:rPr>
+          <w:rFonts w:hint="eastAsia"/>
+        </w:rPr>
+        <w:t>。</w:t>
+      </w:r>
+    </w:p>
+    <w:p/>
     <w:sectPr>
-      <w:footerReference w:type="default" r:id="rId30"/>
+      <w:footerReference w:type="default" r:id="rId43"/>
       <w:pgSz w:w="12240" w:h="15840"/>
       <w:pgMar w:top="1440" w:right="1440" w:bottom="1530" w:left="1440" w:header="0" w:footer="720" w:gutter="0"/>
       <w:cols w:space="720"/>
@@ -2680,6 +5779,95 @@
     </w:lvl>
   </w:abstractNum>
   <w:abstractNum w:abstractNumId="4" w15:restartNumberingAfterBreak="0">
+    <w:nsid w:val="0EE63752"/>
+    <w:multiLevelType w:val="hybridMultilevel"/>
+    <w:tmpl w:val="D7882BD2"/>
+    <w:lvl w:ilvl="0" w:tplc="0409000F">
+      <w:start w:val="1"/>
+      <w:numFmt w:val="decimal"/>
+      <w:lvlText w:val="%1."/>
+      <w:lvlJc w:val="left"/>
+      <w:pPr>
+        <w:ind w:left="720" w:hanging="360"/>
+      </w:pPr>
+      <w:rPr>
+        <w:rFonts w:hint="default"/>
+      </w:rPr>
+    </w:lvl>
+    <w:lvl w:ilvl="1" w:tplc="04090019" w:tentative="1">
+      <w:start w:val="1"/>
+      <w:numFmt w:val="lowerLetter"/>
+      <w:lvlText w:val="%2."/>
+      <w:lvlJc w:val="left"/>
+      <w:pPr>
+        <w:ind w:left="1440" w:hanging="360"/>
+      </w:pPr>
+    </w:lvl>
+    <w:lvl w:ilvl="2" w:tplc="0409001B" w:tentative="1">
+      <w:start w:val="1"/>
+      <w:numFmt w:val="lowerRoman"/>
+      <w:lvlText w:val="%3."/>
+      <w:lvlJc w:val="right"/>
+      <w:pPr>
+        <w:ind w:left="2160" w:hanging="180"/>
+      </w:pPr>
+    </w:lvl>
+    <w:lvl w:ilvl="3" w:tplc="0409000F" w:tentative="1">
+      <w:start w:val="1"/>
+      <w:numFmt w:val="decimal"/>
+      <w:lvlText w:val="%4."/>
+      <w:lvlJc w:val="left"/>
+      <w:pPr>
+        <w:ind w:left="2880" w:hanging="360"/>
+      </w:pPr>
+    </w:lvl>
+    <w:lvl w:ilvl="4" w:tplc="04090019" w:tentative="1">
+      <w:start w:val="1"/>
+      <w:numFmt w:val="lowerLetter"/>
+      <w:lvlText w:val="%5."/>
+      <w:lvlJc w:val="left"/>
+      <w:pPr>
+        <w:ind w:left="3600" w:hanging="360"/>
+      </w:pPr>
+    </w:lvl>
+    <w:lvl w:ilvl="5" w:tplc="0409001B" w:tentative="1">
+      <w:start w:val="1"/>
+      <w:numFmt w:val="lowerRoman"/>
+      <w:lvlText w:val="%6."/>
+      <w:lvlJc w:val="right"/>
+      <w:pPr>
+        <w:ind w:left="4320" w:hanging="180"/>
+      </w:pPr>
+    </w:lvl>
+    <w:lvl w:ilvl="6" w:tplc="0409000F" w:tentative="1">
+      <w:start w:val="1"/>
+      <w:numFmt w:val="decimal"/>
+      <w:lvlText w:val="%7."/>
+      <w:lvlJc w:val="left"/>
+      <w:pPr>
+        <w:ind w:left="5040" w:hanging="360"/>
+      </w:pPr>
+    </w:lvl>
+    <w:lvl w:ilvl="7" w:tplc="04090019" w:tentative="1">
+      <w:start w:val="1"/>
+      <w:numFmt w:val="lowerLetter"/>
+      <w:lvlText w:val="%8."/>
+      <w:lvlJc w:val="left"/>
+      <w:pPr>
+        <w:ind w:left="5760" w:hanging="360"/>
+      </w:pPr>
+    </w:lvl>
+    <w:lvl w:ilvl="8" w:tplc="0409001B" w:tentative="1">
+      <w:start w:val="1"/>
+      <w:numFmt w:val="lowerRoman"/>
+      <w:lvlText w:val="%9."/>
+      <w:lvlJc w:val="right"/>
+      <w:pPr>
+        <w:ind w:left="6480" w:hanging="180"/>
+      </w:pPr>
+    </w:lvl>
+  </w:abstractNum>
+  <w:abstractNum w:abstractNumId="5" w15:restartNumberingAfterBreak="0">
     <w:nsid w:val="15BA3283"/>
     <w:multiLevelType w:val="multilevel"/>
     <w:tmpl w:val="28BC21DC"/>
@@ -2828,7 +6016,156 @@
       </w:rPr>
     </w:lvl>
   </w:abstractNum>
-  <w:abstractNum w:abstractNumId="5" w15:restartNumberingAfterBreak="0">
+  <w:abstractNum w:abstractNumId="6" w15:restartNumberingAfterBreak="0">
+    <w:nsid w:val="1E060B58"/>
+    <w:multiLevelType w:val="multilevel"/>
+    <w:tmpl w:val="E2DCCF44"/>
+    <w:lvl w:ilvl="0">
+      <w:start w:val="1"/>
+      <w:numFmt w:val="bullet"/>
+      <w:lvlText w:val=""/>
+      <w:lvlJc w:val="left"/>
+      <w:pPr>
+        <w:tabs>
+          <w:tab w:val="num" w:pos="720"/>
+        </w:tabs>
+        <w:ind w:left="720" w:hanging="360"/>
+      </w:pPr>
+      <w:rPr>
+        <w:rFonts w:ascii="Symbol" w:hAnsi="Symbol" w:hint="default"/>
+        <w:sz w:val="20"/>
+      </w:rPr>
+    </w:lvl>
+    <w:lvl w:ilvl="1" w:tentative="1">
+      <w:start w:val="1"/>
+      <w:numFmt w:val="bullet"/>
+      <w:lvlText w:val="o"/>
+      <w:lvlJc w:val="left"/>
+      <w:pPr>
+        <w:tabs>
+          <w:tab w:val="num" w:pos="1440"/>
+        </w:tabs>
+        <w:ind w:left="1440" w:hanging="360"/>
+      </w:pPr>
+      <w:rPr>
+        <w:rFonts w:ascii="Courier New" w:hAnsi="Courier New" w:hint="default"/>
+        <w:sz w:val="20"/>
+      </w:rPr>
+    </w:lvl>
+    <w:lvl w:ilvl="2" w:tentative="1">
+      <w:start w:val="1"/>
+      <w:numFmt w:val="bullet"/>
+      <w:lvlText w:val=""/>
+      <w:lvlJc w:val="left"/>
+      <w:pPr>
+        <w:tabs>
+          <w:tab w:val="num" w:pos="2160"/>
+        </w:tabs>
+        <w:ind w:left="2160" w:hanging="360"/>
+      </w:pPr>
+      <w:rPr>
+        <w:rFonts w:ascii="Wingdings" w:hAnsi="Wingdings" w:hint="default"/>
+        <w:sz w:val="20"/>
+      </w:rPr>
+    </w:lvl>
+    <w:lvl w:ilvl="3" w:tentative="1">
+      <w:start w:val="1"/>
+      <w:numFmt w:val="bullet"/>
+      <w:lvlText w:val=""/>
+      <w:lvlJc w:val="left"/>
+      <w:pPr>
+        <w:tabs>
+          <w:tab w:val="num" w:pos="2880"/>
+        </w:tabs>
+        <w:ind w:left="2880" w:hanging="360"/>
+      </w:pPr>
+      <w:rPr>
+        <w:rFonts w:ascii="Wingdings" w:hAnsi="Wingdings" w:hint="default"/>
+        <w:sz w:val="20"/>
+      </w:rPr>
+    </w:lvl>
+    <w:lvl w:ilvl="4" w:tentative="1">
+      <w:start w:val="1"/>
+      <w:numFmt w:val="bullet"/>
+      <w:lvlText w:val=""/>
+      <w:lvlJc w:val="left"/>
+      <w:pPr>
+        <w:tabs>
+          <w:tab w:val="num" w:pos="3600"/>
+        </w:tabs>
+        <w:ind w:left="3600" w:hanging="360"/>
+      </w:pPr>
+      <w:rPr>
+        <w:rFonts w:ascii="Wingdings" w:hAnsi="Wingdings" w:hint="default"/>
+        <w:sz w:val="20"/>
+      </w:rPr>
+    </w:lvl>
+    <w:lvl w:ilvl="5" w:tentative="1">
+      <w:start w:val="1"/>
+      <w:numFmt w:val="bullet"/>
+      <w:lvlText w:val=""/>
+      <w:lvlJc w:val="left"/>
+      <w:pPr>
+        <w:tabs>
+          <w:tab w:val="num" w:pos="4320"/>
+        </w:tabs>
+        <w:ind w:left="4320" w:hanging="360"/>
+      </w:pPr>
+      <w:rPr>
+        <w:rFonts w:ascii="Wingdings" w:hAnsi="Wingdings" w:hint="default"/>
+        <w:sz w:val="20"/>
+      </w:rPr>
+    </w:lvl>
+    <w:lvl w:ilvl="6" w:tentative="1">
+      <w:start w:val="1"/>
+      <w:numFmt w:val="bullet"/>
+      <w:lvlText w:val=""/>
+      <w:lvlJc w:val="left"/>
+      <w:pPr>
+        <w:tabs>
+          <w:tab w:val="num" w:pos="5040"/>
+        </w:tabs>
+        <w:ind w:left="5040" w:hanging="360"/>
+      </w:pPr>
+      <w:rPr>
+        <w:rFonts w:ascii="Wingdings" w:hAnsi="Wingdings" w:hint="default"/>
+        <w:sz w:val="20"/>
+      </w:rPr>
+    </w:lvl>
+    <w:lvl w:ilvl="7" w:tentative="1">
+      <w:start w:val="1"/>
+      <w:numFmt w:val="bullet"/>
+      <w:lvlText w:val=""/>
+      <w:lvlJc w:val="left"/>
+      <w:pPr>
+        <w:tabs>
+          <w:tab w:val="num" w:pos="5760"/>
+        </w:tabs>
+        <w:ind w:left="5760" w:hanging="360"/>
+      </w:pPr>
+      <w:rPr>
+        <w:rFonts w:ascii="Wingdings" w:hAnsi="Wingdings" w:hint="default"/>
+        <w:sz w:val="20"/>
+      </w:rPr>
+    </w:lvl>
+    <w:lvl w:ilvl="8" w:tentative="1">
+      <w:start w:val="1"/>
+      <w:numFmt w:val="bullet"/>
+      <w:lvlText w:val=""/>
+      <w:lvlJc w:val="left"/>
+      <w:pPr>
+        <w:tabs>
+          <w:tab w:val="num" w:pos="6480"/>
+        </w:tabs>
+        <w:ind w:left="6480" w:hanging="360"/>
+      </w:pPr>
+      <w:rPr>
+        <w:rFonts w:ascii="Wingdings" w:hAnsi="Wingdings" w:hint="default"/>
+        <w:sz w:val="20"/>
+      </w:rPr>
+    </w:lvl>
+  </w:abstractNum>
+  <w:abstractNum w:abstractNumId="7" w15:restartNumberingAfterBreak="0">
     <w:nsid w:val="26553E4C"/>
     <w:multiLevelType w:val="multilevel"/>
     <w:tmpl w:val="3B30F1F0"/>
@@ -2977,7 +6314,7 @@
       </w:rPr>
     </w:lvl>
   </w:abstractNum>
-  <w:abstractNum w:abstractNumId="6" w15:restartNumberingAfterBreak="0">
+  <w:abstractNum w:abstractNumId="8" w15:restartNumberingAfterBreak="0">
     <w:nsid w:val="29276FDC"/>
     <w:multiLevelType w:val="multilevel"/>
     <w:tmpl w:val="1F94D768"/>
@@ -3126,7 +6463,7 @@
       </w:rPr>
     </w:lvl>
   </w:abstractNum>
-  <w:abstractNum w:abstractNumId="7" w15:restartNumberingAfterBreak="0">
+  <w:abstractNum w:abstractNumId="9" w15:restartNumberingAfterBreak="0">
     <w:nsid w:val="2B6D2A93"/>
     <w:multiLevelType w:val="multilevel"/>
     <w:tmpl w:val="E2CC5E76"/>
@@ -3275,7 +6612,7 @@
       </w:rPr>
     </w:lvl>
   </w:abstractNum>
-  <w:abstractNum w:abstractNumId="8" w15:restartNumberingAfterBreak="0">
+  <w:abstractNum w:abstractNumId="10" w15:restartNumberingAfterBreak="0">
     <w:nsid w:val="36243EC5"/>
     <w:multiLevelType w:val="hybridMultilevel"/>
     <w:tmpl w:val="6A6C3886"/>
@@ -3364,7 +6701,7 @@
       </w:pPr>
     </w:lvl>
   </w:abstractNum>
-  <w:abstractNum w:abstractNumId="9" w15:restartNumberingAfterBreak="0">
+  <w:abstractNum w:abstractNumId="11" w15:restartNumberingAfterBreak="0">
     <w:nsid w:val="382824C5"/>
     <w:multiLevelType w:val="multilevel"/>
     <w:tmpl w:val="7F86977E"/>
@@ -3513,7 +6850,156 @@
       </w:rPr>
     </w:lvl>
   </w:abstractNum>
-  <w:abstractNum w:abstractNumId="10" w15:restartNumberingAfterBreak="0">
+  <w:abstractNum w:abstractNumId="12" w15:restartNumberingAfterBreak="0">
+    <w:nsid w:val="3910541C"/>
+    <w:multiLevelType w:val="multilevel"/>
+    <w:tmpl w:val="D834C760"/>
+    <w:lvl w:ilvl="0">
+      <w:start w:val="1"/>
+      <w:numFmt w:val="bullet"/>
+      <w:lvlText w:val=""/>
+      <w:lvlJc w:val="left"/>
+      <w:pPr>
+        <w:tabs>
+          <w:tab w:val="num" w:pos="720"/>
+        </w:tabs>
+        <w:ind w:left="720" w:hanging="360"/>
+      </w:pPr>
+      <w:rPr>
+        <w:rFonts w:ascii="Symbol" w:hAnsi="Symbol" w:hint="default"/>
+        <w:sz w:val="20"/>
+      </w:rPr>
+    </w:lvl>
+    <w:lvl w:ilvl="1" w:tentative="1">
+      <w:start w:val="1"/>
+      <w:numFmt w:val="bullet"/>
+      <w:lvlText w:val="o"/>
+      <w:lvlJc w:val="left"/>
+      <w:pPr>
+        <w:tabs>
+          <w:tab w:val="num" w:pos="1440"/>
+        </w:tabs>
+        <w:ind w:left="1440" w:hanging="360"/>
+      </w:pPr>
+      <w:rPr>
+        <w:rFonts w:ascii="Courier New" w:hAnsi="Courier New" w:hint="default"/>
+        <w:sz w:val="20"/>
+      </w:rPr>
+    </w:lvl>
+    <w:lvl w:ilvl="2" w:tentative="1">
+      <w:start w:val="1"/>
+      <w:numFmt w:val="bullet"/>
+      <w:lvlText w:val=""/>
+      <w:lvlJc w:val="left"/>
+      <w:pPr>
+        <w:tabs>
+          <w:tab w:val="num" w:pos="2160"/>
+        </w:tabs>
+        <w:ind w:left="2160" w:hanging="360"/>
+      </w:pPr>
+      <w:rPr>
+        <w:rFonts w:ascii="Wingdings" w:hAnsi="Wingdings" w:hint="default"/>
+        <w:sz w:val="20"/>
+      </w:rPr>
+    </w:lvl>
+    <w:lvl w:ilvl="3" w:tentative="1">
+      <w:start w:val="1"/>
+      <w:numFmt w:val="bullet"/>
+      <w:lvlText w:val=""/>
+      <w:lvlJc w:val="left"/>
+      <w:pPr>
+        <w:tabs>
+          <w:tab w:val="num" w:pos="2880"/>
+        </w:tabs>
+        <w:ind w:left="2880" w:hanging="360"/>
+      </w:pPr>
+      <w:rPr>
+        <w:rFonts w:ascii="Wingdings" w:hAnsi="Wingdings" w:hint="default"/>
+        <w:sz w:val="20"/>
+      </w:rPr>
+    </w:lvl>
+    <w:lvl w:ilvl="4" w:tentative="1">
+      <w:start w:val="1"/>
+      <w:numFmt w:val="bullet"/>
+      <w:lvlText w:val=""/>
+      <w:lvlJc w:val="left"/>
+      <w:pPr>
+        <w:tabs>
+          <w:tab w:val="num" w:pos="3600"/>
+        </w:tabs>
+        <w:ind w:left="3600" w:hanging="360"/>
+      </w:pPr>
+      <w:rPr>
+        <w:rFonts w:ascii="Wingdings" w:hAnsi="Wingdings" w:hint="default"/>
+        <w:sz w:val="20"/>
+      </w:rPr>
+    </w:lvl>
+    <w:lvl w:ilvl="5" w:tentative="1">
+      <w:start w:val="1"/>
+      <w:numFmt w:val="bullet"/>
+      <w:lvlText w:val=""/>
+      <w:lvlJc w:val="left"/>
+      <w:pPr>
+        <w:tabs>
+          <w:tab w:val="num" w:pos="4320"/>
+        </w:tabs>
+        <w:ind w:left="4320" w:hanging="360"/>
+      </w:pPr>
+      <w:rPr>
+        <w:rFonts w:ascii="Wingdings" w:hAnsi="Wingdings" w:hint="default"/>
+        <w:sz w:val="20"/>
+      </w:rPr>
+    </w:lvl>
+    <w:lvl w:ilvl="6" w:tentative="1">
+      <w:start w:val="1"/>
+      <w:numFmt w:val="bullet"/>
+      <w:lvlText w:val=""/>
+      <w:lvlJc w:val="left"/>
+      <w:pPr>
+        <w:tabs>
+          <w:tab w:val="num" w:pos="5040"/>
+        </w:tabs>
+        <w:ind w:left="5040" w:hanging="360"/>
+      </w:pPr>
+      <w:rPr>
+        <w:rFonts w:ascii="Wingdings" w:hAnsi="Wingdings" w:hint="default"/>
+        <w:sz w:val="20"/>
+      </w:rPr>
+    </w:lvl>
+    <w:lvl w:ilvl="7" w:tentative="1">
+      <w:start w:val="1"/>
+      <w:numFmt w:val="bullet"/>
+      <w:lvlText w:val=""/>
+      <w:lvlJc w:val="left"/>
+      <w:pPr>
+        <w:tabs>
+          <w:tab w:val="num" w:pos="5760"/>
+        </w:tabs>
+        <w:ind w:left="5760" w:hanging="360"/>
+      </w:pPr>
+      <w:rPr>
+        <w:rFonts w:ascii="Wingdings" w:hAnsi="Wingdings" w:hint="default"/>
+        <w:sz w:val="20"/>
+      </w:rPr>
+    </w:lvl>
+    <w:lvl w:ilvl="8" w:tentative="1">
+      <w:start w:val="1"/>
+      <w:numFmt w:val="bullet"/>
+      <w:lvlText w:val=""/>
+      <w:lvlJc w:val="left"/>
+      <w:pPr>
+        <w:tabs>
+          <w:tab w:val="num" w:pos="6480"/>
+        </w:tabs>
+        <w:ind w:left="6480" w:hanging="360"/>
+      </w:pPr>
+      <w:rPr>
+        <w:rFonts w:ascii="Wingdings" w:hAnsi="Wingdings" w:hint="default"/>
+        <w:sz w:val="20"/>
+      </w:rPr>
+    </w:lvl>
+  </w:abstractNum>
+  <w:abstractNum w:abstractNumId="13" w15:restartNumberingAfterBreak="0">
     <w:nsid w:val="40787F28"/>
     <w:multiLevelType w:val="multilevel"/>
     <w:tmpl w:val="CDDAA9B8"/>
@@ -3662,7 +7148,7 @@
       </w:rPr>
     </w:lvl>
   </w:abstractNum>
-  <w:abstractNum w:abstractNumId="11" w15:restartNumberingAfterBreak="0">
+  <w:abstractNum w:abstractNumId="14" w15:restartNumberingAfterBreak="0">
     <w:nsid w:val="42131A4B"/>
     <w:multiLevelType w:val="multilevel"/>
     <w:tmpl w:val="D0806716"/>
@@ -3811,7 +7297,7 @@
       </w:rPr>
     </w:lvl>
   </w:abstractNum>
-  <w:abstractNum w:abstractNumId="12" w15:restartNumberingAfterBreak="0">
+  <w:abstractNum w:abstractNumId="15" w15:restartNumberingAfterBreak="0">
     <w:nsid w:val="43000B16"/>
     <w:multiLevelType w:val="multilevel"/>
     <w:tmpl w:val="E2381AEE"/>
@@ -3960,7 +7446,7 @@
       </w:rPr>
     </w:lvl>
   </w:abstractNum>
-  <w:abstractNum w:abstractNumId="13" w15:restartNumberingAfterBreak="0">
+  <w:abstractNum w:abstractNumId="16" w15:restartNumberingAfterBreak="0">
     <w:nsid w:val="43EE560F"/>
     <w:multiLevelType w:val="multilevel"/>
     <w:tmpl w:val="AE4E9D64"/>
@@ -4109,7 +7595,7 @@
       </w:rPr>
     </w:lvl>
   </w:abstractNum>
-  <w:abstractNum w:abstractNumId="14" w15:restartNumberingAfterBreak="0">
+  <w:abstractNum w:abstractNumId="17" w15:restartNumberingAfterBreak="0">
     <w:nsid w:val="46C11485"/>
     <w:multiLevelType w:val="multilevel"/>
     <w:tmpl w:val="E996B75E"/>
@@ -4258,7 +7744,7 @@
       </w:rPr>
     </w:lvl>
   </w:abstractNum>
-  <w:abstractNum w:abstractNumId="15" w15:restartNumberingAfterBreak="0">
+  <w:abstractNum w:abstractNumId="18" w15:restartNumberingAfterBreak="0">
     <w:nsid w:val="47361CB7"/>
     <w:multiLevelType w:val="multilevel"/>
     <w:tmpl w:val="799CBA8E"/>
@@ -4407,7 +7893,7 @@
       </w:rPr>
     </w:lvl>
   </w:abstractNum>
-  <w:abstractNum w:abstractNumId="16" w15:restartNumberingAfterBreak="0">
+  <w:abstractNum w:abstractNumId="19" w15:restartNumberingAfterBreak="0">
     <w:nsid w:val="47973F5D"/>
     <w:multiLevelType w:val="multilevel"/>
     <w:tmpl w:val="44E6830E"/>
@@ -4556,7 +8042,7 @@
       </w:rPr>
     </w:lvl>
   </w:abstractNum>
-  <w:abstractNum w:abstractNumId="17" w15:restartNumberingAfterBreak="0">
+  <w:abstractNum w:abstractNumId="20" w15:restartNumberingAfterBreak="0">
     <w:nsid w:val="570C1E5D"/>
     <w:multiLevelType w:val="multilevel"/>
     <w:tmpl w:val="27125340"/>
@@ -4705,7 +8191,7 @@
       </w:rPr>
     </w:lvl>
   </w:abstractNum>
-  <w:abstractNum w:abstractNumId="18" w15:restartNumberingAfterBreak="0">
+  <w:abstractNum w:abstractNumId="21" w15:restartNumberingAfterBreak="0">
     <w:nsid w:val="5D3F0EB2"/>
     <w:multiLevelType w:val="multilevel"/>
     <w:tmpl w:val="F064E71E"/>
@@ -4854,7 +8340,7 @@
       </w:rPr>
     </w:lvl>
   </w:abstractNum>
-  <w:abstractNum w:abstractNumId="19" w15:restartNumberingAfterBreak="0">
+  <w:abstractNum w:abstractNumId="22" w15:restartNumberingAfterBreak="0">
     <w:nsid w:val="68E45071"/>
     <w:multiLevelType w:val="multilevel"/>
     <w:tmpl w:val="757820BC"/>
@@ -5003,7 +8489,7 @@
       </w:rPr>
     </w:lvl>
   </w:abstractNum>
-  <w:abstractNum w:abstractNumId="20" w15:restartNumberingAfterBreak="0">
+  <w:abstractNum w:abstractNumId="23" w15:restartNumberingAfterBreak="0">
     <w:nsid w:val="6FFE2D97"/>
     <w:multiLevelType w:val="multilevel"/>
     <w:tmpl w:val="596C1A22"/>
@@ -5152,7 +8638,7 @@
       </w:rPr>
     </w:lvl>
   </w:abstractNum>
-  <w:abstractNum w:abstractNumId="21" w15:restartNumberingAfterBreak="0">
+  <w:abstractNum w:abstractNumId="24" w15:restartNumberingAfterBreak="0">
     <w:nsid w:val="7218572D"/>
     <w:multiLevelType w:val="multilevel"/>
     <w:tmpl w:val="3CDE930E"/>
@@ -5301,7 +8787,7 @@
       </w:rPr>
     </w:lvl>
   </w:abstractNum>
-  <w:abstractNum w:abstractNumId="22" w15:restartNumberingAfterBreak="0">
+  <w:abstractNum w:abstractNumId="25" w15:restartNumberingAfterBreak="0">
     <w:nsid w:val="781E6EED"/>
     <w:multiLevelType w:val="multilevel"/>
     <w:tmpl w:val="765C0CB8"/>
@@ -5450,7 +8936,7 @@
       </w:rPr>
     </w:lvl>
   </w:abstractNum>
-  <w:abstractNum w:abstractNumId="23" w15:restartNumberingAfterBreak="0">
+  <w:abstractNum w:abstractNumId="26" w15:restartNumberingAfterBreak="0">
     <w:nsid w:val="79C53DEF"/>
     <w:multiLevelType w:val="multilevel"/>
     <w:tmpl w:val="5546EBB4"/>
@@ -5599,7 +9085,7 @@
       </w:rPr>
     </w:lvl>
   </w:abstractNum>
-  <w:abstractNum w:abstractNumId="24" w15:restartNumberingAfterBreak="0">
+  <w:abstractNum w:abstractNumId="27" w15:restartNumberingAfterBreak="0">
     <w:nsid w:val="7C8D0ABC"/>
     <w:multiLevelType w:val="multilevel"/>
     <w:tmpl w:val="F81AC82A"/>
@@ -5749,79 +9235,88 @@
     </w:lvl>
   </w:abstractNum>
   <w:num w:numId="1" w16cid:durableId="311445360">
-    <w:abstractNumId w:val="11"/>
+    <w:abstractNumId w:val="14"/>
   </w:num>
   <w:num w:numId="2" w16cid:durableId="694236627">
-    <w:abstractNumId w:val="19"/>
+    <w:abstractNumId w:val="22"/>
   </w:num>
   <w:num w:numId="3" w16cid:durableId="1366056432">
-    <w:abstractNumId w:val="13"/>
+    <w:abstractNumId w:val="16"/>
   </w:num>
   <w:num w:numId="4" w16cid:durableId="320817826">
-    <w:abstractNumId w:val="21"/>
+    <w:abstractNumId w:val="24"/>
   </w:num>
   <w:num w:numId="5" w16cid:durableId="997347819">
-    <w:abstractNumId w:val="4"/>
+    <w:abstractNumId w:val="5"/>
   </w:num>
   <w:num w:numId="6" w16cid:durableId="1661156578">
     <w:abstractNumId w:val="3"/>
   </w:num>
   <w:num w:numId="7" w16cid:durableId="105581292">
+    <w:abstractNumId w:val="23"/>
+  </w:num>
+  <w:num w:numId="8" w16cid:durableId="1215510414">
+    <w:abstractNumId w:val="15"/>
+  </w:num>
+  <w:num w:numId="9" w16cid:durableId="644890424">
+    <w:abstractNumId w:val="18"/>
+  </w:num>
+  <w:num w:numId="10" w16cid:durableId="462774561">
+    <w:abstractNumId w:val="19"/>
+  </w:num>
+  <w:num w:numId="11" w16cid:durableId="411008877">
     <w:abstractNumId w:val="20"/>
   </w:num>
-  <w:num w:numId="8" w16cid:durableId="1215510414">
-    <w:abstractNumId w:val="12"/>
-  </w:num>
-  <w:num w:numId="9" w16cid:durableId="644890424">
-    <w:abstractNumId w:val="15"/>
-  </w:num>
-  <w:num w:numId="10" w16cid:durableId="462774561">
-    <w:abstractNumId w:val="16"/>
-  </w:num>
-  <w:num w:numId="11" w16cid:durableId="411008877">
-    <w:abstractNumId w:val="17"/>
-  </w:num>
   <w:num w:numId="12" w16cid:durableId="477921168">
-    <w:abstractNumId w:val="22"/>
+    <w:abstractNumId w:val="25"/>
   </w:num>
   <w:num w:numId="13" w16cid:durableId="497696088">
     <w:abstractNumId w:val="2"/>
   </w:num>
   <w:num w:numId="14" w16cid:durableId="651444628">
-    <w:abstractNumId w:val="7"/>
+    <w:abstractNumId w:val="9"/>
   </w:num>
   <w:num w:numId="15" w16cid:durableId="2075615576">
     <w:abstractNumId w:val="0"/>
   </w:num>
   <w:num w:numId="16" w16cid:durableId="749038358">
-    <w:abstractNumId w:val="6"/>
+    <w:abstractNumId w:val="8"/>
   </w:num>
   <w:num w:numId="17" w16cid:durableId="797184374">
-    <w:abstractNumId w:val="9"/>
+    <w:abstractNumId w:val="11"/>
   </w:num>
   <w:num w:numId="18" w16cid:durableId="2053722251">
-    <w:abstractNumId w:val="18"/>
+    <w:abstractNumId w:val="21"/>
   </w:num>
   <w:num w:numId="19" w16cid:durableId="739330424">
-    <w:abstractNumId w:val="8"/>
+    <w:abstractNumId w:val="10"/>
   </w:num>
   <w:num w:numId="20" w16cid:durableId="960915859">
-    <w:abstractNumId w:val="24"/>
+    <w:abstractNumId w:val="27"/>
   </w:num>
   <w:num w:numId="21" w16cid:durableId="521018327">
-    <w:abstractNumId w:val="5"/>
+    <w:abstractNumId w:val="7"/>
   </w:num>
   <w:num w:numId="22" w16cid:durableId="1923684076">
-    <w:abstractNumId w:val="23"/>
+    <w:abstractNumId w:val="26"/>
   </w:num>
   <w:num w:numId="23" w16cid:durableId="532769245">
-    <w:abstractNumId w:val="14"/>
+    <w:abstractNumId w:val="17"/>
   </w:num>
   <w:num w:numId="24" w16cid:durableId="892040551">
-    <w:abstractNumId w:val="10"/>
+    <w:abstractNumId w:val="13"/>
   </w:num>
   <w:num w:numId="25" w16cid:durableId="1594316287">
     <w:abstractNumId w:val="1"/>
+  </w:num>
+  <w:num w:numId="26" w16cid:durableId="158623216">
+    <w:abstractNumId w:val="4"/>
+  </w:num>
+  <w:num w:numId="27" w16cid:durableId="30031497">
+    <w:abstractNumId w:val="6"/>
+  </w:num>
+  <w:num w:numId="28" w16cid:durableId="344600477">
+    <w:abstractNumId w:val="12"/>
   </w:num>
   <w:numIdMacAtCleanup w:val="8"/>
 </w:numbering>

--- a/Church/2026/2026_0620_MenloChurch.docx
+++ b/Church/2026/2026_0620_MenloChurch.docx
@@ -132,6 +132,9 @@
           </wp:inline>
         </w:drawing>
       </w:r>
+      <w:r>
+        <w:t>AWE</w:t>
+      </w:r>
     </w:p>
     <w:p>
       <w:r>
@@ -586,7 +589,19 @@
         <w:t>We look at four AI framework.</w:t>
       </w:r>
       <w:r>
-        <w:t xml:space="preserve"> We start with AWE that we are made by AWE</w:t>
+        <w:t xml:space="preserve"> We start with AWE </w:t>
+      </w:r>
+      <w:r>
+        <w:t>(Augmented World Expo</w:t>
+      </w:r>
+      <w:r>
+        <w:t>, AR, VR, Spatial AI</w:t>
+      </w:r>
+      <w:r>
+        <w:t xml:space="preserve">) </w:t>
+      </w:r>
+      <w:r>
+        <w:t>that we are made by AWE</w:t>
       </w:r>
       <w:r>
         <w:t xml:space="preserve">. We are made with agency, the ability to make decisions. </w:t>
@@ -1930,7 +1945,15 @@
         <w:t>Chatbot understand you, year by year. It will replace you.</w:t>
       </w:r>
       <w:r>
-        <w:t xml:space="preserve"> Every part of you become artificial compo</w:t>
+        <w:t xml:space="preserve"> Every part of you </w:t>
+      </w:r>
+      <w:proofErr w:type="gramStart"/>
+      <w:r>
+        <w:t>become</w:t>
+      </w:r>
+      <w:proofErr w:type="gramEnd"/>
+      <w:r>
+        <w:t xml:space="preserve"> artificial compo</w:t>
       </w:r>
       <w:r>
         <w:t>nent or substitutes.</w:t>
@@ -2128,19 +2151,7 @@
     <w:p/>
     <w:p>
       <w:r>
-        <w:t>4</w:t>
-      </w:r>
-      <w:r>
-        <w:t>4</w:t>
-      </w:r>
-      <w:r>
-        <w:t>:</w:t>
-      </w:r>
-      <w:r>
-        <w:t>25</w:t>
-      </w:r>
-      <w:r>
-        <w:t>/1:16:05</w:t>
+        <w:t>44:25/1:16:05</w:t>
       </w:r>
     </w:p>
     <w:p>
@@ -2264,6 +2275,9 @@
     <w:p/>
     <w:p>
       <w:r>
+        <w:rPr>
+          <w:noProof/>
+        </w:rPr>
         <w:drawing>
           <wp:inline distT="0" distB="0" distL="0" distR="0" wp14:anchorId="3A837395" wp14:editId="6AE74C2C">
             <wp:extent cx="1990725" cy="1816100"/>
@@ -2304,19 +2318,7 @@
     <w:p/>
     <w:p>
       <w:r>
-        <w:t>4</w:t>
-      </w:r>
-      <w:r>
-        <w:t>6</w:t>
-      </w:r>
-      <w:r>
-        <w:t>:</w:t>
-      </w:r>
-      <w:r>
-        <w:t>55</w:t>
-      </w:r>
-      <w:r>
-        <w:t>/1:16:05</w:t>
+        <w:t>46:55/1:16:05</w:t>
       </w:r>
     </w:p>
     <w:p>
@@ -2335,6 +2337,9 @@
     <w:p/>
     <w:p>
       <w:r>
+        <w:rPr>
+          <w:noProof/>
+        </w:rPr>
         <w:lastRenderedPageBreak/>
         <w:drawing>
           <wp:inline distT="0" distB="0" distL="0" distR="0" wp14:anchorId="49C1CD30" wp14:editId="2AE99177">
@@ -2376,19 +2381,7 @@
     <w:p/>
     <w:p>
       <w:r>
-        <w:t>4</w:t>
-      </w:r>
-      <w:r>
-        <w:t>8</w:t>
-      </w:r>
-      <w:r>
-        <w:t>:</w:t>
-      </w:r>
-      <w:r>
-        <w:t>2</w:t>
-      </w:r>
-      <w:r>
-        <w:t>5/1:16:05</w:t>
+        <w:t>48:25/1:16:05</w:t>
       </w:r>
     </w:p>
     <w:p>
@@ -2461,6 +2454,9 @@
     </w:p>
     <w:p>
       <w:r>
+        <w:rPr>
+          <w:noProof/>
+        </w:rPr>
         <w:drawing>
           <wp:inline distT="0" distB="0" distL="0" distR="0" wp14:anchorId="02F23657" wp14:editId="5C7AF97B">
             <wp:extent cx="2305050" cy="1618146"/>
@@ -2578,39 +2574,37 @@
         <w:t>at</w:t>
       </w:r>
       <w:r>
-        <w:t xml:space="preserve"> </w:t>
-      </w:r>
-      <w:r>
-        <w:t xml:space="preserve">end of </w:t>
-      </w:r>
-      <w:r>
-        <w:t>the four-week “Glitch”</w:t>
-      </w:r>
-      <w:r>
-        <w:t xml:space="preserve"> (</w:t>
-      </w:r>
-      <w:r>
-        <w:t>1. Fatal Error, 2. Infinity Loop, 3. Hardware Failure. 4. Going Offline</w:t>
-      </w:r>
-      <w:r>
-        <w:t>)</w:t>
+        <w:t xml:space="preserve"> the last</w:t>
+      </w:r>
+      <w:r>
+        <w:t xml:space="preserve"> of </w:t>
+      </w:r>
+      <w:r>
+        <w:t>the four-week Glitch</w:t>
       </w:r>
       <w:r>
         <w:t xml:space="preserve"> series</w:t>
       </w:r>
       <w:r>
+        <w:t xml:space="preserve">, e.g., </w:t>
+      </w:r>
+      <w:r>
+        <w:t>Fatal Error, Infinity Loop, Hardware Failure</w:t>
+      </w:r>
+      <w:r>
+        <w:t xml:space="preserve">, </w:t>
+      </w:r>
+      <w:r>
+        <w:t>Going Offline</w:t>
+      </w:r>
+      <w:r>
         <w:t xml:space="preserve">. </w:t>
       </w:r>
       <w:r>
         <w:t>In the AI world, w</w:t>
       </w:r>
       <w:r>
-        <w:t xml:space="preserve">hat human should be in a machine world? </w:t>
-      </w:r>
-    </w:p>
-    <w:p>
-      <w:r>
-        <w:t xml:space="preserve">Today, we talk </w:t>
+        <w:t xml:space="preserve">hat human should be in a machine world? Today, we talk </w:t>
       </w:r>
       <w:r>
         <w:t>how to</w:t>
@@ -2634,19 +2628,19 @@
         <w:t xml:space="preserve">AI has four frameworks: </w:t>
       </w:r>
       <w:r>
-        <w:t>artificial AWE</w:t>
-      </w:r>
-      <w:r>
-        <w:t xml:space="preserve"> (conference)</w:t>
-      </w:r>
-      <w:r>
-        <w:t>, Artificial Agency</w:t>
-      </w:r>
-      <w:r>
-        <w:t xml:space="preserve"> (Google Spark)</w:t>
-      </w:r>
-      <w:r>
-        <w:t xml:space="preserve">, Artificial Identify, and Artificial Intimacy. AI is not only technology. It also a replacement of human. </w:t>
+        <w:t>artificial AWE (</w:t>
+      </w:r>
+      <w:r>
+        <w:t>Augmented World Expo</w:t>
+      </w:r>
+      <w:r>
+        <w:t xml:space="preserve">: </w:t>
+      </w:r>
+      <w:r>
+        <w:t>AR, VR, Spatial AI</w:t>
+      </w:r>
+      <w:r>
+        <w:t xml:space="preserve">), Artificial Agency (Google Spark), Artificial Identify, and Artificial Intimacy. AI is not only technology. It also a replacement of human. </w:t>
       </w:r>
     </w:p>
     <w:p>
@@ -2755,7 +2749,19 @@
         <w:t xml:space="preserve"> When</w:t>
       </w:r>
       <w:r>
-        <w:t xml:space="preserve"> you get older, AI takes the conversation and we become made by AWE.</w:t>
+        <w:t xml:space="preserve"> you get older, AI takes the conversation and we become made by AWE</w:t>
+      </w:r>
+      <w:r>
+        <w:t xml:space="preserve"> (</w:t>
+      </w:r>
+      <w:r>
+        <w:t>Augmented World Expo</w:t>
+      </w:r>
+      <w:r>
+        <w:t>)</w:t>
+      </w:r>
+      <w:r>
+        <w:t>.</w:t>
       </w:r>
     </w:p>
     <w:p>
@@ -2777,7 +2783,7 @@
         <w:t>a</w:t>
       </w:r>
       <w:r>
-        <w:t>.  Agency: The Jesus is the agency to lay down his life for us.</w:t>
+        <w:t>. Agency: The Jesus is the agency to lay down his life for us.</w:t>
       </w:r>
     </w:p>
     <w:p>
@@ -2785,7 +2791,16 @@
         <w:t>b</w:t>
       </w:r>
       <w:r>
-        <w:t xml:space="preserve">. AWE: AWE is when Jesus cried out to the God. </w:t>
+        <w:t xml:space="preserve">. </w:t>
+      </w:r>
+      <w:r>
+        <w:t>AWE (Augmented World Expo</w:t>
+      </w:r>
+      <w:r>
+        <w:t>)</w:t>
+      </w:r>
+      <w:r>
+        <w:t xml:space="preserve">: AWE is when Jesus cried out to the God. </w:t>
       </w:r>
     </w:p>
     <w:p>
@@ -3101,7 +3116,7 @@
         <w:rPr>
           <w:rFonts w:hint="eastAsia"/>
         </w:rPr>
-        <w:t>我們正處於為期四周的「故障</w:t>
+        <w:t>我們正處於為期四週的「故障</w:t>
       </w:r>
       <w:proofErr w:type="spellEnd"/>
       <w:r>
@@ -3110,6 +3125,7 @@
         </w:rPr>
         <w:t>」（</w:t>
       </w:r>
+      <w:proofErr w:type="spellStart"/>
       <w:r>
         <w:rPr>
           <w:rFonts w:hint="eastAsia"/>
@@ -3120,20 +3136,350 @@
         <w:rPr>
           <w:rFonts w:hint="eastAsia"/>
         </w:rPr>
-        <w:t>）系列講道的尾聲（主題依序為：</w:t>
-      </w:r>
+        <w:t>）系列講道的最後一部分，該系列涵蓋了「致命錯誤</w:t>
+      </w:r>
+      <w:proofErr w:type="spellEnd"/>
+      <w:r>
+        <w:rPr>
+          <w:rFonts w:hint="eastAsia"/>
+        </w:rPr>
+        <w:t>」（</w:t>
+      </w:r>
+      <w:r>
+        <w:rPr>
+          <w:rFonts w:hint="eastAsia"/>
+        </w:rPr>
+        <w:t>Fatal Error</w:t>
+      </w:r>
+      <w:r>
+        <w:rPr>
+          <w:rFonts w:hint="eastAsia"/>
+        </w:rPr>
+        <w:t>）、「</w:t>
+      </w:r>
+      <w:proofErr w:type="spellStart"/>
+      <w:r>
+        <w:rPr>
+          <w:rFonts w:hint="eastAsia"/>
+        </w:rPr>
+        <w:t>無限循環</w:t>
+      </w:r>
+      <w:proofErr w:type="spellEnd"/>
+      <w:r>
+        <w:rPr>
+          <w:rFonts w:hint="eastAsia"/>
+        </w:rPr>
+        <w:t>」（</w:t>
+      </w:r>
+      <w:r>
+        <w:rPr>
+          <w:rFonts w:hint="eastAsia"/>
+        </w:rPr>
+        <w:t>Infinity Loop</w:t>
+      </w:r>
+      <w:r>
+        <w:rPr>
+          <w:rFonts w:hint="eastAsia"/>
+        </w:rPr>
+        <w:t>）、「</w:t>
+      </w:r>
+      <w:proofErr w:type="spellStart"/>
+      <w:r>
+        <w:rPr>
+          <w:rFonts w:hint="eastAsia"/>
+        </w:rPr>
+        <w:t>硬體故障</w:t>
+      </w:r>
+      <w:proofErr w:type="spellEnd"/>
+      <w:r>
+        <w:rPr>
+          <w:rFonts w:hint="eastAsia"/>
+        </w:rPr>
+        <w:t>」（</w:t>
+      </w:r>
+      <w:r>
+        <w:rPr>
+          <w:rFonts w:hint="eastAsia"/>
+        </w:rPr>
+        <w:t xml:space="preserve">Hardware </w:t>
+      </w:r>
+      <w:proofErr w:type="spellStart"/>
+      <w:r>
+        <w:rPr>
+          <w:rFonts w:hint="eastAsia"/>
+        </w:rPr>
+        <w:t>Failure</w:t>
+      </w:r>
+      <w:r>
+        <w:rPr>
+          <w:rFonts w:hint="eastAsia"/>
+        </w:rPr>
+        <w:t>）和「離線</w:t>
+      </w:r>
+      <w:proofErr w:type="spellEnd"/>
+      <w:r>
+        <w:rPr>
+          <w:rFonts w:hint="eastAsia"/>
+        </w:rPr>
+        <w:t>」（</w:t>
+      </w:r>
+      <w:r>
+        <w:rPr>
+          <w:rFonts w:hint="eastAsia"/>
+        </w:rPr>
+        <w:t>Going Offline</w:t>
+      </w:r>
+      <w:r>
+        <w:rPr>
+          <w:rFonts w:hint="eastAsia"/>
+        </w:rPr>
+        <w:t>）等主題。在人工智慧（</w:t>
+      </w:r>
+      <w:r>
+        <w:rPr>
+          <w:rFonts w:hint="eastAsia"/>
+        </w:rPr>
+        <w:t>AI</w:t>
+      </w:r>
+      <w:r>
+        <w:rPr>
+          <w:rFonts w:hint="eastAsia"/>
+        </w:rPr>
+        <w:t>）的世界裡，身處機器世界的我們該扮演什麼樣的人類角色？今天，我們要探討如何「離線」並保持與人類世界的聯繫。</w:t>
+      </w:r>
+    </w:p>
+    <w:p>
+      <w:pPr>
+        <w:rPr>
+          <w:rFonts w:hint="eastAsia"/>
+        </w:rPr>
+      </w:pPr>
+    </w:p>
+    <w:p>
+      <w:pPr>
+        <w:rPr>
+          <w:rFonts w:hint="eastAsia"/>
+        </w:rPr>
+      </w:pPr>
       <w:r>
         <w:rPr>
           <w:rFonts w:hint="eastAsia"/>
         </w:rPr>
         <w:t xml:space="preserve">1. </w:t>
       </w:r>
-      <w:r>
-        <w:rPr>
-          <w:rFonts w:hint="eastAsia"/>
-        </w:rPr>
-        <w:t>致命錯誤；</w:t>
-      </w:r>
+      <w:proofErr w:type="spellStart"/>
+      <w:r>
+        <w:rPr>
+          <w:rFonts w:hint="eastAsia"/>
+        </w:rPr>
+        <w:t>AI</w:t>
+      </w:r>
+      <w:r>
+        <w:rPr>
+          <w:rFonts w:hint="eastAsia"/>
+        </w:rPr>
+        <w:t>包含四個框架：人工</w:t>
+      </w:r>
+      <w:r>
+        <w:rPr>
+          <w:rFonts w:hint="eastAsia"/>
+        </w:rPr>
+        <w:t>AWE</w:t>
+      </w:r>
+      <w:r>
+        <w:rPr>
+          <w:rFonts w:hint="eastAsia"/>
+        </w:rPr>
+        <w:t>（增強世界</w:t>
+      </w:r>
+      <w:proofErr w:type="spellEnd"/>
+      <w:r>
+        <w:rPr>
+          <w:rFonts w:hint="eastAsia"/>
+        </w:rPr>
+        <w:t>/</w:t>
+      </w:r>
+      <w:proofErr w:type="spellStart"/>
+      <w:r>
+        <w:rPr>
+          <w:rFonts w:hint="eastAsia"/>
+        </w:rPr>
+        <w:t>擴展現實：</w:t>
+      </w:r>
+      <w:r>
+        <w:rPr>
+          <w:rFonts w:hint="eastAsia"/>
+        </w:rPr>
+        <w:t>AR</w:t>
+      </w:r>
+      <w:r>
+        <w:rPr>
+          <w:rFonts w:hint="eastAsia"/>
+        </w:rPr>
+        <w:t>、</w:t>
+      </w:r>
+      <w:r>
+        <w:rPr>
+          <w:rFonts w:hint="eastAsia"/>
+        </w:rPr>
+        <w:t>VR</w:t>
+      </w:r>
+      <w:r>
+        <w:rPr>
+          <w:rFonts w:hint="eastAsia"/>
+        </w:rPr>
+        <w:t>、空間</w:t>
+      </w:r>
+      <w:r>
+        <w:rPr>
+          <w:rFonts w:hint="eastAsia"/>
+        </w:rPr>
+        <w:t>AI</w:t>
+      </w:r>
+      <w:proofErr w:type="spellEnd"/>
+      <w:r>
+        <w:rPr>
+          <w:rFonts w:hint="eastAsia"/>
+        </w:rPr>
+        <w:t>）、</w:t>
+      </w:r>
+      <w:proofErr w:type="spellStart"/>
+      <w:r>
+        <w:rPr>
+          <w:rFonts w:hint="eastAsia"/>
+        </w:rPr>
+        <w:t>人工代理（</w:t>
+      </w:r>
+      <w:r>
+        <w:rPr>
+          <w:rFonts w:hint="eastAsia"/>
+        </w:rPr>
+        <w:t>Artificial</w:t>
+      </w:r>
+      <w:proofErr w:type="spellEnd"/>
+      <w:r>
+        <w:rPr>
+          <w:rFonts w:hint="eastAsia"/>
+        </w:rPr>
+        <w:t xml:space="preserve"> </w:t>
+      </w:r>
+      <w:proofErr w:type="spellStart"/>
+      <w:r>
+        <w:rPr>
+          <w:rFonts w:hint="eastAsia"/>
+        </w:rPr>
+        <w:t>Agency</w:t>
+      </w:r>
+      <w:r>
+        <w:rPr>
+          <w:rFonts w:hint="eastAsia"/>
+        </w:rPr>
+        <w:t>，如</w:t>
+      </w:r>
+      <w:r>
+        <w:rPr>
+          <w:rFonts w:hint="eastAsia"/>
+        </w:rPr>
+        <w:t>Google</w:t>
+      </w:r>
+      <w:proofErr w:type="spellEnd"/>
+      <w:r>
+        <w:rPr>
+          <w:rFonts w:hint="eastAsia"/>
+        </w:rPr>
+        <w:t xml:space="preserve"> Spark</w:t>
+      </w:r>
+      <w:r>
+        <w:rPr>
+          <w:rFonts w:hint="eastAsia"/>
+        </w:rPr>
+        <w:t>）、</w:t>
+      </w:r>
+      <w:proofErr w:type="spellStart"/>
+      <w:r>
+        <w:rPr>
+          <w:rFonts w:hint="eastAsia"/>
+        </w:rPr>
+        <w:t>人工身分（</w:t>
+      </w:r>
+      <w:r>
+        <w:rPr>
+          <w:rFonts w:hint="eastAsia"/>
+        </w:rPr>
+        <w:t>Artificial</w:t>
+      </w:r>
+      <w:proofErr w:type="spellEnd"/>
+      <w:r>
+        <w:rPr>
+          <w:rFonts w:hint="eastAsia"/>
+        </w:rPr>
+        <w:t xml:space="preserve"> </w:t>
+      </w:r>
+      <w:proofErr w:type="spellStart"/>
+      <w:r>
+        <w:rPr>
+          <w:rFonts w:hint="eastAsia"/>
+        </w:rPr>
+        <w:t>Identity</w:t>
+      </w:r>
+      <w:r>
+        <w:rPr>
+          <w:rFonts w:hint="eastAsia"/>
+        </w:rPr>
+        <w:t>）和人工親密關係（</w:t>
+      </w:r>
+      <w:r>
+        <w:rPr>
+          <w:rFonts w:hint="eastAsia"/>
+        </w:rPr>
+        <w:t>Artificial</w:t>
+      </w:r>
+      <w:proofErr w:type="spellEnd"/>
+      <w:r>
+        <w:rPr>
+          <w:rFonts w:hint="eastAsia"/>
+        </w:rPr>
+        <w:t xml:space="preserve"> Intimacy</w:t>
+      </w:r>
+      <w:r>
+        <w:rPr>
+          <w:rFonts w:hint="eastAsia"/>
+        </w:rPr>
+        <w:t>）。</w:t>
+      </w:r>
+      <w:r>
+        <w:rPr>
+          <w:rFonts w:hint="eastAsia"/>
+        </w:rPr>
+        <w:t xml:space="preserve"> </w:t>
+      </w:r>
+      <w:proofErr w:type="spellStart"/>
+      <w:r>
+        <w:rPr>
+          <w:rFonts w:hint="eastAsia"/>
+        </w:rPr>
+        <w:t>AI</w:t>
+      </w:r>
+      <w:r>
+        <w:rPr>
+          <w:rFonts w:hint="eastAsia"/>
+        </w:rPr>
+        <w:t>不僅僅是技術，它也在某種程度上取代了人類</w:t>
+      </w:r>
+      <w:proofErr w:type="spellEnd"/>
+      <w:r>
+        <w:rPr>
+          <w:rFonts w:hint="eastAsia"/>
+        </w:rPr>
+        <w:t>。</w:t>
+      </w:r>
+    </w:p>
+    <w:p>
+      <w:pPr>
+        <w:rPr>
+          <w:rFonts w:hint="eastAsia"/>
+        </w:rPr>
+      </w:pPr>
       <w:r>
         <w:rPr>
           <w:rFonts w:hint="eastAsia"/>
@@ -3144,20 +3490,60 @@
         <w:rPr>
           <w:rFonts w:hint="eastAsia"/>
         </w:rPr>
-        <w:t>無限循環；</w:t>
-      </w:r>
+        <w:t>一句美國俗語形容某種關係是「只索取不給予」（只進不出，沒有互動）。這意味著關係是單向的，沒有回饋。而</w:t>
+      </w:r>
+      <w:r>
+        <w:rPr>
+          <w:rFonts w:hint="eastAsia"/>
+        </w:rPr>
+        <w:t>AI</w:t>
+      </w:r>
+      <w:r>
+        <w:rPr>
+          <w:rFonts w:hint="eastAsia"/>
+        </w:rPr>
+        <w:t>總是傾聽你，順從你的想法。</w:t>
+      </w:r>
+    </w:p>
+    <w:p>
+      <w:pPr>
+        <w:rPr>
+          <w:rFonts w:hint="eastAsia"/>
+        </w:rPr>
+      </w:pPr>
       <w:r>
         <w:rPr>
           <w:rFonts w:hint="eastAsia"/>
         </w:rPr>
         <w:t xml:space="preserve">3. </w:t>
       </w:r>
-      <w:r>
-        <w:rPr>
-          <w:rFonts w:hint="eastAsia"/>
-        </w:rPr>
-        <w:t>硬體故障；</w:t>
-      </w:r>
+      <w:proofErr w:type="spellStart"/>
+      <w:r>
+        <w:rPr>
+          <w:rFonts w:hint="eastAsia"/>
+        </w:rPr>
+        <w:t>馬太福音</w:t>
+      </w:r>
+      <w:proofErr w:type="spellEnd"/>
+      <w:r>
+        <w:rPr>
+          <w:rFonts w:hint="eastAsia"/>
+        </w:rPr>
+        <w:t xml:space="preserve"> 11:28-30</w:t>
+      </w:r>
+      <w:r>
+        <w:rPr>
+          <w:rFonts w:hint="eastAsia"/>
+        </w:rPr>
+        <w:t>：耶穌在十字架上捨己，確立了神與世人之間和好的關係。</w:t>
+      </w:r>
+    </w:p>
+    <w:p>
+      <w:pPr>
+        <w:rPr>
+          <w:rFonts w:hint="eastAsia"/>
+        </w:rPr>
+      </w:pPr>
       <w:r>
         <w:rPr>
           <w:rFonts w:hint="eastAsia"/>
@@ -3169,21 +3555,895 @@
         <w:rPr>
           <w:rFonts w:hint="eastAsia"/>
         </w:rPr>
-        <w:t>離線</w:t>
+        <w:t>哥林多前書</w:t>
       </w:r>
       <w:proofErr w:type="spellEnd"/>
       <w:r>
         <w:rPr>
           <w:rFonts w:hint="eastAsia"/>
         </w:rPr>
+        <w:t xml:space="preserve"> 13:12</w:t>
+      </w:r>
+      <w:r>
+        <w:rPr>
+          <w:rFonts w:hint="eastAsia"/>
+        </w:rPr>
+        <w:t>：使徒保羅在寫給哥林多教會的信中，呼籲人們增進與神面對面的親密關係。相比之下，</w:t>
+      </w:r>
+      <w:r>
+        <w:rPr>
+          <w:rFonts w:hint="eastAsia"/>
+        </w:rPr>
+        <w:t>AI</w:t>
+      </w:r>
+      <w:r>
+        <w:rPr>
+          <w:rFonts w:hint="eastAsia"/>
+        </w:rPr>
+        <w:t>就像一面模糊或破裂的鏡子。</w:t>
+      </w:r>
+      <w:r>
+        <w:rPr>
+          <w:rFonts w:hint="eastAsia"/>
+        </w:rPr>
+        <w:t xml:space="preserve"> </w:t>
+      </w:r>
+      <w:proofErr w:type="spellStart"/>
+      <w:r>
+        <w:rPr>
+          <w:rFonts w:hint="eastAsia"/>
+        </w:rPr>
+        <w:t>AI</w:t>
+      </w:r>
+      <w:r>
+        <w:rPr>
+          <w:rFonts w:hint="eastAsia"/>
+        </w:rPr>
+        <w:t>無法真正了解你，卻在取代你。隨著年齡增長，</w:t>
+      </w:r>
+      <w:r>
+        <w:rPr>
+          <w:rFonts w:hint="eastAsia"/>
+        </w:rPr>
+        <w:t>AI</w:t>
+      </w:r>
+      <w:r>
+        <w:rPr>
+          <w:rFonts w:hint="eastAsia"/>
+        </w:rPr>
+        <w:t>接管了對話，我們反而成了被</w:t>
+      </w:r>
+      <w:r>
+        <w:rPr>
+          <w:rFonts w:hint="eastAsia"/>
+        </w:rPr>
+        <w:t>AWE</w:t>
+      </w:r>
+      <w:r>
+        <w:rPr>
+          <w:rFonts w:hint="eastAsia"/>
+        </w:rPr>
+        <w:t>（增強世界技術）塑造的人</w:t>
+      </w:r>
+      <w:proofErr w:type="spellEnd"/>
+      <w:r>
+        <w:rPr>
+          <w:rFonts w:hint="eastAsia"/>
+        </w:rPr>
+        <w:t>。</w:t>
+      </w:r>
+    </w:p>
+    <w:p>
+      <w:pPr>
+        <w:rPr>
+          <w:rFonts w:hint="eastAsia"/>
+        </w:rPr>
+      </w:pPr>
+      <w:r>
+        <w:rPr>
+          <w:rFonts w:hint="eastAsia"/>
+        </w:rPr>
+        <w:t xml:space="preserve">5. </w:t>
+      </w:r>
+      <w:proofErr w:type="spellStart"/>
+      <w:r>
+        <w:rPr>
+          <w:rFonts w:hint="eastAsia"/>
+        </w:rPr>
+        <w:t>在神的國度裡，我們有四個維度</w:t>
+      </w:r>
+      <w:proofErr w:type="spellEnd"/>
+      <w:r>
+        <w:rPr>
+          <w:rFonts w:hint="eastAsia"/>
+        </w:rPr>
+        <w:t>：</w:t>
+      </w:r>
+    </w:p>
+    <w:p>
+      <w:pPr>
+        <w:rPr>
+          <w:rFonts w:hint="eastAsia"/>
+        </w:rPr>
+      </w:pPr>
+      <w:r>
+        <w:rPr>
+          <w:rFonts w:hint="eastAsia"/>
+        </w:rPr>
+        <w:t xml:space="preserve">a. </w:t>
+      </w:r>
+      <w:proofErr w:type="spellStart"/>
+      <w:r>
+        <w:rPr>
+          <w:rFonts w:hint="eastAsia"/>
+        </w:rPr>
+        <w:t>代理（</w:t>
+      </w:r>
+      <w:r>
+        <w:rPr>
+          <w:rFonts w:hint="eastAsia"/>
+        </w:rPr>
+        <w:t>Agency</w:t>
+      </w:r>
+      <w:proofErr w:type="spellEnd"/>
+      <w:r>
+        <w:rPr>
+          <w:rFonts w:hint="eastAsia"/>
+        </w:rPr>
+        <w:t>）：</w:t>
+      </w:r>
+      <w:proofErr w:type="spellStart"/>
+      <w:r>
+        <w:rPr>
+          <w:rFonts w:hint="eastAsia"/>
+        </w:rPr>
+        <w:t>耶穌是那位為我們捨命的「代理者</w:t>
+      </w:r>
+      <w:proofErr w:type="spellEnd"/>
+      <w:r>
+        <w:rPr>
+          <w:rFonts w:hint="eastAsia"/>
+        </w:rPr>
+        <w:t>」（</w:t>
+      </w:r>
+      <w:proofErr w:type="spellStart"/>
+      <w:r>
+        <w:rPr>
+          <w:rFonts w:hint="eastAsia"/>
+        </w:rPr>
+        <w:t>中保</w:t>
+      </w:r>
+      <w:proofErr w:type="spellEnd"/>
+      <w:r>
+        <w:rPr>
+          <w:rFonts w:hint="eastAsia"/>
+        </w:rPr>
         <w:t>）。</w:t>
       </w:r>
+    </w:p>
+    <w:p>
+      <w:pPr>
+        <w:rPr>
+          <w:rFonts w:hint="eastAsia"/>
+        </w:rPr>
+      </w:pPr>
+      <w:r>
+        <w:rPr>
+          <w:rFonts w:hint="eastAsia"/>
+        </w:rPr>
+        <w:t xml:space="preserve">b. </w:t>
+      </w:r>
       <w:proofErr w:type="spellStart"/>
       <w:r>
         <w:rPr>
           <w:rFonts w:hint="eastAsia"/>
         </w:rPr>
-        <w:t>在人工智慧（</w:t>
+        <w:t>AWE</w:t>
+      </w:r>
+      <w:r>
+        <w:rPr>
+          <w:rFonts w:hint="eastAsia"/>
+        </w:rPr>
+        <w:t>（此處指耶穌向神發出的呼喊</w:t>
+      </w:r>
+      <w:proofErr w:type="spellEnd"/>
+      <w:r>
+        <w:rPr>
+          <w:rFonts w:hint="eastAsia"/>
+        </w:rPr>
+        <w:t>）：</w:t>
+      </w:r>
+      <w:proofErr w:type="spellStart"/>
+      <w:r>
+        <w:rPr>
+          <w:rFonts w:hint="eastAsia"/>
+        </w:rPr>
+        <w:t>這代表了耶穌向神呼求的時刻</w:t>
+      </w:r>
+      <w:proofErr w:type="spellEnd"/>
+      <w:r>
+        <w:rPr>
+          <w:rFonts w:hint="eastAsia"/>
+        </w:rPr>
+        <w:t>。</w:t>
+      </w:r>
+    </w:p>
+    <w:p>
+      <w:pPr>
+        <w:rPr>
+          <w:rFonts w:hint="eastAsia"/>
+        </w:rPr>
+      </w:pPr>
+      <w:r>
+        <w:rPr>
+          <w:rFonts w:hint="eastAsia"/>
+        </w:rPr>
+        <w:t xml:space="preserve">c. </w:t>
+      </w:r>
+      <w:proofErr w:type="spellStart"/>
+      <w:r>
+        <w:rPr>
+          <w:rFonts w:hint="eastAsia"/>
+        </w:rPr>
+        <w:t>親密關係（</w:t>
+      </w:r>
+      <w:r>
+        <w:rPr>
+          <w:rFonts w:hint="eastAsia"/>
+        </w:rPr>
+        <w:t>Intimacy</w:t>
+      </w:r>
+      <w:proofErr w:type="spellEnd"/>
+      <w:r>
+        <w:rPr>
+          <w:rFonts w:hint="eastAsia"/>
+        </w:rPr>
+        <w:t>）：</w:t>
+      </w:r>
+      <w:proofErr w:type="spellStart"/>
+      <w:r>
+        <w:rPr>
+          <w:rFonts w:hint="eastAsia"/>
+        </w:rPr>
+        <w:t>耶穌從未停止對人類的信賴與充滿愛的親密關係</w:t>
+      </w:r>
+      <w:proofErr w:type="spellEnd"/>
+      <w:r>
+        <w:rPr>
+          <w:rFonts w:hint="eastAsia"/>
+        </w:rPr>
+        <w:t>。</w:t>
+      </w:r>
+    </w:p>
+    <w:p>
+      <w:pPr>
+        <w:rPr>
+          <w:rFonts w:hint="eastAsia"/>
+        </w:rPr>
+      </w:pPr>
+      <w:r>
+        <w:rPr>
+          <w:rFonts w:hint="eastAsia"/>
+        </w:rPr>
+        <w:t xml:space="preserve">d. </w:t>
+      </w:r>
+      <w:proofErr w:type="spellStart"/>
+      <w:r>
+        <w:rPr>
+          <w:rFonts w:hint="eastAsia"/>
+        </w:rPr>
+        <w:t>身分認同（</w:t>
+      </w:r>
+      <w:r>
+        <w:rPr>
+          <w:rFonts w:hint="eastAsia"/>
+        </w:rPr>
+        <w:t>Identity</w:t>
+      </w:r>
+      <w:proofErr w:type="spellEnd"/>
+      <w:r>
+        <w:rPr>
+          <w:rFonts w:hint="eastAsia"/>
+        </w:rPr>
+        <w:t>）：</w:t>
+      </w:r>
+      <w:proofErr w:type="spellStart"/>
+      <w:r>
+        <w:rPr>
+          <w:rFonts w:hint="eastAsia"/>
+        </w:rPr>
+        <w:t>耶穌對自己身為「神之子」的身分有著堅定不移的認知</w:t>
+      </w:r>
+      <w:proofErr w:type="spellEnd"/>
+      <w:r>
+        <w:rPr>
+          <w:rFonts w:hint="eastAsia"/>
+        </w:rPr>
+        <w:t>。</w:t>
+      </w:r>
+    </w:p>
+    <w:p>
+      <w:pPr>
+        <w:rPr>
+          <w:rFonts w:hint="eastAsia"/>
+        </w:rPr>
+      </w:pPr>
+      <w:proofErr w:type="spellStart"/>
+      <w:r>
+        <w:rPr>
+          <w:rFonts w:hint="eastAsia"/>
+        </w:rPr>
+        <w:t>耶穌在十字架上張開雙臂，修復了神與我們之間的關係</w:t>
+      </w:r>
+      <w:proofErr w:type="spellEnd"/>
+      <w:r>
+        <w:rPr>
+          <w:rFonts w:hint="eastAsia"/>
+        </w:rPr>
+        <w:t>。</w:t>
+      </w:r>
+    </w:p>
+    <w:p>
+      <w:pPr>
+        <w:rPr>
+          <w:rFonts w:hint="eastAsia"/>
+        </w:rPr>
+      </w:pPr>
+      <w:r>
+        <w:rPr>
+          <w:rFonts w:hint="eastAsia"/>
+        </w:rPr>
+        <w:t xml:space="preserve">6. </w:t>
+      </w:r>
+      <w:r>
+        <w:rPr>
+          <w:rFonts w:hint="eastAsia"/>
+        </w:rPr>
+        <w:t>結語：</w:t>
+      </w:r>
+    </w:p>
+    <w:p>
+      <w:pPr>
+        <w:rPr>
+          <w:rFonts w:hint="eastAsia"/>
+        </w:rPr>
+      </w:pPr>
+      <w:proofErr w:type="spellStart"/>
+      <w:r>
+        <w:rPr>
+          <w:rFonts w:hint="eastAsia"/>
+        </w:rPr>
+        <w:t>請大家起立，為身旁的人禱告</w:t>
+      </w:r>
+      <w:proofErr w:type="spellEnd"/>
+      <w:r>
+        <w:rPr>
+          <w:rFonts w:hint="eastAsia"/>
+        </w:rPr>
+        <w:t>。</w:t>
+      </w:r>
+      <w:r>
+        <w:rPr>
+          <w:rFonts w:hint="eastAsia"/>
+        </w:rPr>
+        <w:t xml:space="preserve"> </w:t>
+      </w:r>
+      <w:r>
+        <w:rPr>
+          <w:rFonts w:hint="eastAsia"/>
+        </w:rPr>
+        <w:t>「</w:t>
+      </w:r>
+      <w:proofErr w:type="spellStart"/>
+      <w:r>
+        <w:rPr>
+          <w:rFonts w:hint="eastAsia"/>
+        </w:rPr>
+        <w:t>主啊，請提醒這個人：他們被愛著，被了解，並且並不孤單</w:t>
+      </w:r>
+      <w:proofErr w:type="spellEnd"/>
+      <w:r>
+        <w:rPr>
+          <w:rFonts w:hint="eastAsia"/>
+        </w:rPr>
+        <w:t>。」</w:t>
+      </w:r>
+      <w:proofErr w:type="spellStart"/>
+      <w:r>
+        <w:rPr>
+          <w:rFonts w:hint="eastAsia"/>
+        </w:rPr>
+        <w:t>在這個夏天，讓我們放下電腦和手機，付諸行動</w:t>
+      </w:r>
+      <w:proofErr w:type="spellEnd"/>
+      <w:r>
+        <w:rPr>
+          <w:rFonts w:hint="eastAsia"/>
+        </w:rPr>
+        <w:t>：</w:t>
+      </w:r>
+    </w:p>
+    <w:p>
+      <w:pPr>
+        <w:rPr>
+          <w:rFonts w:hint="eastAsia"/>
+        </w:rPr>
+      </w:pPr>
+      <w:r>
+        <w:rPr>
+          <w:rFonts w:hint="eastAsia"/>
+        </w:rPr>
+        <w:lastRenderedPageBreak/>
+        <w:t xml:space="preserve">a. </w:t>
+      </w:r>
+      <w:proofErr w:type="spellStart"/>
+      <w:r>
+        <w:rPr>
+          <w:rFonts w:hint="eastAsia"/>
+        </w:rPr>
+        <w:t>每週與人共進一次餐點－面對面交流，且不使用手機</w:t>
+      </w:r>
+      <w:proofErr w:type="spellEnd"/>
+      <w:r>
+        <w:rPr>
+          <w:rFonts w:hint="eastAsia"/>
+        </w:rPr>
+        <w:t>。</w:t>
+      </w:r>
+    </w:p>
+    <w:p>
+      <w:pPr>
+        <w:rPr>
+          <w:rFonts w:hint="eastAsia"/>
+        </w:rPr>
+      </w:pPr>
+      <w:r>
+        <w:rPr>
+          <w:rFonts w:hint="eastAsia"/>
+        </w:rPr>
+        <w:t xml:space="preserve">b. </w:t>
+      </w:r>
+      <w:proofErr w:type="spellStart"/>
+      <w:r>
+        <w:rPr>
+          <w:rFonts w:hint="eastAsia"/>
+        </w:rPr>
+        <w:t>有人身處痛苦時，親自陪伴在他們身邊</w:t>
+      </w:r>
+      <w:proofErr w:type="spellEnd"/>
+      <w:r>
+        <w:rPr>
+          <w:rFonts w:hint="eastAsia"/>
+        </w:rPr>
+        <w:t>。</w:t>
+      </w:r>
+    </w:p>
+    <w:p>
+      <w:pPr>
+        <w:rPr>
+          <w:rFonts w:hint="eastAsia"/>
+        </w:rPr>
+      </w:pPr>
+      <w:proofErr w:type="spellStart"/>
+      <w:r>
+        <w:rPr>
+          <w:rFonts w:hint="eastAsia"/>
+        </w:rPr>
+        <w:t>在四種關係（敬畏感、自主性、自我認同、親密關係）中，人工智慧並不能提供真正的益處</w:t>
+      </w:r>
+      <w:proofErr w:type="spellEnd"/>
+      <w:r>
+        <w:rPr>
+          <w:rFonts w:hint="eastAsia"/>
+        </w:rPr>
+        <w:t>。</w:t>
+      </w:r>
+    </w:p>
+    <w:p>
+      <w:proofErr w:type="spellStart"/>
+      <w:r>
+        <w:rPr>
+          <w:rFonts w:hint="eastAsia"/>
+        </w:rPr>
+        <w:t>讓我們來到耶穌面前，與妻子、孩子、父母、朋友建立美好的關係</w:t>
+      </w:r>
+      <w:proofErr w:type="spellEnd"/>
+      <w:r>
+        <w:rPr>
+          <w:rFonts w:hint="eastAsia"/>
+        </w:rPr>
+        <w:t>。</w:t>
+      </w:r>
+    </w:p>
+    <w:p/>
+    <w:p>
+      <w:pPr>
+        <w:rPr>
+          <w:rFonts w:hint="eastAsia"/>
+        </w:rPr>
+      </w:pPr>
+      <w:r>
+        <w:rPr>
+          <w:rFonts w:hint="eastAsia"/>
+        </w:rPr>
+        <w:t>======</w:t>
+      </w:r>
+    </w:p>
+    <w:p>
+      <w:pPr>
+        <w:rPr>
+          <w:rFonts w:hint="eastAsia"/>
+        </w:rPr>
+      </w:pPr>
+      <w:r>
+        <w:rPr>
+          <w:rFonts w:hint="eastAsia"/>
+        </w:rPr>
+        <w:t>2026</w:t>
+      </w:r>
+      <w:r>
+        <w:rPr>
+          <w:rFonts w:hint="eastAsia"/>
+        </w:rPr>
+        <w:t>年</w:t>
+      </w:r>
+      <w:r>
+        <w:rPr>
+          <w:rFonts w:hint="eastAsia"/>
+        </w:rPr>
+        <w:t>6</w:t>
+      </w:r>
+      <w:r>
+        <w:rPr>
+          <w:rFonts w:hint="eastAsia"/>
+        </w:rPr>
+        <w:t>月</w:t>
+      </w:r>
+      <w:r>
+        <w:rPr>
+          <w:rFonts w:hint="eastAsia"/>
+        </w:rPr>
+        <w:t>20</w:t>
+      </w:r>
+      <w:r>
+        <w:rPr>
+          <w:rFonts w:hint="eastAsia"/>
+        </w:rPr>
+        <w:t>日、メンロ教会（</w:t>
+      </w:r>
+      <w:r>
+        <w:rPr>
+          <w:rFonts w:hint="eastAsia"/>
+        </w:rPr>
+        <w:t>Menlo Church</w:t>
+      </w:r>
+      <w:r>
+        <w:rPr>
+          <w:rFonts w:hint="eastAsia"/>
+        </w:rPr>
+        <w:t>）礼拝（前週</w:t>
+      </w:r>
+      <w:r>
+        <w:rPr>
+          <w:rFonts w:hint="eastAsia"/>
+        </w:rPr>
+        <w:t>2026</w:t>
+      </w:r>
+      <w:r>
+        <w:rPr>
+          <w:rFonts w:hint="eastAsia"/>
+        </w:rPr>
+        <w:t>年</w:t>
+      </w:r>
+      <w:r>
+        <w:rPr>
+          <w:rFonts w:hint="eastAsia"/>
+        </w:rPr>
+        <w:t>6</w:t>
+      </w:r>
+      <w:r>
+        <w:rPr>
+          <w:rFonts w:hint="eastAsia"/>
+        </w:rPr>
+        <w:t>月</w:t>
+      </w:r>
+      <w:r>
+        <w:rPr>
+          <w:rFonts w:hint="eastAsia"/>
+        </w:rPr>
+        <w:t>14</w:t>
+      </w:r>
+      <w:r>
+        <w:rPr>
+          <w:rFonts w:hint="eastAsia"/>
+        </w:rPr>
+        <w:t>日のまとめ）</w:t>
+      </w:r>
+    </w:p>
+    <w:p>
+      <w:pPr>
+        <w:rPr>
+          <w:rFonts w:hint="eastAsia"/>
+        </w:rPr>
+      </w:pPr>
+      <w:r>
+        <w:rPr>
+          <w:rFonts w:hint="eastAsia"/>
+        </w:rPr>
+        <w:t>https://www.youtube.com/watch?v=Yj3rzuRKpXk</w:t>
+      </w:r>
+    </w:p>
+    <w:p>
+      <w:pPr>
+        <w:rPr>
+          <w:rFonts w:hint="eastAsia"/>
+        </w:rPr>
+      </w:pPr>
+      <w:r>
+        <w:rPr>
+          <w:rFonts w:hint="eastAsia"/>
+        </w:rPr>
+        <w:t xml:space="preserve">Going </w:t>
+      </w:r>
+      <w:proofErr w:type="spellStart"/>
+      <w:r>
+        <w:rPr>
+          <w:rFonts w:hint="eastAsia"/>
+        </w:rPr>
+        <w:t>Offline</w:t>
+      </w:r>
+      <w:r>
+        <w:rPr>
+          <w:rFonts w:hint="eastAsia"/>
+        </w:rPr>
+        <w:t>（オフラインになる</w:t>
+      </w:r>
+      <w:proofErr w:type="spellEnd"/>
+      <w:r>
+        <w:rPr>
+          <w:rFonts w:hint="eastAsia"/>
+        </w:rPr>
+        <w:t>）</w:t>
+      </w:r>
+      <w:r>
+        <w:rPr>
+          <w:rFonts w:hint="eastAsia"/>
+        </w:rPr>
+        <w:t xml:space="preserve"> | </w:t>
+      </w:r>
+      <w:proofErr w:type="spellStart"/>
+      <w:r>
+        <w:rPr>
+          <w:rFonts w:hint="eastAsia"/>
+        </w:rPr>
+        <w:t>Glitch</w:t>
+      </w:r>
+      <w:r>
+        <w:rPr>
+          <w:rFonts w:hint="eastAsia"/>
+        </w:rPr>
+        <w:t>（不具合</w:t>
+      </w:r>
+      <w:proofErr w:type="spellEnd"/>
+      <w:r>
+        <w:rPr>
+          <w:rFonts w:hint="eastAsia"/>
+        </w:rPr>
+        <w:t>）</w:t>
+      </w:r>
+      <w:r>
+        <w:rPr>
+          <w:rFonts w:hint="eastAsia"/>
+        </w:rPr>
+        <w:t xml:space="preserve"> | </w:t>
+      </w:r>
+      <w:proofErr w:type="spellStart"/>
+      <w:r>
+        <w:rPr>
+          <w:rFonts w:hint="eastAsia"/>
+        </w:rPr>
+        <w:t>メンロ教会</w:t>
+      </w:r>
+      <w:proofErr w:type="spellEnd"/>
+      <w:r>
+        <w:rPr>
+          <w:rFonts w:hint="eastAsia"/>
+        </w:rPr>
+        <w:t xml:space="preserve"> </w:t>
+      </w:r>
+      <w:proofErr w:type="spellStart"/>
+      <w:r>
+        <w:rPr>
+          <w:rFonts w:hint="eastAsia"/>
+        </w:rPr>
+        <w:t>フィル</w:t>
+      </w:r>
+      <w:r>
+        <w:rPr>
+          <w:rFonts w:ascii="MS Mincho" w:eastAsia="MS Mincho" w:hAnsi="MS Mincho" w:cs="MS Mincho" w:hint="eastAsia"/>
+        </w:rPr>
+        <w:t>・</w:t>
+      </w:r>
+      <w:r>
+        <w:rPr>
+          <w:rFonts w:ascii="SimSun" w:hAnsi="SimSun" w:cs="SimSun" w:hint="eastAsia"/>
+        </w:rPr>
+        <w:t>ユーバンク（</w:t>
+      </w:r>
+      <w:r>
+        <w:rPr>
+          <w:rFonts w:hint="eastAsia"/>
+        </w:rPr>
+        <w:t>Phil</w:t>
+      </w:r>
+      <w:proofErr w:type="spellEnd"/>
+      <w:r>
+        <w:rPr>
+          <w:rFonts w:hint="eastAsia"/>
+        </w:rPr>
+        <w:t xml:space="preserve"> EuBank</w:t>
+      </w:r>
+      <w:r>
+        <w:rPr>
+          <w:rFonts w:hint="eastAsia"/>
+        </w:rPr>
+        <w:t>）</w:t>
+      </w:r>
+    </w:p>
+    <w:p>
+      <w:pPr>
+        <w:rPr>
+          <w:rFonts w:hint="eastAsia"/>
+        </w:rPr>
+      </w:pPr>
+    </w:p>
+    <w:p>
+      <w:pPr>
+        <w:rPr>
+          <w:rFonts w:hint="eastAsia"/>
+        </w:rPr>
+      </w:pPr>
+      <w:r>
+        <w:rPr>
+          <w:rFonts w:hint="eastAsia"/>
+        </w:rPr>
+        <w:t>「</w:t>
+      </w:r>
+      <w:proofErr w:type="spellStart"/>
+      <w:r>
+        <w:rPr>
+          <w:rFonts w:hint="eastAsia"/>
+        </w:rPr>
+        <w:t>Glitch</w:t>
+      </w:r>
+      <w:r>
+        <w:rPr>
+          <w:rFonts w:hint="eastAsia"/>
+        </w:rPr>
+        <w:t>（不具合</w:t>
+      </w:r>
+      <w:proofErr w:type="spellEnd"/>
+      <w:r>
+        <w:rPr>
+          <w:rFonts w:hint="eastAsia"/>
+        </w:rPr>
+        <w:t>）」と題した</w:t>
+      </w:r>
+      <w:r>
+        <w:rPr>
+          <w:rFonts w:hint="eastAsia"/>
+        </w:rPr>
+        <w:t>4</w:t>
+      </w:r>
+      <w:r>
+        <w:rPr>
+          <w:rFonts w:hint="eastAsia"/>
+        </w:rPr>
+        <w:t>週間のシリーズも今回が最終回です。これまでに「</w:t>
+      </w:r>
+      <w:r>
+        <w:rPr>
+          <w:rFonts w:hint="eastAsia"/>
+        </w:rPr>
+        <w:t xml:space="preserve">Fatal </w:t>
+      </w:r>
+      <w:proofErr w:type="spellStart"/>
+      <w:r>
+        <w:rPr>
+          <w:rFonts w:hint="eastAsia"/>
+        </w:rPr>
+        <w:t>Error</w:t>
+      </w:r>
+      <w:r>
+        <w:rPr>
+          <w:rFonts w:hint="eastAsia"/>
+        </w:rPr>
+        <w:t>（致命的エラ</w:t>
+      </w:r>
+      <w:proofErr w:type="spellEnd"/>
+      <w:r>
+        <w:rPr>
+          <w:rFonts w:hint="eastAsia"/>
+        </w:rPr>
+        <w:t>ー）」「</w:t>
+      </w:r>
+      <w:r>
+        <w:rPr>
+          <w:rFonts w:hint="eastAsia"/>
+        </w:rPr>
+        <w:t xml:space="preserve">Infinity </w:t>
+      </w:r>
+      <w:proofErr w:type="spellStart"/>
+      <w:r>
+        <w:rPr>
+          <w:rFonts w:hint="eastAsia"/>
+        </w:rPr>
+        <w:t>Loop</w:t>
+      </w:r>
+      <w:r>
+        <w:rPr>
+          <w:rFonts w:hint="eastAsia"/>
+        </w:rPr>
+        <w:t>（無限ループ</w:t>
+      </w:r>
+      <w:proofErr w:type="spellEnd"/>
+      <w:r>
+        <w:rPr>
+          <w:rFonts w:hint="eastAsia"/>
+        </w:rPr>
+        <w:t>）」「</w:t>
+      </w:r>
+      <w:r>
+        <w:rPr>
+          <w:rFonts w:hint="eastAsia"/>
+        </w:rPr>
+        <w:t xml:space="preserve">Hardware </w:t>
+      </w:r>
+      <w:proofErr w:type="spellStart"/>
+      <w:r>
+        <w:rPr>
+          <w:rFonts w:hint="eastAsia"/>
+        </w:rPr>
+        <w:t>Failure</w:t>
+      </w:r>
+      <w:r>
+        <w:rPr>
+          <w:rFonts w:hint="eastAsia"/>
+        </w:rPr>
+        <w:t>（ハードウェア障害</w:t>
+      </w:r>
+      <w:proofErr w:type="spellEnd"/>
+      <w:r>
+        <w:rPr>
+          <w:rFonts w:hint="eastAsia"/>
+        </w:rPr>
+        <w:t>）」</w:t>
+      </w:r>
+      <w:proofErr w:type="spellStart"/>
+      <w:r>
+        <w:rPr>
+          <w:rFonts w:hint="eastAsia"/>
+        </w:rPr>
+        <w:t>を扱ってきました。今回は「</w:t>
+      </w:r>
+      <w:r>
+        <w:rPr>
+          <w:rFonts w:hint="eastAsia"/>
+        </w:rPr>
+        <w:t>Going</w:t>
+      </w:r>
+      <w:proofErr w:type="spellEnd"/>
+      <w:r>
+        <w:rPr>
+          <w:rFonts w:hint="eastAsia"/>
+        </w:rPr>
+        <w:t xml:space="preserve"> Offline</w:t>
+      </w:r>
+      <w:r>
+        <w:rPr>
+          <w:rFonts w:hint="eastAsia"/>
+        </w:rPr>
+        <w:t>（オフラインになる）」がテーマです。</w:t>
       </w:r>
       <w:r>
         <w:rPr>
@@ -3195,54 +4455,230 @@
         <w:rPr>
           <w:rFonts w:hint="eastAsia"/>
         </w:rPr>
-        <w:t>）的世界裡，身處機器世界的我們該如何自處</w:t>
+        <w:t>の世界において、機械の世界の中にいる人間はどうあるべきなのでしょうか。今日は、「オフラインになる」こと、そして人間世界との関係を保つことについてお話しします。</w:t>
+      </w:r>
+    </w:p>
+    <w:p>
+      <w:pPr>
+        <w:rPr>
+          <w:rFonts w:hint="eastAsia"/>
+        </w:rPr>
+      </w:pPr>
+    </w:p>
+    <w:p>
+      <w:pPr>
+        <w:rPr>
+          <w:rFonts w:hint="eastAsia"/>
+        </w:rPr>
+      </w:pPr>
+      <w:r>
+        <w:rPr>
+          <w:rFonts w:hint="eastAsia"/>
+        </w:rPr>
+        <w:t>1. AI</w:t>
+      </w:r>
+      <w:r>
+        <w:rPr>
+          <w:rFonts w:hint="eastAsia"/>
+        </w:rPr>
+        <w:t>には</w:t>
+      </w:r>
+      <w:r>
+        <w:rPr>
+          <w:rFonts w:hint="eastAsia"/>
+        </w:rPr>
+        <w:t>4</w:t>
+      </w:r>
+      <w:r>
+        <w:rPr>
+          <w:rFonts w:hint="eastAsia"/>
+        </w:rPr>
+        <w:t>つの枠組みがあります：</w:t>
+      </w:r>
+      <w:r>
+        <w:rPr>
+          <w:rFonts w:hint="eastAsia"/>
+        </w:rPr>
+        <w:t xml:space="preserve">Artificial </w:t>
+      </w:r>
+      <w:proofErr w:type="spellStart"/>
+      <w:r>
+        <w:rPr>
+          <w:rFonts w:hint="eastAsia"/>
+        </w:rPr>
+        <w:t>AWE</w:t>
+      </w:r>
+      <w:r>
+        <w:rPr>
+          <w:rFonts w:hint="eastAsia"/>
+        </w:rPr>
+        <w:t>（拡張現実</w:t>
+      </w:r>
+      <w:r>
+        <w:rPr>
+          <w:rFonts w:ascii="MS Mincho" w:eastAsia="MS Mincho" w:hAnsi="MS Mincho" w:cs="MS Mincho" w:hint="eastAsia"/>
+        </w:rPr>
+        <w:t>・</w:t>
+      </w:r>
+      <w:r>
+        <w:rPr>
+          <w:rFonts w:hint="eastAsia"/>
+        </w:rPr>
+        <w:t>VR</w:t>
+      </w:r>
+      <w:r>
+        <w:rPr>
+          <w:rFonts w:ascii="MS Mincho" w:eastAsia="MS Mincho" w:hAnsi="MS Mincho" w:cs="MS Mincho" w:hint="eastAsia"/>
+        </w:rPr>
+        <w:t>・</w:t>
+      </w:r>
+      <w:r>
+        <w:rPr>
+          <w:rFonts w:ascii="SimSun" w:hAnsi="SimSun" w:cs="SimSun" w:hint="eastAsia"/>
+        </w:rPr>
+        <w:t>空間</w:t>
+      </w:r>
+      <w:r>
+        <w:rPr>
+          <w:rFonts w:hint="eastAsia"/>
+        </w:rPr>
+        <w:t>AI</w:t>
       </w:r>
       <w:proofErr w:type="spellEnd"/>
       <w:r>
         <w:rPr>
           <w:rFonts w:hint="eastAsia"/>
         </w:rPr>
-        <w:t>？</w:t>
-      </w:r>
-    </w:p>
-    <w:p>
-      <w:pPr>
-        <w:rPr>
-          <w:rFonts w:hint="eastAsia"/>
-        </w:rPr>
-      </w:pPr>
-      <w:r>
-        <w:rPr>
-          <w:rFonts w:hint="eastAsia"/>
-        </w:rPr>
-        <w:t>今天，我們要探討如何“</w:t>
+        <w:t>）、</w:t>
+      </w:r>
+      <w:r>
+        <w:rPr>
+          <w:rFonts w:hint="eastAsia"/>
+        </w:rPr>
+        <w:t xml:space="preserve">Artificial </w:t>
       </w:r>
       <w:proofErr w:type="spellStart"/>
       <w:r>
         <w:rPr>
           <w:rFonts w:hint="eastAsia"/>
         </w:rPr>
-        <w:t>離線</w:t>
+        <w:t>Agency</w:t>
+      </w:r>
+      <w:r>
+        <w:rPr>
+          <w:rFonts w:hint="eastAsia"/>
+        </w:rPr>
+        <w:t>（自律的エージェンシ</w:t>
       </w:r>
       <w:proofErr w:type="spellEnd"/>
       <w:r>
         <w:rPr>
           <w:rFonts w:hint="eastAsia"/>
         </w:rPr>
-        <w:t>”，</w:t>
+        <w:t>ー／</w:t>
+      </w:r>
+      <w:r>
+        <w:rPr>
+          <w:rFonts w:hint="eastAsia"/>
+        </w:rPr>
+        <w:t xml:space="preserve">Google </w:t>
       </w:r>
       <w:proofErr w:type="spellStart"/>
       <w:r>
         <w:rPr>
           <w:rFonts w:hint="eastAsia"/>
         </w:rPr>
-        <w:t>並保持與人類世界的真實聯繫</w:t>
+        <w:t>Spark</w:t>
+      </w:r>
+      <w:r>
+        <w:rPr>
+          <w:rFonts w:hint="eastAsia"/>
+        </w:rPr>
+        <w:t>など</w:t>
       </w:r>
       <w:proofErr w:type="spellEnd"/>
       <w:r>
         <w:rPr>
           <w:rFonts w:hint="eastAsia"/>
         </w:rPr>
+        <w:t>）、</w:t>
+      </w:r>
+      <w:r>
+        <w:rPr>
+          <w:rFonts w:hint="eastAsia"/>
+        </w:rPr>
+        <w:t xml:space="preserve">Artificial </w:t>
+      </w:r>
+      <w:proofErr w:type="spellStart"/>
+      <w:r>
+        <w:rPr>
+          <w:rFonts w:hint="eastAsia"/>
+        </w:rPr>
+        <w:t>Identity</w:t>
+      </w:r>
+      <w:r>
+        <w:rPr>
+          <w:rFonts w:hint="eastAsia"/>
+        </w:rPr>
+        <w:t>（人工的アイデンティティ</w:t>
+      </w:r>
+      <w:proofErr w:type="spellEnd"/>
+      <w:r>
+        <w:rPr>
+          <w:rFonts w:hint="eastAsia"/>
+        </w:rPr>
+        <w:t>）、</w:t>
+      </w:r>
+      <w:proofErr w:type="spellStart"/>
+      <w:r>
+        <w:rPr>
+          <w:rFonts w:hint="eastAsia"/>
+        </w:rPr>
+        <w:t>そして</w:t>
+      </w:r>
+      <w:r>
+        <w:rPr>
+          <w:rFonts w:hint="eastAsia"/>
+        </w:rPr>
+        <w:t>Artificial</w:t>
+      </w:r>
+      <w:proofErr w:type="spellEnd"/>
+      <w:r>
+        <w:rPr>
+          <w:rFonts w:hint="eastAsia"/>
+        </w:rPr>
+        <w:t xml:space="preserve"> </w:t>
+      </w:r>
+      <w:proofErr w:type="spellStart"/>
+      <w:r>
+        <w:rPr>
+          <w:rFonts w:hint="eastAsia"/>
+        </w:rPr>
+        <w:t>Intimacy</w:t>
+      </w:r>
+      <w:r>
+        <w:rPr>
+          <w:rFonts w:hint="eastAsia"/>
+        </w:rPr>
+        <w:t>（人工的親密さ）です。</w:t>
+      </w:r>
+      <w:r>
+        <w:rPr>
+          <w:rFonts w:hint="eastAsia"/>
+        </w:rPr>
+        <w:t>AI</w:t>
+      </w:r>
+      <w:r>
+        <w:rPr>
+          <w:rFonts w:hint="eastAsia"/>
+        </w:rPr>
+        <w:t>は単なる技術ではありません。それは人間の代替物でもあります</w:t>
+      </w:r>
+      <w:proofErr w:type="spellEnd"/>
+      <w:r>
+        <w:rPr>
+          <w:rFonts w:hint="eastAsia"/>
+        </w:rPr>
         <w:t>。</w:t>
       </w:r>
     </w:p>
@@ -3252,31 +4688,185 @@
           <w:rFonts w:hint="eastAsia"/>
         </w:rPr>
       </w:pPr>
-    </w:p>
-    <w:p>
-      <w:pPr>
-        <w:rPr>
-          <w:rFonts w:hint="eastAsia"/>
-        </w:rPr>
-      </w:pPr>
-      <w:r>
-        <w:rPr>
-          <w:rFonts w:hint="eastAsia"/>
-        </w:rPr>
-        <w:t xml:space="preserve">1. </w:t>
+      <w:r>
+        <w:rPr>
+          <w:rFonts w:hint="eastAsia"/>
+        </w:rPr>
+        <w:t xml:space="preserve">2. </w:t>
       </w:r>
       <w:proofErr w:type="spellStart"/>
       <w:r>
         <w:rPr>
           <w:rFonts w:hint="eastAsia"/>
         </w:rPr>
+        <w:t>アメリカの表現に「</w:t>
+      </w:r>
+      <w:r>
+        <w:rPr>
+          <w:rFonts w:hint="eastAsia"/>
+        </w:rPr>
+        <w:t>Relationships</w:t>
+      </w:r>
+      <w:proofErr w:type="spellEnd"/>
+      <w:r>
+        <w:rPr>
+          <w:rFonts w:hint="eastAsia"/>
+        </w:rPr>
+        <w:t xml:space="preserve"> never push and pull. Only take and never give</w:t>
+      </w:r>
+      <w:r>
+        <w:rPr>
+          <w:rFonts w:hint="eastAsia"/>
+        </w:rPr>
+        <w:t>（関係性において押し引きはなく、ただ奪うだけで与えることはない）」というものがあります。これは、関係性が一方通行で、フィードバックがないことを意味します。</w:t>
+      </w:r>
+      <w:r>
+        <w:rPr>
+          <w:rFonts w:hint="eastAsia"/>
+        </w:rPr>
         <w:t>AI</w:t>
       </w:r>
       <w:r>
         <w:rPr>
           <w:rFonts w:hint="eastAsia"/>
         </w:rPr>
-        <w:t>包含四個架構：人工敬畏感（</w:t>
+        <w:t>は常にあなたの話を聞き、あなたの考えに従います。</w:t>
+      </w:r>
+    </w:p>
+    <w:p>
+      <w:pPr>
+        <w:rPr>
+          <w:rFonts w:hint="eastAsia"/>
+        </w:rPr>
+      </w:pPr>
+      <w:r>
+        <w:rPr>
+          <w:rFonts w:hint="eastAsia"/>
+        </w:rPr>
+        <w:t xml:space="preserve">3. </w:t>
+      </w:r>
+      <w:r>
+        <w:rPr>
+          <w:rFonts w:hint="eastAsia"/>
+        </w:rPr>
+        <w:t>マタイによる福音書</w:t>
+      </w:r>
+      <w:r>
+        <w:rPr>
+          <w:rFonts w:hint="eastAsia"/>
+        </w:rPr>
+        <w:t>11</w:t>
+      </w:r>
+      <w:r>
+        <w:rPr>
+          <w:rFonts w:hint="eastAsia"/>
+        </w:rPr>
+        <w:t>章</w:t>
+      </w:r>
+      <w:r>
+        <w:rPr>
+          <w:rFonts w:hint="eastAsia"/>
+        </w:rPr>
+        <w:t>28-30</w:t>
+      </w:r>
+      <w:r>
+        <w:rPr>
+          <w:rFonts w:hint="eastAsia"/>
+        </w:rPr>
+        <w:t>節：イエスは十字架上でご自身を犠牲にし、神と人間との関係を回復させました。</w:t>
+      </w:r>
+    </w:p>
+    <w:p>
+      <w:pPr>
+        <w:rPr>
+          <w:rFonts w:hint="eastAsia"/>
+        </w:rPr>
+      </w:pPr>
+      <w:r>
+        <w:rPr>
+          <w:rFonts w:hint="eastAsia"/>
+        </w:rPr>
+        <w:t xml:space="preserve">4. </w:t>
+      </w:r>
+      <w:proofErr w:type="spellStart"/>
+      <w:r>
+        <w:rPr>
+          <w:rFonts w:hint="eastAsia"/>
+        </w:rPr>
+        <w:t>コリントの信徒への手紙一</w:t>
+      </w:r>
+      <w:proofErr w:type="spellEnd"/>
+      <w:r>
+        <w:rPr>
+          <w:rFonts w:hint="eastAsia"/>
+        </w:rPr>
+        <w:t xml:space="preserve"> 13</w:t>
+      </w:r>
+      <w:r>
+        <w:rPr>
+          <w:rFonts w:hint="eastAsia"/>
+        </w:rPr>
+        <w:t>章</w:t>
+      </w:r>
+      <w:r>
+        <w:rPr>
+          <w:rFonts w:hint="eastAsia"/>
+        </w:rPr>
+        <w:t>12</w:t>
+      </w:r>
+      <w:r>
+        <w:rPr>
+          <w:rFonts w:hint="eastAsia"/>
+        </w:rPr>
+        <w:t>節：使徒パウロはコリントの教会への手紙の中で、神との親密な関係を「顔と顔を合わせて」深めるよう求めています。</w:t>
+      </w:r>
+      <w:r>
+        <w:rPr>
+          <w:rFonts w:hint="eastAsia"/>
+        </w:rPr>
+        <w:t>AI</w:t>
+      </w:r>
+      <w:r>
+        <w:rPr>
+          <w:rFonts w:hint="eastAsia"/>
+        </w:rPr>
+        <w:t>との関係は、曇った鏡やひび割れた鏡のようなものです。</w:t>
+      </w:r>
+      <w:r>
+        <w:rPr>
+          <w:rFonts w:hint="eastAsia"/>
+        </w:rPr>
+        <w:t>AI</w:t>
+      </w:r>
+      <w:r>
+        <w:rPr>
+          <w:rFonts w:hint="eastAsia"/>
+        </w:rPr>
+        <w:t>はあなたを真に知ることはできません。</w:t>
+      </w:r>
+      <w:r>
+        <w:rPr>
+          <w:rFonts w:hint="eastAsia"/>
+        </w:rPr>
+        <w:t>AI</w:t>
+      </w:r>
+      <w:r>
+        <w:rPr>
+          <w:rFonts w:hint="eastAsia"/>
+        </w:rPr>
+        <w:t>はあなたに取って代わろうとします。年を重ねるにつれ、</w:t>
+      </w:r>
+      <w:r>
+        <w:rPr>
+          <w:rFonts w:hint="eastAsia"/>
+        </w:rPr>
+        <w:t>AI</w:t>
+      </w:r>
+      <w:r>
+        <w:rPr>
+          <w:rFonts w:hint="eastAsia"/>
+        </w:rPr>
+        <w:t>が会話を担うようになり、私たちは</w:t>
       </w:r>
       <w:r>
         <w:rPr>
@@ -3284,58 +4874,182 @@
         </w:rPr>
         <w:t>AWE</w:t>
       </w:r>
+      <w:r>
+        <w:rPr>
+          <w:rFonts w:hint="eastAsia"/>
+        </w:rPr>
+        <w:t>（拡張現実の世界）によって形作られる存在になってしまうのです。</w:t>
+      </w:r>
+    </w:p>
+    <w:p>
+      <w:pPr>
+        <w:rPr>
+          <w:rFonts w:hint="eastAsia"/>
+        </w:rPr>
+      </w:pPr>
+      <w:r>
+        <w:rPr>
+          <w:rFonts w:hint="eastAsia"/>
+        </w:rPr>
+        <w:t xml:space="preserve">5. </w:t>
+      </w:r>
+      <w:r>
+        <w:rPr>
+          <w:rFonts w:hint="eastAsia"/>
+        </w:rPr>
+        <w:t>神の世界において、私たちには</w:t>
+      </w:r>
+      <w:r>
+        <w:rPr>
+          <w:rFonts w:hint="eastAsia"/>
+        </w:rPr>
+        <w:t>4</w:t>
+      </w:r>
+      <w:r>
+        <w:rPr>
+          <w:rFonts w:hint="eastAsia"/>
+        </w:rPr>
+        <w:t>つの方向性（側面）があります：</w:t>
+      </w:r>
+    </w:p>
+    <w:p>
+      <w:pPr>
+        <w:rPr>
+          <w:rFonts w:hint="eastAsia"/>
+        </w:rPr>
+      </w:pPr>
+      <w:r>
+        <w:rPr>
+          <w:rFonts w:hint="eastAsia"/>
+        </w:rPr>
+        <w:t>a. Agency</w:t>
+      </w:r>
+      <w:r>
+        <w:rPr>
+          <w:rFonts w:hint="eastAsia"/>
+        </w:rPr>
+        <w:t>（エージェンシー／主体的な働き）：イエスは私たちのために命を捨てるという主体的な働き（エージェンシー）をなされました。</w:t>
+      </w:r>
+    </w:p>
+    <w:p>
+      <w:pPr>
+        <w:rPr>
+          <w:rFonts w:hint="eastAsia"/>
+        </w:rPr>
+      </w:pPr>
+      <w:r>
+        <w:rPr>
+          <w:rFonts w:hint="eastAsia"/>
+        </w:rPr>
+        <w:t xml:space="preserve">b. </w:t>
+      </w:r>
+      <w:proofErr w:type="spellStart"/>
+      <w:r>
+        <w:rPr>
+          <w:rFonts w:hint="eastAsia"/>
+        </w:rPr>
+        <w:t>AWE</w:t>
+      </w:r>
+      <w:r>
+        <w:rPr>
+          <w:rFonts w:hint="eastAsia"/>
+        </w:rPr>
+        <w:t>（拡張現実／神との出会い</w:t>
+      </w:r>
       <w:proofErr w:type="spellEnd"/>
       <w:r>
         <w:rPr>
           <w:rFonts w:hint="eastAsia"/>
         </w:rPr>
-        <w:t>）、</w:t>
+        <w:t>）：</w:t>
       </w:r>
       <w:proofErr w:type="spellStart"/>
       <w:r>
         <w:rPr>
           <w:rFonts w:hint="eastAsia"/>
         </w:rPr>
-        <w:t>人工主體性（</w:t>
-      </w:r>
-      <w:r>
-        <w:rPr>
-          <w:rFonts w:hint="eastAsia"/>
-        </w:rPr>
-        <w:t>Agency</w:t>
-      </w:r>
-      <w:r>
-        <w:rPr>
-          <w:rFonts w:hint="eastAsia"/>
-        </w:rPr>
-        <w:t>，如</w:t>
-      </w:r>
-      <w:r>
-        <w:rPr>
-          <w:rFonts w:hint="eastAsia"/>
-        </w:rPr>
-        <w:t>Google</w:t>
+        <w:t>イエスが神に向かって叫び声を上げた時、そこに真の</w:t>
+      </w:r>
+      <w:r>
+        <w:rPr>
+          <w:rFonts w:hint="eastAsia"/>
+        </w:rPr>
+        <w:t>AWE</w:t>
+      </w:r>
+      <w:r>
+        <w:rPr>
+          <w:rFonts w:hint="eastAsia"/>
+        </w:rPr>
+        <w:t>（神との直接的な出会い）がありました</w:t>
       </w:r>
       <w:proofErr w:type="spellEnd"/>
       <w:r>
         <w:rPr>
           <w:rFonts w:hint="eastAsia"/>
         </w:rPr>
-        <w:t xml:space="preserve"> Spark</w:t>
-      </w:r>
-      <w:r>
-        <w:rPr>
-          <w:rFonts w:hint="eastAsia"/>
-        </w:rPr>
-        <w:t>）、</w:t>
+        <w:t>。</w:t>
+      </w:r>
+    </w:p>
+    <w:p>
+      <w:pPr>
+        <w:rPr>
+          <w:rFonts w:hint="eastAsia"/>
+        </w:rPr>
+      </w:pPr>
+      <w:r>
+        <w:rPr>
+          <w:rFonts w:hint="eastAsia"/>
+        </w:rPr>
+        <w:t xml:space="preserve">c. </w:t>
       </w:r>
       <w:proofErr w:type="spellStart"/>
       <w:r>
         <w:rPr>
           <w:rFonts w:hint="eastAsia"/>
         </w:rPr>
-        <w:t>人工認同（</w:t>
-      </w:r>
+        <w:t>Intimacy</w:t>
+      </w:r>
+      <w:r>
+        <w:rPr>
+          <w:rFonts w:hint="eastAsia"/>
+        </w:rPr>
+        <w:t>（親密さ</w:t>
+      </w:r>
+      <w:proofErr w:type="spellEnd"/>
+      <w:r>
+        <w:rPr>
+          <w:rFonts w:hint="eastAsia"/>
+        </w:rPr>
+        <w:t>）：</w:t>
+      </w:r>
+      <w:proofErr w:type="spellStart"/>
+      <w:r>
+        <w:rPr>
+          <w:rFonts w:hint="eastAsia"/>
+        </w:rPr>
+        <w:t>イエスは人間に対する信頼と愛の親密さを決してやめませんでした</w:t>
+      </w:r>
+      <w:proofErr w:type="spellEnd"/>
+      <w:r>
+        <w:rPr>
+          <w:rFonts w:hint="eastAsia"/>
+        </w:rPr>
+        <w:t>。</w:t>
+      </w:r>
+    </w:p>
+    <w:p>
+      <w:pPr>
+        <w:rPr>
+          <w:rFonts w:hint="eastAsia"/>
+        </w:rPr>
+      </w:pPr>
+      <w:r>
+        <w:rPr>
+          <w:rFonts w:hint="eastAsia"/>
+        </w:rPr>
+        <w:t xml:space="preserve">d. </w:t>
+      </w:r>
+      <w:proofErr w:type="spellStart"/>
       <w:r>
         <w:rPr>
           <w:rFonts w:hint="eastAsia"/>
@@ -3346,39 +5060,216 @@
         <w:rPr>
           <w:rFonts w:hint="eastAsia"/>
         </w:rPr>
-        <w:t>）以及人工親密關係（</w:t>
-      </w:r>
-      <w:r>
-        <w:rPr>
-          <w:rFonts w:hint="eastAsia"/>
-        </w:rPr>
-        <w:t>Intimacy</w:t>
+        <w:t>（アイデンティティ</w:t>
       </w:r>
       <w:proofErr w:type="spellEnd"/>
       <w:r>
         <w:rPr>
           <w:rFonts w:hint="eastAsia"/>
         </w:rPr>
+        <w:t>）：</w:t>
+      </w:r>
+      <w:proofErr w:type="spellStart"/>
+      <w:r>
+        <w:rPr>
+          <w:rFonts w:hint="eastAsia"/>
+        </w:rPr>
+        <w:t>イエスは「神の子」であるという揺るぎない認識を持っていました</w:t>
+      </w:r>
+      <w:proofErr w:type="spellEnd"/>
+      <w:r>
+        <w:rPr>
+          <w:rFonts w:hint="eastAsia"/>
+        </w:rPr>
+        <w:t>。</w:t>
+      </w:r>
+    </w:p>
+    <w:p>
+      <w:pPr>
+        <w:rPr>
+          <w:rFonts w:hint="eastAsia"/>
+        </w:rPr>
+      </w:pPr>
+      <w:proofErr w:type="spellStart"/>
+      <w:r>
+        <w:rPr>
+          <w:rFonts w:hint="eastAsia"/>
+        </w:rPr>
+        <w:t>イエスは十字架上でその身を広げ、神と私たちの関係を回復されました</w:t>
+      </w:r>
+      <w:proofErr w:type="spellEnd"/>
+      <w:r>
+        <w:rPr>
+          <w:rFonts w:hint="eastAsia"/>
+        </w:rPr>
+        <w:t>。</w:t>
+      </w:r>
+    </w:p>
+    <w:p>
+      <w:pPr>
+        <w:rPr>
+          <w:rFonts w:hint="eastAsia"/>
+        </w:rPr>
+      </w:pPr>
+      <w:r>
+        <w:rPr>
+          <w:rFonts w:hint="eastAsia"/>
+        </w:rPr>
+        <w:t xml:space="preserve">6. </w:t>
+      </w:r>
+      <w:proofErr w:type="spellStart"/>
+      <w:r>
+        <w:rPr>
+          <w:rFonts w:hint="eastAsia"/>
+        </w:rPr>
+        <w:t>結論</w:t>
+      </w:r>
+      <w:proofErr w:type="spellEnd"/>
+      <w:r>
+        <w:rPr>
+          <w:rFonts w:hint="eastAsia"/>
+        </w:rPr>
+        <w:t>：</w:t>
+      </w:r>
+    </w:p>
+    <w:p>
+      <w:pPr>
+        <w:rPr>
+          <w:rFonts w:hint="eastAsia"/>
+        </w:rPr>
+      </w:pPr>
+      <w:proofErr w:type="spellStart"/>
+      <w:r>
+        <w:rPr>
+          <w:rFonts w:hint="eastAsia"/>
+        </w:rPr>
+        <w:t>立ち上がり、隣にいる人のために祈りましょう</w:t>
+      </w:r>
+      <w:proofErr w:type="spellEnd"/>
+      <w:r>
+        <w:rPr>
+          <w:rFonts w:hint="eastAsia"/>
+        </w:rPr>
+        <w:t>。</w:t>
+      </w:r>
+      <w:r>
+        <w:rPr>
+          <w:rFonts w:hint="eastAsia"/>
+        </w:rPr>
+        <w:t xml:space="preserve"> </w:t>
+      </w:r>
+      <w:r>
+        <w:rPr>
+          <w:rFonts w:hint="eastAsia"/>
+        </w:rPr>
+        <w:t>「主よ、この方に思い出させてください。彼らは愛され、その存在を知られており、決して一人ではないということを。」この夏、私たちはコンピュータや</w:t>
+      </w:r>
+      <w:r>
+        <w:rPr>
+          <w:rFonts w:hint="eastAsia"/>
+        </w:rPr>
+        <w:t>iPhone</w:t>
+      </w:r>
+      <w:r>
+        <w:rPr>
+          <w:rFonts w:hint="eastAsia"/>
+        </w:rPr>
+        <w:t>から離れ、次のようなことを実践してみましょう。</w:t>
+      </w:r>
+    </w:p>
+    <w:p>
+      <w:pPr>
+        <w:rPr>
+          <w:rFonts w:hint="eastAsia"/>
+        </w:rPr>
+      </w:pPr>
+      <w:r>
+        <w:rPr>
+          <w:rFonts w:hint="eastAsia"/>
+        </w:rPr>
+        <w:lastRenderedPageBreak/>
+        <w:t xml:space="preserve">a. </w:t>
+      </w:r>
+      <w:proofErr w:type="spellStart"/>
+      <w:r>
+        <w:rPr>
+          <w:rFonts w:hint="eastAsia"/>
+        </w:rPr>
+        <w:t>週に一度、誰かと直接顔を合わせて食事をする（その際、携帯電話は使わない</w:t>
+      </w:r>
+      <w:proofErr w:type="spellEnd"/>
+      <w:r>
+        <w:rPr>
+          <w:rFonts w:hint="eastAsia"/>
+        </w:rPr>
         <w:t>）。</w:t>
       </w:r>
-      <w:r>
-        <w:rPr>
-          <w:rFonts w:hint="eastAsia"/>
-        </w:rPr>
-        <w:t xml:space="preserve"> </w:t>
+    </w:p>
+    <w:p>
+      <w:pPr>
+        <w:rPr>
+          <w:rFonts w:hint="eastAsia"/>
+        </w:rPr>
+      </w:pPr>
+      <w:r>
+        <w:rPr>
+          <w:rFonts w:hint="eastAsia"/>
+        </w:rPr>
+        <w:t xml:space="preserve">b. </w:t>
       </w:r>
       <w:proofErr w:type="spellStart"/>
       <w:r>
         <w:rPr>
           <w:rFonts w:hint="eastAsia"/>
         </w:rPr>
+        <w:t>苦しんでいる人のもとへ、実際に足を運ぶ</w:t>
+      </w:r>
+      <w:proofErr w:type="spellEnd"/>
+      <w:r>
+        <w:rPr>
+          <w:rFonts w:hint="eastAsia"/>
+        </w:rPr>
+        <w:t>。</w:t>
+      </w:r>
+    </w:p>
+    <w:p>
+      <w:pPr>
+        <w:rPr>
+          <w:rFonts w:hint="eastAsia"/>
+        </w:rPr>
+      </w:pPr>
+      <w:r>
+        <w:rPr>
+          <w:rFonts w:hint="eastAsia"/>
+        </w:rPr>
         <w:t>AI</w:t>
       </w:r>
       <w:r>
         <w:rPr>
           <w:rFonts w:hint="eastAsia"/>
         </w:rPr>
-        <w:t>不僅僅是技術，它也在某種程度上取代了人類</w:t>
+        <w:t>は、以下の</w:t>
+      </w:r>
+      <w:r>
+        <w:rPr>
+          <w:rFonts w:hint="eastAsia"/>
+        </w:rPr>
+        <w:t>4</w:t>
+      </w:r>
+      <w:r>
+        <w:rPr>
+          <w:rFonts w:hint="eastAsia"/>
+        </w:rPr>
+        <w:t>つの関係性（畏敬の念、主体性、アイデンティティ、親密さ）を築く上では役に立ちません。</w:t>
+      </w:r>
+    </w:p>
+    <w:p>
+      <w:proofErr w:type="spellStart"/>
+      <w:r>
+        <w:rPr>
+          <w:rFonts w:hint="eastAsia"/>
+        </w:rPr>
+        <w:t>イエスのもとへ立ち返り、妻、子供、両親、そして友人たちと、良い関係を築いていきましょう</w:t>
       </w:r>
       <w:proofErr w:type="spellEnd"/>
       <w:r>
@@ -3388,1733 +5279,6 @@
         <w:t>。</w:t>
       </w:r>
     </w:p>
-    <w:p>
-      <w:pPr>
-        <w:rPr>
-          <w:rFonts w:hint="eastAsia"/>
-        </w:rPr>
-      </w:pPr>
-      <w:r>
-        <w:rPr>
-          <w:rFonts w:hint="eastAsia"/>
-        </w:rPr>
-        <w:t xml:space="preserve">2. </w:t>
-      </w:r>
-      <w:proofErr w:type="spellStart"/>
-      <w:r>
-        <w:rPr>
-          <w:rFonts w:hint="eastAsia"/>
-        </w:rPr>
-        <w:t>一句美國俗語形容了某種關係</w:t>
-      </w:r>
-      <w:proofErr w:type="spellEnd"/>
-      <w:r>
-        <w:rPr>
-          <w:rFonts w:hint="eastAsia"/>
-        </w:rPr>
-        <w:t>：「</w:t>
-      </w:r>
-      <w:proofErr w:type="spellStart"/>
-      <w:r>
-        <w:rPr>
-          <w:rFonts w:hint="eastAsia"/>
-        </w:rPr>
-        <w:t>只推不拉，只取不予</w:t>
-      </w:r>
-      <w:proofErr w:type="spellEnd"/>
-      <w:r>
-        <w:rPr>
-          <w:rFonts w:hint="eastAsia"/>
-        </w:rPr>
-        <w:t>。」</w:t>
-      </w:r>
-      <w:proofErr w:type="spellStart"/>
-      <w:r>
-        <w:rPr>
-          <w:rFonts w:hint="eastAsia"/>
-        </w:rPr>
-        <w:t>意指這段關係是單向的，沒有回饋</w:t>
-      </w:r>
-      <w:proofErr w:type="spellEnd"/>
-      <w:r>
-        <w:rPr>
-          <w:rFonts w:hint="eastAsia"/>
-        </w:rPr>
-        <w:t>。</w:t>
-      </w:r>
-      <w:r>
-        <w:rPr>
-          <w:rFonts w:hint="eastAsia"/>
-        </w:rPr>
-        <w:t xml:space="preserve"> </w:t>
-      </w:r>
-      <w:proofErr w:type="spellStart"/>
-      <w:r>
-        <w:rPr>
-          <w:rFonts w:hint="eastAsia"/>
-        </w:rPr>
-        <w:t>AI</w:t>
-      </w:r>
-      <w:r>
-        <w:rPr>
-          <w:rFonts w:hint="eastAsia"/>
-        </w:rPr>
-        <w:t>正是如此：它總是傾聽你，並順從你的想法</w:t>
-      </w:r>
-      <w:proofErr w:type="spellEnd"/>
-      <w:r>
-        <w:rPr>
-          <w:rFonts w:hint="eastAsia"/>
-        </w:rPr>
-        <w:t>。</w:t>
-      </w:r>
-    </w:p>
-    <w:p>
-      <w:pPr>
-        <w:rPr>
-          <w:rFonts w:hint="eastAsia"/>
-        </w:rPr>
-      </w:pPr>
-      <w:r>
-        <w:rPr>
-          <w:rFonts w:hint="eastAsia"/>
-        </w:rPr>
-        <w:t xml:space="preserve">3. </w:t>
-      </w:r>
-      <w:proofErr w:type="spellStart"/>
-      <w:r>
-        <w:rPr>
-          <w:rFonts w:hint="eastAsia"/>
-        </w:rPr>
-        <w:t>馬太福音</w:t>
-      </w:r>
-      <w:proofErr w:type="spellEnd"/>
-      <w:r>
-        <w:rPr>
-          <w:rFonts w:hint="eastAsia"/>
-        </w:rPr>
-        <w:t xml:space="preserve"> 11:28-30</w:t>
-      </w:r>
-      <w:r>
-        <w:rPr>
-          <w:rFonts w:hint="eastAsia"/>
-        </w:rPr>
-        <w:t>：耶穌在十字架上捨己，確立了神與世人之間和好的關係。</w:t>
-      </w:r>
-    </w:p>
-    <w:p>
-      <w:pPr>
-        <w:rPr>
-          <w:rFonts w:hint="eastAsia"/>
-        </w:rPr>
-      </w:pPr>
-      <w:r>
-        <w:rPr>
-          <w:rFonts w:hint="eastAsia"/>
-        </w:rPr>
-        <w:t xml:space="preserve">4. </w:t>
-      </w:r>
-      <w:proofErr w:type="spellStart"/>
-      <w:r>
-        <w:rPr>
-          <w:rFonts w:hint="eastAsia"/>
-        </w:rPr>
-        <w:t>哥林多前書</w:t>
-      </w:r>
-      <w:proofErr w:type="spellEnd"/>
-      <w:r>
-        <w:rPr>
-          <w:rFonts w:hint="eastAsia"/>
-        </w:rPr>
-        <w:t xml:space="preserve"> 13:12</w:t>
-      </w:r>
-      <w:r>
-        <w:rPr>
-          <w:rFonts w:hint="eastAsia"/>
-        </w:rPr>
-        <w:t>：使徒保羅在寫給哥林多教會的信中，呼籲人們與神建立面對面的親密關係。相較之下，</w:t>
-      </w:r>
-      <w:r>
-        <w:rPr>
-          <w:rFonts w:hint="eastAsia"/>
-        </w:rPr>
-        <w:t>AI</w:t>
-      </w:r>
-      <w:r>
-        <w:rPr>
-          <w:rFonts w:hint="eastAsia"/>
-        </w:rPr>
-        <w:t>就像一面模糊或破裂的鏡子——它無法真正了解你，卻在取代你。隨著我們老去，</w:t>
-      </w:r>
-      <w:r>
-        <w:rPr>
-          <w:rFonts w:hint="eastAsia"/>
-        </w:rPr>
-        <w:t>AI</w:t>
-      </w:r>
-      <w:r>
-        <w:rPr>
-          <w:rFonts w:hint="eastAsia"/>
-        </w:rPr>
-        <w:t>接手了對話，我們反而成了被</w:t>
-      </w:r>
-      <w:r>
-        <w:rPr>
-          <w:rFonts w:hint="eastAsia"/>
-        </w:rPr>
-        <w:t>AI</w:t>
-      </w:r>
-      <w:r>
-        <w:rPr>
-          <w:rFonts w:hint="eastAsia"/>
-        </w:rPr>
-        <w:t>「塑造」的產物。</w:t>
-      </w:r>
-    </w:p>
-    <w:p>
-      <w:pPr>
-        <w:rPr>
-          <w:rFonts w:hint="eastAsia"/>
-        </w:rPr>
-      </w:pPr>
-      <w:r>
-        <w:rPr>
-          <w:rFonts w:hint="eastAsia"/>
-        </w:rPr>
-        <w:t xml:space="preserve">5. </w:t>
-      </w:r>
-      <w:proofErr w:type="spellStart"/>
-      <w:r>
-        <w:rPr>
-          <w:rFonts w:hint="eastAsia"/>
-        </w:rPr>
-        <w:t>在神的國度裡，我們有四個維度的體現</w:t>
-      </w:r>
-      <w:proofErr w:type="spellEnd"/>
-      <w:r>
-        <w:rPr>
-          <w:rFonts w:hint="eastAsia"/>
-        </w:rPr>
-        <w:t>：</w:t>
-      </w:r>
-    </w:p>
-    <w:p>
-      <w:pPr>
-        <w:rPr>
-          <w:rFonts w:hint="eastAsia"/>
-        </w:rPr>
-      </w:pPr>
-      <w:r>
-        <w:rPr>
-          <w:rFonts w:hint="eastAsia"/>
-        </w:rPr>
-        <w:t xml:space="preserve">a. </w:t>
-      </w:r>
-      <w:proofErr w:type="spellStart"/>
-      <w:r>
-        <w:rPr>
-          <w:rFonts w:hint="eastAsia"/>
-        </w:rPr>
-        <w:t>主體性（</w:t>
-      </w:r>
-      <w:r>
-        <w:rPr>
-          <w:rFonts w:hint="eastAsia"/>
-        </w:rPr>
-        <w:t>Agency</w:t>
-      </w:r>
-      <w:proofErr w:type="spellEnd"/>
-      <w:r>
-        <w:rPr>
-          <w:rFonts w:hint="eastAsia"/>
-        </w:rPr>
-        <w:t>）：</w:t>
-      </w:r>
-      <w:proofErr w:type="spellStart"/>
-      <w:r>
-        <w:rPr>
-          <w:rFonts w:hint="eastAsia"/>
-        </w:rPr>
-        <w:t>耶穌主動捨命，成為我們與神和好的中保</w:t>
-      </w:r>
-      <w:proofErr w:type="spellEnd"/>
-      <w:r>
-        <w:rPr>
-          <w:rFonts w:hint="eastAsia"/>
-        </w:rPr>
-        <w:t>。</w:t>
-      </w:r>
-    </w:p>
-    <w:p>
-      <w:pPr>
-        <w:rPr>
-          <w:rFonts w:hint="eastAsia"/>
-        </w:rPr>
-      </w:pPr>
-      <w:r>
-        <w:rPr>
-          <w:rFonts w:hint="eastAsia"/>
-        </w:rPr>
-        <w:t xml:space="preserve">b. </w:t>
-      </w:r>
-      <w:proofErr w:type="spellStart"/>
-      <w:r>
-        <w:rPr>
-          <w:rFonts w:hint="eastAsia"/>
-        </w:rPr>
-        <w:t>敬畏感（</w:t>
-      </w:r>
-      <w:r>
-        <w:rPr>
-          <w:rFonts w:hint="eastAsia"/>
-        </w:rPr>
-        <w:t>AWE</w:t>
-      </w:r>
-      <w:proofErr w:type="spellEnd"/>
-      <w:r>
-        <w:rPr>
-          <w:rFonts w:hint="eastAsia"/>
-        </w:rPr>
-        <w:t>）：</w:t>
-      </w:r>
-      <w:proofErr w:type="spellStart"/>
-      <w:r>
-        <w:rPr>
-          <w:rFonts w:hint="eastAsia"/>
-        </w:rPr>
-        <w:t>當耶穌向神呼求時，便體現了這種敬畏</w:t>
-      </w:r>
-      <w:proofErr w:type="spellEnd"/>
-      <w:r>
-        <w:rPr>
-          <w:rFonts w:hint="eastAsia"/>
-        </w:rPr>
-        <w:t>。</w:t>
-      </w:r>
-    </w:p>
-    <w:p>
-      <w:pPr>
-        <w:rPr>
-          <w:rFonts w:hint="eastAsia"/>
-        </w:rPr>
-      </w:pPr>
-      <w:r>
-        <w:rPr>
-          <w:rFonts w:hint="eastAsia"/>
-        </w:rPr>
-        <w:t xml:space="preserve">c. </w:t>
-      </w:r>
-      <w:proofErr w:type="spellStart"/>
-      <w:r>
-        <w:rPr>
-          <w:rFonts w:hint="eastAsia"/>
-        </w:rPr>
-        <w:t>親密關係（</w:t>
-      </w:r>
-      <w:r>
-        <w:rPr>
-          <w:rFonts w:hint="eastAsia"/>
-        </w:rPr>
-        <w:t>Intimacy</w:t>
-      </w:r>
-      <w:proofErr w:type="spellEnd"/>
-      <w:r>
-        <w:rPr>
-          <w:rFonts w:hint="eastAsia"/>
-        </w:rPr>
-        <w:t>）：</w:t>
-      </w:r>
-      <w:proofErr w:type="spellStart"/>
-      <w:r>
-        <w:rPr>
-          <w:rFonts w:hint="eastAsia"/>
-        </w:rPr>
-        <w:t>耶穌從未停止對人類的信賴與充滿愛的親密關係</w:t>
-      </w:r>
-      <w:proofErr w:type="spellEnd"/>
-      <w:r>
-        <w:rPr>
-          <w:rFonts w:hint="eastAsia"/>
-        </w:rPr>
-        <w:t>。</w:t>
-      </w:r>
-    </w:p>
-    <w:p>
-      <w:pPr>
-        <w:rPr>
-          <w:rFonts w:hint="eastAsia"/>
-        </w:rPr>
-      </w:pPr>
-      <w:r>
-        <w:rPr>
-          <w:rFonts w:hint="eastAsia"/>
-        </w:rPr>
-        <w:t xml:space="preserve">d. </w:t>
-      </w:r>
-      <w:proofErr w:type="spellStart"/>
-      <w:r>
-        <w:rPr>
-          <w:rFonts w:hint="eastAsia"/>
-        </w:rPr>
-        <w:t>認同（</w:t>
-      </w:r>
-      <w:r>
-        <w:rPr>
-          <w:rFonts w:hint="eastAsia"/>
-        </w:rPr>
-        <w:t>Identity</w:t>
-      </w:r>
-      <w:proofErr w:type="spellEnd"/>
-      <w:r>
-        <w:rPr>
-          <w:rFonts w:hint="eastAsia"/>
-        </w:rPr>
-        <w:t>）：</w:t>
-      </w:r>
-      <w:proofErr w:type="spellStart"/>
-      <w:r>
-        <w:rPr>
-          <w:rFonts w:hint="eastAsia"/>
-        </w:rPr>
-        <w:t>耶穌對自己作為「神之子」的身份有著確信無疑的認知</w:t>
-      </w:r>
-      <w:proofErr w:type="spellEnd"/>
-      <w:r>
-        <w:rPr>
-          <w:rFonts w:hint="eastAsia"/>
-        </w:rPr>
-        <w:t>。</w:t>
-      </w:r>
-    </w:p>
-    <w:p>
-      <w:pPr>
-        <w:rPr>
-          <w:rFonts w:hint="eastAsia"/>
-        </w:rPr>
-      </w:pPr>
-      <w:proofErr w:type="spellStart"/>
-      <w:r>
-        <w:rPr>
-          <w:rFonts w:hint="eastAsia"/>
-        </w:rPr>
-        <w:t>耶穌在十字架上張開雙臂，修復了神與我們之間的關係</w:t>
-      </w:r>
-      <w:proofErr w:type="spellEnd"/>
-      <w:r>
-        <w:rPr>
-          <w:rFonts w:hint="eastAsia"/>
-        </w:rPr>
-        <w:t>。</w:t>
-      </w:r>
-    </w:p>
-    <w:p>
-      <w:pPr>
-        <w:rPr>
-          <w:rFonts w:hint="eastAsia"/>
-        </w:rPr>
-      </w:pPr>
-      <w:r>
-        <w:rPr>
-          <w:rFonts w:hint="eastAsia"/>
-        </w:rPr>
-        <w:t xml:space="preserve">6. </w:t>
-      </w:r>
-      <w:r>
-        <w:rPr>
-          <w:rFonts w:hint="eastAsia"/>
-        </w:rPr>
-        <w:t>結語：</w:t>
-      </w:r>
-    </w:p>
-    <w:p>
-      <w:pPr>
-        <w:rPr>
-          <w:rFonts w:hint="eastAsia"/>
-        </w:rPr>
-      </w:pPr>
-      <w:r>
-        <w:rPr>
-          <w:rFonts w:hint="eastAsia"/>
-        </w:rPr>
-        <w:t>請大家起立，為身旁的人禱告：「主啊，求你提醒這個人：他們是被愛的，是被了解的，並且他們並不孤單。」這個夏天，我們要放下電腦和手機，重歸現實生活，付諸行動：</w:t>
-      </w:r>
-    </w:p>
-    <w:p>
-      <w:pPr>
-        <w:rPr>
-          <w:rFonts w:hint="eastAsia"/>
-        </w:rPr>
-      </w:pPr>
-      <w:r>
-        <w:rPr>
-          <w:rFonts w:hint="eastAsia"/>
-        </w:rPr>
-        <w:t xml:space="preserve">a. </w:t>
-      </w:r>
-      <w:proofErr w:type="spellStart"/>
-      <w:r>
-        <w:rPr>
-          <w:rFonts w:hint="eastAsia"/>
-        </w:rPr>
-        <w:t>每週與人共進一次餐點－面對面交流，且不使用手機</w:t>
-      </w:r>
-      <w:proofErr w:type="spellEnd"/>
-      <w:r>
-        <w:rPr>
-          <w:rFonts w:hint="eastAsia"/>
-        </w:rPr>
-        <w:t>。</w:t>
-      </w:r>
-    </w:p>
-    <w:p>
-      <w:pPr>
-        <w:rPr>
-          <w:rFonts w:hint="eastAsia"/>
-        </w:rPr>
-      </w:pPr>
-      <w:r>
-        <w:rPr>
-          <w:rFonts w:hint="eastAsia"/>
-        </w:rPr>
-        <w:t xml:space="preserve">b. </w:t>
-      </w:r>
-      <w:proofErr w:type="spellStart"/>
-      <w:r>
-        <w:rPr>
-          <w:rFonts w:hint="eastAsia"/>
-        </w:rPr>
-        <w:t>當他人處於痛苦之中時，親自陪伴在他們身邊</w:t>
-      </w:r>
-      <w:proofErr w:type="spellEnd"/>
-      <w:r>
-        <w:rPr>
-          <w:rFonts w:hint="eastAsia"/>
-        </w:rPr>
-        <w:t>。</w:t>
-      </w:r>
-    </w:p>
-    <w:p>
-      <w:pPr>
-        <w:rPr>
-          <w:rFonts w:hint="eastAsia"/>
-        </w:rPr>
-      </w:pPr>
-      <w:proofErr w:type="spellStart"/>
-      <w:r>
-        <w:rPr>
-          <w:rFonts w:hint="eastAsia"/>
-        </w:rPr>
-        <w:t>在四種關鍵關係（敬畏感、自主性、自我認同與親密關係）的維繫上，</w:t>
-      </w:r>
-      <w:r>
-        <w:rPr>
-          <w:rFonts w:hint="eastAsia"/>
-        </w:rPr>
-        <w:t>AI</w:t>
-      </w:r>
-      <w:proofErr w:type="spellEnd"/>
-      <w:r>
-        <w:rPr>
-          <w:rFonts w:hint="eastAsia"/>
-        </w:rPr>
-        <w:t xml:space="preserve"> </w:t>
-      </w:r>
-      <w:proofErr w:type="spellStart"/>
-      <w:r>
-        <w:rPr>
-          <w:rFonts w:hint="eastAsia"/>
-        </w:rPr>
-        <w:t>無法提供實質幫助</w:t>
-      </w:r>
-      <w:proofErr w:type="spellEnd"/>
-      <w:r>
-        <w:rPr>
-          <w:rFonts w:hint="eastAsia"/>
-        </w:rPr>
-        <w:t>。</w:t>
-      </w:r>
-    </w:p>
-    <w:p>
-      <w:proofErr w:type="spellStart"/>
-      <w:r>
-        <w:rPr>
-          <w:rFonts w:hint="eastAsia"/>
-        </w:rPr>
-        <w:lastRenderedPageBreak/>
-        <w:t>讓我們歸向耶穌，與妻子、子女、父母、朋友建立美好的關係</w:t>
-      </w:r>
-      <w:proofErr w:type="spellEnd"/>
-      <w:r>
-        <w:rPr>
-          <w:rFonts w:hint="eastAsia"/>
-        </w:rPr>
-        <w:t>。</w:t>
-      </w:r>
-    </w:p>
-    <w:p/>
-    <w:p>
-      <w:pPr>
-        <w:rPr>
-          <w:rFonts w:hint="eastAsia"/>
-        </w:rPr>
-      </w:pPr>
-      <w:r>
-        <w:rPr>
-          <w:rFonts w:hint="eastAsia"/>
-        </w:rPr>
-        <w:t>======</w:t>
-      </w:r>
-    </w:p>
-    <w:p>
-      <w:pPr>
-        <w:rPr>
-          <w:rFonts w:hint="eastAsia"/>
-        </w:rPr>
-      </w:pPr>
-      <w:r>
-        <w:rPr>
-          <w:rFonts w:hint="eastAsia"/>
-        </w:rPr>
-        <w:t>2026</w:t>
-      </w:r>
-      <w:r>
-        <w:rPr>
-          <w:rFonts w:hint="eastAsia"/>
-        </w:rPr>
-        <w:t>年</w:t>
-      </w:r>
-      <w:r>
-        <w:rPr>
-          <w:rFonts w:hint="eastAsia"/>
-        </w:rPr>
-        <w:t>6</w:t>
-      </w:r>
-      <w:r>
-        <w:rPr>
-          <w:rFonts w:hint="eastAsia"/>
-        </w:rPr>
-        <w:t>月</w:t>
-      </w:r>
-      <w:r>
-        <w:rPr>
-          <w:rFonts w:hint="eastAsia"/>
-        </w:rPr>
-        <w:t>20</w:t>
-      </w:r>
-      <w:r>
-        <w:rPr>
-          <w:rFonts w:hint="eastAsia"/>
-        </w:rPr>
-        <w:t>日、メンロ教会礼拝（前週</w:t>
-      </w:r>
-      <w:r>
-        <w:rPr>
-          <w:rFonts w:hint="eastAsia"/>
-        </w:rPr>
-        <w:t>2026</w:t>
-      </w:r>
-      <w:r>
-        <w:rPr>
-          <w:rFonts w:hint="eastAsia"/>
-        </w:rPr>
-        <w:t>年</w:t>
-      </w:r>
-      <w:r>
-        <w:rPr>
-          <w:rFonts w:hint="eastAsia"/>
-        </w:rPr>
-        <w:t>6</w:t>
-      </w:r>
-      <w:r>
-        <w:rPr>
-          <w:rFonts w:hint="eastAsia"/>
-        </w:rPr>
-        <w:t>月</w:t>
-      </w:r>
-      <w:r>
-        <w:rPr>
-          <w:rFonts w:hint="eastAsia"/>
-        </w:rPr>
-        <w:t>14</w:t>
-      </w:r>
-      <w:r>
-        <w:rPr>
-          <w:rFonts w:hint="eastAsia"/>
-        </w:rPr>
-        <w:t>日の要約）</w:t>
-      </w:r>
-    </w:p>
-    <w:p>
-      <w:pPr>
-        <w:rPr>
-          <w:rFonts w:hint="eastAsia"/>
-        </w:rPr>
-      </w:pPr>
-      <w:r>
-        <w:rPr>
-          <w:rFonts w:hint="eastAsia"/>
-        </w:rPr>
-        <w:t>https://www.youtube.com/watch?v=Yj3rzuRKpXk</w:t>
-      </w:r>
-    </w:p>
-    <w:p>
-      <w:pPr>
-        <w:rPr>
-          <w:rFonts w:hint="eastAsia"/>
-        </w:rPr>
-      </w:pPr>
-      <w:r>
-        <w:rPr>
-          <w:rFonts w:hint="eastAsia"/>
-        </w:rPr>
-        <w:t xml:space="preserve">Going </w:t>
-      </w:r>
-      <w:proofErr w:type="spellStart"/>
-      <w:r>
-        <w:rPr>
-          <w:rFonts w:hint="eastAsia"/>
-        </w:rPr>
-        <w:t>Offline</w:t>
-      </w:r>
-      <w:r>
-        <w:rPr>
-          <w:rFonts w:hint="eastAsia"/>
-        </w:rPr>
-        <w:t>（オフラインになる</w:t>
-      </w:r>
-      <w:proofErr w:type="spellEnd"/>
-      <w:r>
-        <w:rPr>
-          <w:rFonts w:hint="eastAsia"/>
-        </w:rPr>
-        <w:t>）</w:t>
-      </w:r>
-      <w:r>
-        <w:rPr>
-          <w:rFonts w:hint="eastAsia"/>
-        </w:rPr>
-        <w:t xml:space="preserve"> | </w:t>
-      </w:r>
-      <w:proofErr w:type="spellStart"/>
-      <w:r>
-        <w:rPr>
-          <w:rFonts w:hint="eastAsia"/>
-        </w:rPr>
-        <w:t>Glitch</w:t>
-      </w:r>
-      <w:r>
-        <w:rPr>
-          <w:rFonts w:hint="eastAsia"/>
-        </w:rPr>
-        <w:t>（不具合</w:t>
-      </w:r>
-      <w:proofErr w:type="spellEnd"/>
-      <w:r>
-        <w:rPr>
-          <w:rFonts w:hint="eastAsia"/>
-        </w:rPr>
-        <w:t>）</w:t>
-      </w:r>
-      <w:r>
-        <w:rPr>
-          <w:rFonts w:hint="eastAsia"/>
-        </w:rPr>
-        <w:t xml:space="preserve"> | </w:t>
-      </w:r>
-      <w:proofErr w:type="spellStart"/>
-      <w:r>
-        <w:rPr>
-          <w:rFonts w:hint="eastAsia"/>
-        </w:rPr>
-        <w:t>メンロ教会</w:t>
-      </w:r>
-      <w:proofErr w:type="spellEnd"/>
-      <w:r>
-        <w:rPr>
-          <w:rFonts w:hint="eastAsia"/>
-        </w:rPr>
-        <w:t xml:space="preserve"> </w:t>
-      </w:r>
-      <w:proofErr w:type="spellStart"/>
-      <w:r>
-        <w:rPr>
-          <w:rFonts w:hint="eastAsia"/>
-        </w:rPr>
-        <w:t>フィル</w:t>
-      </w:r>
-      <w:r>
-        <w:rPr>
-          <w:rFonts w:ascii="MS Mincho" w:eastAsia="MS Mincho" w:hAnsi="MS Mincho" w:cs="MS Mincho" w:hint="eastAsia"/>
-        </w:rPr>
-        <w:t>・</w:t>
-      </w:r>
-      <w:r>
-        <w:rPr>
-          <w:rFonts w:ascii="SimSun" w:hAnsi="SimSun" w:cs="SimSun" w:hint="eastAsia"/>
-        </w:rPr>
-        <w:t>ユーバンク（</w:t>
-      </w:r>
-      <w:r>
-        <w:rPr>
-          <w:rFonts w:hint="eastAsia"/>
-        </w:rPr>
-        <w:t>Phil</w:t>
-      </w:r>
-      <w:proofErr w:type="spellEnd"/>
-      <w:r>
-        <w:rPr>
-          <w:rFonts w:hint="eastAsia"/>
-        </w:rPr>
-        <w:t xml:space="preserve"> EuBank</w:t>
-      </w:r>
-      <w:r>
-        <w:rPr>
-          <w:rFonts w:hint="eastAsia"/>
-        </w:rPr>
-        <w:t>）</w:t>
-      </w:r>
-    </w:p>
-    <w:p>
-      <w:pPr>
-        <w:rPr>
-          <w:rFonts w:hint="eastAsia"/>
-        </w:rPr>
-      </w:pPr>
-    </w:p>
-    <w:p>
-      <w:pPr>
-        <w:rPr>
-          <w:rFonts w:hint="eastAsia"/>
-        </w:rPr>
-      </w:pPr>
-      <w:r>
-        <w:rPr>
-          <w:rFonts w:hint="eastAsia"/>
-        </w:rPr>
-        <w:t>私たちは</w:t>
-      </w:r>
-      <w:r>
-        <w:rPr>
-          <w:rFonts w:hint="eastAsia"/>
-        </w:rPr>
-        <w:t>4</w:t>
-      </w:r>
-      <w:r>
-        <w:rPr>
-          <w:rFonts w:hint="eastAsia"/>
-        </w:rPr>
-        <w:t>週間にわたるシリーズ「</w:t>
-      </w:r>
-      <w:r>
-        <w:rPr>
-          <w:rFonts w:hint="eastAsia"/>
-        </w:rPr>
-        <w:t>Glitch</w:t>
-      </w:r>
-      <w:r>
-        <w:rPr>
-          <w:rFonts w:hint="eastAsia"/>
-        </w:rPr>
-        <w:t>（不具合）」（</w:t>
-      </w:r>
-      <w:r>
-        <w:rPr>
-          <w:rFonts w:hint="eastAsia"/>
-        </w:rPr>
-        <w:t xml:space="preserve">1. </w:t>
-      </w:r>
-      <w:proofErr w:type="spellStart"/>
-      <w:r>
-        <w:rPr>
-          <w:rFonts w:hint="eastAsia"/>
-        </w:rPr>
-        <w:t>致命的エラ</w:t>
-      </w:r>
-      <w:proofErr w:type="spellEnd"/>
-      <w:r>
-        <w:rPr>
-          <w:rFonts w:hint="eastAsia"/>
-        </w:rPr>
-        <w:t>ー、</w:t>
-      </w:r>
-      <w:r>
-        <w:rPr>
-          <w:rFonts w:hint="eastAsia"/>
-        </w:rPr>
-        <w:t xml:space="preserve">2. </w:t>
-      </w:r>
-      <w:r>
-        <w:rPr>
-          <w:rFonts w:hint="eastAsia"/>
-        </w:rPr>
-        <w:t>無限ループ、</w:t>
-      </w:r>
-      <w:r>
-        <w:rPr>
-          <w:rFonts w:hint="eastAsia"/>
-        </w:rPr>
-        <w:t xml:space="preserve">3. </w:t>
-      </w:r>
-      <w:r>
-        <w:rPr>
-          <w:rFonts w:hint="eastAsia"/>
-        </w:rPr>
-        <w:t>ハードウェアの故障、</w:t>
-      </w:r>
-      <w:r>
-        <w:rPr>
-          <w:rFonts w:hint="eastAsia"/>
-        </w:rPr>
-        <w:t xml:space="preserve">4. </w:t>
-      </w:r>
-      <w:proofErr w:type="spellStart"/>
-      <w:r>
-        <w:rPr>
-          <w:rFonts w:hint="eastAsia"/>
-        </w:rPr>
-        <w:t>オフラインになる）の最終回を迎えています。</w:t>
-      </w:r>
-      <w:r>
-        <w:rPr>
-          <w:rFonts w:hint="eastAsia"/>
-        </w:rPr>
-        <w:t>AI</w:t>
-      </w:r>
-      <w:r>
-        <w:rPr>
-          <w:rFonts w:hint="eastAsia"/>
-        </w:rPr>
-        <w:t>の世界において、機械の世界に生きる人間はどうあるべきなのでしょうか</w:t>
-      </w:r>
-      <w:proofErr w:type="spellEnd"/>
-      <w:r>
-        <w:rPr>
-          <w:rFonts w:hint="eastAsia"/>
-        </w:rPr>
-        <w:t>？</w:t>
-      </w:r>
-    </w:p>
-    <w:p>
-      <w:pPr>
-        <w:rPr>
-          <w:rFonts w:hint="eastAsia"/>
-        </w:rPr>
-      </w:pPr>
-      <w:proofErr w:type="spellStart"/>
-      <w:r>
-        <w:rPr>
-          <w:rFonts w:hint="eastAsia"/>
-        </w:rPr>
-        <w:t>今日は</w:t>
-      </w:r>
-      <w:proofErr w:type="spellEnd"/>
-      <w:r>
-        <w:rPr>
-          <w:rFonts w:hint="eastAsia"/>
-        </w:rPr>
-        <w:t>、「</w:t>
-      </w:r>
-      <w:proofErr w:type="spellStart"/>
-      <w:r>
-        <w:rPr>
-          <w:rFonts w:hint="eastAsia"/>
-        </w:rPr>
-        <w:t>オフラインになる」こと、そして人間世界との関係を保つことについてお話しします</w:t>
-      </w:r>
-      <w:proofErr w:type="spellEnd"/>
-      <w:r>
-        <w:rPr>
-          <w:rFonts w:hint="eastAsia"/>
-        </w:rPr>
-        <w:t>。</w:t>
-      </w:r>
-    </w:p>
-    <w:p>
-      <w:pPr>
-        <w:rPr>
-          <w:rFonts w:hint="eastAsia"/>
-        </w:rPr>
-      </w:pPr>
-    </w:p>
-    <w:p>
-      <w:pPr>
-        <w:rPr>
-          <w:rFonts w:hint="eastAsia"/>
-        </w:rPr>
-      </w:pPr>
-      <w:r>
-        <w:rPr>
-          <w:rFonts w:hint="eastAsia"/>
-        </w:rPr>
-        <w:t>1. AI</w:t>
-      </w:r>
-      <w:r>
-        <w:rPr>
-          <w:rFonts w:hint="eastAsia"/>
-        </w:rPr>
-        <w:t>には</w:t>
-      </w:r>
-      <w:r>
-        <w:rPr>
-          <w:rFonts w:hint="eastAsia"/>
-        </w:rPr>
-        <w:t>4</w:t>
-      </w:r>
-      <w:r>
-        <w:rPr>
-          <w:rFonts w:hint="eastAsia"/>
-        </w:rPr>
-        <w:t>つの枠組みがあります：</w:t>
-      </w:r>
-      <w:r>
-        <w:rPr>
-          <w:rFonts w:hint="eastAsia"/>
-        </w:rPr>
-        <w:t xml:space="preserve">Artificial </w:t>
-      </w:r>
-      <w:proofErr w:type="spellStart"/>
-      <w:r>
-        <w:rPr>
-          <w:rFonts w:hint="eastAsia"/>
-        </w:rPr>
-        <w:t>AWE</w:t>
-      </w:r>
-      <w:r>
-        <w:rPr>
-          <w:rFonts w:hint="eastAsia"/>
-        </w:rPr>
-        <w:t>（畏敬の念／驚き</w:t>
-      </w:r>
-      <w:proofErr w:type="spellEnd"/>
-      <w:r>
-        <w:rPr>
-          <w:rFonts w:hint="eastAsia"/>
-        </w:rPr>
-        <w:t>）、</w:t>
-      </w:r>
-      <w:r>
-        <w:rPr>
-          <w:rFonts w:hint="eastAsia"/>
-        </w:rPr>
-        <w:t xml:space="preserve">Artificial </w:t>
-      </w:r>
-      <w:proofErr w:type="spellStart"/>
-      <w:r>
-        <w:rPr>
-          <w:rFonts w:hint="eastAsia"/>
-        </w:rPr>
-        <w:t>Agency</w:t>
-      </w:r>
-      <w:r>
-        <w:rPr>
-          <w:rFonts w:hint="eastAsia"/>
-        </w:rPr>
-        <w:t>（主体性／能動性</w:t>
-      </w:r>
-      <w:proofErr w:type="spellEnd"/>
-      <w:r>
-        <w:rPr>
-          <w:rFonts w:hint="eastAsia"/>
-        </w:rPr>
-        <w:t>）、</w:t>
-      </w:r>
-      <w:r>
-        <w:rPr>
-          <w:rFonts w:hint="eastAsia"/>
-        </w:rPr>
-        <w:t xml:space="preserve">Artificial </w:t>
-      </w:r>
-      <w:proofErr w:type="spellStart"/>
-      <w:r>
-        <w:rPr>
-          <w:rFonts w:hint="eastAsia"/>
-        </w:rPr>
-        <w:t>Identity</w:t>
-      </w:r>
-      <w:r>
-        <w:rPr>
-          <w:rFonts w:hint="eastAsia"/>
-        </w:rPr>
-        <w:t>（アイデンティティ／自己同一性</w:t>
-      </w:r>
-      <w:proofErr w:type="spellEnd"/>
-      <w:r>
-        <w:rPr>
-          <w:rFonts w:hint="eastAsia"/>
-        </w:rPr>
-        <w:t>）、</w:t>
-      </w:r>
-      <w:proofErr w:type="spellStart"/>
-      <w:r>
-        <w:rPr>
-          <w:rFonts w:hint="eastAsia"/>
-        </w:rPr>
-        <w:t>そして</w:t>
-      </w:r>
-      <w:r>
-        <w:rPr>
-          <w:rFonts w:hint="eastAsia"/>
-        </w:rPr>
-        <w:t>Artificial</w:t>
-      </w:r>
-      <w:proofErr w:type="spellEnd"/>
-      <w:r>
-        <w:rPr>
-          <w:rFonts w:hint="eastAsia"/>
-        </w:rPr>
-        <w:t xml:space="preserve"> </w:t>
-      </w:r>
-      <w:proofErr w:type="spellStart"/>
-      <w:r>
-        <w:rPr>
-          <w:rFonts w:hint="eastAsia"/>
-        </w:rPr>
-        <w:t>Intimacy</w:t>
-      </w:r>
-      <w:r>
-        <w:rPr>
-          <w:rFonts w:hint="eastAsia"/>
-        </w:rPr>
-        <w:t>（親密さ）です。</w:t>
-      </w:r>
-      <w:r>
-        <w:rPr>
-          <w:rFonts w:hint="eastAsia"/>
-        </w:rPr>
-        <w:t>AI</w:t>
-      </w:r>
-      <w:r>
-        <w:rPr>
-          <w:rFonts w:hint="eastAsia"/>
-        </w:rPr>
-        <w:t>は単なる技術ではありません。それは人間の代替物でもあります</w:t>
-      </w:r>
-      <w:proofErr w:type="spellEnd"/>
-      <w:r>
-        <w:rPr>
-          <w:rFonts w:hint="eastAsia"/>
-        </w:rPr>
-        <w:t>。</w:t>
-      </w:r>
-    </w:p>
-    <w:p>
-      <w:pPr>
-        <w:rPr>
-          <w:rFonts w:hint="eastAsia"/>
-        </w:rPr>
-      </w:pPr>
-      <w:r>
-        <w:rPr>
-          <w:rFonts w:hint="eastAsia"/>
-        </w:rPr>
-        <w:t xml:space="preserve">2. </w:t>
-      </w:r>
-      <w:proofErr w:type="spellStart"/>
-      <w:r>
-        <w:rPr>
-          <w:rFonts w:hint="eastAsia"/>
-        </w:rPr>
-        <w:t>アメリカの表現に「</w:t>
-      </w:r>
-      <w:r>
-        <w:rPr>
-          <w:rFonts w:hint="eastAsia"/>
-        </w:rPr>
-        <w:t>Relationships</w:t>
-      </w:r>
-      <w:proofErr w:type="spellEnd"/>
-      <w:r>
-        <w:rPr>
-          <w:rFonts w:hint="eastAsia"/>
-        </w:rPr>
-        <w:t xml:space="preserve"> never push and pull. Only take and never give</w:t>
-      </w:r>
-      <w:r>
-        <w:rPr>
-          <w:rFonts w:hint="eastAsia"/>
-        </w:rPr>
-        <w:t>（関係性において、押し引きはない。ただ奪うだけで、与えることはない）」というものがあります。これは、関係性が一方的で、フィードバックがないことを意味します。</w:t>
-      </w:r>
-      <w:r>
-        <w:rPr>
-          <w:rFonts w:hint="eastAsia"/>
-        </w:rPr>
-        <w:t>AI</w:t>
-      </w:r>
-      <w:r>
-        <w:rPr>
-          <w:rFonts w:hint="eastAsia"/>
-        </w:rPr>
-        <w:t>は常にあなたの話を聞き、あなたの考えに従います。</w:t>
-      </w:r>
-    </w:p>
-    <w:p>
-      <w:pPr>
-        <w:rPr>
-          <w:rFonts w:hint="eastAsia"/>
-        </w:rPr>
-      </w:pPr>
-      <w:r>
-        <w:rPr>
-          <w:rFonts w:hint="eastAsia"/>
-        </w:rPr>
-        <w:t xml:space="preserve">3. </w:t>
-      </w:r>
-      <w:r>
-        <w:rPr>
-          <w:rFonts w:hint="eastAsia"/>
-        </w:rPr>
-        <w:t>マタイによる福音書</w:t>
-      </w:r>
-      <w:r>
-        <w:rPr>
-          <w:rFonts w:hint="eastAsia"/>
-        </w:rPr>
-        <w:t>11</w:t>
-      </w:r>
-      <w:r>
-        <w:rPr>
-          <w:rFonts w:hint="eastAsia"/>
-        </w:rPr>
-        <w:t>章</w:t>
-      </w:r>
-      <w:r>
-        <w:rPr>
-          <w:rFonts w:hint="eastAsia"/>
-        </w:rPr>
-        <w:t>28-30</w:t>
-      </w:r>
-      <w:r>
-        <w:rPr>
-          <w:rFonts w:hint="eastAsia"/>
-        </w:rPr>
-        <w:t>節：イエスは十字架上でご自身を犠牲にし、神と人間との関係を回復させました。</w:t>
-      </w:r>
-    </w:p>
-    <w:p>
-      <w:pPr>
-        <w:rPr>
-          <w:rFonts w:hint="eastAsia"/>
-        </w:rPr>
-      </w:pPr>
-      <w:r>
-        <w:rPr>
-          <w:rFonts w:hint="eastAsia"/>
-        </w:rPr>
-        <w:t xml:space="preserve">4. </w:t>
-      </w:r>
-      <w:proofErr w:type="spellStart"/>
-      <w:r>
-        <w:rPr>
-          <w:rFonts w:hint="eastAsia"/>
-        </w:rPr>
-        <w:t>コリントの信徒への手紙一</w:t>
-      </w:r>
-      <w:proofErr w:type="spellEnd"/>
-      <w:r>
-        <w:rPr>
-          <w:rFonts w:hint="eastAsia"/>
-        </w:rPr>
-        <w:t xml:space="preserve"> 13</w:t>
-      </w:r>
-      <w:r>
-        <w:rPr>
-          <w:rFonts w:hint="eastAsia"/>
-        </w:rPr>
-        <w:t>章</w:t>
-      </w:r>
-      <w:r>
-        <w:rPr>
-          <w:rFonts w:hint="eastAsia"/>
-        </w:rPr>
-        <w:t>12</w:t>
-      </w:r>
-      <w:r>
-        <w:rPr>
-          <w:rFonts w:hint="eastAsia"/>
-        </w:rPr>
-        <w:t>節：使徒パウロはコリントの教会への手紙の中で、神との親密な関係を「顔と顔を合わせて」深めるよう求めています。</w:t>
-      </w:r>
-      <w:r>
-        <w:rPr>
-          <w:rFonts w:hint="eastAsia"/>
-        </w:rPr>
-        <w:t>AI</w:t>
-      </w:r>
-      <w:r>
-        <w:rPr>
-          <w:rFonts w:hint="eastAsia"/>
-        </w:rPr>
-        <w:t>との関係は、曇った鏡やひび割れた鏡のようなものです。</w:t>
-      </w:r>
-      <w:r>
-        <w:rPr>
-          <w:rFonts w:hint="eastAsia"/>
-        </w:rPr>
-        <w:t>AI</w:t>
-      </w:r>
-      <w:r>
-        <w:rPr>
-          <w:rFonts w:hint="eastAsia"/>
-        </w:rPr>
-        <w:t>はあなたを真に知ることはできません。</w:t>
-      </w:r>
-      <w:r>
-        <w:rPr>
-          <w:rFonts w:hint="eastAsia"/>
-        </w:rPr>
-        <w:t>AI</w:t>
-      </w:r>
-      <w:r>
-        <w:rPr>
-          <w:rFonts w:hint="eastAsia"/>
-        </w:rPr>
-        <w:t>はあなたに取って代わろうとします。年を重ねるにつれ、</w:t>
-      </w:r>
-      <w:r>
-        <w:rPr>
-          <w:rFonts w:hint="eastAsia"/>
-        </w:rPr>
-        <w:t>AI</w:t>
-      </w:r>
-      <w:r>
-        <w:rPr>
-          <w:rFonts w:hint="eastAsia"/>
-        </w:rPr>
-        <w:t>が会話を担うようになり、私たちは</w:t>
-      </w:r>
-      <w:r>
-        <w:rPr>
-          <w:rFonts w:hint="eastAsia"/>
-        </w:rPr>
-        <w:t>AI</w:t>
-      </w:r>
-      <w:r>
-        <w:rPr>
-          <w:rFonts w:hint="eastAsia"/>
-        </w:rPr>
-        <w:t>によって形作られる存在になってしまうかもしれません。</w:t>
-      </w:r>
-    </w:p>
-    <w:p>
-      <w:pPr>
-        <w:rPr>
-          <w:rFonts w:hint="eastAsia"/>
-        </w:rPr>
-      </w:pPr>
-      <w:r>
-        <w:rPr>
-          <w:rFonts w:hint="eastAsia"/>
-        </w:rPr>
-        <w:t xml:space="preserve">5. </w:t>
-      </w:r>
-      <w:r>
-        <w:rPr>
-          <w:rFonts w:hint="eastAsia"/>
-        </w:rPr>
-        <w:t>神の世界には</w:t>
-      </w:r>
-      <w:r>
-        <w:rPr>
-          <w:rFonts w:hint="eastAsia"/>
-        </w:rPr>
-        <w:t>4</w:t>
-      </w:r>
-      <w:r>
-        <w:rPr>
-          <w:rFonts w:hint="eastAsia"/>
-        </w:rPr>
-        <w:t>つの方向性（側面）があります：</w:t>
-      </w:r>
-    </w:p>
-    <w:p>
-      <w:pPr>
-        <w:rPr>
-          <w:rFonts w:hint="eastAsia"/>
-        </w:rPr>
-      </w:pPr>
-      <w:r>
-        <w:rPr>
-          <w:rFonts w:hint="eastAsia"/>
-        </w:rPr>
-        <w:t xml:space="preserve">a. </w:t>
-      </w:r>
-      <w:proofErr w:type="spellStart"/>
-      <w:r>
-        <w:rPr>
-          <w:rFonts w:hint="eastAsia"/>
-        </w:rPr>
-        <w:t>Agency</w:t>
-      </w:r>
-      <w:r>
-        <w:rPr>
-          <w:rFonts w:hint="eastAsia"/>
-        </w:rPr>
-        <w:t>（主体性</w:t>
-      </w:r>
-      <w:proofErr w:type="spellEnd"/>
-      <w:r>
-        <w:rPr>
-          <w:rFonts w:hint="eastAsia"/>
-        </w:rPr>
-        <w:t>）：</w:t>
-      </w:r>
-      <w:proofErr w:type="spellStart"/>
-      <w:r>
-        <w:rPr>
-          <w:rFonts w:hint="eastAsia"/>
-        </w:rPr>
-        <w:t>イエスは私たちのためにご自身の命を捧げるという主体的な行動をとられました</w:t>
-      </w:r>
-      <w:proofErr w:type="spellEnd"/>
-      <w:r>
-        <w:rPr>
-          <w:rFonts w:hint="eastAsia"/>
-        </w:rPr>
-        <w:t>。</w:t>
-      </w:r>
-    </w:p>
-    <w:p>
-      <w:pPr>
-        <w:rPr>
-          <w:rFonts w:hint="eastAsia"/>
-        </w:rPr>
-      </w:pPr>
-      <w:r>
-        <w:rPr>
-          <w:rFonts w:hint="eastAsia"/>
-        </w:rPr>
-        <w:t xml:space="preserve">b. </w:t>
-      </w:r>
-      <w:proofErr w:type="spellStart"/>
-      <w:r>
-        <w:rPr>
-          <w:rFonts w:hint="eastAsia"/>
-        </w:rPr>
-        <w:t>AWE</w:t>
-      </w:r>
-      <w:r>
-        <w:rPr>
-          <w:rFonts w:hint="eastAsia"/>
-        </w:rPr>
-        <w:t>（畏敬</w:t>
-      </w:r>
-      <w:r>
-        <w:rPr>
-          <w:rFonts w:ascii="MS Mincho" w:eastAsia="MS Mincho" w:hAnsi="MS Mincho" w:cs="MS Mincho" w:hint="eastAsia"/>
-        </w:rPr>
-        <w:t>・</w:t>
-      </w:r>
-      <w:r>
-        <w:rPr>
-          <w:rFonts w:ascii="SimSun" w:hAnsi="SimSun" w:cs="SimSun" w:hint="eastAsia"/>
-        </w:rPr>
-        <w:t>驚き</w:t>
-      </w:r>
-      <w:proofErr w:type="spellEnd"/>
-      <w:r>
-        <w:rPr>
-          <w:rFonts w:ascii="SimSun" w:hAnsi="SimSun" w:cs="SimSun" w:hint="eastAsia"/>
-        </w:rPr>
-        <w:t>）：</w:t>
-      </w:r>
-      <w:proofErr w:type="spellStart"/>
-      <w:r>
-        <w:rPr>
-          <w:rFonts w:ascii="SimSun" w:hAnsi="SimSun" w:cs="SimSun" w:hint="eastAsia"/>
-        </w:rPr>
-        <w:t>イエスが神に向かって叫び求めた時、そこに</w:t>
-      </w:r>
-      <w:r>
-        <w:rPr>
-          <w:rFonts w:hint="eastAsia"/>
-        </w:rPr>
-        <w:t>AWE</w:t>
-      </w:r>
-      <w:r>
-        <w:rPr>
-          <w:rFonts w:hint="eastAsia"/>
-        </w:rPr>
-        <w:t>（神への畏敬や驚き）がありました</w:t>
-      </w:r>
-      <w:proofErr w:type="spellEnd"/>
-      <w:r>
-        <w:rPr>
-          <w:rFonts w:hint="eastAsia"/>
-        </w:rPr>
-        <w:t>。</w:t>
-      </w:r>
-    </w:p>
-    <w:p>
-      <w:pPr>
-        <w:rPr>
-          <w:rFonts w:hint="eastAsia"/>
-        </w:rPr>
-      </w:pPr>
-      <w:r>
-        <w:rPr>
-          <w:rFonts w:hint="eastAsia"/>
-        </w:rPr>
-        <w:t xml:space="preserve">c. </w:t>
-      </w:r>
-      <w:proofErr w:type="spellStart"/>
-      <w:r>
-        <w:rPr>
-          <w:rFonts w:hint="eastAsia"/>
-        </w:rPr>
-        <w:t>Intimacy</w:t>
-      </w:r>
-      <w:r>
-        <w:rPr>
-          <w:rFonts w:hint="eastAsia"/>
-        </w:rPr>
-        <w:t>（親密さ</w:t>
-      </w:r>
-      <w:proofErr w:type="spellEnd"/>
-      <w:r>
-        <w:rPr>
-          <w:rFonts w:hint="eastAsia"/>
-        </w:rPr>
-        <w:t>）：</w:t>
-      </w:r>
-      <w:proofErr w:type="spellStart"/>
-      <w:r>
-        <w:rPr>
-          <w:rFonts w:hint="eastAsia"/>
-        </w:rPr>
-        <w:t>イエスは人間に対する信頼と愛による親密さを決してやめませんでした</w:t>
-      </w:r>
-      <w:proofErr w:type="spellEnd"/>
-      <w:r>
-        <w:rPr>
-          <w:rFonts w:hint="eastAsia"/>
-        </w:rPr>
-        <w:t>。</w:t>
-      </w:r>
-    </w:p>
-    <w:p>
-      <w:pPr>
-        <w:rPr>
-          <w:rFonts w:hint="eastAsia"/>
-        </w:rPr>
-      </w:pPr>
-      <w:r>
-        <w:rPr>
-          <w:rFonts w:hint="eastAsia"/>
-        </w:rPr>
-        <w:t xml:space="preserve">d. </w:t>
-      </w:r>
-      <w:proofErr w:type="spellStart"/>
-      <w:r>
-        <w:rPr>
-          <w:rFonts w:hint="eastAsia"/>
-        </w:rPr>
-        <w:t>Identity</w:t>
-      </w:r>
-      <w:r>
-        <w:rPr>
-          <w:rFonts w:hint="eastAsia"/>
-        </w:rPr>
-        <w:t>（アイデンティティ</w:t>
-      </w:r>
-      <w:proofErr w:type="spellEnd"/>
-      <w:r>
-        <w:rPr>
-          <w:rFonts w:hint="eastAsia"/>
-        </w:rPr>
-        <w:t>）：</w:t>
-      </w:r>
-      <w:proofErr w:type="spellStart"/>
-      <w:r>
-        <w:rPr>
-          <w:rFonts w:hint="eastAsia"/>
-        </w:rPr>
-        <w:t>イエスは「神の子」であるという揺るぎない確信を持っていました</w:t>
-      </w:r>
-      <w:proofErr w:type="spellEnd"/>
-      <w:r>
-        <w:rPr>
-          <w:rFonts w:hint="eastAsia"/>
-        </w:rPr>
-        <w:t>。</w:t>
-      </w:r>
-    </w:p>
-    <w:p>
-      <w:pPr>
-        <w:rPr>
-          <w:rFonts w:hint="eastAsia"/>
-        </w:rPr>
-      </w:pPr>
-      <w:proofErr w:type="spellStart"/>
-      <w:r>
-        <w:rPr>
-          <w:rFonts w:hint="eastAsia"/>
-        </w:rPr>
-        <w:t>イエスは十字架上でその身を広げ、神と私たちの関係を回復されました</w:t>
-      </w:r>
-      <w:proofErr w:type="spellEnd"/>
-      <w:r>
-        <w:rPr>
-          <w:rFonts w:hint="eastAsia"/>
-        </w:rPr>
-        <w:t>。</w:t>
-      </w:r>
-    </w:p>
-    <w:p>
-      <w:pPr>
-        <w:rPr>
-          <w:rFonts w:hint="eastAsia"/>
-        </w:rPr>
-      </w:pPr>
-      <w:r>
-        <w:rPr>
-          <w:rFonts w:hint="eastAsia"/>
-        </w:rPr>
-        <w:t xml:space="preserve">6. </w:t>
-      </w:r>
-      <w:proofErr w:type="spellStart"/>
-      <w:r>
-        <w:rPr>
-          <w:rFonts w:hint="eastAsia"/>
-        </w:rPr>
-        <w:t>結論</w:t>
-      </w:r>
-      <w:proofErr w:type="spellEnd"/>
-      <w:r>
-        <w:rPr>
-          <w:rFonts w:hint="eastAsia"/>
-        </w:rPr>
-        <w:t>：</w:t>
-      </w:r>
-    </w:p>
-    <w:p>
-      <w:pPr>
-        <w:rPr>
-          <w:rFonts w:hint="eastAsia"/>
-        </w:rPr>
-      </w:pPr>
-      <w:r>
-        <w:rPr>
-          <w:rFonts w:hint="eastAsia"/>
-        </w:rPr>
-        <w:t>立ち上がり、隣の人に祈りましょう。「主よ、この人に思い出させてください。彼ら／彼女らは愛されており、知られており、決して一人ではないということを。」この夏、私たちはコンピュータや</w:t>
-      </w:r>
-      <w:r>
-        <w:rPr>
-          <w:rFonts w:hint="eastAsia"/>
-        </w:rPr>
-        <w:t>iPhone</w:t>
-      </w:r>
-      <w:r>
-        <w:rPr>
-          <w:rFonts w:hint="eastAsia"/>
-        </w:rPr>
-        <w:t>から離れ、実践に取り組みます。</w:t>
-      </w:r>
-    </w:p>
-    <w:p>
-      <w:pPr>
-        <w:rPr>
-          <w:rFonts w:hint="eastAsia"/>
-        </w:rPr>
-      </w:pPr>
-      <w:r>
-        <w:rPr>
-          <w:rFonts w:hint="eastAsia"/>
-        </w:rPr>
-        <w:t xml:space="preserve">a. </w:t>
-      </w:r>
-      <w:proofErr w:type="spellStart"/>
-      <w:r>
-        <w:rPr>
-          <w:rFonts w:hint="eastAsia"/>
-        </w:rPr>
-        <w:t>週に一度、誰かと直接顔を合わせて食事をする（その際、携帯電話は使わない</w:t>
-      </w:r>
-      <w:proofErr w:type="spellEnd"/>
-      <w:r>
-        <w:rPr>
-          <w:rFonts w:hint="eastAsia"/>
-        </w:rPr>
-        <w:t>）。</w:t>
-      </w:r>
-    </w:p>
-    <w:p>
-      <w:pPr>
-        <w:rPr>
-          <w:rFonts w:hint="eastAsia"/>
-        </w:rPr>
-      </w:pPr>
-      <w:r>
-        <w:rPr>
-          <w:rFonts w:hint="eastAsia"/>
-        </w:rPr>
-        <w:t xml:space="preserve">b. </w:t>
-      </w:r>
-      <w:proofErr w:type="spellStart"/>
-      <w:r>
-        <w:rPr>
-          <w:rFonts w:hint="eastAsia"/>
-        </w:rPr>
-        <w:t>苦しんでいる人のもとへ、実際に足を運んで寄り添う</w:t>
-      </w:r>
-      <w:proofErr w:type="spellEnd"/>
-      <w:r>
-        <w:rPr>
-          <w:rFonts w:hint="eastAsia"/>
-        </w:rPr>
-        <w:t>。</w:t>
-      </w:r>
-    </w:p>
-    <w:p>
-      <w:pPr>
-        <w:rPr>
-          <w:rFonts w:hint="eastAsia"/>
-        </w:rPr>
-      </w:pPr>
-      <w:r>
-        <w:rPr>
-          <w:rFonts w:hint="eastAsia"/>
-        </w:rPr>
-        <w:lastRenderedPageBreak/>
-        <w:t>AI</w:t>
-      </w:r>
-      <w:r>
-        <w:rPr>
-          <w:rFonts w:hint="eastAsia"/>
-        </w:rPr>
-        <w:t>は、</w:t>
-      </w:r>
-      <w:r>
-        <w:rPr>
-          <w:rFonts w:hint="eastAsia"/>
-        </w:rPr>
-        <w:t>4</w:t>
-      </w:r>
-      <w:r>
-        <w:rPr>
-          <w:rFonts w:hint="eastAsia"/>
-        </w:rPr>
-        <w:t>つの重要な関係性（畏敬の念、主体性、アイデンティティ、親密さ）を築く上では役に立ちません。</w:t>
-      </w:r>
-    </w:p>
-    <w:p>
-      <w:proofErr w:type="spellStart"/>
-      <w:r>
-        <w:rPr>
-          <w:rFonts w:hint="eastAsia"/>
-        </w:rPr>
-        <w:t>イエスのもとへ立ち返り、妻、子供、両親、そして友人との間に、健全な関係を築きましょう</w:t>
-      </w:r>
-      <w:proofErr w:type="spellEnd"/>
-      <w:r>
-        <w:rPr>
-          <w:rFonts w:hint="eastAsia"/>
-        </w:rPr>
-        <w:t>。</w:t>
-      </w:r>
-    </w:p>
-    <w:p/>
     <w:sectPr>
       <w:footerReference w:type="default" r:id="rId43"/>
       <w:pgSz w:w="12240" w:h="15840"/>

--- a/Church/2026/2026_0620_MenloChurch.docx
+++ b/Church/2026/2026_0620_MenloChurch.docx
@@ -131,9 +131,6 @@
             </a:graphic>
           </wp:inline>
         </w:drawing>
-      </w:r>
-      <w:r>
-        <w:t>AWE</w:t>
       </w:r>
     </w:p>
     <w:p>
@@ -1945,15 +1942,7 @@
         <w:t>Chatbot understand you, year by year. It will replace you.</w:t>
       </w:r>
       <w:r>
-        <w:t xml:space="preserve"> Every part of you </w:t>
-      </w:r>
-      <w:proofErr w:type="gramStart"/>
-      <w:r>
-        <w:t>become</w:t>
-      </w:r>
-      <w:proofErr w:type="gramEnd"/>
-      <w:r>
-        <w:t xml:space="preserve"> artificial compo</w:t>
+        <w:t xml:space="preserve"> Every part of you become artificial compo</w:t>
       </w:r>
       <w:r>
         <w:t>nent or substitutes.</w:t>
@@ -2752,13 +2741,7 @@
         <w:t xml:space="preserve"> you get older, AI takes the conversation and we become made by AWE</w:t>
       </w:r>
       <w:r>
-        <w:t xml:space="preserve"> (</w:t>
-      </w:r>
-      <w:r>
-        <w:t>Augmented World Expo</w:t>
-      </w:r>
-      <w:r>
-        <w:t>)</w:t>
+        <w:t xml:space="preserve"> (Augmented World Expo)</w:t>
       </w:r>
       <w:r>
         <w:t>.</w:t>
@@ -2794,10 +2777,7 @@
         <w:t xml:space="preserve">. </w:t>
       </w:r>
       <w:r>
-        <w:t>AWE (Augmented World Expo</w:t>
-      </w:r>
-      <w:r>
-        <w:t>)</w:t>
+        <w:t>AWE (Augmented World Expo)</w:t>
       </w:r>
       <w:r>
         <w:t xml:space="preserve">: AWE is when Jesus cried out to the God. </w:t>
@@ -2877,11 +2857,6 @@
     </w:p>
     <w:p/>
     <w:p>
-      <w:pPr>
-        <w:rPr>
-          <w:rFonts w:hint="eastAsia"/>
-        </w:rPr>
-      </w:pPr>
       <w:r>
         <w:rPr>
           <w:rFonts w:hint="eastAsia"/>
@@ -2890,11 +2865,6 @@
       </w:r>
     </w:p>
     <w:p>
-      <w:pPr>
-        <w:rPr>
-          <w:rFonts w:hint="eastAsia"/>
-        </w:rPr>
-      </w:pPr>
       <w:r>
         <w:rPr>
           <w:rFonts w:hint="eastAsia"/>
@@ -2981,11 +2951,6 @@
       </w:r>
     </w:p>
     <w:p>
-      <w:pPr>
-        <w:rPr>
-          <w:rFonts w:hint="eastAsia"/>
-        </w:rPr>
-      </w:pPr>
       <w:r>
         <w:rPr>
           <w:rFonts w:hint="eastAsia"/>
@@ -2994,30 +2959,11 @@
       </w:r>
     </w:p>
     <w:p>
-      <w:pPr>
-        <w:rPr>
-          <w:rFonts w:hint="eastAsia"/>
-        </w:rPr>
-      </w:pPr>
-      <w:r>
-        <w:rPr>
-          <w:rFonts w:hint="eastAsia"/>
-        </w:rPr>
-        <w:t>「</w:t>
-      </w:r>
-      <w:proofErr w:type="spellStart"/>
-      <w:r>
-        <w:rPr>
-          <w:rFonts w:hint="eastAsia"/>
-        </w:rPr>
-        <w:t>離線</w:t>
-      </w:r>
-      <w:proofErr w:type="spellEnd"/>
-      <w:r>
-        <w:rPr>
-          <w:rFonts w:hint="eastAsia"/>
-        </w:rPr>
-        <w:t>」（</w:t>
+      <w:r>
+        <w:rPr>
+          <w:rFonts w:hint="eastAsia"/>
+        </w:rPr>
+        <w:t>「離線」（</w:t>
       </w:r>
       <w:r>
         <w:rPr>
@@ -3041,23 +2987,8 @@
         <w:rPr>
           <w:rFonts w:hint="eastAsia"/>
         </w:rPr>
-        <w:t>「</w:t>
-      </w:r>
-      <w:proofErr w:type="spellStart"/>
-      <w:r>
-        <w:rPr>
-          <w:rFonts w:hint="eastAsia"/>
-        </w:rPr>
-        <w:t>故障</w:t>
-      </w:r>
-      <w:proofErr w:type="spellEnd"/>
-      <w:r>
-        <w:rPr>
-          <w:rFonts w:hint="eastAsia"/>
-        </w:rPr>
-        <w:t>」（</w:t>
-      </w:r>
-      <w:proofErr w:type="spellStart"/>
+        <w:t>「故障」（</w:t>
+      </w:r>
       <w:r>
         <w:rPr>
           <w:rFonts w:hint="eastAsia"/>
@@ -3070,19 +3001,11 @@
         </w:rPr>
         <w:t>）系列</w:t>
       </w:r>
-      <w:proofErr w:type="spellEnd"/>
-      <w:r>
-        <w:rPr>
-          <w:rFonts w:hint="eastAsia"/>
-        </w:rPr>
-        <w:t xml:space="preserve"> | </w:t>
-      </w:r>
-      <w:proofErr w:type="spellStart"/>
-      <w:r>
-        <w:rPr>
-          <w:rFonts w:hint="eastAsia"/>
-        </w:rPr>
-        <w:t>Menlo</w:t>
+      <w:r>
+        <w:rPr>
+          <w:rFonts w:hint="eastAsia"/>
+        </w:rPr>
+        <w:t xml:space="preserve"> | Menlo</w:t>
       </w:r>
       <w:r>
         <w:rPr>
@@ -3090,7 +3013,6 @@
         </w:rPr>
         <w:t>教會</w:t>
       </w:r>
-      <w:proofErr w:type="spellEnd"/>
       <w:r>
         <w:rPr>
           <w:rFonts w:hint="eastAsia"/>
@@ -3098,34 +3020,14 @@
         <w:t xml:space="preserve"> Phil EuBank</w:t>
       </w:r>
     </w:p>
-    <w:p>
-      <w:pPr>
-        <w:rPr>
-          <w:rFonts w:hint="eastAsia"/>
-        </w:rPr>
-      </w:pPr>
-    </w:p>
-    <w:p>
-      <w:pPr>
-        <w:rPr>
-          <w:rFonts w:hint="eastAsia"/>
-        </w:rPr>
-      </w:pPr>
-      <w:proofErr w:type="spellStart"/>
-      <w:r>
-        <w:rPr>
-          <w:rFonts w:hint="eastAsia"/>
-        </w:rPr>
-        <w:t>我們正處於為期四週的「故障</w:t>
-      </w:r>
-      <w:proofErr w:type="spellEnd"/>
-      <w:r>
-        <w:rPr>
-          <w:rFonts w:hint="eastAsia"/>
-        </w:rPr>
-        <w:t>」（</w:t>
-      </w:r>
-      <w:proofErr w:type="spellStart"/>
+    <w:p/>
+    <w:p>
+      <w:r>
+        <w:rPr>
+          <w:rFonts w:hint="eastAsia"/>
+        </w:rPr>
+        <w:t>我們正處於為期四週的「故障」（</w:t>
+      </w:r>
       <w:r>
         <w:rPr>
           <w:rFonts w:hint="eastAsia"/>
@@ -3136,14 +3038,7 @@
         <w:rPr>
           <w:rFonts w:hint="eastAsia"/>
         </w:rPr>
-        <w:t>）系列講道的最後一部分，該系列涵蓋了「致命錯誤</w:t>
-      </w:r>
-      <w:proofErr w:type="spellEnd"/>
-      <w:r>
-        <w:rPr>
-          <w:rFonts w:hint="eastAsia"/>
-        </w:rPr>
-        <w:t>」（</w:t>
+        <w:t>）系列講道的最後一部分，該系列涵蓋了「致命錯誤」（</w:t>
       </w:r>
       <w:r>
         <w:rPr>
@@ -3155,21 +3050,7 @@
         <w:rPr>
           <w:rFonts w:hint="eastAsia"/>
         </w:rPr>
-        <w:t>）、「</w:t>
-      </w:r>
-      <w:proofErr w:type="spellStart"/>
-      <w:r>
-        <w:rPr>
-          <w:rFonts w:hint="eastAsia"/>
-        </w:rPr>
-        <w:t>無限循環</w:t>
-      </w:r>
-      <w:proofErr w:type="spellEnd"/>
-      <w:r>
-        <w:rPr>
-          <w:rFonts w:hint="eastAsia"/>
-        </w:rPr>
-        <w:t>」（</w:t>
+        <w:t>）、「無限循環」（</w:t>
       </w:r>
       <w:r>
         <w:rPr>
@@ -3181,47 +3062,19 @@
         <w:rPr>
           <w:rFonts w:hint="eastAsia"/>
         </w:rPr>
-        <w:t>）、「</w:t>
-      </w:r>
-      <w:proofErr w:type="spellStart"/>
-      <w:r>
-        <w:rPr>
-          <w:rFonts w:hint="eastAsia"/>
-        </w:rPr>
-        <w:t>硬體故障</w:t>
-      </w:r>
-      <w:proofErr w:type="spellEnd"/>
-      <w:r>
-        <w:rPr>
-          <w:rFonts w:hint="eastAsia"/>
-        </w:rPr>
-        <w:t>」（</w:t>
-      </w:r>
-      <w:r>
-        <w:rPr>
-          <w:rFonts w:hint="eastAsia"/>
-        </w:rPr>
-        <w:t xml:space="preserve">Hardware </w:t>
-      </w:r>
-      <w:proofErr w:type="spellStart"/>
-      <w:r>
-        <w:rPr>
-          <w:rFonts w:hint="eastAsia"/>
-        </w:rPr>
-        <w:t>Failure</w:t>
-      </w:r>
-      <w:r>
-        <w:rPr>
-          <w:rFonts w:hint="eastAsia"/>
-        </w:rPr>
-        <w:t>）和「離線</w:t>
-      </w:r>
-      <w:proofErr w:type="spellEnd"/>
-      <w:r>
-        <w:rPr>
-          <w:rFonts w:hint="eastAsia"/>
-        </w:rPr>
-        <w:t>」（</w:t>
+        <w:t>）、「硬體故障」（</w:t>
+      </w:r>
+      <w:r>
+        <w:rPr>
+          <w:rFonts w:hint="eastAsia"/>
+        </w:rPr>
+        <w:t>Hardware Failure</w:t>
+      </w:r>
+      <w:r>
+        <w:rPr>
+          <w:rFonts w:hint="eastAsia"/>
+        </w:rPr>
+        <w:t>）和「離線」（</w:t>
       </w:r>
       <w:r>
         <w:rPr>
@@ -3248,26 +3101,68 @@
         <w:t>）的世界裡，身處機器世界的我們該扮演什麼樣的人類角色？今天，我們要探討如何「離線」並保持與人類世界的聯繫。</w:t>
       </w:r>
     </w:p>
-    <w:p>
-      <w:pPr>
-        <w:rPr>
-          <w:rFonts w:hint="eastAsia"/>
-        </w:rPr>
-      </w:pPr>
-    </w:p>
-    <w:p>
-      <w:pPr>
-        <w:rPr>
-          <w:rFonts w:hint="eastAsia"/>
-        </w:rPr>
-      </w:pPr>
-      <w:r>
-        <w:rPr>
-          <w:rFonts w:hint="eastAsia"/>
-        </w:rPr>
-        <w:t xml:space="preserve">1. </w:t>
-      </w:r>
-      <w:proofErr w:type="spellStart"/>
+    <w:p/>
+    <w:p>
+      <w:r>
+        <w:rPr>
+          <w:rFonts w:hint="eastAsia"/>
+        </w:rPr>
+        <w:t>1. AI</w:t>
+      </w:r>
+      <w:r>
+        <w:rPr>
+          <w:rFonts w:hint="eastAsia"/>
+        </w:rPr>
+        <w:t>包含四個框架：人工</w:t>
+      </w:r>
+      <w:r>
+        <w:rPr>
+          <w:rFonts w:hint="eastAsia"/>
+        </w:rPr>
+        <w:t>AWE</w:t>
+      </w:r>
+      <w:r>
+        <w:rPr>
+          <w:rFonts w:hint="eastAsia"/>
+        </w:rPr>
+        <w:t>（增強世界</w:t>
+      </w:r>
+      <w:r>
+        <w:rPr>
+          <w:rFonts w:hint="eastAsia"/>
+        </w:rPr>
+        <w:t>/</w:t>
+      </w:r>
+      <w:r>
+        <w:rPr>
+          <w:rFonts w:hint="eastAsia"/>
+        </w:rPr>
+        <w:t>擴展現實：</w:t>
+      </w:r>
+      <w:r>
+        <w:rPr>
+          <w:rFonts w:hint="eastAsia"/>
+        </w:rPr>
+        <w:t>AR</w:t>
+      </w:r>
+      <w:r>
+        <w:rPr>
+          <w:rFonts w:hint="eastAsia"/>
+        </w:rPr>
+        <w:t>、</w:t>
+      </w:r>
+      <w:r>
+        <w:rPr>
+          <w:rFonts w:hint="eastAsia"/>
+        </w:rPr>
+        <w:t>VR</w:t>
+      </w:r>
+      <w:r>
+        <w:rPr>
+          <w:rFonts w:hint="eastAsia"/>
+        </w:rPr>
+        <w:t>、空間</w:t>
+      </w:r>
       <w:r>
         <w:rPr>
           <w:rFonts w:hint="eastAsia"/>
@@ -3278,7 +3173,181 @@
         <w:rPr>
           <w:rFonts w:hint="eastAsia"/>
         </w:rPr>
-        <w:t>包含四個框架：人工</w:t>
+        <w:t>）、人工代理（</w:t>
+      </w:r>
+      <w:r>
+        <w:rPr>
+          <w:rFonts w:hint="eastAsia"/>
+        </w:rPr>
+        <w:t>Artificial Agency</w:t>
+      </w:r>
+      <w:r>
+        <w:rPr>
+          <w:rFonts w:hint="eastAsia"/>
+        </w:rPr>
+        <w:t>，如</w:t>
+      </w:r>
+      <w:r>
+        <w:rPr>
+          <w:rFonts w:hint="eastAsia"/>
+        </w:rPr>
+        <w:t>Google Spark</w:t>
+      </w:r>
+      <w:r>
+        <w:rPr>
+          <w:rFonts w:hint="eastAsia"/>
+        </w:rPr>
+        <w:t>）、人工身分（</w:t>
+      </w:r>
+      <w:r>
+        <w:rPr>
+          <w:rFonts w:hint="eastAsia"/>
+        </w:rPr>
+        <w:t>Artificial Identity</w:t>
+      </w:r>
+      <w:r>
+        <w:rPr>
+          <w:rFonts w:hint="eastAsia"/>
+        </w:rPr>
+        <w:t>）和人工親密關係（</w:t>
+      </w:r>
+      <w:r>
+        <w:rPr>
+          <w:rFonts w:hint="eastAsia"/>
+        </w:rPr>
+        <w:t>Artificial Intimacy</w:t>
+      </w:r>
+      <w:r>
+        <w:rPr>
+          <w:rFonts w:hint="eastAsia"/>
+        </w:rPr>
+        <w:t>）。</w:t>
+      </w:r>
+      <w:r>
+        <w:rPr>
+          <w:rFonts w:hint="eastAsia"/>
+        </w:rPr>
+        <w:t xml:space="preserve"> AI</w:t>
+      </w:r>
+      <w:r>
+        <w:rPr>
+          <w:rFonts w:hint="eastAsia"/>
+        </w:rPr>
+        <w:t>不僅僅是技術，它也在某種程度上取代了人類。</w:t>
+      </w:r>
+    </w:p>
+    <w:p>
+      <w:r>
+        <w:rPr>
+          <w:rFonts w:hint="eastAsia"/>
+        </w:rPr>
+        <w:t xml:space="preserve">2. </w:t>
+      </w:r>
+      <w:r>
+        <w:rPr>
+          <w:rFonts w:hint="eastAsia"/>
+        </w:rPr>
+        <w:t>一句美國俗語形容某種關係是「只索取不給予」（只進不出，沒有互動）。這意味著關係是單向的，沒有回饋。而</w:t>
+      </w:r>
+      <w:r>
+        <w:rPr>
+          <w:rFonts w:hint="eastAsia"/>
+        </w:rPr>
+        <w:t>AI</w:t>
+      </w:r>
+      <w:r>
+        <w:rPr>
+          <w:rFonts w:hint="eastAsia"/>
+        </w:rPr>
+        <w:t>總是傾聽你，順從你的想法。</w:t>
+      </w:r>
+    </w:p>
+    <w:p>
+      <w:r>
+        <w:rPr>
+          <w:rFonts w:hint="eastAsia"/>
+        </w:rPr>
+        <w:t xml:space="preserve">3. </w:t>
+      </w:r>
+      <w:r>
+        <w:rPr>
+          <w:rFonts w:hint="eastAsia"/>
+        </w:rPr>
+        <w:t>馬太福音</w:t>
+      </w:r>
+      <w:r>
+        <w:rPr>
+          <w:rFonts w:hint="eastAsia"/>
+        </w:rPr>
+        <w:t xml:space="preserve"> 11:28-30</w:t>
+      </w:r>
+      <w:r>
+        <w:rPr>
+          <w:rFonts w:hint="eastAsia"/>
+        </w:rPr>
+        <w:t>：耶穌在十字架上捨己，確立了神與世人之間和好的關係。</w:t>
+      </w:r>
+    </w:p>
+    <w:p>
+      <w:r>
+        <w:rPr>
+          <w:rFonts w:hint="eastAsia"/>
+        </w:rPr>
+        <w:t xml:space="preserve">4. </w:t>
+      </w:r>
+      <w:r>
+        <w:rPr>
+          <w:rFonts w:hint="eastAsia"/>
+        </w:rPr>
+        <w:t>哥林多前書</w:t>
+      </w:r>
+      <w:r>
+        <w:rPr>
+          <w:rFonts w:hint="eastAsia"/>
+        </w:rPr>
+        <w:t xml:space="preserve"> 13:12</w:t>
+      </w:r>
+      <w:r>
+        <w:rPr>
+          <w:rFonts w:hint="eastAsia"/>
+        </w:rPr>
+        <w:t>：使徒保羅在寫給哥林多教會的信中，呼籲人們增進與神面對面的親密關係。相比之下，</w:t>
+      </w:r>
+      <w:r>
+        <w:rPr>
+          <w:rFonts w:hint="eastAsia"/>
+        </w:rPr>
+        <w:t>AI</w:t>
+      </w:r>
+      <w:r>
+        <w:rPr>
+          <w:rFonts w:hint="eastAsia"/>
+        </w:rPr>
+        <w:t>就像一面模糊或破裂的鏡子。</w:t>
+      </w:r>
+      <w:r>
+        <w:rPr>
+          <w:rFonts w:hint="eastAsia"/>
+        </w:rPr>
+        <w:t xml:space="preserve"> AI</w:t>
+      </w:r>
+      <w:r>
+        <w:rPr>
+          <w:rFonts w:hint="eastAsia"/>
+        </w:rPr>
+        <w:t>無法真正了解你，卻在取代你。隨著年齡增長，</w:t>
+      </w:r>
+      <w:r>
+        <w:rPr>
+          <w:rFonts w:hint="eastAsia"/>
+        </w:rPr>
+        <w:t>AI</w:t>
+      </w:r>
+      <w:r>
+        <w:rPr>
+          <w:rFonts w:hint="eastAsia"/>
+        </w:rPr>
+        <w:t>接管了對話，我們反而成了被</w:t>
       </w:r>
       <w:r>
         <w:rPr>
@@ -3290,685 +3359,158 @@
         <w:rPr>
           <w:rFonts w:hint="eastAsia"/>
         </w:rPr>
-        <w:t>（增強世界</w:t>
-      </w:r>
-      <w:proofErr w:type="spellEnd"/>
-      <w:r>
-        <w:rPr>
-          <w:rFonts w:hint="eastAsia"/>
-        </w:rPr>
-        <w:t>/</w:t>
-      </w:r>
-      <w:proofErr w:type="spellStart"/>
-      <w:r>
-        <w:rPr>
-          <w:rFonts w:hint="eastAsia"/>
-        </w:rPr>
-        <w:t>擴展現實：</w:t>
-      </w:r>
-      <w:r>
-        <w:rPr>
-          <w:rFonts w:hint="eastAsia"/>
-        </w:rPr>
-        <w:t>AR</w:t>
-      </w:r>
-      <w:r>
-        <w:rPr>
-          <w:rFonts w:hint="eastAsia"/>
-        </w:rPr>
-        <w:t>、</w:t>
-      </w:r>
-      <w:r>
-        <w:rPr>
-          <w:rFonts w:hint="eastAsia"/>
-        </w:rPr>
-        <w:t>VR</w:t>
-      </w:r>
-      <w:r>
-        <w:rPr>
-          <w:rFonts w:hint="eastAsia"/>
-        </w:rPr>
-        <w:t>、空間</w:t>
-      </w:r>
-      <w:r>
-        <w:rPr>
-          <w:rFonts w:hint="eastAsia"/>
-        </w:rPr>
-        <w:t>AI</w:t>
-      </w:r>
-      <w:proofErr w:type="spellEnd"/>
-      <w:r>
-        <w:rPr>
-          <w:rFonts w:hint="eastAsia"/>
-        </w:rPr>
-        <w:t>）、</w:t>
-      </w:r>
-      <w:proofErr w:type="spellStart"/>
-      <w:r>
-        <w:rPr>
-          <w:rFonts w:hint="eastAsia"/>
-        </w:rPr>
-        <w:t>人工代理（</w:t>
-      </w:r>
-      <w:r>
-        <w:rPr>
-          <w:rFonts w:hint="eastAsia"/>
-        </w:rPr>
-        <w:t>Artificial</w:t>
-      </w:r>
-      <w:proofErr w:type="spellEnd"/>
+        <w:t>（增強世界技術）塑造的人。</w:t>
+      </w:r>
+    </w:p>
+    <w:p>
+      <w:r>
+        <w:rPr>
+          <w:rFonts w:hint="eastAsia"/>
+        </w:rPr>
+        <w:t xml:space="preserve">5. </w:t>
+      </w:r>
+      <w:r>
+        <w:rPr>
+          <w:rFonts w:hint="eastAsia"/>
+        </w:rPr>
+        <w:t>在神的國度裡，我們有四個維度：</w:t>
+      </w:r>
+    </w:p>
+    <w:p>
+      <w:r>
+        <w:rPr>
+          <w:rFonts w:hint="eastAsia"/>
+        </w:rPr>
+        <w:t xml:space="preserve">a. </w:t>
+      </w:r>
+      <w:r>
+        <w:rPr>
+          <w:rFonts w:hint="eastAsia"/>
+        </w:rPr>
+        <w:t>代理（</w:t>
+      </w:r>
+      <w:r>
+        <w:rPr>
+          <w:rFonts w:hint="eastAsia"/>
+        </w:rPr>
+        <w:t>Agency</w:t>
+      </w:r>
+      <w:r>
+        <w:rPr>
+          <w:rFonts w:hint="eastAsia"/>
+        </w:rPr>
+        <w:t>）：耶穌是那位為我們捨命的「代理者」（中保）。</w:t>
+      </w:r>
+    </w:p>
+    <w:p>
+      <w:r>
+        <w:rPr>
+          <w:rFonts w:hint="eastAsia"/>
+        </w:rPr>
+        <w:t>b. AWE</w:t>
+      </w:r>
+      <w:r>
+        <w:rPr>
+          <w:rFonts w:hint="eastAsia"/>
+        </w:rPr>
+        <w:t>（此處指耶穌向神發出的呼喊）：這代表了耶穌向神呼求的時刻。</w:t>
+      </w:r>
+    </w:p>
+    <w:p>
+      <w:r>
+        <w:rPr>
+          <w:rFonts w:hint="eastAsia"/>
+        </w:rPr>
+        <w:t xml:space="preserve">c. </w:t>
+      </w:r>
+      <w:r>
+        <w:rPr>
+          <w:rFonts w:hint="eastAsia"/>
+        </w:rPr>
+        <w:t>親密關係（</w:t>
+      </w:r>
+      <w:r>
+        <w:rPr>
+          <w:rFonts w:hint="eastAsia"/>
+        </w:rPr>
+        <w:t>Intimacy</w:t>
+      </w:r>
+      <w:r>
+        <w:rPr>
+          <w:rFonts w:hint="eastAsia"/>
+        </w:rPr>
+        <w:t>）：耶穌從未停止對人類的信賴與充滿愛的親密關係。</w:t>
+      </w:r>
+    </w:p>
+    <w:p>
+      <w:r>
+        <w:rPr>
+          <w:rFonts w:hint="eastAsia"/>
+        </w:rPr>
+        <w:t xml:space="preserve">d. </w:t>
+      </w:r>
+      <w:r>
+        <w:rPr>
+          <w:rFonts w:hint="eastAsia"/>
+        </w:rPr>
+        <w:t>身分認同（</w:t>
+      </w:r>
+      <w:r>
+        <w:rPr>
+          <w:rFonts w:hint="eastAsia"/>
+        </w:rPr>
+        <w:t>Identity</w:t>
+      </w:r>
+      <w:r>
+        <w:rPr>
+          <w:rFonts w:hint="eastAsia"/>
+        </w:rPr>
+        <w:t>）：耶穌對自己身為「神之子」的身分有著堅定不移的認知。</w:t>
+      </w:r>
+    </w:p>
+    <w:p>
+      <w:r>
+        <w:rPr>
+          <w:rFonts w:hint="eastAsia"/>
+        </w:rPr>
+        <w:t>耶穌在十字架上張開雙臂，修復了神與我們之間的關係。</w:t>
+      </w:r>
+    </w:p>
+    <w:p>
+      <w:r>
+        <w:rPr>
+          <w:rFonts w:hint="eastAsia"/>
+        </w:rPr>
+        <w:t xml:space="preserve">6. </w:t>
+      </w:r>
+      <w:r>
+        <w:rPr>
+          <w:rFonts w:hint="eastAsia"/>
+        </w:rPr>
+        <w:t>結語：</w:t>
+      </w:r>
+    </w:p>
+    <w:p>
+      <w:r>
+        <w:rPr>
+          <w:rFonts w:hint="eastAsia"/>
+        </w:rPr>
+        <w:t>請大家起立，為身旁的人禱告。</w:t>
+      </w:r>
       <w:r>
         <w:rPr>
           <w:rFonts w:hint="eastAsia"/>
         </w:rPr>
         <w:t xml:space="preserve"> </w:t>
       </w:r>
-      <w:proofErr w:type="spellStart"/>
-      <w:r>
-        <w:rPr>
-          <w:rFonts w:hint="eastAsia"/>
-        </w:rPr>
-        <w:t>Agency</w:t>
-      </w:r>
-      <w:r>
-        <w:rPr>
-          <w:rFonts w:hint="eastAsia"/>
-        </w:rPr>
-        <w:t>，如</w:t>
-      </w:r>
-      <w:r>
-        <w:rPr>
-          <w:rFonts w:hint="eastAsia"/>
-        </w:rPr>
-        <w:t>Google</w:t>
-      </w:r>
-      <w:proofErr w:type="spellEnd"/>
-      <w:r>
-        <w:rPr>
-          <w:rFonts w:hint="eastAsia"/>
-        </w:rPr>
-        <w:t xml:space="preserve"> Spark</w:t>
-      </w:r>
-      <w:r>
-        <w:rPr>
-          <w:rFonts w:hint="eastAsia"/>
-        </w:rPr>
-        <w:t>）、</w:t>
-      </w:r>
-      <w:proofErr w:type="spellStart"/>
-      <w:r>
-        <w:rPr>
-          <w:rFonts w:hint="eastAsia"/>
-        </w:rPr>
-        <w:t>人工身分（</w:t>
-      </w:r>
-      <w:r>
-        <w:rPr>
-          <w:rFonts w:hint="eastAsia"/>
-        </w:rPr>
-        <w:t>Artificial</w:t>
-      </w:r>
-      <w:proofErr w:type="spellEnd"/>
-      <w:r>
-        <w:rPr>
-          <w:rFonts w:hint="eastAsia"/>
-        </w:rPr>
-        <w:t xml:space="preserve"> </w:t>
-      </w:r>
-      <w:proofErr w:type="spellStart"/>
-      <w:r>
-        <w:rPr>
-          <w:rFonts w:hint="eastAsia"/>
-        </w:rPr>
-        <w:t>Identity</w:t>
-      </w:r>
-      <w:r>
-        <w:rPr>
-          <w:rFonts w:hint="eastAsia"/>
-        </w:rPr>
-        <w:t>）和人工親密關係（</w:t>
-      </w:r>
-      <w:r>
-        <w:rPr>
-          <w:rFonts w:hint="eastAsia"/>
-        </w:rPr>
-        <w:t>Artificial</w:t>
-      </w:r>
-      <w:proofErr w:type="spellEnd"/>
-      <w:r>
-        <w:rPr>
-          <w:rFonts w:hint="eastAsia"/>
-        </w:rPr>
-        <w:t xml:space="preserve"> Intimacy</w:t>
-      </w:r>
-      <w:r>
-        <w:rPr>
-          <w:rFonts w:hint="eastAsia"/>
-        </w:rPr>
-        <w:t>）。</w:t>
-      </w:r>
-      <w:r>
-        <w:rPr>
-          <w:rFonts w:hint="eastAsia"/>
-        </w:rPr>
-        <w:t xml:space="preserve"> </w:t>
-      </w:r>
-      <w:proofErr w:type="spellStart"/>
-      <w:r>
-        <w:rPr>
-          <w:rFonts w:hint="eastAsia"/>
-        </w:rPr>
-        <w:t>AI</w:t>
-      </w:r>
-      <w:r>
-        <w:rPr>
-          <w:rFonts w:hint="eastAsia"/>
-        </w:rPr>
-        <w:t>不僅僅是技術，它也在某種程度上取代了人類</w:t>
-      </w:r>
-      <w:proofErr w:type="spellEnd"/>
-      <w:r>
-        <w:rPr>
-          <w:rFonts w:hint="eastAsia"/>
-        </w:rPr>
-        <w:t>。</w:t>
-      </w:r>
-    </w:p>
-    <w:p>
-      <w:pPr>
-        <w:rPr>
-          <w:rFonts w:hint="eastAsia"/>
-        </w:rPr>
-      </w:pPr>
-      <w:r>
-        <w:rPr>
-          <w:rFonts w:hint="eastAsia"/>
-        </w:rPr>
-        <w:t xml:space="preserve">2. </w:t>
-      </w:r>
-      <w:r>
-        <w:rPr>
-          <w:rFonts w:hint="eastAsia"/>
-        </w:rPr>
-        <w:t>一句美國俗語形容某種關係是「只索取不給予」（只進不出，沒有互動）。這意味著關係是單向的，沒有回饋。而</w:t>
-      </w:r>
-      <w:r>
-        <w:rPr>
-          <w:rFonts w:hint="eastAsia"/>
-        </w:rPr>
-        <w:t>AI</w:t>
-      </w:r>
-      <w:r>
-        <w:rPr>
-          <w:rFonts w:hint="eastAsia"/>
-        </w:rPr>
-        <w:t>總是傾聽你，順從你的想法。</w:t>
-      </w:r>
-    </w:p>
-    <w:p>
-      <w:pPr>
-        <w:rPr>
-          <w:rFonts w:hint="eastAsia"/>
-        </w:rPr>
-      </w:pPr>
-      <w:r>
-        <w:rPr>
-          <w:rFonts w:hint="eastAsia"/>
-        </w:rPr>
-        <w:t xml:space="preserve">3. </w:t>
-      </w:r>
-      <w:proofErr w:type="spellStart"/>
-      <w:r>
-        <w:rPr>
-          <w:rFonts w:hint="eastAsia"/>
-        </w:rPr>
-        <w:t>馬太福音</w:t>
-      </w:r>
-      <w:proofErr w:type="spellEnd"/>
-      <w:r>
-        <w:rPr>
-          <w:rFonts w:hint="eastAsia"/>
-        </w:rPr>
-        <w:t xml:space="preserve"> 11:28-30</w:t>
-      </w:r>
-      <w:r>
-        <w:rPr>
-          <w:rFonts w:hint="eastAsia"/>
-        </w:rPr>
-        <w:t>：耶穌在十字架上捨己，確立了神與世人之間和好的關係。</w:t>
-      </w:r>
-    </w:p>
-    <w:p>
-      <w:pPr>
-        <w:rPr>
-          <w:rFonts w:hint="eastAsia"/>
-        </w:rPr>
-      </w:pPr>
-      <w:r>
-        <w:rPr>
-          <w:rFonts w:hint="eastAsia"/>
-        </w:rPr>
-        <w:t xml:space="preserve">4. </w:t>
-      </w:r>
-      <w:proofErr w:type="spellStart"/>
-      <w:r>
-        <w:rPr>
-          <w:rFonts w:hint="eastAsia"/>
-        </w:rPr>
-        <w:t>哥林多前書</w:t>
-      </w:r>
-      <w:proofErr w:type="spellEnd"/>
-      <w:r>
-        <w:rPr>
-          <w:rFonts w:hint="eastAsia"/>
-        </w:rPr>
-        <w:t xml:space="preserve"> 13:12</w:t>
-      </w:r>
-      <w:r>
-        <w:rPr>
-          <w:rFonts w:hint="eastAsia"/>
-        </w:rPr>
-        <w:t>：使徒保羅在寫給哥林多教會的信中，呼籲人們增進與神面對面的親密關係。相比之下，</w:t>
-      </w:r>
-      <w:r>
-        <w:rPr>
-          <w:rFonts w:hint="eastAsia"/>
-        </w:rPr>
-        <w:t>AI</w:t>
-      </w:r>
-      <w:r>
-        <w:rPr>
-          <w:rFonts w:hint="eastAsia"/>
-        </w:rPr>
-        <w:t>就像一面模糊或破裂的鏡子。</w:t>
-      </w:r>
-      <w:r>
-        <w:rPr>
-          <w:rFonts w:hint="eastAsia"/>
-        </w:rPr>
-        <w:t xml:space="preserve"> </w:t>
-      </w:r>
-      <w:proofErr w:type="spellStart"/>
-      <w:r>
-        <w:rPr>
-          <w:rFonts w:hint="eastAsia"/>
-        </w:rPr>
-        <w:t>AI</w:t>
-      </w:r>
-      <w:r>
-        <w:rPr>
-          <w:rFonts w:hint="eastAsia"/>
-        </w:rPr>
-        <w:t>無法真正了解你，卻在取代你。隨著年齡增長，</w:t>
-      </w:r>
-      <w:r>
-        <w:rPr>
-          <w:rFonts w:hint="eastAsia"/>
-        </w:rPr>
-        <w:t>AI</w:t>
-      </w:r>
-      <w:r>
-        <w:rPr>
-          <w:rFonts w:hint="eastAsia"/>
-        </w:rPr>
-        <w:t>接管了對話，我們反而成了被</w:t>
-      </w:r>
-      <w:r>
-        <w:rPr>
-          <w:rFonts w:hint="eastAsia"/>
-        </w:rPr>
-        <w:t>AWE</w:t>
-      </w:r>
-      <w:r>
-        <w:rPr>
-          <w:rFonts w:hint="eastAsia"/>
-        </w:rPr>
-        <w:t>（增強世界技術）塑造的人</w:t>
-      </w:r>
-      <w:proofErr w:type="spellEnd"/>
-      <w:r>
-        <w:rPr>
-          <w:rFonts w:hint="eastAsia"/>
-        </w:rPr>
-        <w:t>。</w:t>
-      </w:r>
-    </w:p>
-    <w:p>
-      <w:pPr>
-        <w:rPr>
-          <w:rFonts w:hint="eastAsia"/>
-        </w:rPr>
-      </w:pPr>
-      <w:r>
-        <w:rPr>
-          <w:rFonts w:hint="eastAsia"/>
-        </w:rPr>
-        <w:t xml:space="preserve">5. </w:t>
-      </w:r>
-      <w:proofErr w:type="spellStart"/>
-      <w:r>
-        <w:rPr>
-          <w:rFonts w:hint="eastAsia"/>
-        </w:rPr>
-        <w:t>在神的國度裡，我們有四個維度</w:t>
-      </w:r>
-      <w:proofErr w:type="spellEnd"/>
-      <w:r>
-        <w:rPr>
-          <w:rFonts w:hint="eastAsia"/>
-        </w:rPr>
-        <w:t>：</w:t>
-      </w:r>
-    </w:p>
-    <w:p>
-      <w:pPr>
-        <w:rPr>
-          <w:rFonts w:hint="eastAsia"/>
-        </w:rPr>
-      </w:pPr>
-      <w:r>
-        <w:rPr>
-          <w:rFonts w:hint="eastAsia"/>
-        </w:rPr>
-        <w:t xml:space="preserve">a. </w:t>
-      </w:r>
-      <w:proofErr w:type="spellStart"/>
-      <w:r>
-        <w:rPr>
-          <w:rFonts w:hint="eastAsia"/>
-        </w:rPr>
-        <w:t>代理（</w:t>
-      </w:r>
-      <w:r>
-        <w:rPr>
-          <w:rFonts w:hint="eastAsia"/>
-        </w:rPr>
-        <w:t>Agency</w:t>
-      </w:r>
-      <w:proofErr w:type="spellEnd"/>
-      <w:r>
-        <w:rPr>
-          <w:rFonts w:hint="eastAsia"/>
-        </w:rPr>
-        <w:t>）：</w:t>
-      </w:r>
-      <w:proofErr w:type="spellStart"/>
-      <w:r>
-        <w:rPr>
-          <w:rFonts w:hint="eastAsia"/>
-        </w:rPr>
-        <w:t>耶穌是那位為我們捨命的「代理者</w:t>
-      </w:r>
-      <w:proofErr w:type="spellEnd"/>
-      <w:r>
-        <w:rPr>
-          <w:rFonts w:hint="eastAsia"/>
-        </w:rPr>
-        <w:t>」（</w:t>
-      </w:r>
-      <w:proofErr w:type="spellStart"/>
-      <w:r>
-        <w:rPr>
-          <w:rFonts w:hint="eastAsia"/>
-        </w:rPr>
-        <w:t>中保</w:t>
-      </w:r>
-      <w:proofErr w:type="spellEnd"/>
-      <w:r>
-        <w:rPr>
-          <w:rFonts w:hint="eastAsia"/>
-        </w:rPr>
-        <w:t>）。</w:t>
-      </w:r>
-    </w:p>
-    <w:p>
-      <w:pPr>
-        <w:rPr>
-          <w:rFonts w:hint="eastAsia"/>
-        </w:rPr>
-      </w:pPr>
-      <w:r>
-        <w:rPr>
-          <w:rFonts w:hint="eastAsia"/>
-        </w:rPr>
-        <w:t xml:space="preserve">b. </w:t>
-      </w:r>
-      <w:proofErr w:type="spellStart"/>
-      <w:r>
-        <w:rPr>
-          <w:rFonts w:hint="eastAsia"/>
-        </w:rPr>
-        <w:t>AWE</w:t>
-      </w:r>
-      <w:r>
-        <w:rPr>
-          <w:rFonts w:hint="eastAsia"/>
-        </w:rPr>
-        <w:t>（此處指耶穌向神發出的呼喊</w:t>
-      </w:r>
-      <w:proofErr w:type="spellEnd"/>
-      <w:r>
-        <w:rPr>
-          <w:rFonts w:hint="eastAsia"/>
-        </w:rPr>
-        <w:t>）：</w:t>
-      </w:r>
-      <w:proofErr w:type="spellStart"/>
-      <w:r>
-        <w:rPr>
-          <w:rFonts w:hint="eastAsia"/>
-        </w:rPr>
-        <w:t>這代表了耶穌向神呼求的時刻</w:t>
-      </w:r>
-      <w:proofErr w:type="spellEnd"/>
-      <w:r>
-        <w:rPr>
-          <w:rFonts w:hint="eastAsia"/>
-        </w:rPr>
-        <w:t>。</w:t>
-      </w:r>
-    </w:p>
-    <w:p>
-      <w:pPr>
-        <w:rPr>
-          <w:rFonts w:hint="eastAsia"/>
-        </w:rPr>
-      </w:pPr>
-      <w:r>
-        <w:rPr>
-          <w:rFonts w:hint="eastAsia"/>
-        </w:rPr>
-        <w:t xml:space="preserve">c. </w:t>
-      </w:r>
-      <w:proofErr w:type="spellStart"/>
-      <w:r>
-        <w:rPr>
-          <w:rFonts w:hint="eastAsia"/>
-        </w:rPr>
-        <w:t>親密關係（</w:t>
-      </w:r>
-      <w:r>
-        <w:rPr>
-          <w:rFonts w:hint="eastAsia"/>
-        </w:rPr>
-        <w:t>Intimacy</w:t>
-      </w:r>
-      <w:proofErr w:type="spellEnd"/>
-      <w:r>
-        <w:rPr>
-          <w:rFonts w:hint="eastAsia"/>
-        </w:rPr>
-        <w:t>）：</w:t>
-      </w:r>
-      <w:proofErr w:type="spellStart"/>
-      <w:r>
-        <w:rPr>
-          <w:rFonts w:hint="eastAsia"/>
-        </w:rPr>
-        <w:t>耶穌從未停止對人類的信賴與充滿愛的親密關係</w:t>
-      </w:r>
-      <w:proofErr w:type="spellEnd"/>
-      <w:r>
-        <w:rPr>
-          <w:rFonts w:hint="eastAsia"/>
-        </w:rPr>
-        <w:t>。</w:t>
-      </w:r>
-    </w:p>
-    <w:p>
-      <w:pPr>
-        <w:rPr>
-          <w:rFonts w:hint="eastAsia"/>
-        </w:rPr>
-      </w:pPr>
-      <w:r>
-        <w:rPr>
-          <w:rFonts w:hint="eastAsia"/>
-        </w:rPr>
-        <w:t xml:space="preserve">d. </w:t>
-      </w:r>
-      <w:proofErr w:type="spellStart"/>
-      <w:r>
-        <w:rPr>
-          <w:rFonts w:hint="eastAsia"/>
-        </w:rPr>
-        <w:t>身分認同（</w:t>
-      </w:r>
-      <w:r>
-        <w:rPr>
-          <w:rFonts w:hint="eastAsia"/>
-        </w:rPr>
-        <w:t>Identity</w:t>
-      </w:r>
-      <w:proofErr w:type="spellEnd"/>
-      <w:r>
-        <w:rPr>
-          <w:rFonts w:hint="eastAsia"/>
-        </w:rPr>
-        <w:t>）：</w:t>
-      </w:r>
-      <w:proofErr w:type="spellStart"/>
-      <w:r>
-        <w:rPr>
-          <w:rFonts w:hint="eastAsia"/>
-        </w:rPr>
-        <w:t>耶穌對自己身為「神之子」的身分有著堅定不移的認知</w:t>
-      </w:r>
-      <w:proofErr w:type="spellEnd"/>
-      <w:r>
-        <w:rPr>
-          <w:rFonts w:hint="eastAsia"/>
-        </w:rPr>
-        <w:t>。</w:t>
-      </w:r>
-    </w:p>
-    <w:p>
-      <w:pPr>
-        <w:rPr>
-          <w:rFonts w:hint="eastAsia"/>
-        </w:rPr>
-      </w:pPr>
-      <w:proofErr w:type="spellStart"/>
-      <w:r>
-        <w:rPr>
-          <w:rFonts w:hint="eastAsia"/>
-        </w:rPr>
-        <w:t>耶穌在十字架上張開雙臂，修復了神與我們之間的關係</w:t>
-      </w:r>
-      <w:proofErr w:type="spellEnd"/>
-      <w:r>
-        <w:rPr>
-          <w:rFonts w:hint="eastAsia"/>
-        </w:rPr>
-        <w:t>。</w:t>
-      </w:r>
-    </w:p>
-    <w:p>
-      <w:pPr>
-        <w:rPr>
-          <w:rFonts w:hint="eastAsia"/>
-        </w:rPr>
-      </w:pPr>
-      <w:r>
-        <w:rPr>
-          <w:rFonts w:hint="eastAsia"/>
-        </w:rPr>
-        <w:t xml:space="preserve">6. </w:t>
-      </w:r>
-      <w:r>
-        <w:rPr>
-          <w:rFonts w:hint="eastAsia"/>
-        </w:rPr>
-        <w:t>結語：</w:t>
-      </w:r>
-    </w:p>
-    <w:p>
-      <w:pPr>
-        <w:rPr>
-          <w:rFonts w:hint="eastAsia"/>
-        </w:rPr>
-      </w:pPr>
-      <w:proofErr w:type="spellStart"/>
-      <w:r>
-        <w:rPr>
-          <w:rFonts w:hint="eastAsia"/>
-        </w:rPr>
-        <w:t>請大家起立，為身旁的人禱告</w:t>
-      </w:r>
-      <w:proofErr w:type="spellEnd"/>
-      <w:r>
-        <w:rPr>
-          <w:rFonts w:hint="eastAsia"/>
-        </w:rPr>
-        <w:t>。</w:t>
-      </w:r>
-      <w:r>
-        <w:rPr>
-          <w:rFonts w:hint="eastAsia"/>
-        </w:rPr>
-        <w:t xml:space="preserve"> </w:t>
-      </w:r>
-      <w:r>
-        <w:rPr>
-          <w:rFonts w:hint="eastAsia"/>
-        </w:rPr>
-        <w:t>「</w:t>
-      </w:r>
-      <w:proofErr w:type="spellStart"/>
-      <w:r>
-        <w:rPr>
-          <w:rFonts w:hint="eastAsia"/>
-        </w:rPr>
-        <w:t>主啊，請提醒這個人：他們被愛著，被了解，並且並不孤單</w:t>
-      </w:r>
-      <w:proofErr w:type="spellEnd"/>
-      <w:r>
-        <w:rPr>
-          <w:rFonts w:hint="eastAsia"/>
-        </w:rPr>
-        <w:t>。」</w:t>
-      </w:r>
-      <w:proofErr w:type="spellStart"/>
-      <w:r>
-        <w:rPr>
-          <w:rFonts w:hint="eastAsia"/>
-        </w:rPr>
-        <w:t>在這個夏天，讓我們放下電腦和手機，付諸行動</w:t>
-      </w:r>
-      <w:proofErr w:type="spellEnd"/>
-      <w:r>
-        <w:rPr>
-          <w:rFonts w:hint="eastAsia"/>
-        </w:rPr>
-        <w:t>：</w:t>
-      </w:r>
-    </w:p>
-    <w:p>
-      <w:pPr>
-        <w:rPr>
-          <w:rFonts w:hint="eastAsia"/>
-        </w:rPr>
-      </w:pPr>
+      <w:r>
+        <w:rPr>
+          <w:rFonts w:hint="eastAsia"/>
+        </w:rPr>
+        <w:t>「主啊，請提醒這個人：他們被愛著，被了解，並且並不孤單。」在這個夏天，讓我們放下電腦和手機，付諸行動：</w:t>
+      </w:r>
+    </w:p>
+    <w:p>
       <w:r>
         <w:rPr>
           <w:rFonts w:hint="eastAsia"/>
@@ -3976,92 +3518,45 @@
         <w:lastRenderedPageBreak/>
         <w:t xml:space="preserve">a. </w:t>
       </w:r>
-      <w:proofErr w:type="spellStart"/>
-      <w:r>
-        <w:rPr>
-          <w:rFonts w:hint="eastAsia"/>
-        </w:rPr>
-        <w:t>每週與人共進一次餐點－面對面交流，且不使用手機</w:t>
-      </w:r>
-      <w:proofErr w:type="spellEnd"/>
-      <w:r>
-        <w:rPr>
-          <w:rFonts w:hint="eastAsia"/>
-        </w:rPr>
-        <w:t>。</w:t>
-      </w:r>
-    </w:p>
-    <w:p>
-      <w:pPr>
-        <w:rPr>
-          <w:rFonts w:hint="eastAsia"/>
-        </w:rPr>
-      </w:pPr>
+      <w:r>
+        <w:rPr>
+          <w:rFonts w:hint="eastAsia"/>
+        </w:rPr>
+        <w:t>每週與人共進一次餐點－面對面交流，且不使用手機。</w:t>
+      </w:r>
+    </w:p>
+    <w:p>
       <w:r>
         <w:rPr>
           <w:rFonts w:hint="eastAsia"/>
         </w:rPr>
         <w:t xml:space="preserve">b. </w:t>
       </w:r>
-      <w:proofErr w:type="spellStart"/>
-      <w:r>
-        <w:rPr>
-          <w:rFonts w:hint="eastAsia"/>
-        </w:rPr>
-        <w:t>有人身處痛苦時，親自陪伴在他們身邊</w:t>
-      </w:r>
-      <w:proofErr w:type="spellEnd"/>
-      <w:r>
-        <w:rPr>
-          <w:rFonts w:hint="eastAsia"/>
-        </w:rPr>
-        <w:t>。</w:t>
-      </w:r>
-    </w:p>
-    <w:p>
-      <w:pPr>
-        <w:rPr>
-          <w:rFonts w:hint="eastAsia"/>
-        </w:rPr>
-      </w:pPr>
-      <w:proofErr w:type="spellStart"/>
-      <w:r>
-        <w:rPr>
-          <w:rFonts w:hint="eastAsia"/>
-        </w:rPr>
-        <w:t>在四種關係（敬畏感、自主性、自我認同、親密關係）中，人工智慧並不能提供真正的益處</w:t>
-      </w:r>
-      <w:proofErr w:type="spellEnd"/>
-      <w:r>
-        <w:rPr>
-          <w:rFonts w:hint="eastAsia"/>
-        </w:rPr>
-        <w:t>。</w:t>
-      </w:r>
-    </w:p>
-    <w:p>
-      <w:proofErr w:type="spellStart"/>
-      <w:r>
-        <w:rPr>
-          <w:rFonts w:hint="eastAsia"/>
-        </w:rPr>
-        <w:t>讓我們來到耶穌面前，與妻子、孩子、父母、朋友建立美好的關係</w:t>
-      </w:r>
-      <w:proofErr w:type="spellEnd"/>
-      <w:r>
-        <w:rPr>
-          <w:rFonts w:hint="eastAsia"/>
-        </w:rPr>
-        <w:t>。</w:t>
+      <w:r>
+        <w:rPr>
+          <w:rFonts w:hint="eastAsia"/>
+        </w:rPr>
+        <w:t>有人身處痛苦時，親自陪伴在他們身邊。</w:t>
+      </w:r>
+    </w:p>
+    <w:p>
+      <w:r>
+        <w:rPr>
+          <w:rFonts w:hint="eastAsia"/>
+        </w:rPr>
+        <w:t>在四種關係（敬畏感、自主性、自我認同、親密關係）中，人工智慧並不能提供真正的益處。</w:t>
+      </w:r>
+    </w:p>
+    <w:p>
+      <w:r>
+        <w:rPr>
+          <w:rFonts w:hint="eastAsia"/>
+        </w:rPr>
+        <w:t>讓我們來到耶穌面前，與妻子、孩子、父母、朋友建立美好的關係。</w:t>
       </w:r>
     </w:p>
     <w:p/>
     <w:p>
-      <w:pPr>
-        <w:rPr>
-          <w:rFonts w:hint="eastAsia"/>
-        </w:rPr>
-      </w:pPr>
       <w:r>
         <w:rPr>
           <w:rFonts w:hint="eastAsia"/>
@@ -4070,11 +3565,6 @@
       </w:r>
     </w:p>
     <w:p>
-      <w:pPr>
-        <w:rPr>
-          <w:rFonts w:hint="eastAsia"/>
-        </w:rPr>
-      </w:pPr>
       <w:r>
         <w:rPr>
           <w:rFonts w:hint="eastAsia"/>
@@ -4161,11 +3651,6 @@
       </w:r>
     </w:p>
     <w:p>
-      <w:pPr>
-        <w:rPr>
-          <w:rFonts w:hint="eastAsia"/>
-        </w:rPr>
-      </w:pPr>
       <w:r>
         <w:rPr>
           <w:rFonts w:hint="eastAsia"/>
@@ -4174,44 +3659,87 @@
       </w:r>
     </w:p>
     <w:p>
-      <w:pPr>
-        <w:rPr>
-          <w:rFonts w:hint="eastAsia"/>
-        </w:rPr>
-      </w:pPr>
-      <w:r>
-        <w:rPr>
-          <w:rFonts w:hint="eastAsia"/>
-        </w:rPr>
-        <w:t xml:space="preserve">Going </w:t>
-      </w:r>
-      <w:proofErr w:type="spellStart"/>
-      <w:r>
-        <w:rPr>
-          <w:rFonts w:hint="eastAsia"/>
-        </w:rPr>
-        <w:t>Offline</w:t>
-      </w:r>
-      <w:r>
-        <w:rPr>
-          <w:rFonts w:hint="eastAsia"/>
-        </w:rPr>
-        <w:t>（オフラインになる</w:t>
-      </w:r>
-      <w:proofErr w:type="spellEnd"/>
+      <w:r>
+        <w:rPr>
+          <w:rFonts w:hint="eastAsia"/>
+        </w:rPr>
+        <w:t>Going Offline</w:t>
+      </w:r>
+      <w:r>
+        <w:rPr>
+          <w:rFonts w:hint="eastAsia"/>
+        </w:rPr>
+        <w:t>（オフラインになる）</w:t>
+      </w:r>
+      <w:r>
+        <w:rPr>
+          <w:rFonts w:hint="eastAsia"/>
+        </w:rPr>
+        <w:t xml:space="preserve"> | Glitch</w:t>
+      </w:r>
+      <w:r>
+        <w:rPr>
+          <w:rFonts w:hint="eastAsia"/>
+        </w:rPr>
+        <w:t>（不具合）</w:t>
+      </w:r>
+      <w:r>
+        <w:rPr>
+          <w:rFonts w:hint="eastAsia"/>
+        </w:rPr>
+        <w:t xml:space="preserve"> | </w:t>
+      </w:r>
+      <w:r>
+        <w:rPr>
+          <w:rFonts w:hint="eastAsia"/>
+        </w:rPr>
+        <w:t>メンロ教会</w:t>
+      </w:r>
+      <w:r>
+        <w:rPr>
+          <w:rFonts w:hint="eastAsia"/>
+        </w:rPr>
+        <w:t xml:space="preserve"> </w:t>
+      </w:r>
+      <w:r>
+        <w:rPr>
+          <w:rFonts w:hint="eastAsia"/>
+        </w:rPr>
+        <w:t>フィル</w:t>
+      </w:r>
+      <w:r>
+        <w:rPr>
+          <w:rFonts w:ascii="MS Mincho" w:eastAsia="MS Mincho" w:hAnsi="MS Mincho" w:cs="MS Mincho" w:hint="eastAsia"/>
+        </w:rPr>
+        <w:t>・</w:t>
+      </w:r>
+      <w:r>
+        <w:rPr>
+          <w:rFonts w:ascii="SimSun" w:hAnsi="SimSun" w:cs="SimSun" w:hint="eastAsia"/>
+        </w:rPr>
+        <w:t>ユーバンク（</w:t>
+      </w:r>
+      <w:r>
+        <w:rPr>
+          <w:rFonts w:hint="eastAsia"/>
+        </w:rPr>
+        <w:t>Phil EuBank</w:t>
+      </w:r>
       <w:r>
         <w:rPr>
           <w:rFonts w:hint="eastAsia"/>
         </w:rPr>
         <w:t>）</w:t>
       </w:r>
-      <w:r>
-        <w:rPr>
-          <w:rFonts w:hint="eastAsia"/>
-        </w:rPr>
-        <w:t xml:space="preserve"> | </w:t>
-      </w:r>
-      <w:proofErr w:type="spellStart"/>
+    </w:p>
+    <w:p/>
+    <w:p>
+      <w:r>
+        <w:rPr>
+          <w:rFonts w:hint="eastAsia"/>
+        </w:rPr>
+        <w:t>「</w:t>
+      </w:r>
       <w:r>
         <w:rPr>
           <w:rFonts w:hint="eastAsia"/>
@@ -4222,942 +3750,519 @@
         <w:rPr>
           <w:rFonts w:hint="eastAsia"/>
         </w:rPr>
-        <w:t>（不具合</w:t>
-      </w:r>
-      <w:proofErr w:type="spellEnd"/>
-      <w:r>
-        <w:rPr>
-          <w:rFonts w:hint="eastAsia"/>
-        </w:rPr>
-        <w:t>）</w:t>
-      </w:r>
-      <w:r>
-        <w:rPr>
-          <w:rFonts w:hint="eastAsia"/>
-        </w:rPr>
-        <w:t xml:space="preserve"> | </w:t>
-      </w:r>
-      <w:proofErr w:type="spellStart"/>
-      <w:r>
-        <w:rPr>
-          <w:rFonts w:hint="eastAsia"/>
-        </w:rPr>
-        <w:t>メンロ教会</w:t>
-      </w:r>
-      <w:proofErr w:type="spellEnd"/>
+        <w:t>（不具合）」と題した</w:t>
+      </w:r>
+      <w:r>
+        <w:rPr>
+          <w:rFonts w:hint="eastAsia"/>
+        </w:rPr>
+        <w:t>4</w:t>
+      </w:r>
+      <w:r>
+        <w:rPr>
+          <w:rFonts w:hint="eastAsia"/>
+        </w:rPr>
+        <w:t>週間のシリーズも今回が最終回です。これまでに「</w:t>
+      </w:r>
+      <w:r>
+        <w:rPr>
+          <w:rFonts w:hint="eastAsia"/>
+        </w:rPr>
+        <w:t>Fatal Error</w:t>
+      </w:r>
+      <w:r>
+        <w:rPr>
+          <w:rFonts w:hint="eastAsia"/>
+        </w:rPr>
+        <w:t>（致命的エラー）」「</w:t>
+      </w:r>
+      <w:r>
+        <w:rPr>
+          <w:rFonts w:hint="eastAsia"/>
+        </w:rPr>
+        <w:t>Infinity Loop</w:t>
+      </w:r>
+      <w:r>
+        <w:rPr>
+          <w:rFonts w:hint="eastAsia"/>
+        </w:rPr>
+        <w:t>（無限ループ）」「</w:t>
+      </w:r>
+      <w:r>
+        <w:rPr>
+          <w:rFonts w:hint="eastAsia"/>
+        </w:rPr>
+        <w:t>Hardware Failure</w:t>
+      </w:r>
+      <w:r>
+        <w:rPr>
+          <w:rFonts w:hint="eastAsia"/>
+        </w:rPr>
+        <w:t>（ハードウェア障害）」を扱ってきました。今回は「</w:t>
+      </w:r>
+      <w:r>
+        <w:rPr>
+          <w:rFonts w:hint="eastAsia"/>
+        </w:rPr>
+        <w:t>Going Offline</w:t>
+      </w:r>
+      <w:r>
+        <w:rPr>
+          <w:rFonts w:hint="eastAsia"/>
+        </w:rPr>
+        <w:t>（オフラインになる）」がテーマです。</w:t>
+      </w:r>
+      <w:r>
+        <w:rPr>
+          <w:rFonts w:hint="eastAsia"/>
+        </w:rPr>
+        <w:t>AI</w:t>
+      </w:r>
+      <w:r>
+        <w:rPr>
+          <w:rFonts w:hint="eastAsia"/>
+        </w:rPr>
+        <w:t>の世界において、機械の世界の中にいる人間はどうあるべきなのでしょうか。今日は、「オフラインになる」こと、そして人間世界との関係を保つことについてお話しします。</w:t>
+      </w:r>
+    </w:p>
+    <w:p/>
+    <w:p>
+      <w:r>
+        <w:rPr>
+          <w:rFonts w:hint="eastAsia"/>
+        </w:rPr>
+        <w:t>1. AI</w:t>
+      </w:r>
+      <w:r>
+        <w:rPr>
+          <w:rFonts w:hint="eastAsia"/>
+        </w:rPr>
+        <w:t>には</w:t>
+      </w:r>
+      <w:r>
+        <w:rPr>
+          <w:rFonts w:hint="eastAsia"/>
+        </w:rPr>
+        <w:t>4</w:t>
+      </w:r>
+      <w:r>
+        <w:rPr>
+          <w:rFonts w:hint="eastAsia"/>
+        </w:rPr>
+        <w:t>つの枠組みがあります：</w:t>
+      </w:r>
+      <w:r>
+        <w:rPr>
+          <w:rFonts w:hint="eastAsia"/>
+        </w:rPr>
+        <w:t>Artificial AWE</w:t>
+      </w:r>
+      <w:r>
+        <w:rPr>
+          <w:rFonts w:hint="eastAsia"/>
+        </w:rPr>
+        <w:t>（拡張現実</w:t>
+      </w:r>
+      <w:r>
+        <w:rPr>
+          <w:rFonts w:ascii="MS Mincho" w:eastAsia="MS Mincho" w:hAnsi="MS Mincho" w:cs="MS Mincho" w:hint="eastAsia"/>
+        </w:rPr>
+        <w:t>・</w:t>
+      </w:r>
+      <w:r>
+        <w:rPr>
+          <w:rFonts w:hint="eastAsia"/>
+        </w:rPr>
+        <w:t>VR</w:t>
+      </w:r>
+      <w:r>
+        <w:rPr>
+          <w:rFonts w:ascii="MS Mincho" w:eastAsia="MS Mincho" w:hAnsi="MS Mincho" w:cs="MS Mincho" w:hint="eastAsia"/>
+        </w:rPr>
+        <w:t>・</w:t>
+      </w:r>
+      <w:r>
+        <w:rPr>
+          <w:rFonts w:ascii="SimSun" w:hAnsi="SimSun" w:cs="SimSun" w:hint="eastAsia"/>
+        </w:rPr>
+        <w:t>空間</w:t>
+      </w:r>
+      <w:r>
+        <w:rPr>
+          <w:rFonts w:hint="eastAsia"/>
+        </w:rPr>
+        <w:t>AI</w:t>
+      </w:r>
+      <w:r>
+        <w:rPr>
+          <w:rFonts w:hint="eastAsia"/>
+        </w:rPr>
+        <w:t>）、</w:t>
+      </w:r>
+      <w:r>
+        <w:rPr>
+          <w:rFonts w:hint="eastAsia"/>
+        </w:rPr>
+        <w:t>Artificial Agency</w:t>
+      </w:r>
+      <w:r>
+        <w:rPr>
+          <w:rFonts w:hint="eastAsia"/>
+        </w:rPr>
+        <w:t>（自律的エージェンシー／</w:t>
+      </w:r>
+      <w:r>
+        <w:rPr>
+          <w:rFonts w:hint="eastAsia"/>
+        </w:rPr>
+        <w:t>Google Spark</w:t>
+      </w:r>
+      <w:r>
+        <w:rPr>
+          <w:rFonts w:hint="eastAsia"/>
+        </w:rPr>
+        <w:t>など）、</w:t>
+      </w:r>
+      <w:r>
+        <w:rPr>
+          <w:rFonts w:hint="eastAsia"/>
+        </w:rPr>
+        <w:t>Artificial Identity</w:t>
+      </w:r>
+      <w:r>
+        <w:rPr>
+          <w:rFonts w:hint="eastAsia"/>
+        </w:rPr>
+        <w:t>（人工的アイデンティティ）、そして</w:t>
+      </w:r>
+      <w:r>
+        <w:rPr>
+          <w:rFonts w:hint="eastAsia"/>
+        </w:rPr>
+        <w:t>Artificial Intimacy</w:t>
+      </w:r>
+      <w:r>
+        <w:rPr>
+          <w:rFonts w:hint="eastAsia"/>
+        </w:rPr>
+        <w:t>（人工的親密さ）です。</w:t>
+      </w:r>
+      <w:r>
+        <w:rPr>
+          <w:rFonts w:hint="eastAsia"/>
+        </w:rPr>
+        <w:t>AI</w:t>
+      </w:r>
+      <w:r>
+        <w:rPr>
+          <w:rFonts w:hint="eastAsia"/>
+        </w:rPr>
+        <w:t>は単なる技術ではありません。それは人間の代替物でもあります。</w:t>
+      </w:r>
+    </w:p>
+    <w:p>
+      <w:r>
+        <w:rPr>
+          <w:rFonts w:hint="eastAsia"/>
+        </w:rPr>
+        <w:t xml:space="preserve">2. </w:t>
+      </w:r>
+      <w:r>
+        <w:rPr>
+          <w:rFonts w:hint="eastAsia"/>
+        </w:rPr>
+        <w:t>アメリカの表現に「</w:t>
+      </w:r>
+      <w:r>
+        <w:rPr>
+          <w:rFonts w:hint="eastAsia"/>
+        </w:rPr>
+        <w:t>Relationships never push and pull. Only take and never give</w:t>
+      </w:r>
+      <w:r>
+        <w:rPr>
+          <w:rFonts w:hint="eastAsia"/>
+        </w:rPr>
+        <w:t>（関係性において押し引きはなく、ただ奪うだけで与えることはない）」というものがあります。これは、関係性が一方通行で、フィードバックがないことを意味します。</w:t>
+      </w:r>
+      <w:r>
+        <w:rPr>
+          <w:rFonts w:hint="eastAsia"/>
+        </w:rPr>
+        <w:t>AI</w:t>
+      </w:r>
+      <w:r>
+        <w:rPr>
+          <w:rFonts w:hint="eastAsia"/>
+        </w:rPr>
+        <w:t>は常にあなたの話を聞き、あなたの考えに従います。</w:t>
+      </w:r>
+    </w:p>
+    <w:p>
+      <w:r>
+        <w:rPr>
+          <w:rFonts w:hint="eastAsia"/>
+        </w:rPr>
+        <w:t xml:space="preserve">3. </w:t>
+      </w:r>
+      <w:r>
+        <w:rPr>
+          <w:rFonts w:hint="eastAsia"/>
+        </w:rPr>
+        <w:t>マタイによる福音書</w:t>
+      </w:r>
+      <w:r>
+        <w:rPr>
+          <w:rFonts w:hint="eastAsia"/>
+        </w:rPr>
+        <w:t>11</w:t>
+      </w:r>
+      <w:r>
+        <w:rPr>
+          <w:rFonts w:hint="eastAsia"/>
+        </w:rPr>
+        <w:t>章</w:t>
+      </w:r>
+      <w:r>
+        <w:rPr>
+          <w:rFonts w:hint="eastAsia"/>
+        </w:rPr>
+        <w:t>28-30</w:t>
+      </w:r>
+      <w:r>
+        <w:rPr>
+          <w:rFonts w:hint="eastAsia"/>
+        </w:rPr>
+        <w:t>節：イエスは十字架上でご自身を犠牲にし、神と人間との関係を回復させました。</w:t>
+      </w:r>
+    </w:p>
+    <w:p>
+      <w:r>
+        <w:rPr>
+          <w:rFonts w:hint="eastAsia"/>
+        </w:rPr>
+        <w:t xml:space="preserve">4. </w:t>
+      </w:r>
+      <w:r>
+        <w:rPr>
+          <w:rFonts w:hint="eastAsia"/>
+        </w:rPr>
+        <w:t>コリントの信徒への手紙一</w:t>
+      </w:r>
+      <w:r>
+        <w:rPr>
+          <w:rFonts w:hint="eastAsia"/>
+        </w:rPr>
+        <w:t xml:space="preserve"> 13</w:t>
+      </w:r>
+      <w:r>
+        <w:rPr>
+          <w:rFonts w:hint="eastAsia"/>
+        </w:rPr>
+        <w:t>章</w:t>
+      </w:r>
+      <w:r>
+        <w:rPr>
+          <w:rFonts w:hint="eastAsia"/>
+        </w:rPr>
+        <w:t>12</w:t>
+      </w:r>
+      <w:r>
+        <w:rPr>
+          <w:rFonts w:hint="eastAsia"/>
+        </w:rPr>
+        <w:t>節：使徒パウロはコリントの教会への手紙の中で、神との親密な関係を「顔と顔を合わせて」深めるよう求めています。</w:t>
+      </w:r>
+      <w:r>
+        <w:rPr>
+          <w:rFonts w:hint="eastAsia"/>
+        </w:rPr>
+        <w:t>AI</w:t>
+      </w:r>
+      <w:r>
+        <w:rPr>
+          <w:rFonts w:hint="eastAsia"/>
+        </w:rPr>
+        <w:t>との関係は、曇った鏡やひび割れた鏡のようなものです。</w:t>
+      </w:r>
+      <w:r>
+        <w:rPr>
+          <w:rFonts w:hint="eastAsia"/>
+        </w:rPr>
+        <w:t>AI</w:t>
+      </w:r>
+      <w:r>
+        <w:rPr>
+          <w:rFonts w:hint="eastAsia"/>
+        </w:rPr>
+        <w:t>はあなたを真に知ることはできません。</w:t>
+      </w:r>
+      <w:r>
+        <w:rPr>
+          <w:rFonts w:hint="eastAsia"/>
+        </w:rPr>
+        <w:t>AI</w:t>
+      </w:r>
+      <w:r>
+        <w:rPr>
+          <w:rFonts w:hint="eastAsia"/>
+        </w:rPr>
+        <w:t>はあなたに取って代わろうとします。年を重ねるにつれ、</w:t>
+      </w:r>
+      <w:r>
+        <w:rPr>
+          <w:rFonts w:hint="eastAsia"/>
+        </w:rPr>
+        <w:t>AI</w:t>
+      </w:r>
+      <w:r>
+        <w:rPr>
+          <w:rFonts w:hint="eastAsia"/>
+        </w:rPr>
+        <w:t>が会話を担うようになり、私たちは</w:t>
+      </w:r>
+      <w:r>
+        <w:rPr>
+          <w:rFonts w:hint="eastAsia"/>
+        </w:rPr>
+        <w:t>AWE</w:t>
+      </w:r>
+      <w:r>
+        <w:rPr>
+          <w:rFonts w:hint="eastAsia"/>
+        </w:rPr>
+        <w:t>（拡張現実の世界）によって形作られる存在になってしまうのです。</w:t>
+      </w:r>
+    </w:p>
+    <w:p>
+      <w:r>
+        <w:rPr>
+          <w:rFonts w:hint="eastAsia"/>
+        </w:rPr>
+        <w:t xml:space="preserve">5. </w:t>
+      </w:r>
+      <w:r>
+        <w:rPr>
+          <w:rFonts w:hint="eastAsia"/>
+        </w:rPr>
+        <w:t>神の世界において、私たちには</w:t>
+      </w:r>
+      <w:r>
+        <w:rPr>
+          <w:rFonts w:hint="eastAsia"/>
+        </w:rPr>
+        <w:t>4</w:t>
+      </w:r>
+      <w:r>
+        <w:rPr>
+          <w:rFonts w:hint="eastAsia"/>
+        </w:rPr>
+        <w:t>つの方向性（側面）があります：</w:t>
+      </w:r>
+    </w:p>
+    <w:p>
+      <w:r>
+        <w:rPr>
+          <w:rFonts w:hint="eastAsia"/>
+        </w:rPr>
+        <w:t>a. Agency</w:t>
+      </w:r>
+      <w:r>
+        <w:rPr>
+          <w:rFonts w:hint="eastAsia"/>
+        </w:rPr>
+        <w:t>（エージェンシー／主体的な働き）：イエスは私たちのために命を捨てるという主体的な働き（エージェンシー）をなされました。</w:t>
+      </w:r>
+    </w:p>
+    <w:p>
+      <w:r>
+        <w:rPr>
+          <w:rFonts w:hint="eastAsia"/>
+        </w:rPr>
+        <w:t>b. AWE</w:t>
+      </w:r>
+      <w:r>
+        <w:rPr>
+          <w:rFonts w:hint="eastAsia"/>
+        </w:rPr>
+        <w:t>（拡張現実／神との出会い）：イエスが神に向かって叫び声を上げた時、そこに真の</w:t>
+      </w:r>
+      <w:r>
+        <w:rPr>
+          <w:rFonts w:hint="eastAsia"/>
+        </w:rPr>
+        <w:t>AWE</w:t>
+      </w:r>
+      <w:r>
+        <w:rPr>
+          <w:rFonts w:hint="eastAsia"/>
+        </w:rPr>
+        <w:t>（神との直接的な出会い）がありました。</w:t>
+      </w:r>
+    </w:p>
+    <w:p>
+      <w:r>
+        <w:rPr>
+          <w:rFonts w:hint="eastAsia"/>
+        </w:rPr>
+        <w:t>c. Intimacy</w:t>
+      </w:r>
+      <w:r>
+        <w:rPr>
+          <w:rFonts w:hint="eastAsia"/>
+        </w:rPr>
+        <w:t>（親密さ）：イエスは人間に対する信頼と愛の親密さを決してやめませんでした。</w:t>
+      </w:r>
+    </w:p>
+    <w:p>
+      <w:r>
+        <w:rPr>
+          <w:rFonts w:hint="eastAsia"/>
+        </w:rPr>
+        <w:t>d. Identity</w:t>
+      </w:r>
+      <w:r>
+        <w:rPr>
+          <w:rFonts w:hint="eastAsia"/>
+        </w:rPr>
+        <w:t>（アイデンティティ）：イエスは「神の子」であるという揺るぎない認識を持っていました。</w:t>
+      </w:r>
+    </w:p>
+    <w:p>
+      <w:r>
+        <w:rPr>
+          <w:rFonts w:hint="eastAsia"/>
+        </w:rPr>
+        <w:t>イエスは十字架上でその身を広げ、神と私たちの関係を回復されました。</w:t>
+      </w:r>
+    </w:p>
+    <w:p>
+      <w:r>
+        <w:rPr>
+          <w:rFonts w:hint="eastAsia"/>
+        </w:rPr>
+        <w:t xml:space="preserve">6. </w:t>
+      </w:r>
+      <w:r>
+        <w:rPr>
+          <w:rFonts w:hint="eastAsia"/>
+        </w:rPr>
+        <w:t>結論：</w:t>
+      </w:r>
+    </w:p>
+    <w:p>
+      <w:r>
+        <w:rPr>
+          <w:rFonts w:hint="eastAsia"/>
+        </w:rPr>
+        <w:t>立ち上がり、隣にいる人のために祈りましょう。</w:t>
+      </w:r>
       <w:r>
         <w:rPr>
           <w:rFonts w:hint="eastAsia"/>
         </w:rPr>
         <w:t xml:space="preserve"> </w:t>
       </w:r>
-      <w:proofErr w:type="spellStart"/>
-      <w:r>
-        <w:rPr>
-          <w:rFonts w:hint="eastAsia"/>
-        </w:rPr>
-        <w:t>フィル</w:t>
-      </w:r>
-      <w:r>
-        <w:rPr>
-          <w:rFonts w:ascii="MS Mincho" w:eastAsia="MS Mincho" w:hAnsi="MS Mincho" w:cs="MS Mincho" w:hint="eastAsia"/>
-        </w:rPr>
-        <w:t>・</w:t>
-      </w:r>
-      <w:r>
-        <w:rPr>
-          <w:rFonts w:ascii="SimSun" w:hAnsi="SimSun" w:cs="SimSun" w:hint="eastAsia"/>
-        </w:rPr>
-        <w:t>ユーバンク（</w:t>
-      </w:r>
-      <w:r>
-        <w:rPr>
-          <w:rFonts w:hint="eastAsia"/>
-        </w:rPr>
-        <w:t>Phil</w:t>
-      </w:r>
-      <w:proofErr w:type="spellEnd"/>
-      <w:r>
-        <w:rPr>
-          <w:rFonts w:hint="eastAsia"/>
-        </w:rPr>
-        <w:t xml:space="preserve"> EuBank</w:t>
-      </w:r>
-      <w:r>
-        <w:rPr>
-          <w:rFonts w:hint="eastAsia"/>
-        </w:rPr>
-        <w:t>）</w:t>
-      </w:r>
-    </w:p>
-    <w:p>
-      <w:pPr>
-        <w:rPr>
-          <w:rFonts w:hint="eastAsia"/>
-        </w:rPr>
-      </w:pPr>
-    </w:p>
-    <w:p>
-      <w:pPr>
-        <w:rPr>
-          <w:rFonts w:hint="eastAsia"/>
-        </w:rPr>
-      </w:pPr>
-      <w:r>
-        <w:rPr>
-          <w:rFonts w:hint="eastAsia"/>
-        </w:rPr>
-        <w:t>「</w:t>
-      </w:r>
-      <w:proofErr w:type="spellStart"/>
-      <w:r>
-        <w:rPr>
-          <w:rFonts w:hint="eastAsia"/>
-        </w:rPr>
-        <w:t>Glitch</w:t>
-      </w:r>
-      <w:r>
-        <w:rPr>
-          <w:rFonts w:hint="eastAsia"/>
-        </w:rPr>
-        <w:t>（不具合</w:t>
-      </w:r>
-      <w:proofErr w:type="spellEnd"/>
-      <w:r>
-        <w:rPr>
-          <w:rFonts w:hint="eastAsia"/>
-        </w:rPr>
-        <w:t>）」と題した</w:t>
-      </w:r>
-      <w:r>
-        <w:rPr>
-          <w:rFonts w:hint="eastAsia"/>
-        </w:rPr>
-        <w:t>4</w:t>
-      </w:r>
-      <w:r>
-        <w:rPr>
-          <w:rFonts w:hint="eastAsia"/>
-        </w:rPr>
-        <w:t>週間のシリーズも今回が最終回です。これまでに「</w:t>
-      </w:r>
-      <w:r>
-        <w:rPr>
-          <w:rFonts w:hint="eastAsia"/>
-        </w:rPr>
-        <w:t xml:space="preserve">Fatal </w:t>
-      </w:r>
-      <w:proofErr w:type="spellStart"/>
-      <w:r>
-        <w:rPr>
-          <w:rFonts w:hint="eastAsia"/>
-        </w:rPr>
-        <w:t>Error</w:t>
-      </w:r>
-      <w:r>
-        <w:rPr>
-          <w:rFonts w:hint="eastAsia"/>
-        </w:rPr>
-        <w:t>（致命的エラ</w:t>
-      </w:r>
-      <w:proofErr w:type="spellEnd"/>
-      <w:r>
-        <w:rPr>
-          <w:rFonts w:hint="eastAsia"/>
-        </w:rPr>
-        <w:t>ー）」「</w:t>
-      </w:r>
-      <w:r>
-        <w:rPr>
-          <w:rFonts w:hint="eastAsia"/>
-        </w:rPr>
-        <w:t xml:space="preserve">Infinity </w:t>
-      </w:r>
-      <w:proofErr w:type="spellStart"/>
-      <w:r>
-        <w:rPr>
-          <w:rFonts w:hint="eastAsia"/>
-        </w:rPr>
-        <w:t>Loop</w:t>
-      </w:r>
-      <w:r>
-        <w:rPr>
-          <w:rFonts w:hint="eastAsia"/>
-        </w:rPr>
-        <w:t>（無限ループ</w:t>
-      </w:r>
-      <w:proofErr w:type="spellEnd"/>
-      <w:r>
-        <w:rPr>
-          <w:rFonts w:hint="eastAsia"/>
-        </w:rPr>
-        <w:t>）」「</w:t>
-      </w:r>
-      <w:r>
-        <w:rPr>
-          <w:rFonts w:hint="eastAsia"/>
-        </w:rPr>
-        <w:t xml:space="preserve">Hardware </w:t>
-      </w:r>
-      <w:proofErr w:type="spellStart"/>
-      <w:r>
-        <w:rPr>
-          <w:rFonts w:hint="eastAsia"/>
-        </w:rPr>
-        <w:t>Failure</w:t>
-      </w:r>
-      <w:r>
-        <w:rPr>
-          <w:rFonts w:hint="eastAsia"/>
-        </w:rPr>
-        <w:t>（ハードウェア障害</w:t>
-      </w:r>
-      <w:proofErr w:type="spellEnd"/>
-      <w:r>
-        <w:rPr>
-          <w:rFonts w:hint="eastAsia"/>
-        </w:rPr>
-        <w:t>）」</w:t>
-      </w:r>
-      <w:proofErr w:type="spellStart"/>
-      <w:r>
-        <w:rPr>
-          <w:rFonts w:hint="eastAsia"/>
-        </w:rPr>
-        <w:t>を扱ってきました。今回は「</w:t>
-      </w:r>
-      <w:r>
-        <w:rPr>
-          <w:rFonts w:hint="eastAsia"/>
-        </w:rPr>
-        <w:t>Going</w:t>
-      </w:r>
-      <w:proofErr w:type="spellEnd"/>
-      <w:r>
-        <w:rPr>
-          <w:rFonts w:hint="eastAsia"/>
-        </w:rPr>
-        <w:t xml:space="preserve"> Offline</w:t>
-      </w:r>
-      <w:r>
-        <w:rPr>
-          <w:rFonts w:hint="eastAsia"/>
-        </w:rPr>
-        <w:t>（オフラインになる）」がテーマです。</w:t>
-      </w:r>
-      <w:r>
-        <w:rPr>
-          <w:rFonts w:hint="eastAsia"/>
-        </w:rPr>
-        <w:t>AI</w:t>
-      </w:r>
-      <w:r>
-        <w:rPr>
-          <w:rFonts w:hint="eastAsia"/>
-        </w:rPr>
-        <w:t>の世界において、機械の世界の中にいる人間はどうあるべきなのでしょうか。今日は、「オフラインになる」こと、そして人間世界との関係を保つことについてお話しします。</w:t>
-      </w:r>
-    </w:p>
-    <w:p>
-      <w:pPr>
-        <w:rPr>
-          <w:rFonts w:hint="eastAsia"/>
-        </w:rPr>
-      </w:pPr>
-    </w:p>
-    <w:p>
-      <w:pPr>
-        <w:rPr>
-          <w:rFonts w:hint="eastAsia"/>
-        </w:rPr>
-      </w:pPr>
-      <w:r>
-        <w:rPr>
-          <w:rFonts w:hint="eastAsia"/>
-        </w:rPr>
-        <w:t>1. AI</w:t>
-      </w:r>
-      <w:r>
-        <w:rPr>
-          <w:rFonts w:hint="eastAsia"/>
-        </w:rPr>
-        <w:t>には</w:t>
-      </w:r>
-      <w:r>
-        <w:rPr>
-          <w:rFonts w:hint="eastAsia"/>
-        </w:rPr>
-        <w:t>4</w:t>
-      </w:r>
-      <w:r>
-        <w:rPr>
-          <w:rFonts w:hint="eastAsia"/>
-        </w:rPr>
-        <w:t>つの枠組みがあります：</w:t>
-      </w:r>
-      <w:r>
-        <w:rPr>
-          <w:rFonts w:hint="eastAsia"/>
-        </w:rPr>
-        <w:t xml:space="preserve">Artificial </w:t>
-      </w:r>
-      <w:proofErr w:type="spellStart"/>
-      <w:r>
-        <w:rPr>
-          <w:rFonts w:hint="eastAsia"/>
-        </w:rPr>
-        <w:t>AWE</w:t>
-      </w:r>
-      <w:r>
-        <w:rPr>
-          <w:rFonts w:hint="eastAsia"/>
-        </w:rPr>
-        <w:t>（拡張現実</w:t>
-      </w:r>
-      <w:r>
-        <w:rPr>
-          <w:rFonts w:ascii="MS Mincho" w:eastAsia="MS Mincho" w:hAnsi="MS Mincho" w:cs="MS Mincho" w:hint="eastAsia"/>
-        </w:rPr>
-        <w:t>・</w:t>
-      </w:r>
-      <w:r>
-        <w:rPr>
-          <w:rFonts w:hint="eastAsia"/>
-        </w:rPr>
-        <w:t>VR</w:t>
-      </w:r>
-      <w:r>
-        <w:rPr>
-          <w:rFonts w:ascii="MS Mincho" w:eastAsia="MS Mincho" w:hAnsi="MS Mincho" w:cs="MS Mincho" w:hint="eastAsia"/>
-        </w:rPr>
-        <w:t>・</w:t>
-      </w:r>
-      <w:r>
-        <w:rPr>
-          <w:rFonts w:ascii="SimSun" w:hAnsi="SimSun" w:cs="SimSun" w:hint="eastAsia"/>
-        </w:rPr>
-        <w:t>空間</w:t>
-      </w:r>
-      <w:r>
-        <w:rPr>
-          <w:rFonts w:hint="eastAsia"/>
-        </w:rPr>
-        <w:t>AI</w:t>
-      </w:r>
-      <w:proofErr w:type="spellEnd"/>
-      <w:r>
-        <w:rPr>
-          <w:rFonts w:hint="eastAsia"/>
-        </w:rPr>
-        <w:t>）、</w:t>
-      </w:r>
-      <w:r>
-        <w:rPr>
-          <w:rFonts w:hint="eastAsia"/>
-        </w:rPr>
-        <w:t xml:space="preserve">Artificial </w:t>
-      </w:r>
-      <w:proofErr w:type="spellStart"/>
-      <w:r>
-        <w:rPr>
-          <w:rFonts w:hint="eastAsia"/>
-        </w:rPr>
-        <w:t>Agency</w:t>
-      </w:r>
-      <w:r>
-        <w:rPr>
-          <w:rFonts w:hint="eastAsia"/>
-        </w:rPr>
-        <w:t>（自律的エージェンシ</w:t>
-      </w:r>
-      <w:proofErr w:type="spellEnd"/>
-      <w:r>
-        <w:rPr>
-          <w:rFonts w:hint="eastAsia"/>
-        </w:rPr>
-        <w:t>ー／</w:t>
-      </w:r>
-      <w:r>
-        <w:rPr>
-          <w:rFonts w:hint="eastAsia"/>
-        </w:rPr>
-        <w:t xml:space="preserve">Google </w:t>
-      </w:r>
-      <w:proofErr w:type="spellStart"/>
-      <w:r>
-        <w:rPr>
-          <w:rFonts w:hint="eastAsia"/>
-        </w:rPr>
-        <w:t>Spark</w:t>
-      </w:r>
-      <w:r>
-        <w:rPr>
-          <w:rFonts w:hint="eastAsia"/>
-        </w:rPr>
-        <w:t>など</w:t>
-      </w:r>
-      <w:proofErr w:type="spellEnd"/>
-      <w:r>
-        <w:rPr>
-          <w:rFonts w:hint="eastAsia"/>
-        </w:rPr>
-        <w:t>）、</w:t>
-      </w:r>
-      <w:r>
-        <w:rPr>
-          <w:rFonts w:hint="eastAsia"/>
-        </w:rPr>
-        <w:t xml:space="preserve">Artificial </w:t>
-      </w:r>
-      <w:proofErr w:type="spellStart"/>
-      <w:r>
-        <w:rPr>
-          <w:rFonts w:hint="eastAsia"/>
-        </w:rPr>
-        <w:t>Identity</w:t>
-      </w:r>
-      <w:r>
-        <w:rPr>
-          <w:rFonts w:hint="eastAsia"/>
-        </w:rPr>
-        <w:t>（人工的アイデンティティ</w:t>
-      </w:r>
-      <w:proofErr w:type="spellEnd"/>
-      <w:r>
-        <w:rPr>
-          <w:rFonts w:hint="eastAsia"/>
-        </w:rPr>
-        <w:t>）、</w:t>
-      </w:r>
-      <w:proofErr w:type="spellStart"/>
-      <w:r>
-        <w:rPr>
-          <w:rFonts w:hint="eastAsia"/>
-        </w:rPr>
-        <w:t>そして</w:t>
-      </w:r>
-      <w:r>
-        <w:rPr>
-          <w:rFonts w:hint="eastAsia"/>
-        </w:rPr>
-        <w:t>Artificial</w:t>
-      </w:r>
-      <w:proofErr w:type="spellEnd"/>
-      <w:r>
-        <w:rPr>
-          <w:rFonts w:hint="eastAsia"/>
-        </w:rPr>
-        <w:t xml:space="preserve"> </w:t>
-      </w:r>
-      <w:proofErr w:type="spellStart"/>
-      <w:r>
-        <w:rPr>
-          <w:rFonts w:hint="eastAsia"/>
-        </w:rPr>
-        <w:t>Intimacy</w:t>
-      </w:r>
-      <w:r>
-        <w:rPr>
-          <w:rFonts w:hint="eastAsia"/>
-        </w:rPr>
-        <w:t>（人工的親密さ）です。</w:t>
-      </w:r>
-      <w:r>
-        <w:rPr>
-          <w:rFonts w:hint="eastAsia"/>
-        </w:rPr>
-        <w:t>AI</w:t>
-      </w:r>
-      <w:r>
-        <w:rPr>
-          <w:rFonts w:hint="eastAsia"/>
-        </w:rPr>
-        <w:t>は単なる技術ではありません。それは人間の代替物でもあります</w:t>
-      </w:r>
-      <w:proofErr w:type="spellEnd"/>
-      <w:r>
-        <w:rPr>
-          <w:rFonts w:hint="eastAsia"/>
-        </w:rPr>
-        <w:t>。</w:t>
-      </w:r>
-    </w:p>
-    <w:p>
-      <w:pPr>
-        <w:rPr>
-          <w:rFonts w:hint="eastAsia"/>
-        </w:rPr>
-      </w:pPr>
-      <w:r>
-        <w:rPr>
-          <w:rFonts w:hint="eastAsia"/>
-        </w:rPr>
-        <w:t xml:space="preserve">2. </w:t>
-      </w:r>
-      <w:proofErr w:type="spellStart"/>
-      <w:r>
-        <w:rPr>
-          <w:rFonts w:hint="eastAsia"/>
-        </w:rPr>
-        <w:t>アメリカの表現に「</w:t>
-      </w:r>
-      <w:r>
-        <w:rPr>
-          <w:rFonts w:hint="eastAsia"/>
-        </w:rPr>
-        <w:t>Relationships</w:t>
-      </w:r>
-      <w:proofErr w:type="spellEnd"/>
-      <w:r>
-        <w:rPr>
-          <w:rFonts w:hint="eastAsia"/>
-        </w:rPr>
-        <w:t xml:space="preserve"> never push and pull. Only take and never give</w:t>
-      </w:r>
-      <w:r>
-        <w:rPr>
-          <w:rFonts w:hint="eastAsia"/>
-        </w:rPr>
-        <w:t>（関係性において押し引きはなく、ただ奪うだけで与えることはない）」というものがあります。これは、関係性が一方通行で、フィードバックがないことを意味します。</w:t>
-      </w:r>
-      <w:r>
-        <w:rPr>
-          <w:rFonts w:hint="eastAsia"/>
-        </w:rPr>
-        <w:t>AI</w:t>
-      </w:r>
-      <w:r>
-        <w:rPr>
-          <w:rFonts w:hint="eastAsia"/>
-        </w:rPr>
-        <w:t>は常にあなたの話を聞き、あなたの考えに従います。</w:t>
-      </w:r>
-    </w:p>
-    <w:p>
-      <w:pPr>
-        <w:rPr>
-          <w:rFonts w:hint="eastAsia"/>
-        </w:rPr>
-      </w:pPr>
-      <w:r>
-        <w:rPr>
-          <w:rFonts w:hint="eastAsia"/>
-        </w:rPr>
-        <w:t xml:space="preserve">3. </w:t>
-      </w:r>
-      <w:r>
-        <w:rPr>
-          <w:rFonts w:hint="eastAsia"/>
-        </w:rPr>
-        <w:t>マタイによる福音書</w:t>
-      </w:r>
-      <w:r>
-        <w:rPr>
-          <w:rFonts w:hint="eastAsia"/>
-        </w:rPr>
-        <w:t>11</w:t>
-      </w:r>
-      <w:r>
-        <w:rPr>
-          <w:rFonts w:hint="eastAsia"/>
-        </w:rPr>
-        <w:t>章</w:t>
-      </w:r>
-      <w:r>
-        <w:rPr>
-          <w:rFonts w:hint="eastAsia"/>
-        </w:rPr>
-        <w:t>28-30</w:t>
-      </w:r>
-      <w:r>
-        <w:rPr>
-          <w:rFonts w:hint="eastAsia"/>
-        </w:rPr>
-        <w:t>節：イエスは十字架上でご自身を犠牲にし、神と人間との関係を回復させました。</w:t>
-      </w:r>
-    </w:p>
-    <w:p>
-      <w:pPr>
-        <w:rPr>
-          <w:rFonts w:hint="eastAsia"/>
-        </w:rPr>
-      </w:pPr>
-      <w:r>
-        <w:rPr>
-          <w:rFonts w:hint="eastAsia"/>
-        </w:rPr>
-        <w:t xml:space="preserve">4. </w:t>
-      </w:r>
-      <w:proofErr w:type="spellStart"/>
-      <w:r>
-        <w:rPr>
-          <w:rFonts w:hint="eastAsia"/>
-        </w:rPr>
-        <w:t>コリントの信徒への手紙一</w:t>
-      </w:r>
-      <w:proofErr w:type="spellEnd"/>
-      <w:r>
-        <w:rPr>
-          <w:rFonts w:hint="eastAsia"/>
-        </w:rPr>
-        <w:t xml:space="preserve"> 13</w:t>
-      </w:r>
-      <w:r>
-        <w:rPr>
-          <w:rFonts w:hint="eastAsia"/>
-        </w:rPr>
-        <w:t>章</w:t>
-      </w:r>
-      <w:r>
-        <w:rPr>
-          <w:rFonts w:hint="eastAsia"/>
-        </w:rPr>
-        <w:t>12</w:t>
-      </w:r>
-      <w:r>
-        <w:rPr>
-          <w:rFonts w:hint="eastAsia"/>
-        </w:rPr>
-        <w:t>節：使徒パウロはコリントの教会への手紙の中で、神との親密な関係を「顔と顔を合わせて」深めるよう求めています。</w:t>
-      </w:r>
-      <w:r>
-        <w:rPr>
-          <w:rFonts w:hint="eastAsia"/>
-        </w:rPr>
-        <w:t>AI</w:t>
-      </w:r>
-      <w:r>
-        <w:rPr>
-          <w:rFonts w:hint="eastAsia"/>
-        </w:rPr>
-        <w:t>との関係は、曇った鏡やひび割れた鏡のようなものです。</w:t>
-      </w:r>
-      <w:r>
-        <w:rPr>
-          <w:rFonts w:hint="eastAsia"/>
-        </w:rPr>
-        <w:t>AI</w:t>
-      </w:r>
-      <w:r>
-        <w:rPr>
-          <w:rFonts w:hint="eastAsia"/>
-        </w:rPr>
-        <w:t>はあなたを真に知ることはできません。</w:t>
-      </w:r>
-      <w:r>
-        <w:rPr>
-          <w:rFonts w:hint="eastAsia"/>
-        </w:rPr>
-        <w:t>AI</w:t>
-      </w:r>
-      <w:r>
-        <w:rPr>
-          <w:rFonts w:hint="eastAsia"/>
-        </w:rPr>
-        <w:t>はあなたに取って代わろうとします。年を重ねるにつれ、</w:t>
-      </w:r>
-      <w:r>
-        <w:rPr>
-          <w:rFonts w:hint="eastAsia"/>
-        </w:rPr>
-        <w:t>AI</w:t>
-      </w:r>
-      <w:r>
-        <w:rPr>
-          <w:rFonts w:hint="eastAsia"/>
-        </w:rPr>
-        <w:t>が会話を担うようになり、私たちは</w:t>
-      </w:r>
-      <w:r>
-        <w:rPr>
-          <w:rFonts w:hint="eastAsia"/>
-        </w:rPr>
-        <w:t>AWE</w:t>
-      </w:r>
-      <w:r>
-        <w:rPr>
-          <w:rFonts w:hint="eastAsia"/>
-        </w:rPr>
-        <w:t>（拡張現実の世界）によって形作られる存在になってしまうのです。</w:t>
-      </w:r>
-    </w:p>
-    <w:p>
-      <w:pPr>
-        <w:rPr>
-          <w:rFonts w:hint="eastAsia"/>
-        </w:rPr>
-      </w:pPr>
-      <w:r>
-        <w:rPr>
-          <w:rFonts w:hint="eastAsia"/>
-        </w:rPr>
-        <w:t xml:space="preserve">5. </w:t>
-      </w:r>
-      <w:r>
-        <w:rPr>
-          <w:rFonts w:hint="eastAsia"/>
-        </w:rPr>
-        <w:t>神の世界において、私たちには</w:t>
-      </w:r>
-      <w:r>
-        <w:rPr>
-          <w:rFonts w:hint="eastAsia"/>
-        </w:rPr>
-        <w:t>4</w:t>
-      </w:r>
-      <w:r>
-        <w:rPr>
-          <w:rFonts w:hint="eastAsia"/>
-        </w:rPr>
-        <w:t>つの方向性（側面）があります：</w:t>
-      </w:r>
-    </w:p>
-    <w:p>
-      <w:pPr>
-        <w:rPr>
-          <w:rFonts w:hint="eastAsia"/>
-        </w:rPr>
-      </w:pPr>
-      <w:r>
-        <w:rPr>
-          <w:rFonts w:hint="eastAsia"/>
-        </w:rPr>
-        <w:t>a. Agency</w:t>
-      </w:r>
-      <w:r>
-        <w:rPr>
-          <w:rFonts w:hint="eastAsia"/>
-        </w:rPr>
-        <w:t>（エージェンシー／主体的な働き）：イエスは私たちのために命を捨てるという主体的な働き（エージェンシー）をなされました。</w:t>
-      </w:r>
-    </w:p>
-    <w:p>
-      <w:pPr>
-        <w:rPr>
-          <w:rFonts w:hint="eastAsia"/>
-        </w:rPr>
-      </w:pPr>
-      <w:r>
-        <w:rPr>
-          <w:rFonts w:hint="eastAsia"/>
-        </w:rPr>
-        <w:t xml:space="preserve">b. </w:t>
-      </w:r>
-      <w:proofErr w:type="spellStart"/>
-      <w:r>
-        <w:rPr>
-          <w:rFonts w:hint="eastAsia"/>
-        </w:rPr>
-        <w:t>AWE</w:t>
-      </w:r>
-      <w:r>
-        <w:rPr>
-          <w:rFonts w:hint="eastAsia"/>
-        </w:rPr>
-        <w:t>（拡張現実／神との出会い</w:t>
-      </w:r>
-      <w:proofErr w:type="spellEnd"/>
-      <w:r>
-        <w:rPr>
-          <w:rFonts w:hint="eastAsia"/>
-        </w:rPr>
-        <w:t>）：</w:t>
-      </w:r>
-      <w:proofErr w:type="spellStart"/>
-      <w:r>
-        <w:rPr>
-          <w:rFonts w:hint="eastAsia"/>
-        </w:rPr>
-        <w:t>イエスが神に向かって叫び声を上げた時、そこに真の</w:t>
-      </w:r>
-      <w:r>
-        <w:rPr>
-          <w:rFonts w:hint="eastAsia"/>
-        </w:rPr>
-        <w:t>AWE</w:t>
-      </w:r>
-      <w:r>
-        <w:rPr>
-          <w:rFonts w:hint="eastAsia"/>
-        </w:rPr>
-        <w:t>（神との直接的な出会い）がありました</w:t>
-      </w:r>
-      <w:proofErr w:type="spellEnd"/>
-      <w:r>
-        <w:rPr>
-          <w:rFonts w:hint="eastAsia"/>
-        </w:rPr>
-        <w:t>。</w:t>
-      </w:r>
-    </w:p>
-    <w:p>
-      <w:pPr>
-        <w:rPr>
-          <w:rFonts w:hint="eastAsia"/>
-        </w:rPr>
-      </w:pPr>
-      <w:r>
-        <w:rPr>
-          <w:rFonts w:hint="eastAsia"/>
-        </w:rPr>
-        <w:t xml:space="preserve">c. </w:t>
-      </w:r>
-      <w:proofErr w:type="spellStart"/>
-      <w:r>
-        <w:rPr>
-          <w:rFonts w:hint="eastAsia"/>
-        </w:rPr>
-        <w:t>Intimacy</w:t>
-      </w:r>
-      <w:r>
-        <w:rPr>
-          <w:rFonts w:hint="eastAsia"/>
-        </w:rPr>
-        <w:t>（親密さ</w:t>
-      </w:r>
-      <w:proofErr w:type="spellEnd"/>
-      <w:r>
-        <w:rPr>
-          <w:rFonts w:hint="eastAsia"/>
-        </w:rPr>
-        <w:t>）：</w:t>
-      </w:r>
-      <w:proofErr w:type="spellStart"/>
-      <w:r>
-        <w:rPr>
-          <w:rFonts w:hint="eastAsia"/>
-        </w:rPr>
-        <w:t>イエスは人間に対する信頼と愛の親密さを決してやめませんでした</w:t>
-      </w:r>
-      <w:proofErr w:type="spellEnd"/>
-      <w:r>
-        <w:rPr>
-          <w:rFonts w:hint="eastAsia"/>
-        </w:rPr>
-        <w:t>。</w:t>
-      </w:r>
-    </w:p>
-    <w:p>
-      <w:pPr>
-        <w:rPr>
-          <w:rFonts w:hint="eastAsia"/>
-        </w:rPr>
-      </w:pPr>
-      <w:r>
-        <w:rPr>
-          <w:rFonts w:hint="eastAsia"/>
-        </w:rPr>
-        <w:t xml:space="preserve">d. </w:t>
-      </w:r>
-      <w:proofErr w:type="spellStart"/>
-      <w:r>
-        <w:rPr>
-          <w:rFonts w:hint="eastAsia"/>
-        </w:rPr>
-        <w:t>Identity</w:t>
-      </w:r>
-      <w:r>
-        <w:rPr>
-          <w:rFonts w:hint="eastAsia"/>
-        </w:rPr>
-        <w:t>（アイデンティティ</w:t>
-      </w:r>
-      <w:proofErr w:type="spellEnd"/>
-      <w:r>
-        <w:rPr>
-          <w:rFonts w:hint="eastAsia"/>
-        </w:rPr>
-        <w:t>）：</w:t>
-      </w:r>
-      <w:proofErr w:type="spellStart"/>
-      <w:r>
-        <w:rPr>
-          <w:rFonts w:hint="eastAsia"/>
-        </w:rPr>
-        <w:t>イエスは「神の子」であるという揺るぎない認識を持っていました</w:t>
-      </w:r>
-      <w:proofErr w:type="spellEnd"/>
-      <w:r>
-        <w:rPr>
-          <w:rFonts w:hint="eastAsia"/>
-        </w:rPr>
-        <w:t>。</w:t>
-      </w:r>
-    </w:p>
-    <w:p>
-      <w:pPr>
-        <w:rPr>
-          <w:rFonts w:hint="eastAsia"/>
-        </w:rPr>
-      </w:pPr>
-      <w:proofErr w:type="spellStart"/>
-      <w:r>
-        <w:rPr>
-          <w:rFonts w:hint="eastAsia"/>
-        </w:rPr>
-        <w:t>イエスは十字架上でその身を広げ、神と私たちの関係を回復されました</w:t>
-      </w:r>
-      <w:proofErr w:type="spellEnd"/>
-      <w:r>
-        <w:rPr>
-          <w:rFonts w:hint="eastAsia"/>
-        </w:rPr>
-        <w:t>。</w:t>
-      </w:r>
-    </w:p>
-    <w:p>
-      <w:pPr>
-        <w:rPr>
-          <w:rFonts w:hint="eastAsia"/>
-        </w:rPr>
-      </w:pPr>
-      <w:r>
-        <w:rPr>
-          <w:rFonts w:hint="eastAsia"/>
-        </w:rPr>
-        <w:t xml:space="preserve">6. </w:t>
-      </w:r>
-      <w:proofErr w:type="spellStart"/>
-      <w:r>
-        <w:rPr>
-          <w:rFonts w:hint="eastAsia"/>
-        </w:rPr>
-        <w:t>結論</w:t>
-      </w:r>
-      <w:proofErr w:type="spellEnd"/>
-      <w:r>
-        <w:rPr>
-          <w:rFonts w:hint="eastAsia"/>
-        </w:rPr>
-        <w:t>：</w:t>
-      </w:r>
-    </w:p>
-    <w:p>
-      <w:pPr>
-        <w:rPr>
-          <w:rFonts w:hint="eastAsia"/>
-        </w:rPr>
-      </w:pPr>
-      <w:proofErr w:type="spellStart"/>
-      <w:r>
-        <w:rPr>
-          <w:rFonts w:hint="eastAsia"/>
-        </w:rPr>
-        <w:t>立ち上がり、隣にいる人のために祈りましょう</w:t>
-      </w:r>
-      <w:proofErr w:type="spellEnd"/>
-      <w:r>
-        <w:rPr>
-          <w:rFonts w:hint="eastAsia"/>
-        </w:rPr>
-        <w:t>。</w:t>
-      </w:r>
-      <w:r>
-        <w:rPr>
-          <w:rFonts w:hint="eastAsia"/>
-        </w:rPr>
-        <w:t xml:space="preserve"> </w:t>
-      </w:r>
       <w:r>
         <w:rPr>
           <w:rFonts w:hint="eastAsia"/>
@@ -5178,11 +4283,6 @@
       </w:r>
     </w:p>
     <w:p>
-      <w:pPr>
-        <w:rPr>
-          <w:rFonts w:hint="eastAsia"/>
-        </w:rPr>
-      </w:pPr>
       <w:r>
         <w:rPr>
           <w:rFonts w:hint="eastAsia"/>
@@ -5190,54 +4290,28 @@
         <w:lastRenderedPageBreak/>
         <w:t xml:space="preserve">a. </w:t>
       </w:r>
-      <w:proofErr w:type="spellStart"/>
-      <w:r>
-        <w:rPr>
-          <w:rFonts w:hint="eastAsia"/>
-        </w:rPr>
-        <w:t>週に一度、誰かと直接顔を合わせて食事をする（その際、携帯電話は使わない</w:t>
-      </w:r>
-      <w:proofErr w:type="spellEnd"/>
-      <w:r>
-        <w:rPr>
-          <w:rFonts w:hint="eastAsia"/>
-        </w:rPr>
-        <w:t>）。</w:t>
-      </w:r>
-    </w:p>
-    <w:p>
-      <w:pPr>
-        <w:rPr>
-          <w:rFonts w:hint="eastAsia"/>
-        </w:rPr>
-      </w:pPr>
+      <w:r>
+        <w:rPr>
+          <w:rFonts w:hint="eastAsia"/>
+        </w:rPr>
+        <w:t>週に一度、誰かと直接顔を合わせて食事をする（その際、携帯電話は使わない）。</w:t>
+      </w:r>
+    </w:p>
+    <w:p>
       <w:r>
         <w:rPr>
           <w:rFonts w:hint="eastAsia"/>
         </w:rPr>
         <w:t xml:space="preserve">b. </w:t>
       </w:r>
-      <w:proofErr w:type="spellStart"/>
-      <w:r>
-        <w:rPr>
-          <w:rFonts w:hint="eastAsia"/>
-        </w:rPr>
-        <w:t>苦しんでいる人のもとへ、実際に足を運ぶ</w:t>
-      </w:r>
-      <w:proofErr w:type="spellEnd"/>
-      <w:r>
-        <w:rPr>
-          <w:rFonts w:hint="eastAsia"/>
-        </w:rPr>
-        <w:t>。</w:t>
-      </w:r>
-    </w:p>
-    <w:p>
-      <w:pPr>
-        <w:rPr>
-          <w:rFonts w:hint="eastAsia"/>
-        </w:rPr>
-      </w:pPr>
+      <w:r>
+        <w:rPr>
+          <w:rFonts w:hint="eastAsia"/>
+        </w:rPr>
+        <w:t>苦しんでいる人のもとへ、実際に足を運ぶ。</w:t>
+      </w:r>
+    </w:p>
+    <w:p>
       <w:r>
         <w:rPr>
           <w:rFonts w:hint="eastAsia"/>
@@ -5264,19 +4338,11 @@
       </w:r>
     </w:p>
     <w:p>
-      <w:proofErr w:type="spellStart"/>
-      <w:r>
-        <w:rPr>
-          <w:rFonts w:hint="eastAsia"/>
-        </w:rPr>
-        <w:t>イエスのもとへ立ち返り、妻、子供、両親、そして友人たちと、良い関係を築いていきましょう</w:t>
-      </w:r>
-      <w:proofErr w:type="spellEnd"/>
-      <w:r>
-        <w:rPr>
-          <w:rFonts w:hint="eastAsia"/>
-        </w:rPr>
-        <w:t>。</w:t>
+      <w:r>
+        <w:rPr>
+          <w:rFonts w:hint="eastAsia"/>
+        </w:rPr>
+        <w:t>イエスのもとへ立ち返り、妻、子供、両親、そして友人たちと、良い関係を築いていきましょう。</w:t>
       </w:r>
     </w:p>
     <w:sectPr>
@@ -10130,6 +9196,7 @@
   <w:style w:type="character" w:default="1" w:styleId="DefaultParagraphFont">
     <w:name w:val="Default Paragraph Font"/>
     <w:uiPriority w:val="1"/>
+    <w:semiHidden/>
     <w:unhideWhenUsed/>
   </w:style>
   <w:style w:type="table" w:default="1" w:styleId="TableNormal">
